--- a/5.人员管理/1.流程制度规范类文件/TXHS-05-07-人员入离职管理制度.docx
+++ b/5.人员管理/1.流程制度规范类文件/TXHS-05-07-人员入离职管理制度.docx
@@ -620,8 +620,6 @@
               </w:rPr>
               <w:t>审核时间</w:t>
             </w:r>
-            <w:bookmarkStart w:id="22" w:name="_GoBack"/>
-            <w:bookmarkEnd w:id="22"/>
             <w:r>
               <w:rPr>
                 <w:rFonts w:hint="eastAsia" w:asciiTheme="minorAscii" w:hAnsiTheme="minorAscii" w:eastAsiaTheme="minorEastAsia"/>
@@ -3690,7 +3688,16 @@
           <w:rFonts w:hint="default"/>
           <w:lang w:val="en-US" w:eastAsia="zh-CN"/>
         </w:rPr>
-        <w:t>为规范公司员工入职、离职管理工作流程，明确各部门职责，确保人员有序、平稳地融入及退出组织，保障公司软件运维服务的业务连续性与核心知识资产的保全，特制定本制度。</w:t>
+        <w:t>为规范公司员工入职、离职管理工作流程，明确各部门职责，确保人员有序、平稳地融入及退出组织，保障公司</w:t>
+      </w:r>
+      <w:bookmarkStart w:id="22" w:name="_GoBack"/>
+      <w:bookmarkEnd w:id="22"/>
+      <w:r>
+        <w:rPr>
+          <w:rFonts w:hint="default"/>
+          <w:lang w:val="en-US" w:eastAsia="zh-CN"/>
+        </w:rPr>
+        <w:t>运维服务的业务连续性与核心知识资产的保全，特制定本制度。</w:t>
       </w:r>
     </w:p>
     <w:p>

--- a/5.人员管理/1.流程制度规范类文件/TXHS-05-07-人员入离职管理制度.docx
+++ b/5.人员管理/1.流程制度规范类文件/TXHS-05-07-人员入离职管理制度.docx
@@ -1,10 +1,11 @@
 
 <file path=word/document.xml><?xml version="1.0" encoding="utf-8"?>
-<w:document xmlns:wpc="http://schemas.microsoft.com/office/word/2010/wordprocessingCanvas" xmlns:mc="http://schemas.openxmlformats.org/markup-compatibility/2006" xmlns:o="urn:schemas-microsoft-com:office:office" xmlns:r="http://schemas.openxmlformats.org/officeDocument/2006/relationships" xmlns:m="http://schemas.openxmlformats.org/officeDocument/2006/math" xmlns:v="urn:schemas-microsoft-com:vml" xmlns:wp14="http://schemas.microsoft.com/office/word/2010/wordprocessingDrawing" xmlns:wp="http://schemas.openxmlformats.org/drawingml/2006/wordprocessingDrawing" xmlns:w="http://schemas.openxmlformats.org/wordprocessingml/2006/main" xmlns:w14="http://schemas.microsoft.com/office/word/2010/wordml" xmlns:w10="urn:schemas-microsoft-com:office:word" xmlns:w15="http://schemas.microsoft.com/office/word/2012/wordml" xmlns:wpg="http://schemas.microsoft.com/office/word/2010/wordprocessingGroup" xmlns:wpi="http://schemas.microsoft.com/office/word/2010/wordprocessingInk" xmlns:wne="http://schemas.microsoft.com/office/word/2006/wordml" xmlns:wps="http://schemas.microsoft.com/office/word/2010/wordprocessingShape" xmlns:wpsCustomData="http://www.wps.cn/officeDocument/2013/wpsCustomData" mc:Ignorable="w14 w15 wp14">
+<w:document xmlns:wpc="http://schemas.microsoft.com/office/word/2010/wordprocessingCanvas" xmlns:mc="http://schemas.openxmlformats.org/markup-compatibility/2006" xmlns:o="urn:schemas-microsoft-com:office:office" xmlns:r="http://schemas.openxmlformats.org/officeDocument/2006/relationships" xmlns:m="http://schemas.openxmlformats.org/officeDocument/2006/math" xmlns:v="urn:schemas-microsoft-com:vml" xmlns:wp14="http://schemas.microsoft.com/office/word/2010/wordprocessingDrawing" xmlns:wp="http://schemas.openxmlformats.org/drawingml/2006/wordprocessingDrawing" xmlns:w10="urn:schemas-microsoft-com:office:word" xmlns:w="http://schemas.openxmlformats.org/wordprocessingml/2006/main" xmlns:w14="http://schemas.microsoft.com/office/word/2010/wordml" xmlns:w15="http://schemas.microsoft.com/office/word/2012/wordml" xmlns:wne="http://schemas.microsoft.com/office/word/2006/wordml" xmlns:wpg="http://schemas.microsoft.com/office/word/2010/wordprocessingGroup" xmlns:wpi="http://schemas.microsoft.com/office/word/2010/wordprocessingInk" xmlns:wps="http://schemas.microsoft.com/office/word/2010/wordprocessingShape" mc:Ignorable="w14 w15 wp14">
+  <!-- Generated by Aspose.Words for .NET 13.3.0.1 -->
   <w:body>
     <w:p>
       <w:pPr>
-        <w:pStyle w:val="24"/>
+        <w:pStyle w:val="a"/>
         <w:keepNext w:val="0"/>
         <w:keepLines w:val="0"/>
         <w:pageBreakBefore w:val="0"/>
@@ -24,7 +25,7 @@
       <w:bookmarkStart w:id="0" w:name="_Toc30189"/>
       <w:r>
         <w:drawing>
-          <wp:anchor distT="0" distB="0" distL="114300" distR="114300" simplePos="0" relativeHeight="251661312" behindDoc="1" locked="0" layoutInCell="1" allowOverlap="1">
+          <wp:anchor distT="0" distB="0" distL="114300" distR="114300" simplePos="0" relativeHeight="251660288" behindDoc="1" locked="0" layoutInCell="1" allowOverlap="1">
             <wp:simplePos x="0" y="0"/>
             <wp:positionH relativeFrom="column">
               <wp:posOffset>-19050</wp:posOffset>
@@ -49,7 +50,7 @@
                     </pic:cNvPicPr>
                   </pic:nvPicPr>
                   <pic:blipFill>
-                    <a:blip r:embed="rId7"/>
+                    <a:blip xmlns:r="http://schemas.openxmlformats.org/officeDocument/2006/relationships" r:embed="rId4"/>
                     <a:stretch>
                       <a:fillRect/>
                     </a:stretch>
@@ -75,7 +76,7 @@
       </w:r>
       <w:r>
         <w:drawing>
-          <wp:anchor distT="0" distB="0" distL="114300" distR="114300" simplePos="0" relativeHeight="251660288" behindDoc="1" locked="0" layoutInCell="1" allowOverlap="1">
+          <wp:anchor distT="0" distB="0" distL="114300" distR="114300" simplePos="0" relativeHeight="251659264" behindDoc="1" locked="0" layoutInCell="1" allowOverlap="1">
             <wp:simplePos x="0" y="0"/>
             <wp:positionH relativeFrom="column">
               <wp:posOffset>0</wp:posOffset>
@@ -100,7 +101,7 @@
                     </pic:cNvPicPr>
                   </pic:nvPicPr>
                   <pic:blipFill>
-                    <a:blip r:embed="rId8"/>
+                    <a:blip xmlns:r="http://schemas.openxmlformats.org/officeDocument/2006/relationships" r:embed="rId5"/>
                     <a:stretch>
                       <a:fillRect/>
                     </a:stretch>
@@ -130,7 +131,7 @@
           <w:lang w:val="en-US" w:eastAsia="zh-CN"/>
         </w:rPr>
         <w:drawing>
-          <wp:anchor distT="0" distB="0" distL="114300" distR="114300" simplePos="0" relativeHeight="251659264" behindDoc="1" locked="0" layoutInCell="1" allowOverlap="1">
+          <wp:anchor distT="0" distB="0" distL="114300" distR="114300" simplePos="0" relativeHeight="251658240" behindDoc="1" locked="0" layoutInCell="1" allowOverlap="1">
             <wp:simplePos x="0" y="0"/>
             <wp:positionH relativeFrom="column">
               <wp:posOffset>635</wp:posOffset>
@@ -155,7 +156,7 @@
                     </pic:cNvPicPr>
                   </pic:nvPicPr>
                   <pic:blipFill>
-                    <a:blip r:embed="rId9">
+                    <a:blip xmlns:r="http://schemas.openxmlformats.org/officeDocument/2006/relationships" r:embed="rId6">
                       <a:alphaModFix amt="58000"/>
                       <a:lum contrast="-52000"/>
                     </a:blip>
@@ -189,7 +190,7 @@
     </w:p>
     <w:p>
       <w:pPr>
-        <w:pStyle w:val="25"/>
+        <w:pStyle w:val="a0"/>
         <w:keepNext w:val="0"/>
         <w:keepLines w:val="0"/>
         <w:pageBreakBefore w:val="0"/>
@@ -236,11 +237,11 @@
         <w:adjustRightInd w:val="0"/>
         <w:snapToGrid w:val="0"/>
         <w:spacing w:after="624" w:afterLines="200" w:line="219" w:lineRule="auto"/>
-        <w:ind w:left="0" w:leftChars="0" w:right="0" w:rightChars="0" w:firstLine="0" w:firstLineChars="0"/>
+        <w:ind w:left="0" w:right="0" w:firstLine="0" w:leftChars="0" w:rightChars="0" w:firstLineChars="0"/>
         <w:jc w:val="center"/>
         <w:textAlignment w:val="baseline"/>
         <w:rPr>
-          <w:rFonts w:hint="default" w:ascii="宋体" w:hAnsi="宋体" w:eastAsia="宋体" w:cs="宋体"/>
+          <w:rFonts w:ascii="宋体" w:eastAsia="宋体" w:hAnsi="宋体" w:cs="宋体" w:hint="default"/>
           <w:sz w:val="24"/>
           <w:szCs w:val="24"/>
           <w:lang w:val="en-US" w:eastAsia="zh-CN"/>
@@ -248,7 +249,7 @@
       </w:pPr>
       <w:r>
         <w:rPr>
-          <w:rFonts w:ascii="宋体" w:hAnsi="宋体" w:eastAsia="宋体" w:cs="宋体"/>
+          <w:rFonts w:ascii="宋体" w:eastAsia="宋体" w:hAnsi="宋体" w:cs="宋体"/>
           <w:b/>
           <w:bCs/>
           <w:spacing w:val="-3"/>
@@ -259,7 +260,7 @@
       </w:r>
       <w:r>
         <w:rPr>
-          <w:rFonts w:hint="eastAsia" w:ascii="宋体" w:hAnsi="宋体" w:eastAsia="宋体" w:cs="宋体"/>
+          <w:rFonts w:ascii="宋体" w:eastAsia="宋体" w:hAnsi="宋体" w:cs="宋体" w:hint="eastAsia"/>
           <w:b/>
           <w:bCs/>
           <w:spacing w:val="-3"/>
@@ -271,7 +272,7 @@
       </w:r>
       <w:r>
         <w:rPr>
-          <w:rFonts w:ascii="宋体" w:hAnsi="宋体" w:eastAsia="宋体" w:cs="宋体"/>
+          <w:rFonts w:ascii="宋体" w:eastAsia="宋体" w:hAnsi="宋体" w:cs="宋体"/>
           <w:b/>
           <w:bCs/>
           <w:spacing w:val="-3"/>
@@ -282,7 +283,7 @@
       </w:r>
       <w:r>
         <w:rPr>
-          <w:rFonts w:hint="eastAsia" w:ascii="宋体" w:hAnsi="宋体" w:eastAsia="宋体" w:cs="宋体"/>
+          <w:rFonts w:ascii="宋体" w:eastAsia="宋体" w:hAnsi="宋体" w:cs="宋体" w:hint="eastAsia"/>
           <w:b/>
           <w:bCs/>
           <w:spacing w:val="-3"/>
@@ -294,7 +295,7 @@
       </w:r>
       <w:r>
         <w:rPr>
-          <w:rFonts w:ascii="宋体" w:hAnsi="宋体" w:eastAsia="宋体" w:cs="宋体"/>
+          <w:rFonts w:ascii="宋体" w:eastAsia="宋体" w:hAnsi="宋体" w:cs="宋体"/>
           <w:b/>
           <w:bCs/>
           <w:spacing w:val="-3"/>
@@ -305,7 +306,7 @@
       </w:r>
       <w:r>
         <w:rPr>
-          <w:rFonts w:hint="eastAsia" w:ascii="宋体" w:hAnsi="宋体" w:cs="宋体"/>
+          <w:rFonts w:ascii="宋体" w:hAnsi="宋体" w:cs="宋体" w:hint="eastAsia"/>
           <w:b/>
           <w:bCs/>
           <w:spacing w:val="-3"/>
@@ -318,18 +319,17 @@
     </w:p>
     <w:tbl>
       <w:tblPr>
-        <w:tblStyle w:val="21"/>
+        <w:tblStyle w:val="TableGrid"/>
         <w:tblW w:w="0" w:type="auto"/>
         <w:jc w:val="center"/>
         <w:tblBorders>
-          <w:top w:val="none" w:color="auto" w:sz="0" w:space="0"/>
-          <w:left w:val="none" w:color="auto" w:sz="0" w:space="0"/>
-          <w:bottom w:val="none" w:color="auto" w:sz="0" w:space="0"/>
-          <w:right w:val="none" w:color="auto" w:sz="0" w:space="0"/>
-          <w:insideH w:val="none" w:color="auto" w:sz="0" w:space="0"/>
-          <w:insideV w:val="none" w:color="auto" w:sz="0" w:space="0"/>
+          <w:top w:val="nil"/>
+          <w:left w:val="nil"/>
+          <w:bottom w:val="nil"/>
+          <w:right w:val="nil"/>
+          <w:insideH w:val="nil"/>
+          <w:insideV w:val="nil"/>
         </w:tblBorders>
-        <w:tblLayout w:type="autofit"/>
         <w:tblCellMar>
           <w:top w:w="0" w:type="dxa"/>
           <w:left w:w="108" w:type="dxa"/>
@@ -343,13 +343,15 @@
       </w:tblGrid>
       <w:tr>
         <w:tblPrEx>
+          <w:tblW w:w="0" w:type="auto"/>
+          <w:jc w:val="center"/>
           <w:tblBorders>
-            <w:top w:val="none" w:color="auto" w:sz="0" w:space="0"/>
-            <w:left w:val="none" w:color="auto" w:sz="0" w:space="0"/>
-            <w:bottom w:val="none" w:color="auto" w:sz="0" w:space="0"/>
-            <w:right w:val="none" w:color="auto" w:sz="0" w:space="0"/>
-            <w:insideH w:val="none" w:color="auto" w:sz="0" w:space="0"/>
-            <w:insideV w:val="none" w:color="auto" w:sz="0" w:space="0"/>
+            <w:top w:val="nil"/>
+            <w:left w:val="nil"/>
+            <w:bottom w:val="nil"/>
+            <w:right w:val="nil"/>
+            <w:insideH w:val="nil"/>
+            <w:insideV w:val="nil"/>
           </w:tblBorders>
           <w:tblCellMar>
             <w:top w:w="0" w:type="dxa"/>
@@ -359,7 +361,7 @@
           </w:tblCellMar>
         </w:tblPrEx>
         <w:trPr>
-          <w:trHeight w:val="810" w:hRule="atLeast"/>
+          <w:trHeight w:val="810"/>
           <w:jc w:val="center"/>
         </w:trPr>
         <w:tc>
@@ -398,7 +400,7 @@
             </w:r>
             <w:r>
               <w:rPr>
-                <w:rFonts w:hint="default" w:asciiTheme="minorAscii" w:hAnsiTheme="minorAscii" w:eastAsiaTheme="minorEastAsia"/>
+                <w:rFonts w:asciiTheme="minorAscii" w:eastAsiaTheme="minorEastAsia" w:hAnsiTheme="minorAscii" w:hint="default"/>
                 <w:spacing w:val="227"/>
                 <w:sz w:val="21"/>
                 <w:vertAlign w:val="baseline"/>
@@ -453,7 +455,7 @@
             </w:r>
             <w:r>
               <w:rPr>
-                <w:rFonts w:hint="eastAsia" w:asciiTheme="minorAscii" w:hAnsiTheme="minorAscii" w:eastAsiaTheme="minorEastAsia"/>
+                <w:rFonts w:asciiTheme="minorAscii" w:eastAsiaTheme="minorEastAsia" w:hAnsiTheme="minorAscii" w:hint="eastAsia"/>
                 <w:spacing w:val="227"/>
                 <w:sz w:val="21"/>
                 <w:vertAlign w:val="baseline"/>
@@ -475,14 +477,8 @@
       </w:tr>
       <w:tr>
         <w:tblPrEx>
-          <w:tblBorders>
-            <w:top w:val="none" w:color="auto" w:sz="0" w:space="0"/>
-            <w:left w:val="none" w:color="auto" w:sz="0" w:space="0"/>
-            <w:bottom w:val="none" w:color="auto" w:sz="0" w:space="0"/>
-            <w:right w:val="none" w:color="auto" w:sz="0" w:space="0"/>
-            <w:insideH w:val="none" w:color="auto" w:sz="0" w:space="0"/>
-            <w:insideV w:val="none" w:color="auto" w:sz="0" w:space="0"/>
-          </w:tblBorders>
+          <w:tblW w:w="0" w:type="auto"/>
+          <w:jc w:val="center"/>
           <w:tblCellMar>
             <w:top w:w="0" w:type="dxa"/>
             <w:left w:w="108" w:type="dxa"/>
@@ -491,7 +487,7 @@
           </w:tblCellMar>
         </w:tblPrEx>
         <w:trPr>
-          <w:trHeight w:val="810" w:hRule="atLeast"/>
+          <w:trHeight w:val="810"/>
           <w:jc w:val="center"/>
         </w:trPr>
         <w:tc>
@@ -516,7 +512,7 @@
               <w:snapToGrid w:val="0"/>
               <w:textAlignment w:val="baseline"/>
               <w:rPr>
-                <w:rFonts w:hint="default" w:ascii="Arial" w:hAnsi="Arial" w:eastAsia="Arial" w:cs="Arial"/>
+                <w:rFonts w:ascii="Arial" w:eastAsia="Arial" w:hAnsi="Arial" w:cs="Arial" w:hint="default"/>
                 <w:snapToGrid w:val="0"/>
                 <w:color w:val="000000"/>
                 <w:kern w:val="0"/>
@@ -548,7 +544,7 @@
             </w:r>
             <w:r>
               <w:rPr>
-                <w:rFonts w:hint="default" w:asciiTheme="minorAscii" w:hAnsiTheme="minorAscii" w:eastAsiaTheme="minorEastAsia"/>
+                <w:rFonts w:asciiTheme="minorAscii" w:eastAsiaTheme="minorEastAsia" w:hAnsiTheme="minorAscii" w:hint="default"/>
                 <w:spacing w:val="227"/>
                 <w:sz w:val="21"/>
                 <w:vertAlign w:val="baseline"/>
@@ -565,18 +561,7 @@
                 <w:vertAlign w:val="baseline"/>
                 <w:lang w:val="en-US" w:eastAsia="zh-CN"/>
               </w:rPr>
-              <w:t>V2.</w:t>
-            </w:r>
-            <w:r>
-              <w:rPr>
-                <w:rFonts w:hint="eastAsia"/>
-                <w:spacing w:val="0"/>
-                <w:kern w:val="0"/>
-                <w:u w:val="single"/>
-                <w:vertAlign w:val="baseline"/>
-                <w:lang w:val="en-US" w:eastAsia="zh-CN"/>
-              </w:rPr>
-              <w:t>0</w:t>
+              <w:t>V1.0</w:t>
             </w:r>
           </w:p>
         </w:tc>
@@ -602,7 +587,7 @@
               <w:snapToGrid w:val="0"/>
               <w:textAlignment w:val="baseline"/>
               <w:rPr>
-                <w:rFonts w:hint="default" w:ascii="Arial" w:hAnsi="Arial" w:eastAsia="Arial" w:cs="Arial"/>
+                <w:rFonts w:ascii="Arial" w:eastAsia="Arial" w:hAnsi="Arial" w:cs="Arial" w:hint="default"/>
                 <w:snapToGrid w:val="0"/>
                 <w:color w:val="000000"/>
                 <w:kern w:val="0"/>
@@ -622,7 +607,7 @@
             </w:r>
             <w:r>
               <w:rPr>
-                <w:rFonts w:hint="eastAsia" w:asciiTheme="minorAscii" w:hAnsiTheme="minorAscii" w:eastAsiaTheme="minorEastAsia"/>
+                <w:rFonts w:asciiTheme="minorAscii" w:eastAsiaTheme="minorEastAsia" w:hAnsiTheme="minorAscii" w:hint="eastAsia"/>
                 <w:spacing w:val="227"/>
                 <w:sz w:val="21"/>
                 <w:vertAlign w:val="baseline"/>
@@ -644,14 +629,8 @@
       </w:tr>
       <w:tr>
         <w:tblPrEx>
-          <w:tblBorders>
-            <w:top w:val="none" w:color="auto" w:sz="0" w:space="0"/>
-            <w:left w:val="none" w:color="auto" w:sz="0" w:space="0"/>
-            <w:bottom w:val="none" w:color="auto" w:sz="0" w:space="0"/>
-            <w:right w:val="none" w:color="auto" w:sz="0" w:space="0"/>
-            <w:insideH w:val="none" w:color="auto" w:sz="0" w:space="0"/>
-            <w:insideV w:val="none" w:color="auto" w:sz="0" w:space="0"/>
-          </w:tblBorders>
+          <w:tblW w:w="0" w:type="auto"/>
+          <w:jc w:val="center"/>
           <w:tblCellMar>
             <w:top w:w="0" w:type="dxa"/>
             <w:left w:w="108" w:type="dxa"/>
@@ -660,7 +639,7 @@
           </w:tblCellMar>
         </w:tblPrEx>
         <w:trPr>
-          <w:trHeight w:val="635" w:hRule="atLeast"/>
+          <w:trHeight w:val="635"/>
           <w:jc w:val="center"/>
         </w:trPr>
         <w:tc>
@@ -711,7 +690,7 @@
             </w:r>
             <w:r>
               <w:rPr>
-                <w:rFonts w:hint="eastAsia" w:asciiTheme="minorAscii" w:hAnsiTheme="minorAscii" w:eastAsiaTheme="minorEastAsia"/>
+                <w:rFonts w:asciiTheme="minorAscii" w:eastAsiaTheme="minorEastAsia" w:hAnsiTheme="minorAscii" w:hint="eastAsia"/>
                 <w:spacing w:val="227"/>
                 <w:sz w:val="21"/>
                 <w:vertAlign w:val="baseline"/>
@@ -765,7 +744,7 @@
             </w:r>
             <w:r>
               <w:rPr>
-                <w:rFonts w:hint="eastAsia" w:asciiTheme="minorAscii" w:hAnsiTheme="minorAscii" w:eastAsiaTheme="minorEastAsia"/>
+                <w:rFonts w:asciiTheme="minorAscii" w:eastAsiaTheme="minorEastAsia" w:hAnsiTheme="minorAscii" w:hint="eastAsia"/>
                 <w:spacing w:val="227"/>
                 <w:sz w:val="21"/>
                 <w:vertAlign w:val="baseline"/>
@@ -826,14 +805,14 @@
         <w:ind w:left="3634"/>
         <w:textAlignment w:val="baseline"/>
         <w:rPr>
-          <w:rFonts w:ascii="宋体" w:hAnsi="宋体" w:eastAsia="宋体" w:cs="宋体"/>
+          <w:rFonts w:ascii="宋体" w:eastAsia="宋体" w:hAnsi="宋体" w:cs="宋体"/>
           <w:sz w:val="31"/>
           <w:szCs w:val="31"/>
         </w:rPr>
       </w:pPr>
       <w:r>
         <w:rPr>
-          <w:rFonts w:ascii="宋体" w:hAnsi="宋体" w:eastAsia="宋体" w:cs="宋体"/>
+          <w:rFonts w:ascii="宋体" w:eastAsia="宋体" w:hAnsi="宋体" w:cs="宋体"/>
           <w:b/>
           <w:bCs/>
           <w:spacing w:val="4"/>
@@ -845,16 +824,16 @@
     </w:p>
     <w:tbl>
       <w:tblPr>
-        <w:tblStyle w:val="26"/>
+        <w:tblStyle w:val="TableNormal0"/>
         <w:tblW w:w="8214" w:type="dxa"/>
         <w:jc w:val="center"/>
         <w:tblBorders>
-          <w:top w:val="single" w:color="000000" w:sz="2" w:space="0"/>
-          <w:left w:val="single" w:color="000000" w:sz="2" w:space="0"/>
-          <w:bottom w:val="single" w:color="000000" w:sz="2" w:space="0"/>
-          <w:right w:val="single" w:color="000000" w:sz="2" w:space="0"/>
-          <w:insideH w:val="single" w:color="000000" w:sz="2" w:space="0"/>
-          <w:insideV w:val="single" w:color="000000" w:sz="2" w:space="0"/>
+          <w:top w:val="single" w:sz="2" w:space="0" w:color="000000"/>
+          <w:left w:val="single" w:sz="2" w:space="0" w:color="000000"/>
+          <w:bottom w:val="single" w:sz="2" w:space="0" w:color="000000"/>
+          <w:right w:val="single" w:sz="2" w:space="0" w:color="000000"/>
+          <w:insideH w:val="single" w:sz="2" w:space="0" w:color="000000"/>
+          <w:insideV w:val="single" w:sz="2" w:space="0" w:color="000000"/>
         </w:tblBorders>
         <w:tblLayout w:type="fixed"/>
         <w:tblCellMar>
@@ -874,14 +853,17 @@
       </w:tblGrid>
       <w:tr>
         <w:tblPrEx>
+          <w:tblW w:w="8214" w:type="dxa"/>
+          <w:jc w:val="center"/>
           <w:tblBorders>
-            <w:top w:val="single" w:color="000000" w:sz="2" w:space="0"/>
-            <w:left w:val="single" w:color="000000" w:sz="2" w:space="0"/>
-            <w:bottom w:val="single" w:color="000000" w:sz="2" w:space="0"/>
-            <w:right w:val="single" w:color="000000" w:sz="2" w:space="0"/>
-            <w:insideH w:val="single" w:color="000000" w:sz="2" w:space="0"/>
-            <w:insideV w:val="single" w:color="000000" w:sz="2" w:space="0"/>
+            <w:top w:val="single" w:sz="2" w:space="0" w:color="000000"/>
+            <w:left w:val="single" w:sz="2" w:space="0" w:color="000000"/>
+            <w:bottom w:val="single" w:sz="2" w:space="0" w:color="000000"/>
+            <w:right w:val="single" w:sz="2" w:space="0" w:color="000000"/>
+            <w:insideH w:val="single" w:sz="2" w:space="0" w:color="000000"/>
+            <w:insideV w:val="single" w:sz="2" w:space="0" w:color="000000"/>
           </w:tblBorders>
+          <w:tblLayout w:type="fixed"/>
           <w:tblCellMar>
             <w:top w:w="0" w:type="dxa"/>
             <w:left w:w="0" w:type="dxa"/>
@@ -890,7 +872,7 @@
           </w:tblCellMar>
         </w:tblPrEx>
         <w:trPr>
-          <w:trHeight w:val="593" w:hRule="atLeast"/>
+          <w:trHeight w:val="593"/>
           <w:jc w:val="center"/>
         </w:trPr>
         <w:tc>
@@ -912,18 +894,18 @@
               <w:adjustRightInd w:val="0"/>
               <w:snapToGrid w:val="0"/>
               <w:spacing w:before="176" w:line="228" w:lineRule="auto"/>
-              <w:ind w:left="0" w:leftChars="0" w:right="0" w:rightChars="0" w:firstLine="0" w:firstLineChars="0"/>
+              <w:ind w:left="0" w:right="0" w:firstLine="0" w:leftChars="0" w:rightChars="0" w:firstLineChars="0"/>
               <w:jc w:val="center"/>
               <w:textAlignment w:val="baseline"/>
               <w:rPr>
-                <w:rFonts w:ascii="宋体" w:hAnsi="宋体" w:eastAsia="宋体" w:cs="宋体"/>
+                <w:rFonts w:ascii="宋体" w:eastAsia="宋体" w:hAnsi="宋体" w:cs="宋体"/>
                 <w:sz w:val="20"/>
                 <w:szCs w:val="20"/>
               </w:rPr>
             </w:pPr>
             <w:r>
               <w:rPr>
-                <w:rFonts w:hint="eastAsia" w:ascii="宋体" w:hAnsi="宋体" w:cs="宋体"/>
+                <w:rFonts w:ascii="宋体" w:hAnsi="宋体" w:cs="宋体" w:hint="eastAsia"/>
                 <w:spacing w:val="-14"/>
                 <w:sz w:val="20"/>
                 <w:szCs w:val="20"/>
@@ -933,7 +915,7 @@
             </w:r>
             <w:r>
               <w:rPr>
-                <w:rFonts w:ascii="宋体" w:hAnsi="宋体" w:eastAsia="宋体" w:cs="宋体"/>
+                <w:rFonts w:ascii="宋体" w:eastAsia="宋体" w:hAnsi="宋体" w:cs="宋体"/>
                 <w:spacing w:val="-14"/>
                 <w:sz w:val="20"/>
                 <w:szCs w:val="20"/>
@@ -961,18 +943,18 @@
               <w:adjustRightInd w:val="0"/>
               <w:snapToGrid w:val="0"/>
               <w:spacing w:before="175" w:line="227" w:lineRule="auto"/>
-              <w:ind w:left="0" w:leftChars="0" w:right="0" w:rightChars="0" w:firstLine="0" w:firstLineChars="0"/>
+              <w:ind w:left="0" w:right="0" w:firstLine="0" w:leftChars="0" w:rightChars="0" w:firstLineChars="0"/>
               <w:jc w:val="center"/>
               <w:textAlignment w:val="baseline"/>
               <w:rPr>
-                <w:rFonts w:ascii="宋体" w:hAnsi="宋体" w:eastAsia="宋体" w:cs="宋体"/>
+                <w:rFonts w:ascii="宋体" w:eastAsia="宋体" w:hAnsi="宋体" w:cs="宋体"/>
                 <w:sz w:val="20"/>
                 <w:szCs w:val="20"/>
               </w:rPr>
             </w:pPr>
             <w:r>
               <w:rPr>
-                <w:rFonts w:ascii="宋体" w:hAnsi="宋体" w:eastAsia="宋体" w:cs="宋体"/>
+                <w:rFonts w:ascii="宋体" w:eastAsia="宋体" w:hAnsi="宋体" w:cs="宋体"/>
                 <w:spacing w:val="4"/>
                 <w:sz w:val="20"/>
                 <w:szCs w:val="20"/>
@@ -1000,18 +982,18 @@
               <w:adjustRightInd w:val="0"/>
               <w:snapToGrid w:val="0"/>
               <w:spacing w:before="175" w:line="228" w:lineRule="auto"/>
-              <w:ind w:left="0" w:leftChars="0" w:right="0" w:rightChars="0" w:firstLine="0" w:firstLineChars="0"/>
+              <w:ind w:left="0" w:right="0" w:firstLine="0" w:leftChars="0" w:rightChars="0" w:firstLineChars="0"/>
               <w:jc w:val="center"/>
               <w:textAlignment w:val="baseline"/>
               <w:rPr>
-                <w:rFonts w:ascii="宋体" w:hAnsi="宋体" w:eastAsia="宋体" w:cs="宋体"/>
+                <w:rFonts w:ascii="宋体" w:eastAsia="宋体" w:hAnsi="宋体" w:cs="宋体"/>
                 <w:sz w:val="20"/>
                 <w:szCs w:val="20"/>
               </w:rPr>
             </w:pPr>
             <w:r>
               <w:rPr>
-                <w:rFonts w:ascii="宋体" w:hAnsi="宋体" w:eastAsia="宋体" w:cs="宋体"/>
+                <w:rFonts w:ascii="宋体" w:eastAsia="宋体" w:hAnsi="宋体" w:cs="宋体"/>
                 <w:spacing w:val="7"/>
                 <w:sz w:val="20"/>
                 <w:szCs w:val="20"/>
@@ -1039,11 +1021,11 @@
               <w:adjustRightInd w:val="0"/>
               <w:snapToGrid w:val="0"/>
               <w:spacing w:before="175" w:line="228" w:lineRule="auto"/>
-              <w:ind w:left="0" w:leftChars="0" w:right="0" w:rightChars="0" w:firstLine="0" w:firstLineChars="0"/>
+              <w:ind w:left="0" w:right="0" w:firstLine="0" w:leftChars="0" w:rightChars="0" w:firstLineChars="0"/>
               <w:jc w:val="center"/>
               <w:textAlignment w:val="baseline"/>
               <w:rPr>
-                <w:rFonts w:hint="eastAsia" w:ascii="宋体" w:hAnsi="宋体" w:eastAsia="宋体" w:cs="宋体"/>
+                <w:rFonts w:ascii="宋体" w:eastAsia="宋体" w:hAnsi="宋体" w:cs="宋体" w:hint="eastAsia"/>
                 <w:spacing w:val="7"/>
                 <w:sz w:val="20"/>
                 <w:szCs w:val="20"/>
@@ -1052,7 +1034,7 @@
             </w:pPr>
             <w:r>
               <w:rPr>
-                <w:rFonts w:hint="eastAsia" w:ascii="宋体" w:hAnsi="宋体" w:cs="宋体"/>
+                <w:rFonts w:ascii="宋体" w:hAnsi="宋体" w:cs="宋体" w:hint="eastAsia"/>
                 <w:spacing w:val="7"/>
                 <w:sz w:val="20"/>
                 <w:szCs w:val="20"/>
@@ -1081,11 +1063,11 @@
               <w:adjustRightInd w:val="0"/>
               <w:snapToGrid w:val="0"/>
               <w:spacing w:before="175" w:line="228" w:lineRule="auto"/>
-              <w:ind w:left="0" w:leftChars="0" w:right="0" w:rightChars="0" w:firstLine="0" w:firstLineChars="0"/>
+              <w:ind w:left="0" w:right="0" w:firstLine="0" w:leftChars="0" w:rightChars="0" w:firstLineChars="0"/>
               <w:jc w:val="center"/>
               <w:textAlignment w:val="baseline"/>
               <w:rPr>
-                <w:rFonts w:hint="default" w:ascii="宋体" w:hAnsi="宋体" w:cs="宋体"/>
+                <w:rFonts w:ascii="宋体" w:hAnsi="宋体" w:cs="宋体" w:hint="default"/>
                 <w:spacing w:val="7"/>
                 <w:sz w:val="20"/>
                 <w:szCs w:val="20"/>
@@ -1094,7 +1076,7 @@
             </w:pPr>
             <w:r>
               <w:rPr>
-                <w:rFonts w:hint="eastAsia" w:ascii="宋体" w:hAnsi="宋体" w:cs="宋体"/>
+                <w:rFonts w:ascii="宋体" w:hAnsi="宋体" w:cs="宋体" w:hint="eastAsia"/>
                 <w:spacing w:val="7"/>
                 <w:sz w:val="20"/>
                 <w:szCs w:val="20"/>
@@ -1123,18 +1105,18 @@
               <w:adjustRightInd w:val="0"/>
               <w:snapToGrid w:val="0"/>
               <w:spacing w:before="176" w:line="229" w:lineRule="auto"/>
-              <w:ind w:left="0" w:leftChars="0" w:right="0" w:rightChars="0" w:firstLine="0" w:firstLineChars="0"/>
+              <w:ind w:left="0" w:right="0" w:firstLine="0" w:leftChars="0" w:rightChars="0" w:firstLineChars="0"/>
               <w:jc w:val="center"/>
               <w:textAlignment w:val="baseline"/>
               <w:rPr>
-                <w:rFonts w:ascii="宋体" w:hAnsi="宋体" w:eastAsia="宋体" w:cs="宋体"/>
+                <w:rFonts w:ascii="宋体" w:eastAsia="宋体" w:hAnsi="宋体" w:cs="宋体"/>
                 <w:sz w:val="20"/>
                 <w:szCs w:val="20"/>
               </w:rPr>
             </w:pPr>
             <w:r>
               <w:rPr>
-                <w:rFonts w:ascii="宋体" w:hAnsi="宋体" w:eastAsia="宋体" w:cs="宋体"/>
+                <w:rFonts w:ascii="宋体" w:eastAsia="宋体" w:hAnsi="宋体" w:cs="宋体"/>
                 <w:spacing w:val="7"/>
                 <w:sz w:val="20"/>
                 <w:szCs w:val="20"/>
@@ -1146,14 +1128,9 @@
       </w:tr>
       <w:tr>
         <w:tblPrEx>
-          <w:tblBorders>
-            <w:top w:val="single" w:color="000000" w:sz="2" w:space="0"/>
-            <w:left w:val="single" w:color="000000" w:sz="2" w:space="0"/>
-            <w:bottom w:val="single" w:color="000000" w:sz="2" w:space="0"/>
-            <w:right w:val="single" w:color="000000" w:sz="2" w:space="0"/>
-            <w:insideH w:val="single" w:color="000000" w:sz="2" w:space="0"/>
-            <w:insideV w:val="single" w:color="000000" w:sz="2" w:space="0"/>
-          </w:tblBorders>
+          <w:tblW w:w="8214" w:type="dxa"/>
+          <w:jc w:val="center"/>
+          <w:tblLayout w:type="fixed"/>
           <w:tblCellMar>
             <w:top w:w="0" w:type="dxa"/>
             <w:left w:w="0" w:type="dxa"/>
@@ -1162,7 +1139,7 @@
           </w:tblCellMar>
         </w:tblPrEx>
         <w:trPr>
-          <w:trHeight w:val="516" w:hRule="atLeast"/>
+          <w:trHeight w:val="516"/>
           <w:jc w:val="center"/>
         </w:trPr>
         <w:tc>
@@ -1185,11 +1162,11 @@
               <w:adjustRightInd w:val="0"/>
               <w:snapToGrid w:val="0"/>
               <w:spacing w:before="173" w:line="267" w:lineRule="exact"/>
-              <w:ind w:left="0" w:leftChars="0" w:right="0" w:rightChars="0" w:firstLine="0" w:firstLineChars="0"/>
+              <w:ind w:left="0" w:right="0" w:firstLine="0" w:leftChars="0" w:rightChars="0" w:firstLineChars="0"/>
               <w:jc w:val="center"/>
               <w:textAlignment w:val="baseline"/>
               <w:rPr>
-                <w:rFonts w:hint="default" w:ascii="宋体" w:hAnsi="宋体" w:eastAsia="宋体" w:cs="宋体"/>
+                <w:rFonts w:ascii="宋体" w:eastAsia="宋体" w:hAnsi="宋体" w:cs="宋体" w:hint="default"/>
                 <w:snapToGrid w:val="0"/>
                 <w:color w:val="000000"/>
                 <w:kern w:val="0"/>
@@ -1200,7 +1177,7 @@
             </w:pPr>
             <w:r>
               <w:rPr>
-                <w:rFonts w:ascii="宋体" w:hAnsi="宋体" w:eastAsia="宋体" w:cs="宋体"/>
+                <w:rFonts w:ascii="宋体" w:eastAsia="宋体" w:hAnsi="宋体" w:cs="宋体"/>
                 <w:spacing w:val="3"/>
                 <w:position w:val="1"/>
                 <w:sz w:val="20"/>
@@ -1230,11 +1207,11 @@
               <w:adjustRightInd w:val="0"/>
               <w:snapToGrid w:val="0"/>
               <w:spacing w:before="173" w:line="267" w:lineRule="exact"/>
-              <w:ind w:left="0" w:leftChars="0" w:right="0" w:rightChars="0" w:firstLine="0" w:firstLineChars="0"/>
+              <w:ind w:left="0" w:right="0" w:firstLine="0" w:leftChars="0" w:rightChars="0" w:firstLineChars="0"/>
               <w:jc w:val="center"/>
               <w:textAlignment w:val="baseline"/>
               <w:rPr>
-                <w:rFonts w:ascii="宋体" w:hAnsi="宋体" w:eastAsia="宋体" w:cs="宋体"/>
+                <w:rFonts w:ascii="宋体" w:eastAsia="宋体" w:hAnsi="宋体" w:cs="宋体"/>
                 <w:snapToGrid w:val="0"/>
                 <w:color w:val="000000"/>
                 <w:kern w:val="0"/>
@@ -1245,7 +1222,7 @@
             </w:pPr>
             <w:r>
               <w:rPr>
-                <w:rFonts w:ascii="宋体" w:hAnsi="宋体" w:eastAsia="宋体" w:cs="宋体"/>
+                <w:rFonts w:ascii="宋体" w:eastAsia="宋体" w:hAnsi="宋体" w:cs="宋体"/>
                 <w:spacing w:val="4"/>
                 <w:position w:val="1"/>
                 <w:sz w:val="20"/>
@@ -1275,11 +1252,11 @@
               <w:adjustRightInd w:val="0"/>
               <w:snapToGrid w:val="0"/>
               <w:spacing w:before="172" w:line="228" w:lineRule="auto"/>
-              <w:ind w:left="0" w:leftChars="0" w:right="0" w:rightChars="0" w:firstLine="0" w:firstLineChars="0"/>
+              <w:ind w:left="0" w:right="0" w:firstLine="0" w:leftChars="0" w:rightChars="0" w:firstLineChars="0"/>
               <w:jc w:val="center"/>
               <w:textAlignment w:val="baseline"/>
               <w:rPr>
-                <w:rFonts w:ascii="宋体" w:hAnsi="宋体" w:eastAsia="宋体" w:cs="宋体"/>
+                <w:rFonts w:ascii="宋体" w:eastAsia="宋体" w:hAnsi="宋体" w:cs="宋体"/>
                 <w:snapToGrid w:val="0"/>
                 <w:color w:val="000000"/>
                 <w:kern w:val="0"/>
@@ -1290,7 +1267,7 @@
             </w:pPr>
             <w:r>
               <w:rPr>
-                <w:rFonts w:ascii="宋体" w:hAnsi="宋体" w:eastAsia="宋体" w:cs="宋体"/>
+                <w:rFonts w:ascii="宋体" w:eastAsia="宋体" w:hAnsi="宋体" w:cs="宋体"/>
                 <w:spacing w:val="200"/>
                 <w:kern w:val="0"/>
                 <w:sz w:val="20"/>
@@ -1300,7 +1277,7 @@
             </w:r>
             <w:r>
               <w:rPr>
-                <w:rFonts w:ascii="宋体" w:hAnsi="宋体" w:eastAsia="宋体" w:cs="宋体"/>
+                <w:rFonts w:ascii="宋体" w:eastAsia="宋体" w:hAnsi="宋体" w:cs="宋体"/>
                 <w:spacing w:val="0"/>
                 <w:kern w:val="0"/>
                 <w:sz w:val="20"/>
@@ -1330,11 +1307,11 @@
               <w:adjustRightInd w:val="0"/>
               <w:snapToGrid w:val="0"/>
               <w:spacing w:before="172" w:line="228" w:lineRule="auto"/>
-              <w:ind w:left="0" w:leftChars="0" w:right="0" w:rightChars="0" w:firstLine="0" w:firstLineChars="0"/>
+              <w:ind w:left="0" w:right="0" w:firstLine="0" w:leftChars="0" w:rightChars="0" w:firstLineChars="0"/>
               <w:jc w:val="center"/>
               <w:textAlignment w:val="baseline"/>
               <w:rPr>
-                <w:rFonts w:ascii="宋体" w:hAnsi="宋体" w:eastAsia="宋体" w:cs="宋体"/>
+                <w:rFonts w:ascii="宋体" w:eastAsia="宋体" w:hAnsi="宋体" w:cs="宋体"/>
                 <w:snapToGrid w:val="0"/>
                 <w:color w:val="000000"/>
                 <w:spacing w:val="200"/>
@@ -1346,14 +1323,14 @@
             </w:pPr>
             <w:r>
               <w:rPr>
-                <w:rFonts w:hint="eastAsia" w:ascii="宋体" w:hAnsi="宋体" w:eastAsia="宋体" w:cs="宋体"/>
+                <w:rFonts w:ascii="宋体" w:eastAsia="宋体" w:hAnsi="宋体" w:cs="宋体" w:hint="eastAsia"/>
                 <w:spacing w:val="200"/>
                 <w:kern w:val="0"/>
                 <w:sz w:val="20"/>
                 <w:szCs w:val="20"/>
                 <w:lang w:val="en-US" w:eastAsia="zh-CN"/>
               </w:rPr>
-              <w:t>吴夤</w:t>
+              <w:t>平湾</w:t>
             </w:r>
           </w:p>
         </w:tc>
@@ -1377,11 +1354,11 @@
               <w:adjustRightInd w:val="0"/>
               <w:snapToGrid w:val="0"/>
               <w:spacing w:before="173" w:line="229" w:lineRule="auto"/>
-              <w:ind w:left="0" w:leftChars="0" w:right="0" w:rightChars="0" w:firstLine="0" w:firstLineChars="0"/>
+              <w:ind w:left="0" w:right="0" w:firstLine="0" w:leftChars="0" w:rightChars="0" w:firstLineChars="0"/>
               <w:jc w:val="center"/>
               <w:textAlignment w:val="baseline"/>
               <w:rPr>
-                <w:rFonts w:ascii="宋体" w:hAnsi="宋体" w:eastAsia="宋体" w:cs="宋体"/>
+                <w:rFonts w:ascii="宋体" w:eastAsia="宋体" w:hAnsi="宋体" w:cs="宋体"/>
                 <w:snapToGrid w:val="0"/>
                 <w:color w:val="000000"/>
                 <w:spacing w:val="200"/>
@@ -1393,14 +1370,14 @@
             </w:pPr>
             <w:r>
               <w:rPr>
-                <w:rFonts w:hint="eastAsia" w:asciiTheme="minorAscii" w:hAnsiTheme="minorAscii" w:eastAsiaTheme="minorEastAsia"/>
+                <w:rFonts w:asciiTheme="minorAscii" w:eastAsiaTheme="minorEastAsia" w:hAnsiTheme="minorAscii" w:hint="eastAsia"/>
                 <w:spacing w:val="0"/>
                 <w:kern w:val="0"/>
                 <w:sz w:val="21"/>
                 <w:vertAlign w:val="baseline"/>
                 <w:lang w:val="en-US" w:eastAsia="zh-CN"/>
               </w:rPr>
-              <w:t>茅建根</w:t>
+              <w:t>陈凯</w:t>
             </w:r>
           </w:p>
         </w:tc>
@@ -1424,11 +1401,11 @@
               <w:adjustRightInd w:val="0"/>
               <w:snapToGrid w:val="0"/>
               <w:spacing w:before="173" w:line="229" w:lineRule="auto"/>
-              <w:ind w:left="0" w:leftChars="0" w:right="0" w:rightChars="0" w:firstLine="0" w:firstLineChars="0"/>
+              <w:ind w:left="0" w:right="0" w:firstLine="0" w:leftChars="0" w:rightChars="0" w:firstLineChars="0"/>
               <w:jc w:val="center"/>
               <w:textAlignment w:val="baseline"/>
               <w:rPr>
-                <w:rFonts w:ascii="宋体" w:hAnsi="宋体" w:eastAsia="宋体" w:cs="宋体"/>
+                <w:rFonts w:ascii="宋体" w:eastAsia="宋体" w:hAnsi="宋体" w:cs="宋体"/>
                 <w:snapToGrid w:val="0"/>
                 <w:color w:val="000000"/>
                 <w:kern w:val="0"/>
@@ -1439,7 +1416,7 @@
             </w:pPr>
             <w:r>
               <w:rPr>
-                <w:rFonts w:hint="eastAsia" w:asciiTheme="minorAscii" w:hAnsiTheme="minorAscii" w:eastAsiaTheme="minorEastAsia"/>
+                <w:rFonts w:asciiTheme="minorAscii" w:eastAsiaTheme="minorEastAsia" w:hAnsiTheme="minorAscii" w:hint="eastAsia"/>
                 <w:spacing w:val="0"/>
                 <w:kern w:val="0"/>
                 <w:sz w:val="21"/>
@@ -1453,14 +1430,9 @@
       </w:tr>
       <w:tr>
         <w:tblPrEx>
-          <w:tblBorders>
-            <w:top w:val="single" w:color="000000" w:sz="2" w:space="0"/>
-            <w:left w:val="single" w:color="000000" w:sz="2" w:space="0"/>
-            <w:bottom w:val="single" w:color="000000" w:sz="2" w:space="0"/>
-            <w:right w:val="single" w:color="000000" w:sz="2" w:space="0"/>
-            <w:insideH w:val="single" w:color="000000" w:sz="2" w:space="0"/>
-            <w:insideV w:val="single" w:color="000000" w:sz="2" w:space="0"/>
-          </w:tblBorders>
+          <w:tblW w:w="8214" w:type="dxa"/>
+          <w:jc w:val="center"/>
+          <w:tblLayout w:type="fixed"/>
           <w:tblCellMar>
             <w:top w:w="0" w:type="dxa"/>
             <w:left w:w="0" w:type="dxa"/>
@@ -1469,7 +1441,7 @@
           </w:tblCellMar>
         </w:tblPrEx>
         <w:trPr>
-          <w:trHeight w:val="556" w:hRule="atLeast"/>
+          <w:trHeight w:val="556"/>
           <w:jc w:val="center"/>
         </w:trPr>
         <w:tc>
@@ -1492,11 +1464,11 @@
               <w:adjustRightInd w:val="0"/>
               <w:snapToGrid w:val="0"/>
               <w:spacing w:before="173" w:line="267" w:lineRule="exact"/>
-              <w:ind w:left="0" w:leftChars="0" w:right="0" w:rightChars="0" w:firstLine="0" w:firstLineChars="0"/>
+              <w:ind w:left="0" w:right="0" w:firstLine="0" w:leftChars="0" w:rightChars="0" w:firstLineChars="0"/>
               <w:jc w:val="center"/>
               <w:textAlignment w:val="baseline"/>
               <w:rPr>
-                <w:rFonts w:hint="default" w:ascii="宋体" w:hAnsi="宋体" w:eastAsia="宋体" w:cs="宋体"/>
+                <w:rFonts w:ascii="宋体" w:eastAsia="宋体" w:hAnsi="宋体" w:cs="宋体" w:hint="default"/>
                 <w:snapToGrid w:val="0"/>
                 <w:color w:val="000000"/>
                 <w:kern w:val="0"/>
@@ -1507,7 +1479,7 @@
             </w:pPr>
             <w:r>
               <w:rPr>
-                <w:rFonts w:ascii="宋体" w:hAnsi="宋体" w:eastAsia="宋体" w:cs="宋体"/>
+                <w:rFonts w:ascii="宋体" w:eastAsia="宋体" w:hAnsi="宋体" w:cs="宋体"/>
                 <w:spacing w:val="3"/>
                 <w:position w:val="1"/>
                 <w:sz w:val="20"/>
@@ -1517,7 +1489,7 @@
             </w:r>
             <w:r>
               <w:rPr>
-                <w:rFonts w:hint="eastAsia" w:ascii="宋体" w:hAnsi="宋体" w:cs="宋体"/>
+                <w:rFonts w:ascii="宋体" w:hAnsi="宋体" w:cs="宋体" w:hint="eastAsia"/>
                 <w:spacing w:val="3"/>
                 <w:position w:val="1"/>
                 <w:sz w:val="20"/>
@@ -1548,11 +1520,11 @@
               <w:adjustRightInd w:val="0"/>
               <w:snapToGrid w:val="0"/>
               <w:spacing w:before="173" w:line="267" w:lineRule="exact"/>
-              <w:ind w:left="0" w:leftChars="0" w:right="0" w:rightChars="0" w:firstLine="0" w:firstLineChars="0"/>
+              <w:ind w:left="0" w:right="0" w:firstLine="0" w:leftChars="0" w:rightChars="0" w:firstLineChars="0"/>
               <w:jc w:val="center"/>
               <w:textAlignment w:val="baseline"/>
               <w:rPr>
-                <w:rFonts w:ascii="宋体" w:hAnsi="宋体" w:eastAsia="宋体" w:cs="宋体"/>
+                <w:rFonts w:ascii="宋体" w:eastAsia="宋体" w:hAnsi="宋体" w:cs="宋体"/>
                 <w:snapToGrid w:val="0"/>
                 <w:color w:val="000000"/>
                 <w:kern w:val="0"/>
@@ -1563,34 +1535,13 @@
             </w:pPr>
             <w:r>
               <w:rPr>
-                <w:rFonts w:ascii="宋体" w:hAnsi="宋体" w:eastAsia="宋体" w:cs="宋体"/>
+                <w:rFonts w:ascii="宋体" w:eastAsia="宋体" w:hAnsi="宋体" w:cs="宋体"/>
                 <w:spacing w:val="4"/>
                 <w:position w:val="1"/>
                 <w:sz w:val="20"/>
                 <w:szCs w:val="20"/>
               </w:rPr>
-              <w:t>V</w:t>
-            </w:r>
-            <w:r>
-              <w:rPr>
-                <w:rFonts w:hint="eastAsia" w:ascii="宋体" w:hAnsi="宋体" w:cs="宋体"/>
-                <w:spacing w:val="4"/>
-                <w:position w:val="1"/>
-                <w:sz w:val="20"/>
-                <w:szCs w:val="20"/>
-                <w:lang w:val="en-US" w:eastAsia="zh-CN"/>
-              </w:rPr>
-              <w:t>2</w:t>
-            </w:r>
-            <w:r>
-              <w:rPr>
-                <w:rFonts w:ascii="宋体" w:hAnsi="宋体" w:eastAsia="宋体" w:cs="宋体"/>
-                <w:spacing w:val="4"/>
-                <w:position w:val="1"/>
-                <w:sz w:val="20"/>
-                <w:szCs w:val="20"/>
-              </w:rPr>
-              <w:t>.0</w:t>
+              <w:t>V1.0</w:t>
             </w:r>
           </w:p>
         </w:tc>
@@ -1614,11 +1565,11 @@
               <w:adjustRightInd w:val="0"/>
               <w:snapToGrid w:val="0"/>
               <w:spacing w:before="172" w:line="228" w:lineRule="auto"/>
-              <w:ind w:left="0" w:leftChars="0" w:right="0" w:rightChars="0" w:firstLine="0" w:firstLineChars="0"/>
+              <w:ind w:left="0" w:right="0" w:firstLine="0" w:leftChars="0" w:rightChars="0" w:firstLineChars="0"/>
               <w:jc w:val="center"/>
               <w:textAlignment w:val="baseline"/>
               <w:rPr>
-                <w:rFonts w:hint="default" w:ascii="宋体" w:hAnsi="宋体" w:eastAsia="宋体" w:cs="宋体"/>
+                <w:rFonts w:ascii="宋体" w:eastAsia="宋体" w:hAnsi="宋体" w:cs="宋体" w:hint="default"/>
                 <w:snapToGrid w:val="0"/>
                 <w:color w:val="000000"/>
                 <w:kern w:val="0"/>
@@ -1629,7 +1580,7 @@
             </w:pPr>
             <w:r>
               <w:rPr>
-                <w:rFonts w:hint="eastAsia" w:ascii="宋体" w:hAnsi="宋体" w:cs="宋体"/>
+                <w:rFonts w:ascii="宋体" w:hAnsi="宋体" w:cs="宋体" w:hint="eastAsia"/>
                 <w:snapToGrid w:val="0"/>
                 <w:color w:val="000000"/>
                 <w:kern w:val="0"/>
@@ -1661,11 +1612,11 @@
               <w:adjustRightInd w:val="0"/>
               <w:snapToGrid w:val="0"/>
               <w:spacing w:before="172" w:line="228" w:lineRule="auto"/>
-              <w:ind w:left="0" w:leftChars="0" w:right="0" w:rightChars="0" w:firstLine="0" w:firstLineChars="0"/>
+              <w:ind w:left="0" w:right="0" w:firstLine="0" w:leftChars="0" w:rightChars="0" w:firstLineChars="0"/>
               <w:jc w:val="center"/>
               <w:textAlignment w:val="baseline"/>
               <w:rPr>
-                <w:rFonts w:ascii="宋体" w:hAnsi="宋体" w:eastAsia="宋体" w:cs="宋体"/>
+                <w:rFonts w:ascii="宋体" w:eastAsia="宋体" w:hAnsi="宋体" w:cs="宋体"/>
                 <w:snapToGrid w:val="0"/>
                 <w:color w:val="000000"/>
                 <w:spacing w:val="200"/>
@@ -1677,14 +1628,14 @@
             </w:pPr>
             <w:r>
               <w:rPr>
-                <w:rFonts w:hint="eastAsia" w:ascii="宋体" w:hAnsi="宋体" w:eastAsia="宋体" w:cs="宋体"/>
+                <w:rFonts w:ascii="宋体" w:eastAsia="宋体" w:hAnsi="宋体" w:cs="宋体" w:hint="eastAsia"/>
                 <w:spacing w:val="200"/>
                 <w:kern w:val="0"/>
                 <w:sz w:val="20"/>
                 <w:szCs w:val="20"/>
                 <w:lang w:val="en-US" w:eastAsia="zh-CN"/>
               </w:rPr>
-              <w:t>吴夤</w:t>
+              <w:t>平湾</w:t>
             </w:r>
           </w:p>
         </w:tc>
@@ -1708,11 +1659,11 @@
               <w:adjustRightInd w:val="0"/>
               <w:snapToGrid w:val="0"/>
               <w:spacing w:before="173" w:line="229" w:lineRule="auto"/>
-              <w:ind w:left="0" w:leftChars="0" w:right="0" w:rightChars="0" w:firstLine="0" w:firstLineChars="0"/>
+              <w:ind w:left="0" w:right="0" w:firstLine="0" w:leftChars="0" w:rightChars="0" w:firstLineChars="0"/>
               <w:jc w:val="center"/>
               <w:textAlignment w:val="baseline"/>
               <w:rPr>
-                <w:rFonts w:ascii="宋体" w:hAnsi="宋体" w:eastAsia="宋体" w:cs="宋体"/>
+                <w:rFonts w:ascii="宋体" w:eastAsia="宋体" w:hAnsi="宋体" w:cs="宋体"/>
                 <w:snapToGrid w:val="0"/>
                 <w:color w:val="000000"/>
                 <w:spacing w:val="200"/>
@@ -1724,14 +1675,14 @@
             </w:pPr>
             <w:r>
               <w:rPr>
-                <w:rFonts w:hint="eastAsia" w:asciiTheme="minorAscii" w:hAnsiTheme="minorAscii" w:eastAsiaTheme="minorEastAsia"/>
+                <w:rFonts w:asciiTheme="minorAscii" w:eastAsiaTheme="minorEastAsia" w:hAnsiTheme="minorAscii" w:hint="eastAsia"/>
                 <w:spacing w:val="0"/>
                 <w:kern w:val="0"/>
                 <w:sz w:val="21"/>
                 <w:vertAlign w:val="baseline"/>
                 <w:lang w:val="en-US" w:eastAsia="zh-CN"/>
               </w:rPr>
-              <w:t>茅建根</w:t>
+              <w:t>陈凯</w:t>
             </w:r>
           </w:p>
         </w:tc>
@@ -1755,11 +1706,11 @@
               <w:adjustRightInd w:val="0"/>
               <w:snapToGrid w:val="0"/>
               <w:spacing w:before="173" w:line="229" w:lineRule="auto"/>
-              <w:ind w:left="0" w:leftChars="0" w:right="0" w:rightChars="0" w:firstLine="0" w:firstLineChars="0"/>
+              <w:ind w:left="0" w:right="0" w:firstLine="0" w:leftChars="0" w:rightChars="0" w:firstLineChars="0"/>
               <w:jc w:val="center"/>
               <w:textAlignment w:val="baseline"/>
               <w:rPr>
-                <w:rFonts w:ascii="宋体" w:hAnsi="宋体" w:eastAsia="宋体" w:cs="宋体"/>
+                <w:rFonts w:ascii="宋体" w:eastAsia="宋体" w:hAnsi="宋体" w:cs="宋体"/>
                 <w:snapToGrid w:val="0"/>
                 <w:color w:val="000000"/>
                 <w:kern w:val="0"/>
@@ -1770,7 +1721,7 @@
             </w:pPr>
             <w:r>
               <w:rPr>
-                <w:rFonts w:hint="eastAsia" w:asciiTheme="minorAscii" w:hAnsiTheme="minorAscii" w:eastAsiaTheme="minorEastAsia"/>
+                <w:rFonts w:asciiTheme="minorAscii" w:eastAsiaTheme="minorEastAsia" w:hAnsiTheme="minorAscii" w:hint="eastAsia"/>
                 <w:spacing w:val="0"/>
                 <w:kern w:val="0"/>
                 <w:sz w:val="21"/>
@@ -1784,14 +1735,9 @@
       </w:tr>
       <w:tr>
         <w:tblPrEx>
-          <w:tblBorders>
-            <w:top w:val="single" w:color="000000" w:sz="2" w:space="0"/>
-            <w:left w:val="single" w:color="000000" w:sz="2" w:space="0"/>
-            <w:bottom w:val="single" w:color="000000" w:sz="2" w:space="0"/>
-            <w:right w:val="single" w:color="000000" w:sz="2" w:space="0"/>
-            <w:insideH w:val="single" w:color="000000" w:sz="2" w:space="0"/>
-            <w:insideV w:val="single" w:color="000000" w:sz="2" w:space="0"/>
-          </w:tblBorders>
+          <w:tblW w:w="8214" w:type="dxa"/>
+          <w:jc w:val="center"/>
+          <w:tblLayout w:type="fixed"/>
           <w:tblCellMar>
             <w:top w:w="0" w:type="dxa"/>
             <w:left w:w="0" w:type="dxa"/>
@@ -1800,7 +1746,7 @@
           </w:tblCellMar>
         </w:tblPrEx>
         <w:trPr>
-          <w:trHeight w:val="556" w:hRule="atLeast"/>
+          <w:trHeight w:val="556"/>
           <w:jc w:val="center"/>
         </w:trPr>
         <w:tc>
@@ -1809,7 +1755,7 @@
           </w:tcPr>
           <w:p>
             <w:pPr>
-              <w:pStyle w:val="27"/>
+              <w:pStyle w:val="TableText"/>
               <w:keepNext w:val="0"/>
               <w:keepLines w:val="0"/>
               <w:pageBreakBefore w:val="0"/>
@@ -1822,7 +1768,7 @@
               <w:bidi w:val="0"/>
               <w:adjustRightInd w:val="0"/>
               <w:snapToGrid w:val="0"/>
-              <w:ind w:left="0" w:leftChars="0" w:right="0" w:rightChars="0" w:firstLine="0" w:firstLineChars="0"/>
+              <w:ind w:left="0" w:right="0" w:firstLine="0" w:leftChars="0" w:rightChars="0" w:firstLineChars="0"/>
               <w:jc w:val="center"/>
               <w:textAlignment w:val="baseline"/>
             </w:pPr>
@@ -1834,7 +1780,7 @@
           </w:tcPr>
           <w:p>
             <w:pPr>
-              <w:pStyle w:val="27"/>
+              <w:pStyle w:val="TableText"/>
               <w:keepNext w:val="0"/>
               <w:keepLines w:val="0"/>
               <w:pageBreakBefore w:val="0"/>
@@ -1847,7 +1793,7 @@
               <w:bidi w:val="0"/>
               <w:adjustRightInd w:val="0"/>
               <w:snapToGrid w:val="0"/>
-              <w:ind w:left="0" w:leftChars="0" w:right="0" w:rightChars="0" w:firstLine="0" w:firstLineChars="0"/>
+              <w:ind w:left="0" w:right="0" w:firstLine="0" w:leftChars="0" w:rightChars="0" w:firstLineChars="0"/>
               <w:jc w:val="center"/>
               <w:textAlignment w:val="baseline"/>
             </w:pPr>
@@ -1859,7 +1805,7 @@
           </w:tcPr>
           <w:p>
             <w:pPr>
-              <w:pStyle w:val="27"/>
+              <w:pStyle w:val="TableText"/>
               <w:keepNext w:val="0"/>
               <w:keepLines w:val="0"/>
               <w:pageBreakBefore w:val="0"/>
@@ -1872,7 +1818,7 @@
               <w:bidi w:val="0"/>
               <w:adjustRightInd w:val="0"/>
               <w:snapToGrid w:val="0"/>
-              <w:ind w:left="0" w:leftChars="0" w:right="0" w:rightChars="0" w:firstLine="0" w:firstLineChars="0"/>
+              <w:ind w:left="0" w:right="0" w:firstLine="0" w:leftChars="0" w:rightChars="0" w:firstLineChars="0"/>
               <w:jc w:val="center"/>
               <w:textAlignment w:val="baseline"/>
             </w:pPr>
@@ -1884,7 +1830,7 @@
           </w:tcPr>
           <w:p>
             <w:pPr>
-              <w:pStyle w:val="27"/>
+              <w:pStyle w:val="TableText"/>
               <w:keepNext w:val="0"/>
               <w:keepLines w:val="0"/>
               <w:pageBreakBefore w:val="0"/>
@@ -1897,7 +1843,7 @@
               <w:bidi w:val="0"/>
               <w:adjustRightInd w:val="0"/>
               <w:snapToGrid w:val="0"/>
-              <w:ind w:left="0" w:leftChars="0" w:right="0" w:rightChars="0" w:firstLine="0" w:firstLineChars="0"/>
+              <w:ind w:left="0" w:right="0" w:firstLine="0" w:leftChars="0" w:rightChars="0" w:firstLineChars="0"/>
               <w:jc w:val="center"/>
               <w:textAlignment w:val="baseline"/>
             </w:pPr>
@@ -1909,7 +1855,7 @@
           </w:tcPr>
           <w:p>
             <w:pPr>
-              <w:pStyle w:val="27"/>
+              <w:pStyle w:val="TableText"/>
               <w:keepNext w:val="0"/>
               <w:keepLines w:val="0"/>
               <w:pageBreakBefore w:val="0"/>
@@ -1922,7 +1868,7 @@
               <w:bidi w:val="0"/>
               <w:adjustRightInd w:val="0"/>
               <w:snapToGrid w:val="0"/>
-              <w:ind w:left="0" w:leftChars="0" w:right="0" w:rightChars="0" w:firstLine="0" w:firstLineChars="0"/>
+              <w:ind w:left="0" w:right="0" w:firstLine="0" w:leftChars="0" w:rightChars="0" w:firstLineChars="0"/>
               <w:jc w:val="center"/>
               <w:textAlignment w:val="baseline"/>
             </w:pPr>
@@ -1934,7 +1880,7 @@
           </w:tcPr>
           <w:p>
             <w:pPr>
-              <w:pStyle w:val="27"/>
+              <w:pStyle w:val="TableText"/>
               <w:keepNext w:val="0"/>
               <w:keepLines w:val="0"/>
               <w:pageBreakBefore w:val="0"/>
@@ -1947,7 +1893,7 @@
               <w:bidi w:val="0"/>
               <w:adjustRightInd w:val="0"/>
               <w:snapToGrid w:val="0"/>
-              <w:ind w:left="0" w:leftChars="0" w:right="0" w:rightChars="0" w:firstLine="0" w:firstLineChars="0"/>
+              <w:ind w:left="0" w:right="0" w:firstLine="0" w:leftChars="0" w:rightChars="0" w:firstLineChars="0"/>
               <w:jc w:val="center"/>
               <w:textAlignment w:val="baseline"/>
             </w:pPr>
@@ -1956,14 +1902,9 @@
       </w:tr>
       <w:tr>
         <w:tblPrEx>
-          <w:tblBorders>
-            <w:top w:val="single" w:color="000000" w:sz="2" w:space="0"/>
-            <w:left w:val="single" w:color="000000" w:sz="2" w:space="0"/>
-            <w:bottom w:val="single" w:color="000000" w:sz="2" w:space="0"/>
-            <w:right w:val="single" w:color="000000" w:sz="2" w:space="0"/>
-            <w:insideH w:val="single" w:color="000000" w:sz="2" w:space="0"/>
-            <w:insideV w:val="single" w:color="000000" w:sz="2" w:space="0"/>
-          </w:tblBorders>
+          <w:tblW w:w="8214" w:type="dxa"/>
+          <w:jc w:val="center"/>
+          <w:tblLayout w:type="fixed"/>
           <w:tblCellMar>
             <w:top w:w="0" w:type="dxa"/>
             <w:left w:w="0" w:type="dxa"/>
@@ -1972,7 +1913,7 @@
           </w:tblCellMar>
         </w:tblPrEx>
         <w:trPr>
-          <w:trHeight w:val="557" w:hRule="atLeast"/>
+          <w:trHeight w:val="557"/>
           <w:jc w:val="center"/>
         </w:trPr>
         <w:tc>
@@ -1981,7 +1922,7 @@
           </w:tcPr>
           <w:p>
             <w:pPr>
-              <w:pStyle w:val="27"/>
+              <w:pStyle w:val="TableText"/>
               <w:keepNext w:val="0"/>
               <w:keepLines w:val="0"/>
               <w:pageBreakBefore w:val="0"/>
@@ -1994,7 +1935,7 @@
               <w:bidi w:val="0"/>
               <w:adjustRightInd w:val="0"/>
               <w:snapToGrid w:val="0"/>
-              <w:ind w:left="0" w:leftChars="0" w:right="0" w:rightChars="0" w:firstLine="0" w:firstLineChars="0"/>
+              <w:ind w:left="0" w:right="0" w:firstLine="0" w:leftChars="0" w:rightChars="0" w:firstLineChars="0"/>
               <w:jc w:val="center"/>
               <w:textAlignment w:val="baseline"/>
             </w:pPr>
@@ -2006,7 +1947,7 @@
           </w:tcPr>
           <w:p>
             <w:pPr>
-              <w:pStyle w:val="27"/>
+              <w:pStyle w:val="TableText"/>
               <w:keepNext w:val="0"/>
               <w:keepLines w:val="0"/>
               <w:pageBreakBefore w:val="0"/>
@@ -2019,7 +1960,7 @@
               <w:bidi w:val="0"/>
               <w:adjustRightInd w:val="0"/>
               <w:snapToGrid w:val="0"/>
-              <w:ind w:left="0" w:leftChars="0" w:right="0" w:rightChars="0" w:firstLine="0" w:firstLineChars="0"/>
+              <w:ind w:left="0" w:right="0" w:firstLine="0" w:leftChars="0" w:rightChars="0" w:firstLineChars="0"/>
               <w:jc w:val="center"/>
               <w:textAlignment w:val="baseline"/>
             </w:pPr>
@@ -2031,7 +1972,7 @@
           </w:tcPr>
           <w:p>
             <w:pPr>
-              <w:pStyle w:val="27"/>
+              <w:pStyle w:val="TableText"/>
               <w:keepNext w:val="0"/>
               <w:keepLines w:val="0"/>
               <w:pageBreakBefore w:val="0"/>
@@ -2044,7 +1985,7 @@
               <w:bidi w:val="0"/>
               <w:adjustRightInd w:val="0"/>
               <w:snapToGrid w:val="0"/>
-              <w:ind w:left="0" w:leftChars="0" w:right="0" w:rightChars="0" w:firstLine="0" w:firstLineChars="0"/>
+              <w:ind w:left="0" w:right="0" w:firstLine="0" w:leftChars="0" w:rightChars="0" w:firstLineChars="0"/>
               <w:jc w:val="center"/>
               <w:textAlignment w:val="baseline"/>
             </w:pPr>
@@ -2056,7 +1997,7 @@
           </w:tcPr>
           <w:p>
             <w:pPr>
-              <w:pStyle w:val="27"/>
+              <w:pStyle w:val="TableText"/>
               <w:keepNext w:val="0"/>
               <w:keepLines w:val="0"/>
               <w:pageBreakBefore w:val="0"/>
@@ -2069,7 +2010,7 @@
               <w:bidi w:val="0"/>
               <w:adjustRightInd w:val="0"/>
               <w:snapToGrid w:val="0"/>
-              <w:ind w:left="0" w:leftChars="0" w:right="0" w:rightChars="0" w:firstLine="0" w:firstLineChars="0"/>
+              <w:ind w:left="0" w:right="0" w:firstLine="0" w:leftChars="0" w:rightChars="0" w:firstLineChars="0"/>
               <w:jc w:val="center"/>
               <w:textAlignment w:val="baseline"/>
             </w:pPr>
@@ -2081,7 +2022,7 @@
           </w:tcPr>
           <w:p>
             <w:pPr>
-              <w:pStyle w:val="27"/>
+              <w:pStyle w:val="TableText"/>
               <w:keepNext w:val="0"/>
               <w:keepLines w:val="0"/>
               <w:pageBreakBefore w:val="0"/>
@@ -2094,7 +2035,7 @@
               <w:bidi w:val="0"/>
               <w:adjustRightInd w:val="0"/>
               <w:snapToGrid w:val="0"/>
-              <w:ind w:left="0" w:leftChars="0" w:right="0" w:rightChars="0" w:firstLine="0" w:firstLineChars="0"/>
+              <w:ind w:left="0" w:right="0" w:firstLine="0" w:leftChars="0" w:rightChars="0" w:firstLineChars="0"/>
               <w:jc w:val="center"/>
               <w:textAlignment w:val="baseline"/>
             </w:pPr>
@@ -2106,7 +2047,7 @@
           </w:tcPr>
           <w:p>
             <w:pPr>
-              <w:pStyle w:val="27"/>
+              <w:pStyle w:val="TableText"/>
               <w:keepNext w:val="0"/>
               <w:keepLines w:val="0"/>
               <w:pageBreakBefore w:val="0"/>
@@ -2119,7 +2060,7 @@
               <w:bidi w:val="0"/>
               <w:adjustRightInd w:val="0"/>
               <w:snapToGrid w:val="0"/>
-              <w:ind w:left="0" w:leftChars="0" w:right="0" w:rightChars="0" w:firstLine="0" w:firstLineChars="0"/>
+              <w:ind w:left="0" w:right="0" w:firstLine="0" w:leftChars="0" w:rightChars="0" w:firstLineChars="0"/>
               <w:jc w:val="center"/>
               <w:textAlignment w:val="baseline"/>
             </w:pPr>
@@ -2151,7 +2092,7 @@
     <w:sdt>
       <w:sdtPr>
         <w:rPr>
-          <w:rFonts w:hint="eastAsia" w:ascii="宋体" w:hAnsi="宋体" w:eastAsia="宋体" w:cs="宋体"/>
+          <w:rFonts w:ascii="宋体" w:eastAsia="宋体" w:hAnsi="宋体" w:cs="宋体" w:hint="eastAsia"/>
           <w:snapToGrid w:val="0"/>
           <w:color w:val="000000"/>
           <w:kern w:val="0"/>
@@ -2167,7 +2108,7 @@
       </w:sdtPr>
       <w:sdtEndPr>
         <w:rPr>
-          <w:rFonts w:hint="eastAsia" w:ascii="宋体" w:hAnsi="宋体" w:eastAsia="宋体" w:cs="宋体"/>
+          <w:rFonts w:ascii="宋体" w:eastAsia="宋体" w:hAnsi="宋体" w:cs="宋体" w:hint="eastAsia"/>
           <w:snapToGrid w:val="0"/>
           <w:color w:val="000000"/>
           <w:kern w:val="0"/>
@@ -2193,18 +2134,18 @@
             <w:adjustRightInd w:val="0"/>
             <w:snapToGrid w:val="0"/>
             <w:spacing w:before="0" w:beforeLines="0" w:after="0" w:afterLines="0" w:line="240" w:lineRule="atLeast"/>
-            <w:ind w:left="0" w:leftChars="0" w:right="0" w:rightChars="0" w:firstLine="0" w:firstLineChars="0"/>
+            <w:ind w:left="0" w:right="0" w:firstLine="0" w:leftChars="0" w:rightChars="0" w:firstLineChars="0"/>
             <w:jc w:val="center"/>
             <w:textAlignment w:val="baseline"/>
             <w:rPr>
-              <w:rFonts w:hint="eastAsia" w:ascii="宋体" w:hAnsi="宋体" w:eastAsia="宋体" w:cs="宋体"/>
+              <w:rFonts w:ascii="宋体" w:eastAsia="宋体" w:hAnsi="宋体" w:cs="宋体" w:hint="eastAsia"/>
               <w:sz w:val="21"/>
               <w:szCs w:val="21"/>
             </w:rPr>
           </w:pPr>
           <w:r>
             <w:rPr>
-              <w:rFonts w:hint="eastAsia" w:ascii="宋体" w:hAnsi="宋体" w:eastAsia="宋体" w:cs="宋体"/>
+              <w:rFonts w:ascii="宋体" w:eastAsia="宋体" w:hAnsi="宋体" w:cs="宋体" w:hint="eastAsia"/>
               <w:sz w:val="21"/>
               <w:szCs w:val="21"/>
             </w:rPr>
@@ -2213,14 +2154,14 @@
         </w:p>
         <w:p>
           <w:pPr>
-            <w:pStyle w:val="16"/>
+            <w:pStyle w:val="TOC1"/>
             <w:tabs>
               <w:tab w:val="right" w:leader="dot" w:pos="8306"/>
             </w:tabs>
           </w:pPr>
           <w:r>
             <w:rPr>
-              <w:rFonts w:hint="eastAsia" w:ascii="宋体" w:hAnsi="宋体" w:eastAsia="宋体" w:cs="宋体"/>
+              <w:rFonts w:ascii="宋体" w:eastAsia="宋体" w:hAnsi="宋体" w:cs="宋体" w:hint="eastAsia"/>
               <w:sz w:val="21"/>
               <w:szCs w:val="21"/>
             </w:rPr>
@@ -2228,7 +2169,7 @@
           </w:r>
           <w:r>
             <w:rPr>
-              <w:rFonts w:hint="eastAsia" w:ascii="宋体" w:hAnsi="宋体" w:eastAsia="宋体" w:cs="宋体"/>
+              <w:rFonts w:ascii="宋体" w:eastAsia="宋体" w:hAnsi="宋体" w:cs="宋体" w:hint="eastAsia"/>
               <w:sz w:val="21"/>
               <w:szCs w:val="21"/>
             </w:rPr>
@@ -2236,7 +2177,7 @@
           </w:r>
           <w:r>
             <w:rPr>
-              <w:rFonts w:hint="eastAsia" w:ascii="宋体" w:hAnsi="宋体" w:eastAsia="宋体" w:cs="宋体"/>
+              <w:rFonts w:ascii="宋体" w:eastAsia="宋体" w:hAnsi="宋体" w:cs="宋体" w:hint="eastAsia"/>
               <w:sz w:val="21"/>
               <w:szCs w:val="21"/>
             </w:rPr>
@@ -2244,21 +2185,21 @@
           </w:r>
           <w:r>
             <w:rPr>
-              <w:rFonts w:hint="eastAsia" w:ascii="宋体" w:hAnsi="宋体" w:eastAsia="宋体" w:cs="宋体"/>
+              <w:rFonts w:ascii="宋体" w:eastAsia="宋体" w:hAnsi="宋体" w:cs="宋体" w:hint="eastAsia"/>
               <w:szCs w:val="21"/>
             </w:rPr>
             <w:fldChar w:fldCharType="begin"/>
           </w:r>
           <w:r>
             <w:rPr>
-              <w:rFonts w:hint="eastAsia" w:ascii="宋体" w:hAnsi="宋体" w:eastAsia="宋体" w:cs="宋体"/>
+              <w:rFonts w:ascii="宋体" w:eastAsia="宋体" w:hAnsi="宋体" w:cs="宋体" w:hint="eastAsia"/>
               <w:szCs w:val="21"/>
             </w:rPr>
             <w:instrText xml:space="preserve"> HYPERLINK \l _Toc30189 </w:instrText>
           </w:r>
           <w:r>
             <w:rPr>
-              <w:rFonts w:hint="eastAsia" w:ascii="宋体" w:hAnsi="宋体" w:eastAsia="宋体" w:cs="宋体"/>
+              <w:rFonts w:ascii="宋体" w:eastAsia="宋体" w:hAnsi="宋体" w:cs="宋体" w:hint="eastAsia"/>
               <w:szCs w:val="21"/>
             </w:rPr>
             <w:fldChar w:fldCharType="separate"/>
@@ -2290,7 +2231,7 @@
           </w:r>
           <w:r>
             <w:rPr>
-              <w:rFonts w:hint="eastAsia" w:ascii="宋体" w:hAnsi="宋体" w:eastAsia="宋体" w:cs="宋体"/>
+              <w:rFonts w:ascii="宋体" w:eastAsia="宋体" w:hAnsi="宋体" w:cs="宋体" w:hint="eastAsia"/>
               <w:szCs w:val="21"/>
             </w:rPr>
             <w:fldChar w:fldCharType="end"/>
@@ -2298,28 +2239,28 @@
         </w:p>
         <w:p>
           <w:pPr>
-            <w:pStyle w:val="16"/>
+            <w:pStyle w:val="TOC1"/>
             <w:tabs>
               <w:tab w:val="right" w:leader="dot" w:pos="8306"/>
             </w:tabs>
           </w:pPr>
           <w:r>
             <w:rPr>
-              <w:rFonts w:hint="eastAsia" w:ascii="宋体" w:hAnsi="宋体" w:eastAsia="宋体" w:cs="宋体"/>
+              <w:rFonts w:ascii="宋体" w:eastAsia="宋体" w:hAnsi="宋体" w:cs="宋体" w:hint="eastAsia"/>
               <w:szCs w:val="21"/>
             </w:rPr>
             <w:fldChar w:fldCharType="begin"/>
           </w:r>
           <w:r>
             <w:rPr>
-              <w:rFonts w:hint="eastAsia" w:ascii="宋体" w:hAnsi="宋体" w:eastAsia="宋体" w:cs="宋体"/>
+              <w:rFonts w:ascii="宋体" w:eastAsia="宋体" w:hAnsi="宋体" w:cs="宋体" w:hint="eastAsia"/>
               <w:szCs w:val="21"/>
             </w:rPr>
             <w:instrText xml:space="preserve"> HYPERLINK \l _Toc17684 </w:instrText>
           </w:r>
           <w:r>
             <w:rPr>
-              <w:rFonts w:hint="eastAsia" w:ascii="宋体" w:hAnsi="宋体" w:eastAsia="宋体" w:cs="宋体"/>
+              <w:rFonts w:ascii="宋体" w:eastAsia="宋体" w:hAnsi="宋体" w:cs="宋体" w:hint="eastAsia"/>
               <w:szCs w:val="21"/>
             </w:rPr>
             <w:fldChar w:fldCharType="separate"/>
@@ -2351,7 +2292,7 @@
           </w:r>
           <w:r>
             <w:rPr>
-              <w:rFonts w:hint="eastAsia" w:ascii="宋体" w:hAnsi="宋体" w:eastAsia="宋体" w:cs="宋体"/>
+              <w:rFonts w:ascii="宋体" w:eastAsia="宋体" w:hAnsi="宋体" w:cs="宋体" w:hint="eastAsia"/>
               <w:szCs w:val="21"/>
             </w:rPr>
             <w:fldChar w:fldCharType="end"/>
@@ -2359,28 +2300,28 @@
         </w:p>
         <w:p>
           <w:pPr>
-            <w:pStyle w:val="16"/>
+            <w:pStyle w:val="TOC1"/>
             <w:tabs>
               <w:tab w:val="right" w:leader="dot" w:pos="8306"/>
             </w:tabs>
           </w:pPr>
           <w:r>
             <w:rPr>
-              <w:rFonts w:hint="eastAsia" w:ascii="宋体" w:hAnsi="宋体" w:eastAsia="宋体" w:cs="宋体"/>
+              <w:rFonts w:ascii="宋体" w:eastAsia="宋体" w:hAnsi="宋体" w:cs="宋体" w:hint="eastAsia"/>
               <w:szCs w:val="21"/>
             </w:rPr>
             <w:fldChar w:fldCharType="begin"/>
           </w:r>
           <w:r>
             <w:rPr>
-              <w:rFonts w:hint="eastAsia" w:ascii="宋体" w:hAnsi="宋体" w:eastAsia="宋体" w:cs="宋体"/>
+              <w:rFonts w:ascii="宋体" w:eastAsia="宋体" w:hAnsi="宋体" w:cs="宋体" w:hint="eastAsia"/>
               <w:szCs w:val="21"/>
             </w:rPr>
             <w:instrText xml:space="preserve"> HYPERLINK \l _Toc6429 </w:instrText>
           </w:r>
           <w:r>
             <w:rPr>
-              <w:rFonts w:hint="eastAsia" w:ascii="宋体" w:hAnsi="宋体" w:eastAsia="宋体" w:cs="宋体"/>
+              <w:rFonts w:ascii="宋体" w:eastAsia="宋体" w:hAnsi="宋体" w:cs="宋体" w:hint="eastAsia"/>
               <w:szCs w:val="21"/>
             </w:rPr>
             <w:fldChar w:fldCharType="separate"/>
@@ -2412,7 +2353,7 @@
           </w:r>
           <w:r>
             <w:rPr>
-              <w:rFonts w:hint="eastAsia" w:ascii="宋体" w:hAnsi="宋体" w:eastAsia="宋体" w:cs="宋体"/>
+              <w:rFonts w:ascii="宋体" w:eastAsia="宋体" w:hAnsi="宋体" w:cs="宋体" w:hint="eastAsia"/>
               <w:szCs w:val="21"/>
             </w:rPr>
             <w:fldChar w:fldCharType="end"/>
@@ -2420,28 +2361,28 @@
         </w:p>
         <w:p>
           <w:pPr>
-            <w:pStyle w:val="17"/>
+            <w:pStyle w:val="TOC2"/>
             <w:tabs>
               <w:tab w:val="right" w:leader="dot" w:pos="8306"/>
             </w:tabs>
           </w:pPr>
           <w:r>
             <w:rPr>
-              <w:rFonts w:hint="eastAsia" w:ascii="宋体" w:hAnsi="宋体" w:eastAsia="宋体" w:cs="宋体"/>
+              <w:rFonts w:ascii="宋体" w:eastAsia="宋体" w:hAnsi="宋体" w:cs="宋体" w:hint="eastAsia"/>
               <w:szCs w:val="21"/>
             </w:rPr>
             <w:fldChar w:fldCharType="begin"/>
           </w:r>
           <w:r>
             <w:rPr>
-              <w:rFonts w:hint="eastAsia" w:ascii="宋体" w:hAnsi="宋体" w:eastAsia="宋体" w:cs="宋体"/>
+              <w:rFonts w:ascii="宋体" w:eastAsia="宋体" w:hAnsi="宋体" w:cs="宋体" w:hint="eastAsia"/>
               <w:szCs w:val="21"/>
             </w:rPr>
             <w:instrText xml:space="preserve"> HYPERLINK \l _Toc19258 </w:instrText>
           </w:r>
           <w:r>
             <w:rPr>
-              <w:rFonts w:hint="eastAsia" w:ascii="宋体" w:hAnsi="宋体" w:eastAsia="宋体" w:cs="宋体"/>
+              <w:rFonts w:ascii="宋体" w:eastAsia="宋体" w:hAnsi="宋体" w:cs="宋体" w:hint="eastAsia"/>
               <w:szCs w:val="21"/>
             </w:rPr>
             <w:fldChar w:fldCharType="separate"/>
@@ -2473,7 +2414,7 @@
           </w:r>
           <w:r>
             <w:rPr>
-              <w:rFonts w:hint="eastAsia" w:ascii="宋体" w:hAnsi="宋体" w:eastAsia="宋体" w:cs="宋体"/>
+              <w:rFonts w:ascii="宋体" w:eastAsia="宋体" w:hAnsi="宋体" w:cs="宋体" w:hint="eastAsia"/>
               <w:szCs w:val="21"/>
             </w:rPr>
             <w:fldChar w:fldCharType="end"/>
@@ -2481,28 +2422,28 @@
         </w:p>
         <w:p>
           <w:pPr>
-            <w:pStyle w:val="17"/>
+            <w:pStyle w:val="TOC2"/>
             <w:tabs>
               <w:tab w:val="right" w:leader="dot" w:pos="8306"/>
             </w:tabs>
           </w:pPr>
           <w:r>
             <w:rPr>
-              <w:rFonts w:hint="eastAsia" w:ascii="宋体" w:hAnsi="宋体" w:eastAsia="宋体" w:cs="宋体"/>
+              <w:rFonts w:ascii="宋体" w:eastAsia="宋体" w:hAnsi="宋体" w:cs="宋体" w:hint="eastAsia"/>
               <w:szCs w:val="21"/>
             </w:rPr>
             <w:fldChar w:fldCharType="begin"/>
           </w:r>
           <w:r>
             <w:rPr>
-              <w:rFonts w:hint="eastAsia" w:ascii="宋体" w:hAnsi="宋体" w:eastAsia="宋体" w:cs="宋体"/>
+              <w:rFonts w:ascii="宋体" w:eastAsia="宋体" w:hAnsi="宋体" w:cs="宋体" w:hint="eastAsia"/>
               <w:szCs w:val="21"/>
             </w:rPr>
             <w:instrText xml:space="preserve"> HYPERLINK \l _Toc4647 </w:instrText>
           </w:r>
           <w:r>
             <w:rPr>
-              <w:rFonts w:hint="eastAsia" w:ascii="宋体" w:hAnsi="宋体" w:eastAsia="宋体" w:cs="宋体"/>
+              <w:rFonts w:ascii="宋体" w:eastAsia="宋体" w:hAnsi="宋体" w:cs="宋体" w:hint="eastAsia"/>
               <w:szCs w:val="21"/>
             </w:rPr>
             <w:fldChar w:fldCharType="separate"/>
@@ -2534,7 +2475,7 @@
           </w:r>
           <w:r>
             <w:rPr>
-              <w:rFonts w:hint="eastAsia" w:ascii="宋体" w:hAnsi="宋体" w:eastAsia="宋体" w:cs="宋体"/>
+              <w:rFonts w:ascii="宋体" w:eastAsia="宋体" w:hAnsi="宋体" w:cs="宋体" w:hint="eastAsia"/>
               <w:szCs w:val="21"/>
             </w:rPr>
             <w:fldChar w:fldCharType="end"/>
@@ -2542,28 +2483,28 @@
         </w:p>
         <w:p>
           <w:pPr>
-            <w:pStyle w:val="17"/>
+            <w:pStyle w:val="TOC2"/>
             <w:tabs>
               <w:tab w:val="right" w:leader="dot" w:pos="8306"/>
             </w:tabs>
           </w:pPr>
           <w:r>
             <w:rPr>
-              <w:rFonts w:hint="eastAsia" w:ascii="宋体" w:hAnsi="宋体" w:eastAsia="宋体" w:cs="宋体"/>
+              <w:rFonts w:ascii="宋体" w:eastAsia="宋体" w:hAnsi="宋体" w:cs="宋体" w:hint="eastAsia"/>
               <w:szCs w:val="21"/>
             </w:rPr>
             <w:fldChar w:fldCharType="begin"/>
           </w:r>
           <w:r>
             <w:rPr>
-              <w:rFonts w:hint="eastAsia" w:ascii="宋体" w:hAnsi="宋体" w:eastAsia="宋体" w:cs="宋体"/>
+              <w:rFonts w:ascii="宋体" w:eastAsia="宋体" w:hAnsi="宋体" w:cs="宋体" w:hint="eastAsia"/>
               <w:szCs w:val="21"/>
             </w:rPr>
             <w:instrText xml:space="preserve"> HYPERLINK \l _Toc11715 </w:instrText>
           </w:r>
           <w:r>
             <w:rPr>
-              <w:rFonts w:hint="eastAsia" w:ascii="宋体" w:hAnsi="宋体" w:eastAsia="宋体" w:cs="宋体"/>
+              <w:rFonts w:ascii="宋体" w:eastAsia="宋体" w:hAnsi="宋体" w:cs="宋体" w:hint="eastAsia"/>
               <w:szCs w:val="21"/>
             </w:rPr>
             <w:fldChar w:fldCharType="separate"/>
@@ -2595,7 +2536,7 @@
           </w:r>
           <w:r>
             <w:rPr>
-              <w:rFonts w:hint="eastAsia" w:ascii="宋体" w:hAnsi="宋体" w:eastAsia="宋体" w:cs="宋体"/>
+              <w:rFonts w:ascii="宋体" w:eastAsia="宋体" w:hAnsi="宋体" w:cs="宋体" w:hint="eastAsia"/>
               <w:szCs w:val="21"/>
             </w:rPr>
             <w:fldChar w:fldCharType="end"/>
@@ -2603,28 +2544,28 @@
         </w:p>
         <w:p>
           <w:pPr>
-            <w:pStyle w:val="16"/>
+            <w:pStyle w:val="TOC1"/>
             <w:tabs>
               <w:tab w:val="right" w:leader="dot" w:pos="8306"/>
             </w:tabs>
           </w:pPr>
           <w:r>
             <w:rPr>
-              <w:rFonts w:hint="eastAsia" w:ascii="宋体" w:hAnsi="宋体" w:eastAsia="宋体" w:cs="宋体"/>
+              <w:rFonts w:ascii="宋体" w:eastAsia="宋体" w:hAnsi="宋体" w:cs="宋体" w:hint="eastAsia"/>
               <w:szCs w:val="21"/>
             </w:rPr>
             <w:fldChar w:fldCharType="begin"/>
           </w:r>
           <w:r>
             <w:rPr>
-              <w:rFonts w:hint="eastAsia" w:ascii="宋体" w:hAnsi="宋体" w:eastAsia="宋体" w:cs="宋体"/>
+              <w:rFonts w:ascii="宋体" w:eastAsia="宋体" w:hAnsi="宋体" w:cs="宋体" w:hint="eastAsia"/>
               <w:szCs w:val="21"/>
             </w:rPr>
             <w:instrText xml:space="preserve"> HYPERLINK \l _Toc12598 </w:instrText>
           </w:r>
           <w:r>
             <w:rPr>
-              <w:rFonts w:hint="eastAsia" w:ascii="宋体" w:hAnsi="宋体" w:eastAsia="宋体" w:cs="宋体"/>
+              <w:rFonts w:ascii="宋体" w:eastAsia="宋体" w:hAnsi="宋体" w:cs="宋体" w:hint="eastAsia"/>
               <w:szCs w:val="21"/>
             </w:rPr>
             <w:fldChar w:fldCharType="separate"/>
@@ -2656,7 +2597,7 @@
           </w:r>
           <w:r>
             <w:rPr>
-              <w:rFonts w:hint="eastAsia" w:ascii="宋体" w:hAnsi="宋体" w:eastAsia="宋体" w:cs="宋体"/>
+              <w:rFonts w:ascii="宋体" w:eastAsia="宋体" w:hAnsi="宋体" w:cs="宋体" w:hint="eastAsia"/>
               <w:szCs w:val="21"/>
             </w:rPr>
             <w:fldChar w:fldCharType="end"/>
@@ -2664,28 +2605,28 @@
         </w:p>
         <w:p>
           <w:pPr>
-            <w:pStyle w:val="17"/>
+            <w:pStyle w:val="TOC2"/>
             <w:tabs>
               <w:tab w:val="right" w:leader="dot" w:pos="8306"/>
             </w:tabs>
           </w:pPr>
           <w:r>
             <w:rPr>
-              <w:rFonts w:hint="eastAsia" w:ascii="宋体" w:hAnsi="宋体" w:eastAsia="宋体" w:cs="宋体"/>
+              <w:rFonts w:ascii="宋体" w:eastAsia="宋体" w:hAnsi="宋体" w:cs="宋体" w:hint="eastAsia"/>
               <w:szCs w:val="21"/>
             </w:rPr>
             <w:fldChar w:fldCharType="begin"/>
           </w:r>
           <w:r>
             <w:rPr>
-              <w:rFonts w:hint="eastAsia" w:ascii="宋体" w:hAnsi="宋体" w:eastAsia="宋体" w:cs="宋体"/>
+              <w:rFonts w:ascii="宋体" w:eastAsia="宋体" w:hAnsi="宋体" w:cs="宋体" w:hint="eastAsia"/>
               <w:szCs w:val="21"/>
             </w:rPr>
             <w:instrText xml:space="preserve"> HYPERLINK \l _Toc28087 </w:instrText>
           </w:r>
           <w:r>
             <w:rPr>
-              <w:rFonts w:hint="eastAsia" w:ascii="宋体" w:hAnsi="宋体" w:eastAsia="宋体" w:cs="宋体"/>
+              <w:rFonts w:ascii="宋体" w:eastAsia="宋体" w:hAnsi="宋体" w:cs="宋体" w:hint="eastAsia"/>
               <w:szCs w:val="21"/>
             </w:rPr>
             <w:fldChar w:fldCharType="separate"/>
@@ -2717,7 +2658,7 @@
           </w:r>
           <w:r>
             <w:rPr>
-              <w:rFonts w:hint="eastAsia" w:ascii="宋体" w:hAnsi="宋体" w:eastAsia="宋体" w:cs="宋体"/>
+              <w:rFonts w:ascii="宋体" w:eastAsia="宋体" w:hAnsi="宋体" w:cs="宋体" w:hint="eastAsia"/>
               <w:szCs w:val="21"/>
             </w:rPr>
             <w:fldChar w:fldCharType="end"/>
@@ -2725,28 +2666,28 @@
         </w:p>
         <w:p>
           <w:pPr>
-            <w:pStyle w:val="17"/>
+            <w:pStyle w:val="TOC2"/>
             <w:tabs>
               <w:tab w:val="right" w:leader="dot" w:pos="8306"/>
             </w:tabs>
           </w:pPr>
           <w:r>
             <w:rPr>
-              <w:rFonts w:hint="eastAsia" w:ascii="宋体" w:hAnsi="宋体" w:eastAsia="宋体" w:cs="宋体"/>
+              <w:rFonts w:ascii="宋体" w:eastAsia="宋体" w:hAnsi="宋体" w:cs="宋体" w:hint="eastAsia"/>
               <w:szCs w:val="21"/>
             </w:rPr>
             <w:fldChar w:fldCharType="begin"/>
           </w:r>
           <w:r>
             <w:rPr>
-              <w:rFonts w:hint="eastAsia" w:ascii="宋体" w:hAnsi="宋体" w:eastAsia="宋体" w:cs="宋体"/>
+              <w:rFonts w:ascii="宋体" w:eastAsia="宋体" w:hAnsi="宋体" w:cs="宋体" w:hint="eastAsia"/>
               <w:szCs w:val="21"/>
             </w:rPr>
             <w:instrText xml:space="preserve"> HYPERLINK \l _Toc18065 </w:instrText>
           </w:r>
           <w:r>
             <w:rPr>
-              <w:rFonts w:hint="eastAsia" w:ascii="宋体" w:hAnsi="宋体" w:eastAsia="宋体" w:cs="宋体"/>
+              <w:rFonts w:ascii="宋体" w:eastAsia="宋体" w:hAnsi="宋体" w:cs="宋体" w:hint="eastAsia"/>
               <w:szCs w:val="21"/>
             </w:rPr>
             <w:fldChar w:fldCharType="separate"/>
@@ -2778,7 +2719,7 @@
           </w:r>
           <w:r>
             <w:rPr>
-              <w:rFonts w:hint="eastAsia" w:ascii="宋体" w:hAnsi="宋体" w:eastAsia="宋体" w:cs="宋体"/>
+              <w:rFonts w:ascii="宋体" w:eastAsia="宋体" w:hAnsi="宋体" w:cs="宋体" w:hint="eastAsia"/>
               <w:szCs w:val="21"/>
             </w:rPr>
             <w:fldChar w:fldCharType="end"/>
@@ -2786,28 +2727,28 @@
         </w:p>
         <w:p>
           <w:pPr>
-            <w:pStyle w:val="17"/>
+            <w:pStyle w:val="TOC2"/>
             <w:tabs>
               <w:tab w:val="right" w:leader="dot" w:pos="8306"/>
             </w:tabs>
           </w:pPr>
           <w:r>
             <w:rPr>
-              <w:rFonts w:hint="eastAsia" w:ascii="宋体" w:hAnsi="宋体" w:eastAsia="宋体" w:cs="宋体"/>
+              <w:rFonts w:ascii="宋体" w:eastAsia="宋体" w:hAnsi="宋体" w:cs="宋体" w:hint="eastAsia"/>
               <w:szCs w:val="21"/>
             </w:rPr>
             <w:fldChar w:fldCharType="begin"/>
           </w:r>
           <w:r>
             <w:rPr>
-              <w:rFonts w:hint="eastAsia" w:ascii="宋体" w:hAnsi="宋体" w:eastAsia="宋体" w:cs="宋体"/>
+              <w:rFonts w:ascii="宋体" w:eastAsia="宋体" w:hAnsi="宋体" w:cs="宋体" w:hint="eastAsia"/>
               <w:szCs w:val="21"/>
             </w:rPr>
             <w:instrText xml:space="preserve"> HYPERLINK \l _Toc10273 </w:instrText>
           </w:r>
           <w:r>
             <w:rPr>
-              <w:rFonts w:hint="eastAsia" w:ascii="宋体" w:hAnsi="宋体" w:eastAsia="宋体" w:cs="宋体"/>
+              <w:rFonts w:ascii="宋体" w:eastAsia="宋体" w:hAnsi="宋体" w:cs="宋体" w:hint="eastAsia"/>
               <w:szCs w:val="21"/>
             </w:rPr>
             <w:fldChar w:fldCharType="separate"/>
@@ -2839,7 +2780,7 @@
           </w:r>
           <w:r>
             <w:rPr>
-              <w:rFonts w:hint="eastAsia" w:ascii="宋体" w:hAnsi="宋体" w:eastAsia="宋体" w:cs="宋体"/>
+              <w:rFonts w:ascii="宋体" w:eastAsia="宋体" w:hAnsi="宋体" w:cs="宋体" w:hint="eastAsia"/>
               <w:szCs w:val="21"/>
             </w:rPr>
             <w:fldChar w:fldCharType="end"/>
@@ -2847,28 +2788,28 @@
         </w:p>
         <w:p>
           <w:pPr>
-            <w:pStyle w:val="16"/>
+            <w:pStyle w:val="TOC1"/>
             <w:tabs>
               <w:tab w:val="right" w:leader="dot" w:pos="8306"/>
             </w:tabs>
           </w:pPr>
           <w:r>
             <w:rPr>
-              <w:rFonts w:hint="eastAsia" w:ascii="宋体" w:hAnsi="宋体" w:eastAsia="宋体" w:cs="宋体"/>
+              <w:rFonts w:ascii="宋体" w:eastAsia="宋体" w:hAnsi="宋体" w:cs="宋体" w:hint="eastAsia"/>
               <w:szCs w:val="21"/>
             </w:rPr>
             <w:fldChar w:fldCharType="begin"/>
           </w:r>
           <w:r>
             <w:rPr>
-              <w:rFonts w:hint="eastAsia" w:ascii="宋体" w:hAnsi="宋体" w:eastAsia="宋体" w:cs="宋体"/>
+              <w:rFonts w:ascii="宋体" w:eastAsia="宋体" w:hAnsi="宋体" w:cs="宋体" w:hint="eastAsia"/>
               <w:szCs w:val="21"/>
             </w:rPr>
             <w:instrText xml:space="preserve"> HYPERLINK \l _Toc14733 </w:instrText>
           </w:r>
           <w:r>
             <w:rPr>
-              <w:rFonts w:hint="eastAsia" w:ascii="宋体" w:hAnsi="宋体" w:eastAsia="宋体" w:cs="宋体"/>
+              <w:rFonts w:ascii="宋体" w:eastAsia="宋体" w:hAnsi="宋体" w:cs="宋体" w:hint="eastAsia"/>
               <w:szCs w:val="21"/>
             </w:rPr>
             <w:fldChar w:fldCharType="separate"/>
@@ -2900,7 +2841,7 @@
           </w:r>
           <w:r>
             <w:rPr>
-              <w:rFonts w:hint="eastAsia" w:ascii="宋体" w:hAnsi="宋体" w:eastAsia="宋体" w:cs="宋体"/>
+              <w:rFonts w:ascii="宋体" w:eastAsia="宋体" w:hAnsi="宋体" w:cs="宋体" w:hint="eastAsia"/>
               <w:szCs w:val="21"/>
             </w:rPr>
             <w:fldChar w:fldCharType="end"/>
@@ -2908,28 +2849,28 @@
         </w:p>
         <w:p>
           <w:pPr>
-            <w:pStyle w:val="17"/>
+            <w:pStyle w:val="TOC2"/>
             <w:tabs>
               <w:tab w:val="right" w:leader="dot" w:pos="8306"/>
             </w:tabs>
           </w:pPr>
           <w:r>
             <w:rPr>
-              <w:rFonts w:hint="eastAsia" w:ascii="宋体" w:hAnsi="宋体" w:eastAsia="宋体" w:cs="宋体"/>
+              <w:rFonts w:ascii="宋体" w:eastAsia="宋体" w:hAnsi="宋体" w:cs="宋体" w:hint="eastAsia"/>
               <w:szCs w:val="21"/>
             </w:rPr>
             <w:fldChar w:fldCharType="begin"/>
           </w:r>
           <w:r>
             <w:rPr>
-              <w:rFonts w:hint="eastAsia" w:ascii="宋体" w:hAnsi="宋体" w:eastAsia="宋体" w:cs="宋体"/>
+              <w:rFonts w:ascii="宋体" w:eastAsia="宋体" w:hAnsi="宋体" w:cs="宋体" w:hint="eastAsia"/>
               <w:szCs w:val="21"/>
             </w:rPr>
             <w:instrText xml:space="preserve"> HYPERLINK \l _Toc13220 </w:instrText>
           </w:r>
           <w:r>
             <w:rPr>
-              <w:rFonts w:hint="eastAsia" w:ascii="宋体" w:hAnsi="宋体" w:eastAsia="宋体" w:cs="宋体"/>
+              <w:rFonts w:ascii="宋体" w:eastAsia="宋体" w:hAnsi="宋体" w:cs="宋体" w:hint="eastAsia"/>
               <w:szCs w:val="21"/>
             </w:rPr>
             <w:fldChar w:fldCharType="separate"/>
@@ -2961,7 +2902,7 @@
           </w:r>
           <w:r>
             <w:rPr>
-              <w:rFonts w:hint="eastAsia" w:ascii="宋体" w:hAnsi="宋体" w:eastAsia="宋体" w:cs="宋体"/>
+              <w:rFonts w:ascii="宋体" w:eastAsia="宋体" w:hAnsi="宋体" w:cs="宋体" w:hint="eastAsia"/>
               <w:szCs w:val="21"/>
             </w:rPr>
             <w:fldChar w:fldCharType="end"/>
@@ -2969,28 +2910,28 @@
         </w:p>
         <w:p>
           <w:pPr>
-            <w:pStyle w:val="17"/>
+            <w:pStyle w:val="TOC2"/>
             <w:tabs>
               <w:tab w:val="right" w:leader="dot" w:pos="8306"/>
             </w:tabs>
           </w:pPr>
           <w:r>
             <w:rPr>
-              <w:rFonts w:hint="eastAsia" w:ascii="宋体" w:hAnsi="宋体" w:eastAsia="宋体" w:cs="宋体"/>
+              <w:rFonts w:ascii="宋体" w:eastAsia="宋体" w:hAnsi="宋体" w:cs="宋体" w:hint="eastAsia"/>
               <w:szCs w:val="21"/>
             </w:rPr>
             <w:fldChar w:fldCharType="begin"/>
           </w:r>
           <w:r>
             <w:rPr>
-              <w:rFonts w:hint="eastAsia" w:ascii="宋体" w:hAnsi="宋体" w:eastAsia="宋体" w:cs="宋体"/>
+              <w:rFonts w:ascii="宋体" w:eastAsia="宋体" w:hAnsi="宋体" w:cs="宋体" w:hint="eastAsia"/>
               <w:szCs w:val="21"/>
             </w:rPr>
             <w:instrText xml:space="preserve"> HYPERLINK \l _Toc2111 </w:instrText>
           </w:r>
           <w:r>
             <w:rPr>
-              <w:rFonts w:hint="eastAsia" w:ascii="宋体" w:hAnsi="宋体" w:eastAsia="宋体" w:cs="宋体"/>
+              <w:rFonts w:ascii="宋体" w:eastAsia="宋体" w:hAnsi="宋体" w:cs="宋体" w:hint="eastAsia"/>
               <w:szCs w:val="21"/>
             </w:rPr>
             <w:fldChar w:fldCharType="separate"/>
@@ -3022,7 +2963,7 @@
           </w:r>
           <w:r>
             <w:rPr>
-              <w:rFonts w:hint="eastAsia" w:ascii="宋体" w:hAnsi="宋体" w:eastAsia="宋体" w:cs="宋体"/>
+              <w:rFonts w:ascii="宋体" w:eastAsia="宋体" w:hAnsi="宋体" w:cs="宋体" w:hint="eastAsia"/>
               <w:szCs w:val="21"/>
             </w:rPr>
             <w:fldChar w:fldCharType="end"/>
@@ -3030,28 +2971,28 @@
         </w:p>
         <w:p>
           <w:pPr>
-            <w:pStyle w:val="17"/>
+            <w:pStyle w:val="TOC2"/>
             <w:tabs>
               <w:tab w:val="right" w:leader="dot" w:pos="8306"/>
             </w:tabs>
           </w:pPr>
           <w:r>
             <w:rPr>
-              <w:rFonts w:hint="eastAsia" w:ascii="宋体" w:hAnsi="宋体" w:eastAsia="宋体" w:cs="宋体"/>
+              <w:rFonts w:ascii="宋体" w:eastAsia="宋体" w:hAnsi="宋体" w:cs="宋体" w:hint="eastAsia"/>
               <w:szCs w:val="21"/>
             </w:rPr>
             <w:fldChar w:fldCharType="begin"/>
           </w:r>
           <w:r>
             <w:rPr>
-              <w:rFonts w:hint="eastAsia" w:ascii="宋体" w:hAnsi="宋体" w:eastAsia="宋体" w:cs="宋体"/>
+              <w:rFonts w:ascii="宋体" w:eastAsia="宋体" w:hAnsi="宋体" w:cs="宋体" w:hint="eastAsia"/>
               <w:szCs w:val="21"/>
             </w:rPr>
             <w:instrText xml:space="preserve"> HYPERLINK \l _Toc6141 </w:instrText>
           </w:r>
           <w:r>
             <w:rPr>
-              <w:rFonts w:hint="eastAsia" w:ascii="宋体" w:hAnsi="宋体" w:eastAsia="宋体" w:cs="宋体"/>
+              <w:rFonts w:ascii="宋体" w:eastAsia="宋体" w:hAnsi="宋体" w:cs="宋体" w:hint="eastAsia"/>
               <w:szCs w:val="21"/>
             </w:rPr>
             <w:fldChar w:fldCharType="separate"/>
@@ -3083,7 +3024,7 @@
           </w:r>
           <w:r>
             <w:rPr>
-              <w:rFonts w:hint="eastAsia" w:ascii="宋体" w:hAnsi="宋体" w:eastAsia="宋体" w:cs="宋体"/>
+              <w:rFonts w:ascii="宋体" w:eastAsia="宋体" w:hAnsi="宋体" w:cs="宋体" w:hint="eastAsia"/>
               <w:szCs w:val="21"/>
             </w:rPr>
             <w:fldChar w:fldCharType="end"/>
@@ -3091,28 +3032,28 @@
         </w:p>
         <w:p>
           <w:pPr>
-            <w:pStyle w:val="17"/>
+            <w:pStyle w:val="TOC2"/>
             <w:tabs>
               <w:tab w:val="right" w:leader="dot" w:pos="8306"/>
             </w:tabs>
           </w:pPr>
           <w:r>
             <w:rPr>
-              <w:rFonts w:hint="eastAsia" w:ascii="宋体" w:hAnsi="宋体" w:eastAsia="宋体" w:cs="宋体"/>
+              <w:rFonts w:ascii="宋体" w:eastAsia="宋体" w:hAnsi="宋体" w:cs="宋体" w:hint="eastAsia"/>
               <w:szCs w:val="21"/>
             </w:rPr>
             <w:fldChar w:fldCharType="begin"/>
           </w:r>
           <w:r>
             <w:rPr>
-              <w:rFonts w:hint="eastAsia" w:ascii="宋体" w:hAnsi="宋体" w:eastAsia="宋体" w:cs="宋体"/>
+              <w:rFonts w:ascii="宋体" w:eastAsia="宋体" w:hAnsi="宋体" w:cs="宋体" w:hint="eastAsia"/>
               <w:szCs w:val="21"/>
             </w:rPr>
             <w:instrText xml:space="preserve"> HYPERLINK \l _Toc32130 </w:instrText>
           </w:r>
           <w:r>
             <w:rPr>
-              <w:rFonts w:hint="eastAsia" w:ascii="宋体" w:hAnsi="宋体" w:eastAsia="宋体" w:cs="宋体"/>
+              <w:rFonts w:ascii="宋体" w:eastAsia="宋体" w:hAnsi="宋体" w:cs="宋体" w:hint="eastAsia"/>
               <w:szCs w:val="21"/>
             </w:rPr>
             <w:fldChar w:fldCharType="separate"/>
@@ -3144,7 +3085,7 @@
           </w:r>
           <w:r>
             <w:rPr>
-              <w:rFonts w:hint="eastAsia" w:ascii="宋体" w:hAnsi="宋体" w:eastAsia="宋体" w:cs="宋体"/>
+              <w:rFonts w:ascii="宋体" w:eastAsia="宋体" w:hAnsi="宋体" w:cs="宋体" w:hint="eastAsia"/>
               <w:szCs w:val="21"/>
             </w:rPr>
             <w:fldChar w:fldCharType="end"/>
@@ -3152,28 +3093,28 @@
         </w:p>
         <w:p>
           <w:pPr>
-            <w:pStyle w:val="16"/>
+            <w:pStyle w:val="TOC1"/>
             <w:tabs>
               <w:tab w:val="right" w:leader="dot" w:pos="8306"/>
             </w:tabs>
           </w:pPr>
           <w:r>
             <w:rPr>
-              <w:rFonts w:hint="eastAsia" w:ascii="宋体" w:hAnsi="宋体" w:eastAsia="宋体" w:cs="宋体"/>
+              <w:rFonts w:ascii="宋体" w:eastAsia="宋体" w:hAnsi="宋体" w:cs="宋体" w:hint="eastAsia"/>
               <w:szCs w:val="21"/>
             </w:rPr>
             <w:fldChar w:fldCharType="begin"/>
           </w:r>
           <w:r>
             <w:rPr>
-              <w:rFonts w:hint="eastAsia" w:ascii="宋体" w:hAnsi="宋体" w:eastAsia="宋体" w:cs="宋体"/>
+              <w:rFonts w:ascii="宋体" w:eastAsia="宋体" w:hAnsi="宋体" w:cs="宋体" w:hint="eastAsia"/>
               <w:szCs w:val="21"/>
             </w:rPr>
             <w:instrText xml:space="preserve"> HYPERLINK \l _Toc5737 </w:instrText>
           </w:r>
           <w:r>
             <w:rPr>
-              <w:rFonts w:hint="eastAsia" w:ascii="宋体" w:hAnsi="宋体" w:eastAsia="宋体" w:cs="宋体"/>
+              <w:rFonts w:ascii="宋体" w:eastAsia="宋体" w:hAnsi="宋体" w:cs="宋体" w:hint="eastAsia"/>
               <w:szCs w:val="21"/>
             </w:rPr>
             <w:fldChar w:fldCharType="separate"/>
@@ -3205,7 +3146,7 @@
           </w:r>
           <w:r>
             <w:rPr>
-              <w:rFonts w:hint="eastAsia" w:ascii="宋体" w:hAnsi="宋体" w:eastAsia="宋体" w:cs="宋体"/>
+              <w:rFonts w:ascii="宋体" w:eastAsia="宋体" w:hAnsi="宋体" w:cs="宋体" w:hint="eastAsia"/>
               <w:szCs w:val="21"/>
             </w:rPr>
             <w:fldChar w:fldCharType="end"/>
@@ -3213,28 +3154,28 @@
         </w:p>
         <w:p>
           <w:pPr>
-            <w:pStyle w:val="17"/>
+            <w:pStyle w:val="TOC2"/>
             <w:tabs>
               <w:tab w:val="right" w:leader="dot" w:pos="8306"/>
             </w:tabs>
           </w:pPr>
           <w:r>
             <w:rPr>
-              <w:rFonts w:hint="eastAsia" w:ascii="宋体" w:hAnsi="宋体" w:eastAsia="宋体" w:cs="宋体"/>
+              <w:rFonts w:ascii="宋体" w:eastAsia="宋体" w:hAnsi="宋体" w:cs="宋体" w:hint="eastAsia"/>
               <w:szCs w:val="21"/>
             </w:rPr>
             <w:fldChar w:fldCharType="begin"/>
           </w:r>
           <w:r>
             <w:rPr>
-              <w:rFonts w:hint="eastAsia" w:ascii="宋体" w:hAnsi="宋体" w:eastAsia="宋体" w:cs="宋体"/>
+              <w:rFonts w:ascii="宋体" w:eastAsia="宋体" w:hAnsi="宋体" w:cs="宋体" w:hint="eastAsia"/>
               <w:szCs w:val="21"/>
             </w:rPr>
             <w:instrText xml:space="preserve"> HYPERLINK \l _Toc6209 </w:instrText>
           </w:r>
           <w:r>
             <w:rPr>
-              <w:rFonts w:hint="eastAsia" w:ascii="宋体" w:hAnsi="宋体" w:eastAsia="宋体" w:cs="宋体"/>
+              <w:rFonts w:ascii="宋体" w:eastAsia="宋体" w:hAnsi="宋体" w:cs="宋体" w:hint="eastAsia"/>
               <w:szCs w:val="21"/>
             </w:rPr>
             <w:fldChar w:fldCharType="separate"/>
@@ -3266,7 +3207,7 @@
           </w:r>
           <w:r>
             <w:rPr>
-              <w:rFonts w:hint="eastAsia" w:ascii="宋体" w:hAnsi="宋体" w:eastAsia="宋体" w:cs="宋体"/>
+              <w:rFonts w:ascii="宋体" w:eastAsia="宋体" w:hAnsi="宋体" w:cs="宋体" w:hint="eastAsia"/>
               <w:szCs w:val="21"/>
             </w:rPr>
             <w:fldChar w:fldCharType="end"/>
@@ -3274,28 +3215,28 @@
         </w:p>
         <w:p>
           <w:pPr>
-            <w:pStyle w:val="17"/>
+            <w:pStyle w:val="TOC2"/>
             <w:tabs>
               <w:tab w:val="right" w:leader="dot" w:pos="8306"/>
             </w:tabs>
           </w:pPr>
           <w:r>
             <w:rPr>
-              <w:rFonts w:hint="eastAsia" w:ascii="宋体" w:hAnsi="宋体" w:eastAsia="宋体" w:cs="宋体"/>
+              <w:rFonts w:ascii="宋体" w:eastAsia="宋体" w:hAnsi="宋体" w:cs="宋体" w:hint="eastAsia"/>
               <w:szCs w:val="21"/>
             </w:rPr>
             <w:fldChar w:fldCharType="begin"/>
           </w:r>
           <w:r>
             <w:rPr>
-              <w:rFonts w:hint="eastAsia" w:ascii="宋体" w:hAnsi="宋体" w:eastAsia="宋体" w:cs="宋体"/>
+              <w:rFonts w:ascii="宋体" w:eastAsia="宋体" w:hAnsi="宋体" w:cs="宋体" w:hint="eastAsia"/>
               <w:szCs w:val="21"/>
             </w:rPr>
             <w:instrText xml:space="preserve"> HYPERLINK \l _Toc29243 </w:instrText>
           </w:r>
           <w:r>
             <w:rPr>
-              <w:rFonts w:hint="eastAsia" w:ascii="宋体" w:hAnsi="宋体" w:eastAsia="宋体" w:cs="宋体"/>
+              <w:rFonts w:ascii="宋体" w:eastAsia="宋体" w:hAnsi="宋体" w:cs="宋体" w:hint="eastAsia"/>
               <w:szCs w:val="21"/>
             </w:rPr>
             <w:fldChar w:fldCharType="separate"/>
@@ -3327,7 +3268,7 @@
           </w:r>
           <w:r>
             <w:rPr>
-              <w:rFonts w:hint="eastAsia" w:ascii="宋体" w:hAnsi="宋体" w:eastAsia="宋体" w:cs="宋体"/>
+              <w:rFonts w:ascii="宋体" w:eastAsia="宋体" w:hAnsi="宋体" w:cs="宋体" w:hint="eastAsia"/>
               <w:szCs w:val="21"/>
             </w:rPr>
             <w:fldChar w:fldCharType="end"/>
@@ -3335,28 +3276,28 @@
         </w:p>
         <w:p>
           <w:pPr>
-            <w:pStyle w:val="17"/>
+            <w:pStyle w:val="TOC2"/>
             <w:tabs>
               <w:tab w:val="right" w:leader="dot" w:pos="8306"/>
             </w:tabs>
           </w:pPr>
           <w:r>
             <w:rPr>
-              <w:rFonts w:hint="eastAsia" w:ascii="宋体" w:hAnsi="宋体" w:eastAsia="宋体" w:cs="宋体"/>
+              <w:rFonts w:ascii="宋体" w:eastAsia="宋体" w:hAnsi="宋体" w:cs="宋体" w:hint="eastAsia"/>
               <w:szCs w:val="21"/>
             </w:rPr>
             <w:fldChar w:fldCharType="begin"/>
           </w:r>
           <w:r>
             <w:rPr>
-              <w:rFonts w:hint="eastAsia" w:ascii="宋体" w:hAnsi="宋体" w:eastAsia="宋体" w:cs="宋体"/>
+              <w:rFonts w:ascii="宋体" w:eastAsia="宋体" w:hAnsi="宋体" w:cs="宋体" w:hint="eastAsia"/>
               <w:szCs w:val="21"/>
             </w:rPr>
             <w:instrText xml:space="preserve"> HYPERLINK \l _Toc13882 </w:instrText>
           </w:r>
           <w:r>
             <w:rPr>
-              <w:rFonts w:hint="eastAsia" w:ascii="宋体" w:hAnsi="宋体" w:eastAsia="宋体" w:cs="宋体"/>
+              <w:rFonts w:ascii="宋体" w:eastAsia="宋体" w:hAnsi="宋体" w:cs="宋体" w:hint="eastAsia"/>
               <w:szCs w:val="21"/>
             </w:rPr>
             <w:fldChar w:fldCharType="separate"/>
@@ -3388,7 +3329,7 @@
           </w:r>
           <w:r>
             <w:rPr>
-              <w:rFonts w:hint="eastAsia" w:ascii="宋体" w:hAnsi="宋体" w:eastAsia="宋体" w:cs="宋体"/>
+              <w:rFonts w:ascii="宋体" w:eastAsia="宋体" w:hAnsi="宋体" w:cs="宋体" w:hint="eastAsia"/>
               <w:szCs w:val="21"/>
             </w:rPr>
             <w:fldChar w:fldCharType="end"/>
@@ -3396,28 +3337,28 @@
         </w:p>
         <w:p>
           <w:pPr>
-            <w:pStyle w:val="17"/>
+            <w:pStyle w:val="TOC2"/>
             <w:tabs>
               <w:tab w:val="right" w:leader="dot" w:pos="8306"/>
             </w:tabs>
           </w:pPr>
           <w:r>
             <w:rPr>
-              <w:rFonts w:hint="eastAsia" w:ascii="宋体" w:hAnsi="宋体" w:eastAsia="宋体" w:cs="宋体"/>
+              <w:rFonts w:ascii="宋体" w:eastAsia="宋体" w:hAnsi="宋体" w:cs="宋体" w:hint="eastAsia"/>
               <w:szCs w:val="21"/>
             </w:rPr>
             <w:fldChar w:fldCharType="begin"/>
           </w:r>
           <w:r>
             <w:rPr>
-              <w:rFonts w:hint="eastAsia" w:ascii="宋体" w:hAnsi="宋体" w:eastAsia="宋体" w:cs="宋体"/>
+              <w:rFonts w:ascii="宋体" w:eastAsia="宋体" w:hAnsi="宋体" w:cs="宋体" w:hint="eastAsia"/>
               <w:szCs w:val="21"/>
             </w:rPr>
             <w:instrText xml:space="preserve"> HYPERLINK \l _Toc25386 </w:instrText>
           </w:r>
           <w:r>
             <w:rPr>
-              <w:rFonts w:hint="eastAsia" w:ascii="宋体" w:hAnsi="宋体" w:eastAsia="宋体" w:cs="宋体"/>
+              <w:rFonts w:ascii="宋体" w:eastAsia="宋体" w:hAnsi="宋体" w:cs="宋体" w:hint="eastAsia"/>
               <w:szCs w:val="21"/>
             </w:rPr>
             <w:fldChar w:fldCharType="separate"/>
@@ -3449,7 +3390,7 @@
           </w:r>
           <w:r>
             <w:rPr>
-              <w:rFonts w:hint="eastAsia" w:ascii="宋体" w:hAnsi="宋体" w:eastAsia="宋体" w:cs="宋体"/>
+              <w:rFonts w:ascii="宋体" w:eastAsia="宋体" w:hAnsi="宋体" w:cs="宋体" w:hint="eastAsia"/>
               <w:szCs w:val="21"/>
             </w:rPr>
             <w:fldChar w:fldCharType="end"/>
@@ -3457,28 +3398,28 @@
         </w:p>
         <w:p>
           <w:pPr>
-            <w:pStyle w:val="17"/>
+            <w:pStyle w:val="TOC2"/>
             <w:tabs>
               <w:tab w:val="right" w:leader="dot" w:pos="8306"/>
             </w:tabs>
           </w:pPr>
           <w:r>
             <w:rPr>
-              <w:rFonts w:hint="eastAsia" w:ascii="宋体" w:hAnsi="宋体" w:eastAsia="宋体" w:cs="宋体"/>
+              <w:rFonts w:ascii="宋体" w:eastAsia="宋体" w:hAnsi="宋体" w:cs="宋体" w:hint="eastAsia"/>
               <w:szCs w:val="21"/>
             </w:rPr>
             <w:fldChar w:fldCharType="begin"/>
           </w:r>
           <w:r>
             <w:rPr>
-              <w:rFonts w:hint="eastAsia" w:ascii="宋体" w:hAnsi="宋体" w:eastAsia="宋体" w:cs="宋体"/>
+              <w:rFonts w:ascii="宋体" w:eastAsia="宋体" w:hAnsi="宋体" w:cs="宋体" w:hint="eastAsia"/>
               <w:szCs w:val="21"/>
             </w:rPr>
             <w:instrText xml:space="preserve"> HYPERLINK \l _Toc25987 </w:instrText>
           </w:r>
           <w:r>
             <w:rPr>
-              <w:rFonts w:hint="eastAsia" w:ascii="宋体" w:hAnsi="宋体" w:eastAsia="宋体" w:cs="宋体"/>
+              <w:rFonts w:ascii="宋体" w:eastAsia="宋体" w:hAnsi="宋体" w:cs="宋体" w:hint="eastAsia"/>
               <w:szCs w:val="21"/>
             </w:rPr>
             <w:fldChar w:fldCharType="separate"/>
@@ -3510,7 +3451,7 @@
           </w:r>
           <w:r>
             <w:rPr>
-              <w:rFonts w:hint="eastAsia" w:ascii="宋体" w:hAnsi="宋体" w:eastAsia="宋体" w:cs="宋体"/>
+              <w:rFonts w:ascii="宋体" w:eastAsia="宋体" w:hAnsi="宋体" w:cs="宋体" w:hint="eastAsia"/>
               <w:szCs w:val="21"/>
             </w:rPr>
             <w:fldChar w:fldCharType="end"/>
@@ -3518,28 +3459,28 @@
         </w:p>
         <w:p>
           <w:pPr>
-            <w:pStyle w:val="16"/>
+            <w:pStyle w:val="TOC1"/>
             <w:tabs>
               <w:tab w:val="right" w:leader="dot" w:pos="8306"/>
             </w:tabs>
           </w:pPr>
           <w:r>
             <w:rPr>
-              <w:rFonts w:hint="eastAsia" w:ascii="宋体" w:hAnsi="宋体" w:eastAsia="宋体" w:cs="宋体"/>
+              <w:rFonts w:ascii="宋体" w:eastAsia="宋体" w:hAnsi="宋体" w:cs="宋体" w:hint="eastAsia"/>
               <w:szCs w:val="21"/>
             </w:rPr>
             <w:fldChar w:fldCharType="begin"/>
           </w:r>
           <w:r>
             <w:rPr>
-              <w:rFonts w:hint="eastAsia" w:ascii="宋体" w:hAnsi="宋体" w:eastAsia="宋体" w:cs="宋体"/>
+              <w:rFonts w:ascii="宋体" w:eastAsia="宋体" w:hAnsi="宋体" w:cs="宋体" w:hint="eastAsia"/>
               <w:szCs w:val="21"/>
             </w:rPr>
             <w:instrText xml:space="preserve"> HYPERLINK \l _Toc10023 </w:instrText>
           </w:r>
           <w:r>
             <w:rPr>
-              <w:rFonts w:hint="eastAsia" w:ascii="宋体" w:hAnsi="宋体" w:eastAsia="宋体" w:cs="宋体"/>
+              <w:rFonts w:ascii="宋体" w:eastAsia="宋体" w:hAnsi="宋体" w:cs="宋体" w:hint="eastAsia"/>
               <w:szCs w:val="21"/>
             </w:rPr>
             <w:fldChar w:fldCharType="separate"/>
@@ -3571,7 +3512,7 @@
           </w:r>
           <w:r>
             <w:rPr>
-              <w:rFonts w:hint="eastAsia" w:ascii="宋体" w:hAnsi="宋体" w:eastAsia="宋体" w:cs="宋体"/>
+              <w:rFonts w:ascii="宋体" w:eastAsia="宋体" w:hAnsi="宋体" w:cs="宋体" w:hint="eastAsia"/>
               <w:szCs w:val="21"/>
             </w:rPr>
             <w:fldChar w:fldCharType="end"/>
@@ -3595,7 +3536,7 @@
             <w:spacing w:line="240" w:lineRule="atLeast"/>
             <w:textAlignment w:val="baseline"/>
             <w:rPr>
-              <w:rFonts w:hint="eastAsia" w:ascii="宋体" w:hAnsi="宋体" w:eastAsia="宋体" w:cs="宋体"/>
+              <w:rFonts w:ascii="宋体" w:eastAsia="宋体" w:hAnsi="宋体" w:cs="宋体" w:hint="eastAsia"/>
               <w:snapToGrid w:val="0"/>
               <w:color w:val="000000"/>
               <w:kern w:val="0"/>
@@ -3606,7 +3547,7 @@
           </w:pPr>
           <w:r>
             <w:rPr>
-              <w:rFonts w:hint="eastAsia" w:ascii="宋体" w:hAnsi="宋体" w:eastAsia="宋体" w:cs="宋体"/>
+              <w:rFonts w:ascii="宋体" w:eastAsia="宋体" w:hAnsi="宋体" w:cs="宋体" w:hint="eastAsia"/>
               <w:szCs w:val="21"/>
             </w:rPr>
             <w:fldChar w:fldCharType="end"/>
@@ -3625,7 +3566,7 @@
     </w:p>
     <w:p>
       <w:pPr>
-        <w:pStyle w:val="28"/>
+        <w:pStyle w:val="1"/>
         <w:bidi w:val="0"/>
         <w:rPr>
           <w:rFonts w:hint="default"/>
@@ -3644,7 +3585,7 @@
     </w:p>
     <w:p>
       <w:pPr>
-        <w:pStyle w:val="30"/>
+        <w:pStyle w:val="2"/>
         <w:bidi w:val="0"/>
         <w:rPr>
           <w:rFonts w:hint="default"/>
@@ -3663,7 +3604,7 @@
     </w:p>
     <w:p>
       <w:pPr>
-        <w:pStyle w:val="29"/>
+        <w:pStyle w:val="a1"/>
         <w:keepNext w:val="0"/>
         <w:keepLines w:val="0"/>
         <w:pageBreakBefore w:val="0"/>
@@ -3690,8 +3631,8 @@
         </w:rPr>
         <w:t>为规范公司员工入职、离职管理工作流程，明确各部门职责，确保人员有序、平稳地融入及退出组织，保障公司</w:t>
       </w:r>
-      <w:bookmarkStart w:id="22" w:name="_GoBack"/>
-      <w:bookmarkEnd w:id="22"/>
+      <w:bookmarkStart w:id="4" w:name="_GoBack"/>
+      <w:bookmarkEnd w:id="4"/>
       <w:r>
         <w:rPr>
           <w:rFonts w:hint="default"/>
@@ -3702,14 +3643,14 @@
     </w:p>
     <w:p>
       <w:pPr>
-        <w:pStyle w:val="30"/>
-        <w:bidi w:val="0"/>
-        <w:rPr>
-          <w:rFonts w:hint="default"/>
-          <w:lang w:val="en-US" w:eastAsia="zh-CN"/>
-        </w:rPr>
-      </w:pPr>
-      <w:bookmarkStart w:id="4" w:name="_Toc4647"/>
+        <w:pStyle w:val="2"/>
+        <w:bidi w:val="0"/>
+        <w:rPr>
+          <w:rFonts w:hint="default"/>
+          <w:lang w:val="en-US" w:eastAsia="zh-CN"/>
+        </w:rPr>
+      </w:pPr>
+      <w:bookmarkStart w:id="5" w:name="_Toc4647"/>
       <w:r>
         <w:rPr>
           <w:rFonts w:hint="default"/>
@@ -3717,11 +3658,11 @@
         </w:rPr>
         <w:t>适用范围</w:t>
       </w:r>
-      <w:bookmarkEnd w:id="4"/>
-    </w:p>
-    <w:p>
-      <w:pPr>
-        <w:pStyle w:val="29"/>
+      <w:bookmarkEnd w:id="5"/>
+    </w:p>
+    <w:p>
+      <w:pPr>
+        <w:pStyle w:val="a1"/>
         <w:keepNext w:val="0"/>
         <w:keepLines w:val="0"/>
         <w:pageBreakBefore w:val="0"/>
@@ -3751,14 +3692,14 @@
     </w:p>
     <w:p>
       <w:pPr>
-        <w:pStyle w:val="30"/>
-        <w:bidi w:val="0"/>
-        <w:rPr>
-          <w:rFonts w:hint="default"/>
-          <w:lang w:val="en-US" w:eastAsia="zh-CN"/>
-        </w:rPr>
-      </w:pPr>
-      <w:bookmarkStart w:id="5" w:name="_Toc11715"/>
+        <w:pStyle w:val="2"/>
+        <w:bidi w:val="0"/>
+        <w:rPr>
+          <w:rFonts w:hint="default"/>
+          <w:lang w:val="en-US" w:eastAsia="zh-CN"/>
+        </w:rPr>
+      </w:pPr>
+      <w:bookmarkStart w:id="6" w:name="_Toc11715"/>
       <w:r>
         <w:rPr>
           <w:rFonts w:hint="default"/>
@@ -3766,11 +3707,11 @@
         </w:rPr>
         <w:t>原则</w:t>
       </w:r>
-      <w:bookmarkEnd w:id="5"/>
-    </w:p>
-    <w:p>
-      <w:pPr>
-        <w:pStyle w:val="29"/>
+      <w:bookmarkEnd w:id="6"/>
+    </w:p>
+    <w:p>
+      <w:pPr>
+        <w:pStyle w:val="a1"/>
         <w:keepNext w:val="0"/>
         <w:keepLines w:val="0"/>
         <w:pageBreakBefore w:val="0"/>
@@ -3800,7 +3741,7 @@
     </w:p>
     <w:p>
       <w:pPr>
-        <w:pStyle w:val="29"/>
+        <w:pStyle w:val="a1"/>
         <w:keepNext w:val="0"/>
         <w:keepLines w:val="0"/>
         <w:pageBreakBefore w:val="0"/>
@@ -3830,7 +3771,7 @@
     </w:p>
     <w:p>
       <w:pPr>
-        <w:pStyle w:val="29"/>
+        <w:pStyle w:val="a1"/>
         <w:keepNext w:val="0"/>
         <w:keepLines w:val="0"/>
         <w:pageBreakBefore w:val="0"/>
@@ -3860,7 +3801,7 @@
     </w:p>
     <w:p>
       <w:pPr>
-        <w:pStyle w:val="29"/>
+        <w:pStyle w:val="a1"/>
         <w:keepNext w:val="0"/>
         <w:keepLines w:val="0"/>
         <w:pageBreakBefore w:val="0"/>
@@ -3890,14 +3831,14 @@
     </w:p>
     <w:p>
       <w:pPr>
-        <w:pStyle w:val="28"/>
-        <w:bidi w:val="0"/>
-        <w:rPr>
-          <w:rFonts w:hint="default"/>
-          <w:lang w:val="en-US" w:eastAsia="zh-CN"/>
-        </w:rPr>
-      </w:pPr>
-      <w:bookmarkStart w:id="6" w:name="_Toc12598"/>
+        <w:pStyle w:val="1"/>
+        <w:bidi w:val="0"/>
+        <w:rPr>
+          <w:rFonts w:hint="default"/>
+          <w:lang w:val="en-US" w:eastAsia="zh-CN"/>
+        </w:rPr>
+      </w:pPr>
+      <w:bookmarkStart w:id="7" w:name="_Toc12598"/>
       <w:r>
         <w:rPr>
           <w:rFonts w:hint="default"/>
@@ -3905,18 +3846,18 @@
         </w:rPr>
         <w:t>职责分工</w:t>
       </w:r>
-      <w:bookmarkEnd w:id="6"/>
-    </w:p>
-    <w:p>
-      <w:pPr>
-        <w:pStyle w:val="30"/>
-        <w:bidi w:val="0"/>
-        <w:rPr>
-          <w:rFonts w:hint="default"/>
-          <w:lang w:val="en-US" w:eastAsia="zh-CN"/>
-        </w:rPr>
-      </w:pPr>
-      <w:bookmarkStart w:id="7" w:name="_Toc28087"/>
+      <w:bookmarkEnd w:id="7"/>
+    </w:p>
+    <w:p>
+      <w:pPr>
+        <w:pStyle w:val="2"/>
+        <w:bidi w:val="0"/>
+        <w:rPr>
+          <w:rFonts w:hint="default"/>
+          <w:lang w:val="en-US" w:eastAsia="zh-CN"/>
+        </w:rPr>
+      </w:pPr>
+      <w:bookmarkStart w:id="8" w:name="_Toc28087"/>
       <w:r>
         <w:rPr>
           <w:rFonts w:hint="default"/>
@@ -3924,11 +3865,11 @@
         </w:rPr>
         <w:t>人力资源部</w:t>
       </w:r>
-      <w:bookmarkEnd w:id="7"/>
-    </w:p>
-    <w:p>
-      <w:pPr>
-        <w:pStyle w:val="29"/>
+      <w:bookmarkEnd w:id="8"/>
+    </w:p>
+    <w:p>
+      <w:pPr>
+        <w:pStyle w:val="a1"/>
         <w:keepNext w:val="0"/>
         <w:keepLines w:val="0"/>
         <w:pageBreakBefore w:val="0"/>
@@ -3958,7 +3899,7 @@
     </w:p>
     <w:p>
       <w:pPr>
-        <w:pStyle w:val="29"/>
+        <w:pStyle w:val="a1"/>
         <w:keepNext w:val="0"/>
         <w:keepLines w:val="0"/>
         <w:pageBreakBefore w:val="0"/>
@@ -3988,7 +3929,7 @@
     </w:p>
     <w:p>
       <w:pPr>
-        <w:pStyle w:val="29"/>
+        <w:pStyle w:val="a1"/>
         <w:keepNext w:val="0"/>
         <w:keepLines w:val="0"/>
         <w:pageBreakBefore w:val="0"/>
@@ -4018,7 +3959,7 @@
     </w:p>
     <w:p>
       <w:pPr>
-        <w:pStyle w:val="29"/>
+        <w:pStyle w:val="a1"/>
         <w:keepNext w:val="0"/>
         <w:keepLines w:val="0"/>
         <w:pageBreakBefore w:val="0"/>
@@ -4048,7 +3989,7 @@
     </w:p>
     <w:p>
       <w:pPr>
-        <w:pStyle w:val="29"/>
+        <w:pStyle w:val="a1"/>
         <w:keepNext w:val="0"/>
         <w:keepLines w:val="0"/>
         <w:pageBreakBefore w:val="0"/>
@@ -4078,7 +4019,7 @@
     </w:p>
     <w:p>
       <w:pPr>
-        <w:pStyle w:val="29"/>
+        <w:pStyle w:val="a1"/>
         <w:keepNext w:val="0"/>
         <w:keepLines w:val="0"/>
         <w:pageBreakBefore w:val="0"/>
@@ -4108,14 +4049,14 @@
     </w:p>
     <w:p>
       <w:pPr>
-        <w:pStyle w:val="30"/>
-        <w:bidi w:val="0"/>
-        <w:rPr>
-          <w:rFonts w:hint="default"/>
-          <w:lang w:val="en-US" w:eastAsia="zh-CN"/>
-        </w:rPr>
-      </w:pPr>
-      <w:bookmarkStart w:id="8" w:name="_Toc18065"/>
+        <w:pStyle w:val="2"/>
+        <w:bidi w:val="0"/>
+        <w:rPr>
+          <w:rFonts w:hint="default"/>
+          <w:lang w:val="en-US" w:eastAsia="zh-CN"/>
+        </w:rPr>
+      </w:pPr>
+      <w:bookmarkStart w:id="9" w:name="_Toc18065"/>
       <w:r>
         <w:rPr>
           <w:rFonts w:hint="default"/>
@@ -4123,11 +4064,11 @@
         </w:rPr>
         <w:t>各用人部门</w:t>
       </w:r>
-      <w:bookmarkEnd w:id="8"/>
-    </w:p>
-    <w:p>
-      <w:pPr>
-        <w:pStyle w:val="29"/>
+      <w:bookmarkEnd w:id="9"/>
+    </w:p>
+    <w:p>
+      <w:pPr>
+        <w:pStyle w:val="a1"/>
         <w:keepNext w:val="0"/>
         <w:keepLines w:val="0"/>
         <w:pageBreakBefore w:val="0"/>
@@ -4157,7 +4098,7 @@
     </w:p>
     <w:p>
       <w:pPr>
-        <w:pStyle w:val="29"/>
+        <w:pStyle w:val="a1"/>
         <w:keepNext w:val="0"/>
         <w:keepLines w:val="0"/>
         <w:pageBreakBefore w:val="0"/>
@@ -4187,7 +4128,7 @@
     </w:p>
     <w:p>
       <w:pPr>
-        <w:pStyle w:val="29"/>
+        <w:pStyle w:val="a1"/>
         <w:keepNext w:val="0"/>
         <w:keepLines w:val="0"/>
         <w:pageBreakBefore w:val="0"/>
@@ -4217,7 +4158,7 @@
     </w:p>
     <w:p>
       <w:pPr>
-        <w:pStyle w:val="29"/>
+        <w:pStyle w:val="a1"/>
         <w:keepNext w:val="0"/>
         <w:keepLines w:val="0"/>
         <w:pageBreakBefore w:val="0"/>
@@ -4247,7 +4188,7 @@
     </w:p>
     <w:p>
       <w:pPr>
-        <w:pStyle w:val="29"/>
+        <w:pStyle w:val="a1"/>
         <w:keepNext w:val="0"/>
         <w:keepLines w:val="0"/>
         <w:pageBreakBefore w:val="0"/>
@@ -4277,14 +4218,14 @@
     </w:p>
     <w:p>
       <w:pPr>
-        <w:pStyle w:val="30"/>
-        <w:bidi w:val="0"/>
-        <w:rPr>
-          <w:rFonts w:hint="default"/>
-          <w:lang w:val="en-US" w:eastAsia="zh-CN"/>
-        </w:rPr>
-      </w:pPr>
-      <w:bookmarkStart w:id="9" w:name="_Toc10273"/>
+        <w:pStyle w:val="2"/>
+        <w:bidi w:val="0"/>
+        <w:rPr>
+          <w:rFonts w:hint="default"/>
+          <w:lang w:val="en-US" w:eastAsia="zh-CN"/>
+        </w:rPr>
+      </w:pPr>
+      <w:bookmarkStart w:id="10" w:name="_Toc10273"/>
       <w:r>
         <w:rPr>
           <w:rFonts w:hint="default"/>
@@ -4292,11 +4233,11 @@
         </w:rPr>
         <w:t>运维部</w:t>
       </w:r>
-      <w:bookmarkEnd w:id="9"/>
-    </w:p>
-    <w:p>
-      <w:pPr>
-        <w:pStyle w:val="29"/>
+      <w:bookmarkEnd w:id="10"/>
+    </w:p>
+    <w:p>
+      <w:pPr>
+        <w:pStyle w:val="a1"/>
         <w:keepNext w:val="0"/>
         <w:keepLines w:val="0"/>
         <w:pageBreakBefore w:val="0"/>
@@ -4326,7 +4267,7 @@
     </w:p>
     <w:p>
       <w:pPr>
-        <w:pStyle w:val="29"/>
+        <w:pStyle w:val="a1"/>
         <w:keepNext w:val="0"/>
         <w:keepLines w:val="0"/>
         <w:pageBreakBefore w:val="0"/>
@@ -4356,14 +4297,14 @@
     </w:p>
     <w:p>
       <w:pPr>
-        <w:pStyle w:val="28"/>
-        <w:bidi w:val="0"/>
-        <w:rPr>
-          <w:rFonts w:hint="default"/>
-          <w:lang w:val="en-US" w:eastAsia="zh-CN"/>
-        </w:rPr>
-      </w:pPr>
-      <w:bookmarkStart w:id="10" w:name="_Toc14733"/>
+        <w:pStyle w:val="1"/>
+        <w:bidi w:val="0"/>
+        <w:rPr>
+          <w:rFonts w:hint="default"/>
+          <w:lang w:val="en-US" w:eastAsia="zh-CN"/>
+        </w:rPr>
+      </w:pPr>
+      <w:bookmarkStart w:id="11" w:name="_Toc14733"/>
       <w:r>
         <w:rPr>
           <w:rFonts w:hint="default"/>
@@ -4371,18 +4312,18 @@
         </w:rPr>
         <w:t>入职管理</w:t>
       </w:r>
-      <w:bookmarkEnd w:id="10"/>
-    </w:p>
-    <w:p>
-      <w:pPr>
-        <w:pStyle w:val="30"/>
-        <w:bidi w:val="0"/>
-        <w:rPr>
-          <w:rFonts w:hint="default"/>
-          <w:lang w:val="en-US" w:eastAsia="zh-CN"/>
-        </w:rPr>
-      </w:pPr>
-      <w:bookmarkStart w:id="11" w:name="_Toc13220"/>
+      <w:bookmarkEnd w:id="11"/>
+    </w:p>
+    <w:p>
+      <w:pPr>
+        <w:pStyle w:val="2"/>
+        <w:bidi w:val="0"/>
+        <w:rPr>
+          <w:rFonts w:hint="default"/>
+          <w:lang w:val="en-US" w:eastAsia="zh-CN"/>
+        </w:rPr>
+      </w:pPr>
+      <w:bookmarkStart w:id="12" w:name="_Toc13220"/>
       <w:r>
         <w:rPr>
           <w:rFonts w:hint="default"/>
@@ -4390,11 +4331,11 @@
         </w:rPr>
         <w:t>入职前准备</w:t>
       </w:r>
-      <w:bookmarkEnd w:id="11"/>
-    </w:p>
-    <w:p>
-      <w:pPr>
-        <w:pStyle w:val="29"/>
+      <w:bookmarkEnd w:id="12"/>
+    </w:p>
+    <w:p>
+      <w:pPr>
+        <w:pStyle w:val="a1"/>
         <w:keepNext w:val="0"/>
         <w:keepLines w:val="0"/>
         <w:pageBreakBefore w:val="0"/>
@@ -4424,7 +4365,7 @@
     </w:p>
     <w:p>
       <w:pPr>
-        <w:pStyle w:val="29"/>
+        <w:pStyle w:val="a1"/>
         <w:keepNext w:val="0"/>
         <w:keepLines w:val="0"/>
         <w:pageBreakBefore w:val="0"/>
@@ -4454,14 +4395,14 @@
     </w:p>
     <w:p>
       <w:pPr>
-        <w:pStyle w:val="30"/>
-        <w:bidi w:val="0"/>
-        <w:rPr>
-          <w:rFonts w:hint="default"/>
-          <w:lang w:val="en-US" w:eastAsia="zh-CN"/>
-        </w:rPr>
-      </w:pPr>
-      <w:bookmarkStart w:id="12" w:name="_Toc2111"/>
+        <w:pStyle w:val="2"/>
+        <w:bidi w:val="0"/>
+        <w:rPr>
+          <w:rFonts w:hint="default"/>
+          <w:lang w:val="en-US" w:eastAsia="zh-CN"/>
+        </w:rPr>
+      </w:pPr>
+      <w:bookmarkStart w:id="13" w:name="_Toc2111"/>
       <w:r>
         <w:rPr>
           <w:rFonts w:hint="default"/>
@@ -4469,11 +4410,11 @@
         </w:rPr>
         <w:t>报到手续办理</w:t>
       </w:r>
-      <w:bookmarkEnd w:id="12"/>
-    </w:p>
-    <w:p>
-      <w:pPr>
-        <w:pStyle w:val="29"/>
+      <w:bookmarkEnd w:id="13"/>
+    </w:p>
+    <w:p>
+      <w:pPr>
+        <w:pStyle w:val="a1"/>
         <w:keepNext w:val="0"/>
         <w:keepLines w:val="0"/>
         <w:pageBreakBefore w:val="0"/>
@@ -4503,7 +4444,7 @@
     </w:p>
     <w:p>
       <w:pPr>
-        <w:pStyle w:val="29"/>
+        <w:pStyle w:val="a1"/>
         <w:keepNext w:val="0"/>
         <w:keepLines w:val="0"/>
         <w:pageBreakBefore w:val="0"/>
@@ -4533,7 +4474,7 @@
     </w:p>
     <w:p>
       <w:pPr>
-        <w:pStyle w:val="29"/>
+        <w:pStyle w:val="a1"/>
         <w:keepNext w:val="0"/>
         <w:keepLines w:val="0"/>
         <w:pageBreakBefore w:val="0"/>
@@ -4563,7 +4504,7 @@
     </w:p>
     <w:p>
       <w:pPr>
-        <w:pStyle w:val="29"/>
+        <w:pStyle w:val="a1"/>
         <w:keepNext w:val="0"/>
         <w:keepLines w:val="0"/>
         <w:pageBreakBefore w:val="0"/>
@@ -4593,14 +4534,14 @@
     </w:p>
     <w:p>
       <w:pPr>
-        <w:pStyle w:val="30"/>
-        <w:bidi w:val="0"/>
-        <w:rPr>
-          <w:rFonts w:hint="default"/>
-          <w:lang w:val="en-US" w:eastAsia="zh-CN"/>
-        </w:rPr>
-      </w:pPr>
-      <w:bookmarkStart w:id="13" w:name="_Toc6141"/>
+        <w:pStyle w:val="2"/>
+        <w:bidi w:val="0"/>
+        <w:rPr>
+          <w:rFonts w:hint="default"/>
+          <w:lang w:val="en-US" w:eastAsia="zh-CN"/>
+        </w:rPr>
+      </w:pPr>
+      <w:bookmarkStart w:id="14" w:name="_Toc6141"/>
       <w:r>
         <w:rPr>
           <w:rFonts w:hint="default"/>
@@ -4608,11 +4549,11 @@
         </w:rPr>
         <w:t>入职引导与培训</w:t>
       </w:r>
-      <w:bookmarkEnd w:id="13"/>
-    </w:p>
-    <w:p>
-      <w:pPr>
-        <w:pStyle w:val="29"/>
+      <w:bookmarkEnd w:id="14"/>
+    </w:p>
+    <w:p>
+      <w:pPr>
+        <w:pStyle w:val="a1"/>
         <w:keepNext w:val="0"/>
         <w:keepLines w:val="0"/>
         <w:pageBreakBefore w:val="0"/>
@@ -4642,7 +4583,7 @@
     </w:p>
     <w:p>
       <w:pPr>
-        <w:pStyle w:val="29"/>
+        <w:pStyle w:val="a1"/>
         <w:keepNext w:val="0"/>
         <w:keepLines w:val="0"/>
         <w:pageBreakBefore w:val="0"/>
@@ -4672,7 +4613,7 @@
     </w:p>
     <w:p>
       <w:pPr>
-        <w:pStyle w:val="29"/>
+        <w:pStyle w:val="a1"/>
         <w:keepNext w:val="0"/>
         <w:keepLines w:val="0"/>
         <w:pageBreakBefore w:val="0"/>
@@ -4702,14 +4643,14 @@
     </w:p>
     <w:p>
       <w:pPr>
-        <w:pStyle w:val="30"/>
-        <w:bidi w:val="0"/>
-        <w:rPr>
-          <w:rFonts w:hint="default"/>
-          <w:lang w:val="en-US" w:eastAsia="zh-CN"/>
-        </w:rPr>
-      </w:pPr>
-      <w:bookmarkStart w:id="14" w:name="_Toc32130"/>
+        <w:pStyle w:val="2"/>
+        <w:bidi w:val="0"/>
+        <w:rPr>
+          <w:rFonts w:hint="default"/>
+          <w:lang w:val="en-US" w:eastAsia="zh-CN"/>
+        </w:rPr>
+      </w:pPr>
+      <w:bookmarkStart w:id="15" w:name="_Toc32130"/>
       <w:r>
         <w:rPr>
           <w:rFonts w:hint="default"/>
@@ -4717,11 +4658,11 @@
         </w:rPr>
         <w:t>试用期管理</w:t>
       </w:r>
-      <w:bookmarkEnd w:id="14"/>
-    </w:p>
-    <w:p>
-      <w:pPr>
-        <w:pStyle w:val="29"/>
+      <w:bookmarkEnd w:id="15"/>
+    </w:p>
+    <w:p>
+      <w:pPr>
+        <w:pStyle w:val="a1"/>
         <w:keepNext w:val="0"/>
         <w:keepLines w:val="0"/>
         <w:pageBreakBefore w:val="0"/>
@@ -4751,7 +4692,7 @@
     </w:p>
     <w:p>
       <w:pPr>
-        <w:pStyle w:val="29"/>
+        <w:pStyle w:val="a1"/>
         <w:keepNext w:val="0"/>
         <w:keepLines w:val="0"/>
         <w:pageBreakBefore w:val="0"/>
@@ -4781,7 +4722,7 @@
     </w:p>
     <w:p>
       <w:pPr>
-        <w:pStyle w:val="29"/>
+        <w:pStyle w:val="a1"/>
         <w:keepNext w:val="0"/>
         <w:keepLines w:val="0"/>
         <w:pageBreakBefore w:val="0"/>
@@ -4811,14 +4752,14 @@
     </w:p>
     <w:p>
       <w:pPr>
-        <w:pStyle w:val="28"/>
-        <w:bidi w:val="0"/>
-        <w:rPr>
-          <w:rFonts w:hint="default"/>
-          <w:lang w:val="en-US" w:eastAsia="zh-CN"/>
-        </w:rPr>
-      </w:pPr>
-      <w:bookmarkStart w:id="15" w:name="_Toc5737"/>
+        <w:pStyle w:val="1"/>
+        <w:bidi w:val="0"/>
+        <w:rPr>
+          <w:rFonts w:hint="default"/>
+          <w:lang w:val="en-US" w:eastAsia="zh-CN"/>
+        </w:rPr>
+      </w:pPr>
+      <w:bookmarkStart w:id="16" w:name="_Toc5737"/>
       <w:r>
         <w:rPr>
           <w:rFonts w:hint="default"/>
@@ -4826,18 +4767,18 @@
         </w:rPr>
         <w:t>离职管理</w:t>
       </w:r>
-      <w:bookmarkEnd w:id="15"/>
-    </w:p>
-    <w:p>
-      <w:pPr>
-        <w:pStyle w:val="30"/>
-        <w:bidi w:val="0"/>
-        <w:rPr>
-          <w:rFonts w:hint="default"/>
-          <w:lang w:val="en-US" w:eastAsia="zh-CN"/>
-        </w:rPr>
-      </w:pPr>
-      <w:bookmarkStart w:id="16" w:name="_Toc6209"/>
+      <w:bookmarkEnd w:id="16"/>
+    </w:p>
+    <w:p>
+      <w:pPr>
+        <w:pStyle w:val="2"/>
+        <w:bidi w:val="0"/>
+        <w:rPr>
+          <w:rFonts w:hint="default"/>
+          <w:lang w:val="en-US" w:eastAsia="zh-CN"/>
+        </w:rPr>
+      </w:pPr>
+      <w:bookmarkStart w:id="17" w:name="_Toc6209"/>
       <w:r>
         <w:rPr>
           <w:rFonts w:hint="default"/>
@@ -4845,11 +4786,11 @@
         </w:rPr>
         <w:t>离职类型与申请</w:t>
       </w:r>
-      <w:bookmarkEnd w:id="16"/>
-    </w:p>
-    <w:p>
-      <w:pPr>
-        <w:pStyle w:val="29"/>
+      <w:bookmarkEnd w:id="17"/>
+    </w:p>
+    <w:p>
+      <w:pPr>
+        <w:pStyle w:val="a1"/>
         <w:keepNext w:val="0"/>
         <w:keepLines w:val="0"/>
         <w:pageBreakBefore w:val="0"/>
@@ -4879,7 +4820,7 @@
     </w:p>
     <w:p>
       <w:pPr>
-        <w:pStyle w:val="29"/>
+        <w:pStyle w:val="a1"/>
         <w:keepNext w:val="0"/>
         <w:keepLines w:val="0"/>
         <w:pageBreakBefore w:val="0"/>
@@ -4909,7 +4850,7 @@
     </w:p>
     <w:p>
       <w:pPr>
-        <w:pStyle w:val="29"/>
+        <w:pStyle w:val="a1"/>
         <w:keepNext w:val="0"/>
         <w:keepLines w:val="0"/>
         <w:pageBreakBefore w:val="0"/>
@@ -4939,14 +4880,14 @@
     </w:p>
     <w:p>
       <w:pPr>
-        <w:pStyle w:val="30"/>
-        <w:bidi w:val="0"/>
-        <w:rPr>
-          <w:rFonts w:hint="default"/>
-          <w:lang w:val="en-US" w:eastAsia="zh-CN"/>
-        </w:rPr>
-      </w:pPr>
-      <w:bookmarkStart w:id="17" w:name="_Toc29243"/>
+        <w:pStyle w:val="2"/>
+        <w:bidi w:val="0"/>
+        <w:rPr>
+          <w:rFonts w:hint="default"/>
+          <w:lang w:val="en-US" w:eastAsia="zh-CN"/>
+        </w:rPr>
+      </w:pPr>
+      <w:bookmarkStart w:id="18" w:name="_Toc29243"/>
       <w:r>
         <w:rPr>
           <w:rFonts w:hint="default"/>
@@ -4954,11 +4895,11 @@
         </w:rPr>
         <w:t>离职审批流程</w:t>
       </w:r>
-      <w:bookmarkEnd w:id="17"/>
-    </w:p>
-    <w:p>
-      <w:pPr>
-        <w:pStyle w:val="29"/>
+      <w:bookmarkEnd w:id="18"/>
+    </w:p>
+    <w:p>
+      <w:pPr>
+        <w:pStyle w:val="a1"/>
         <w:keepNext w:val="0"/>
         <w:keepLines w:val="0"/>
         <w:pageBreakBefore w:val="0"/>
@@ -4988,7 +4929,7 @@
     </w:p>
     <w:p>
       <w:pPr>
-        <w:pStyle w:val="29"/>
+        <w:pStyle w:val="a1"/>
         <w:keepNext w:val="0"/>
         <w:keepLines w:val="0"/>
         <w:pageBreakBefore w:val="0"/>
@@ -5018,7 +4959,7 @@
     </w:p>
     <w:p>
       <w:pPr>
-        <w:pStyle w:val="29"/>
+        <w:pStyle w:val="a1"/>
         <w:keepNext w:val="0"/>
         <w:keepLines w:val="0"/>
         <w:pageBreakBefore w:val="0"/>
@@ -5048,7 +4989,7 @@
     </w:p>
     <w:p>
       <w:pPr>
-        <w:pStyle w:val="29"/>
+        <w:pStyle w:val="a1"/>
         <w:keepNext w:val="0"/>
         <w:keepLines w:val="0"/>
         <w:pageBreakBefore w:val="0"/>
@@ -5078,14 +5019,14 @@
     </w:p>
     <w:p>
       <w:pPr>
-        <w:pStyle w:val="30"/>
-        <w:bidi w:val="0"/>
-        <w:rPr>
-          <w:rFonts w:hint="default"/>
-          <w:lang w:val="en-US" w:eastAsia="zh-CN"/>
-        </w:rPr>
-      </w:pPr>
-      <w:bookmarkStart w:id="18" w:name="_Toc13882"/>
+        <w:pStyle w:val="2"/>
+        <w:bidi w:val="0"/>
+        <w:rPr>
+          <w:rFonts w:hint="default"/>
+          <w:lang w:val="en-US" w:eastAsia="zh-CN"/>
+        </w:rPr>
+      </w:pPr>
+      <w:bookmarkStart w:id="19" w:name="_Toc13882"/>
       <w:r>
         <w:rPr>
           <w:rFonts w:hint="default"/>
@@ -5093,11 +5034,11 @@
         </w:rPr>
         <w:t>工作交接（核心环节）</w:t>
       </w:r>
-      <w:bookmarkEnd w:id="18"/>
-    </w:p>
-    <w:p>
-      <w:pPr>
-        <w:pStyle w:val="29"/>
+      <w:bookmarkEnd w:id="19"/>
+    </w:p>
+    <w:p>
+      <w:pPr>
+        <w:pStyle w:val="a1"/>
         <w:keepNext w:val="0"/>
         <w:keepLines w:val="0"/>
         <w:pageBreakBefore w:val="0"/>
@@ -5127,7 +5068,7 @@
     </w:p>
     <w:p>
       <w:pPr>
-        <w:pStyle w:val="29"/>
+        <w:pStyle w:val="a1"/>
         <w:keepNext w:val="0"/>
         <w:keepLines w:val="0"/>
         <w:pageBreakBefore w:val="0"/>
@@ -5157,7 +5098,7 @@
     </w:p>
     <w:p>
       <w:pPr>
-        <w:pStyle w:val="29"/>
+        <w:pStyle w:val="a1"/>
         <w:keepNext w:val="0"/>
         <w:keepLines w:val="0"/>
         <w:pageBreakBefore w:val="0"/>
@@ -5187,7 +5128,7 @@
     </w:p>
     <w:p>
       <w:pPr>
-        <w:pStyle w:val="29"/>
+        <w:pStyle w:val="a1"/>
         <w:keepNext w:val="0"/>
         <w:keepLines w:val="0"/>
         <w:pageBreakBefore w:val="0"/>
@@ -5217,7 +5158,7 @@
     </w:p>
     <w:p>
       <w:pPr>
-        <w:pStyle w:val="29"/>
+        <w:pStyle w:val="a1"/>
         <w:keepNext w:val="0"/>
         <w:keepLines w:val="0"/>
         <w:pageBreakBefore w:val="0"/>
@@ -5247,7 +5188,7 @@
     </w:p>
     <w:p>
       <w:pPr>
-        <w:pStyle w:val="29"/>
+        <w:pStyle w:val="a1"/>
         <w:keepNext w:val="0"/>
         <w:keepLines w:val="0"/>
         <w:pageBreakBefore w:val="0"/>
@@ -5277,7 +5218,7 @@
     </w:p>
     <w:p>
       <w:pPr>
-        <w:pStyle w:val="29"/>
+        <w:pStyle w:val="a1"/>
         <w:keepNext w:val="0"/>
         <w:keepLines w:val="0"/>
         <w:pageBreakBefore w:val="0"/>
@@ -5307,7 +5248,7 @@
     </w:p>
     <w:p>
       <w:pPr>
-        <w:pStyle w:val="29"/>
+        <w:pStyle w:val="a1"/>
         <w:keepNext w:val="0"/>
         <w:keepLines w:val="0"/>
         <w:pageBreakBefore w:val="0"/>
@@ -5337,7 +5278,7 @@
     </w:p>
     <w:p>
       <w:pPr>
-        <w:pStyle w:val="29"/>
+        <w:pStyle w:val="a1"/>
         <w:keepNext w:val="0"/>
         <w:keepLines w:val="0"/>
         <w:pageBreakBefore w:val="0"/>
@@ -5367,7 +5308,7 @@
     </w:p>
     <w:p>
       <w:pPr>
-        <w:pStyle w:val="29"/>
+        <w:pStyle w:val="a1"/>
         <w:keepNext w:val="0"/>
         <w:keepLines w:val="0"/>
         <w:pageBreakBefore w:val="0"/>
@@ -5397,14 +5338,14 @@
     </w:p>
     <w:p>
       <w:pPr>
-        <w:pStyle w:val="30"/>
-        <w:bidi w:val="0"/>
-        <w:rPr>
-          <w:rFonts w:hint="default"/>
-          <w:lang w:val="en-US" w:eastAsia="zh-CN"/>
-        </w:rPr>
-      </w:pPr>
-      <w:bookmarkStart w:id="19" w:name="_Toc25386"/>
+        <w:pStyle w:val="2"/>
+        <w:bidi w:val="0"/>
+        <w:rPr>
+          <w:rFonts w:hint="default"/>
+          <w:lang w:val="en-US" w:eastAsia="zh-CN"/>
+        </w:rPr>
+      </w:pPr>
+      <w:bookmarkStart w:id="20" w:name="_Toc25386"/>
       <w:r>
         <w:rPr>
           <w:rFonts w:hint="default"/>
@@ -5412,11 +5353,11 @@
         </w:rPr>
         <w:t>离职手续会签</w:t>
       </w:r>
-      <w:bookmarkEnd w:id="19"/>
-    </w:p>
-    <w:p>
-      <w:pPr>
-        <w:pStyle w:val="29"/>
+      <w:bookmarkEnd w:id="20"/>
+    </w:p>
+    <w:p>
+      <w:pPr>
+        <w:pStyle w:val="a1"/>
         <w:keepNext w:val="0"/>
         <w:keepLines w:val="0"/>
         <w:pageBreakBefore w:val="0"/>
@@ -5446,7 +5387,7 @@
     </w:p>
     <w:p>
       <w:pPr>
-        <w:pStyle w:val="29"/>
+        <w:pStyle w:val="a1"/>
         <w:keepNext w:val="0"/>
         <w:keepLines w:val="0"/>
         <w:pageBreakBefore w:val="0"/>
@@ -5476,7 +5417,7 @@
     </w:p>
     <w:p>
       <w:pPr>
-        <w:pStyle w:val="29"/>
+        <w:pStyle w:val="a1"/>
         <w:keepNext w:val="0"/>
         <w:keepLines w:val="0"/>
         <w:pageBreakBefore w:val="0"/>
@@ -5506,7 +5447,7 @@
     </w:p>
     <w:p>
       <w:pPr>
-        <w:pStyle w:val="29"/>
+        <w:pStyle w:val="a1"/>
         <w:keepNext w:val="0"/>
         <w:keepLines w:val="0"/>
         <w:pageBreakBefore w:val="0"/>
@@ -5543,7 +5484,7 @@
     </w:p>
     <w:p>
       <w:pPr>
-        <w:pStyle w:val="29"/>
+        <w:pStyle w:val="a1"/>
         <w:keepNext w:val="0"/>
         <w:keepLines w:val="0"/>
         <w:pageBreakBefore w:val="0"/>
@@ -5573,7 +5514,7 @@
     </w:p>
     <w:p>
       <w:pPr>
-        <w:pStyle w:val="29"/>
+        <w:pStyle w:val="a1"/>
         <w:keepNext w:val="0"/>
         <w:keepLines w:val="0"/>
         <w:pageBreakBefore w:val="0"/>
@@ -5603,14 +5544,14 @@
     </w:p>
     <w:p>
       <w:pPr>
-        <w:pStyle w:val="30"/>
-        <w:bidi w:val="0"/>
-        <w:rPr>
-          <w:rFonts w:hint="default"/>
-          <w:lang w:val="en-US" w:eastAsia="zh-CN"/>
-        </w:rPr>
-      </w:pPr>
-      <w:bookmarkStart w:id="20" w:name="_Toc25987"/>
+        <w:pStyle w:val="2"/>
+        <w:bidi w:val="0"/>
+        <w:rPr>
+          <w:rFonts w:hint="default"/>
+          <w:lang w:val="en-US" w:eastAsia="zh-CN"/>
+        </w:rPr>
+      </w:pPr>
+      <w:bookmarkStart w:id="21" w:name="_Toc25987"/>
       <w:r>
         <w:rPr>
           <w:rFonts w:hint="default"/>
@@ -5618,11 +5559,11 @@
         </w:rPr>
         <w:t>离职后管理</w:t>
       </w:r>
-      <w:bookmarkEnd w:id="20"/>
-    </w:p>
-    <w:p>
-      <w:pPr>
-        <w:pStyle w:val="29"/>
+      <w:bookmarkEnd w:id="21"/>
+    </w:p>
+    <w:p>
+      <w:pPr>
+        <w:pStyle w:val="a1"/>
         <w:keepNext w:val="0"/>
         <w:keepLines w:val="0"/>
         <w:pageBreakBefore w:val="0"/>
@@ -5652,7 +5593,7 @@
     </w:p>
     <w:p>
       <w:pPr>
-        <w:pStyle w:val="29"/>
+        <w:pStyle w:val="a1"/>
         <w:keepNext w:val="0"/>
         <w:keepLines w:val="0"/>
         <w:pageBreakBefore w:val="0"/>
@@ -5682,7 +5623,7 @@
     </w:p>
     <w:p>
       <w:pPr>
-        <w:pStyle w:val="29"/>
+        <w:pStyle w:val="a1"/>
         <w:keepNext w:val="0"/>
         <w:keepLines w:val="0"/>
         <w:pageBreakBefore w:val="0"/>
@@ -5712,14 +5653,14 @@
     </w:p>
     <w:p>
       <w:pPr>
-        <w:pStyle w:val="28"/>
-        <w:bidi w:val="0"/>
-        <w:rPr>
-          <w:rFonts w:hint="default"/>
-          <w:lang w:val="en-US" w:eastAsia="zh-CN"/>
-        </w:rPr>
-      </w:pPr>
-      <w:bookmarkStart w:id="21" w:name="_Toc10023"/>
+        <w:pStyle w:val="1"/>
+        <w:bidi w:val="0"/>
+        <w:rPr>
+          <w:rFonts w:hint="default"/>
+          <w:lang w:val="en-US" w:eastAsia="zh-CN"/>
+        </w:rPr>
+      </w:pPr>
+      <w:bookmarkStart w:id="22" w:name="_Toc10023"/>
       <w:r>
         <w:rPr>
           <w:rFonts w:hint="default"/>
@@ -5727,11 +5668,11 @@
         </w:rPr>
         <w:t>附则</w:t>
       </w:r>
-      <w:bookmarkEnd w:id="21"/>
-    </w:p>
-    <w:p>
-      <w:pPr>
-        <w:pStyle w:val="29"/>
+      <w:bookmarkEnd w:id="22"/>
+    </w:p>
+    <w:p>
+      <w:pPr>
+        <w:pStyle w:val="a1"/>
         <w:keepNext w:val="0"/>
         <w:keepLines w:val="0"/>
         <w:pageBreakBefore w:val="0"/>
@@ -5761,7 +5702,7 @@
     </w:p>
     <w:p>
       <w:pPr>
-        <w:pStyle w:val="29"/>
+        <w:pStyle w:val="a1"/>
         <w:keepNext w:val="0"/>
         <w:keepLines w:val="0"/>
         <w:pageBreakBefore w:val="0"/>
@@ -5791,7 +5732,7 @@
     </w:p>
     <w:p>
       <w:pPr>
-        <w:pStyle w:val="29"/>
+        <w:pStyle w:val="a1"/>
         <w:keepNext w:val="0"/>
         <w:keepLines w:val="0"/>
         <w:pageBreakBefore w:val="0"/>
@@ -5820,73 +5761,23 @@
       </w:r>
     </w:p>
     <w:sectPr>
-      <w:headerReference r:id="rId5" w:type="default"/>
+      <w:headerReference w:type="default" r:id="rId7"/>
       <w:pgSz w:w="11906" w:h="16838"/>
       <w:pgMar w:top="1417" w:right="1800" w:bottom="1440" w:left="1800" w:header="1140" w:footer="992" w:gutter="0"/>
-      <w:cols w:space="425" w:num="1"/>
+      <w:cols w:num="1" w:space="425"/>
       <w:docGrid w:type="lines" w:linePitch="312" w:charSpace="0"/>
     </w:sectPr>
   </w:body>
 </w:document>
 </file>
 
-<file path=word/endnotes.xml><?xml version="1.0" encoding="utf-8"?>
-<w:endnotes xmlns:wpc="http://schemas.microsoft.com/office/word/2010/wordprocessingCanvas" xmlns:mc="http://schemas.openxmlformats.org/markup-compatibility/2006" xmlns:o="urn:schemas-microsoft-com:office:office" xmlns:r="http://schemas.openxmlformats.org/officeDocument/2006/relationships" xmlns:m="http://schemas.openxmlformats.org/officeDocument/2006/math" xmlns:v="urn:schemas-microsoft-com:vml" xmlns:wp14="http://schemas.microsoft.com/office/word/2010/wordprocessingDrawing" xmlns:wp="http://schemas.openxmlformats.org/drawingml/2006/wordprocessingDrawing" xmlns:w="http://schemas.openxmlformats.org/wordprocessingml/2006/main" xmlns:w14="http://schemas.microsoft.com/office/word/2010/wordml" xmlns:w15="http://schemas.microsoft.com/office/word/2012/wordml" xmlns:w10="urn:schemas-microsoft-com:office:word" xmlns:wpg="http://schemas.microsoft.com/office/word/2010/wordprocessingGroup" xmlns:wpi="http://schemas.microsoft.com/office/word/2010/wordprocessingInk" xmlns:wne="http://schemas.microsoft.com/office/word/2006/wordml" xmlns:wps="http://schemas.microsoft.com/office/word/2010/wordprocessingShape" xmlns:wpsCustomData="http://www.wps.cn/officeDocument/2013/wpsCustomData" mc:Ignorable="w14 w15 wp14">
-  <w:endnote w:type="separator" w:id="0">
-    <w:p>
-      <w:pPr>
-        <w:spacing w:line="240" w:lineRule="auto"/>
-      </w:pPr>
-      <w:r>
-        <w:separator/>
-      </w:r>
-    </w:p>
-  </w:endnote>
-  <w:endnote w:type="continuationSeparator" w:id="1">
-    <w:p>
-      <w:pPr>
-        <w:spacing w:line="240" w:lineRule="auto"/>
-      </w:pPr>
-      <w:r>
-        <w:continuationSeparator/>
-      </w:r>
-    </w:p>
-  </w:endnote>
-</w:endnotes>
-</file>
-
-<file path=word/footnotes.xml><?xml version="1.0" encoding="utf-8"?>
-<w:footnotes xmlns:wpc="http://schemas.microsoft.com/office/word/2010/wordprocessingCanvas" xmlns:mc="http://schemas.openxmlformats.org/markup-compatibility/2006" xmlns:o="urn:schemas-microsoft-com:office:office" xmlns:r="http://schemas.openxmlformats.org/officeDocument/2006/relationships" xmlns:m="http://schemas.openxmlformats.org/officeDocument/2006/math" xmlns:v="urn:schemas-microsoft-com:vml" xmlns:wp14="http://schemas.microsoft.com/office/word/2010/wordprocessingDrawing" xmlns:wp="http://schemas.openxmlformats.org/drawingml/2006/wordprocessingDrawing" xmlns:w="http://schemas.openxmlformats.org/wordprocessingml/2006/main" xmlns:w14="http://schemas.microsoft.com/office/word/2010/wordml" xmlns:w15="http://schemas.microsoft.com/office/word/2012/wordml" xmlns:w10="urn:schemas-microsoft-com:office:word" xmlns:wpg="http://schemas.microsoft.com/office/word/2010/wordprocessingGroup" xmlns:wpi="http://schemas.microsoft.com/office/word/2010/wordprocessingInk" xmlns:wne="http://schemas.microsoft.com/office/word/2006/wordml" xmlns:wps="http://schemas.microsoft.com/office/word/2010/wordprocessingShape" xmlns:wpsCustomData="http://www.wps.cn/officeDocument/2013/wpsCustomData" mc:Ignorable="w14 w15 wp14">
-  <w:footnote w:type="separator" w:id="0">
-    <w:p>
-      <w:pPr>
-        <w:spacing w:line="360" w:lineRule="auto"/>
-      </w:pPr>
-      <w:r>
-        <w:separator/>
-      </w:r>
-    </w:p>
-  </w:footnote>
-  <w:footnote w:type="continuationSeparator" w:id="1">
-    <w:p>
-      <w:pPr>
-        <w:spacing w:line="360" w:lineRule="auto"/>
-      </w:pPr>
-      <w:r>
-        <w:continuationSeparator/>
-      </w:r>
-    </w:p>
-  </w:footnote>
-</w:footnotes>
-</file>
-
 <file path=word/header1.xml><?xml version="1.0" encoding="utf-8"?>
-<w:hdr xmlns:wpc="http://schemas.microsoft.com/office/word/2010/wordprocessingCanvas" xmlns:mc="http://schemas.openxmlformats.org/markup-compatibility/2006" xmlns:o="urn:schemas-microsoft-com:office:office" xmlns:r="http://schemas.openxmlformats.org/officeDocument/2006/relationships" xmlns:m="http://schemas.openxmlformats.org/officeDocument/2006/math" xmlns:v="urn:schemas-microsoft-com:vml" xmlns:wp14="http://schemas.microsoft.com/office/word/2010/wordprocessingDrawing" xmlns:wp="http://schemas.openxmlformats.org/drawingml/2006/wordprocessingDrawing" xmlns:w10="urn:schemas-microsoft-com:office:word" xmlns:w="http://schemas.openxmlformats.org/wordprocessingml/2006/main" xmlns:w14="http://schemas.microsoft.com/office/word/2010/wordml" xmlns:w15="http://schemas.microsoft.com/office/word/2012/wordml" xmlns:wpg="http://schemas.microsoft.com/office/word/2010/wordprocessingGroup" xmlns:wpi="http://schemas.microsoft.com/office/word/2010/wordprocessingInk" xmlns:wne="http://schemas.microsoft.com/office/word/2006/wordml" xmlns:wps="http://schemas.microsoft.com/office/word/2010/wordprocessingShape" xmlns:wpsCustomData="http://www.wps.cn/officeDocument/2013/wpsCustomData" mc:Ignorable="w14 w15 wp14">
+<w:hdr xmlns:wpc="http://schemas.microsoft.com/office/word/2010/wordprocessingCanvas" xmlns:mc="http://schemas.openxmlformats.org/markup-compatibility/2006" xmlns:o="urn:schemas-microsoft-com:office:office" xmlns:r="http://schemas.openxmlformats.org/officeDocument/2006/relationships" xmlns:m="http://schemas.openxmlformats.org/officeDocument/2006/math" xmlns:v="urn:schemas-microsoft-com:vml" xmlns:wp14="http://schemas.microsoft.com/office/word/2010/wordprocessingDrawing" xmlns:wp="http://schemas.openxmlformats.org/drawingml/2006/wordprocessingDrawing" xmlns:w10="urn:schemas-microsoft-com:office:word" xmlns:w="http://schemas.openxmlformats.org/wordprocessingml/2006/main" xmlns:w14="http://schemas.microsoft.com/office/word/2010/wordml" xmlns:w15="http://schemas.microsoft.com/office/word/2012/wordml" xmlns:wne="http://schemas.microsoft.com/office/word/2006/wordml" xmlns:wpg="http://schemas.microsoft.com/office/word/2010/wordprocessingGroup" xmlns:wpi="http://schemas.microsoft.com/office/word/2010/wordprocessingInk" xmlns:wps="http://schemas.microsoft.com/office/word/2010/wordprocessingShape" mc:Ignorable="w14 w15 wp14">
   <w:p>
     <w:pPr>
-      <w:pStyle w:val="15"/>
+      <w:pStyle w:val="Header"/>
       <w:pBdr>
-        <w:bottom w:val="single" w:color="auto" w:sz="4" w:space="1"/>
+        <w:bottom w:val="single" w:sz="4" w:space="1" w:color="auto"/>
       </w:pBdr>
       <w:tabs>
         <w:tab w:val="left" w:pos="335"/>
@@ -5894,27 +5785,27 @@
       </w:tabs>
       <w:jc w:val="right"/>
       <w:rPr>
-        <w:rFonts w:hint="eastAsia" w:eastAsiaTheme="minorEastAsia"/>
+        <w:rFonts w:eastAsiaTheme="minorEastAsia" w:hint="eastAsia"/>
         <w:lang w:eastAsia="zh-CN"/>
       </w:rPr>
     </w:pPr>
     <w:r>
       <w:rPr>
-        <w:rFonts w:hint="eastAsia" w:eastAsiaTheme="minorEastAsia"/>
+        <w:rFonts w:eastAsiaTheme="minorEastAsia" w:hint="eastAsia"/>
         <w:lang w:val="en-US" w:eastAsia="zh-CN"/>
       </w:rPr>
       <w:tab/>
     </w:r>
     <w:r>
       <w:rPr>
-        <w:rFonts w:hint="eastAsia" w:eastAsiaTheme="minorEastAsia"/>
+        <w:rFonts w:eastAsiaTheme="minorEastAsia" w:hint="eastAsia"/>
         <w:lang w:val="en-US" w:eastAsia="zh-CN"/>
       </w:rPr>
       <w:tab/>
     </w:r>
     <w:r>
       <w:rPr>
-        <w:rFonts w:hint="eastAsia" w:eastAsiaTheme="minorEastAsia"/>
+        <w:rFonts w:eastAsiaTheme="minorEastAsia" w:hint="eastAsia"/>
         <w:lang w:val="en-US" w:eastAsia="zh-CN"/>
       </w:rPr>
       <w:t>桐乡华数广电网络有限公司</w:t>
@@ -5924,15 +5815,15 @@
 </file>
 
 <file path=word/numbering.xml><?xml version="1.0" encoding="utf-8"?>
-<w:numbering xmlns:wpc="http://schemas.microsoft.com/office/word/2010/wordprocessingCanvas" xmlns:mc="http://schemas.openxmlformats.org/markup-compatibility/2006" xmlns:o="urn:schemas-microsoft-com:office:office" xmlns:r="http://schemas.openxmlformats.org/officeDocument/2006/relationships" xmlns:m="http://schemas.openxmlformats.org/officeDocument/2006/math" xmlns:v="urn:schemas-microsoft-com:vml" xmlns:wp14="http://schemas.microsoft.com/office/word/2010/wordprocessingDrawing" xmlns:wp="http://schemas.openxmlformats.org/drawingml/2006/wordprocessingDrawing" xmlns:w10="urn:schemas-microsoft-com:office:word" xmlns:w="http://schemas.openxmlformats.org/wordprocessingml/2006/main" xmlns:w14="http://schemas.microsoft.com/office/word/2010/wordml" xmlns:wpg="http://schemas.microsoft.com/office/word/2010/wordprocessingGroup" xmlns:wpi="http://schemas.microsoft.com/office/word/2010/wordprocessingInk" xmlns:wne="http://schemas.microsoft.com/office/word/2006/wordml" xmlns:wps="http://schemas.microsoft.com/office/word/2010/wordprocessingShape" xmlns:wpsCustomData="http://www.wps.cn/officeDocument/2013/wpsCustomData" mc:Ignorable="w14 wp14">
+<w:numbering xmlns:wpc="http://schemas.microsoft.com/office/word/2010/wordprocessingCanvas" xmlns:mc="http://schemas.openxmlformats.org/markup-compatibility/2006" xmlns:o="urn:schemas-microsoft-com:office:office" xmlns:r="http://schemas.openxmlformats.org/officeDocument/2006/relationships" xmlns:m="http://schemas.openxmlformats.org/officeDocument/2006/math" xmlns:v="urn:schemas-microsoft-com:vml" xmlns:wp14="http://schemas.microsoft.com/office/word/2010/wordprocessingDrawing" xmlns:wp="http://schemas.openxmlformats.org/drawingml/2006/wordprocessingDrawing" xmlns:w10="urn:schemas-microsoft-com:office:word" xmlns:w="http://schemas.openxmlformats.org/wordprocessingml/2006/main" xmlns:w14="http://schemas.microsoft.com/office/word/2010/wordml" xmlns:w15="http://schemas.microsoft.com/office/word/2012/wordml" xmlns:wne="http://schemas.microsoft.com/office/word/2006/wordml" xmlns:wpg="http://schemas.microsoft.com/office/word/2010/wordprocessingGroup" xmlns:wpi="http://schemas.microsoft.com/office/word/2010/wordprocessingInk" xmlns:wps="http://schemas.microsoft.com/office/word/2010/wordprocessingShape" mc:Ignorable="w14 w15 wp14">
   <w:abstractNum w:abstractNumId="0">
     <w:nsid w:val="8E964DCE"/>
     <w:multiLevelType w:val="multilevel"/>
     <w:tmpl w:val="8E964DCE"/>
-    <w:lvl w:ilvl="0" w:tentative="0">
+    <w:lvl w:ilvl="0">
       <w:start w:val="1"/>
       <w:numFmt w:val="decimal"/>
-      <w:pStyle w:val="2"/>
+      <w:pStyle w:val="Heading1"/>
       <w:lvlText w:val="%1."/>
       <w:lvlJc w:val="left"/>
       <w:pPr>
@@ -5942,10 +5833,10 @@
         <w:rFonts w:hint="default"/>
       </w:rPr>
     </w:lvl>
-    <w:lvl w:ilvl="1" w:tentative="0">
+    <w:lvl w:ilvl="1">
       <w:start w:val="1"/>
       <w:numFmt w:val="decimal"/>
-      <w:pStyle w:val="3"/>
+      <w:pStyle w:val="Heading2"/>
       <w:lvlText w:val="%1.%2."/>
       <w:lvlJc w:val="left"/>
       <w:pPr>
@@ -5955,10 +5846,10 @@
         <w:rFonts w:hint="default"/>
       </w:rPr>
     </w:lvl>
-    <w:lvl w:ilvl="2" w:tentative="0">
+    <w:lvl w:ilvl="2">
       <w:start w:val="1"/>
       <w:numFmt w:val="decimal"/>
-      <w:pStyle w:val="4"/>
+      <w:pStyle w:val="Heading3"/>
       <w:lvlText w:val="%1.%2.%3."/>
       <w:lvlJc w:val="left"/>
       <w:pPr>
@@ -5968,10 +5859,10 @@
         <w:rFonts w:hint="default"/>
       </w:rPr>
     </w:lvl>
-    <w:lvl w:ilvl="3" w:tentative="0">
+    <w:lvl w:ilvl="3">
       <w:start w:val="1"/>
       <w:numFmt w:val="decimal"/>
-      <w:pStyle w:val="5"/>
+      <w:pStyle w:val="Heading4"/>
       <w:lvlText w:val="%1.%2.%3.%4."/>
       <w:lvlJc w:val="left"/>
       <w:pPr>
@@ -5981,10 +5872,10 @@
         <w:rFonts w:hint="default"/>
       </w:rPr>
     </w:lvl>
-    <w:lvl w:ilvl="4" w:tentative="0">
+    <w:lvl w:ilvl="4">
       <w:start w:val="1"/>
       <w:numFmt w:val="decimal"/>
-      <w:pStyle w:val="6"/>
+      <w:pStyle w:val="Heading5"/>
       <w:lvlText w:val="%1.%2.%3.%4.%5."/>
       <w:lvlJc w:val="left"/>
       <w:pPr>
@@ -5994,10 +5885,10 @@
         <w:rFonts w:hint="default"/>
       </w:rPr>
     </w:lvl>
-    <w:lvl w:ilvl="5" w:tentative="0">
+    <w:lvl w:ilvl="5">
       <w:start w:val="1"/>
       <w:numFmt w:val="decimal"/>
-      <w:pStyle w:val="7"/>
+      <w:pStyle w:val="Heading6"/>
       <w:lvlText w:val="%1.%2.%3.%4.%5.%6."/>
       <w:lvlJc w:val="left"/>
       <w:pPr>
@@ -6007,10 +5898,10 @@
         <w:rFonts w:hint="default"/>
       </w:rPr>
     </w:lvl>
-    <w:lvl w:ilvl="6" w:tentative="0">
+    <w:lvl w:ilvl="6">
       <w:start w:val="1"/>
       <w:numFmt w:val="decimal"/>
-      <w:pStyle w:val="8"/>
+      <w:pStyle w:val="Heading7"/>
       <w:lvlText w:val="%1.%2.%3.%4.%5.%6.%7."/>
       <w:lvlJc w:val="left"/>
       <w:pPr>
@@ -6020,10 +5911,10 @@
         <w:rFonts w:hint="default"/>
       </w:rPr>
     </w:lvl>
-    <w:lvl w:ilvl="7" w:tentative="0">
+    <w:lvl w:ilvl="7">
       <w:start w:val="1"/>
       <w:numFmt w:val="decimal"/>
-      <w:pStyle w:val="9"/>
+      <w:pStyle w:val="Heading8"/>
       <w:lvlText w:val="%1.%2.%3.%4.%5.%6.%7.%8."/>
       <w:lvlJc w:val="left"/>
       <w:pPr>
@@ -6033,10 +5924,10 @@
         <w:rFonts w:hint="default"/>
       </w:rPr>
     </w:lvl>
-    <w:lvl w:ilvl="8" w:tentative="0">
+    <w:lvl w:ilvl="8">
       <w:start w:val="1"/>
       <w:numFmt w:val="decimal"/>
-      <w:pStyle w:val="10"/>
+      <w:pStyle w:val="Heading9"/>
       <w:lvlText w:val="%1.%2.%3.%4.%5.%6.%7.%8.%9."/>
       <w:lvlJc w:val="left"/>
       <w:pPr>
@@ -6054,269 +5945,267 @@
 </file>
 
 <file path=word/styles.xml><?xml version="1.0" encoding="utf-8"?>
-<w:styles xmlns:mc="http://schemas.openxmlformats.org/markup-compatibility/2006" xmlns:o="urn:schemas-microsoft-com:office:office" xmlns:r="http://schemas.openxmlformats.org/officeDocument/2006/relationships" xmlns:m="http://schemas.openxmlformats.org/officeDocument/2006/math" xmlns:v="urn:schemas-microsoft-com:vml" xmlns:w="http://schemas.openxmlformats.org/wordprocessingml/2006/main" xmlns:w14="http://schemas.microsoft.com/office/word/2010/wordml" xmlns:w10="urn:schemas-microsoft-com:office:word" xmlns:sl="http://schemas.openxmlformats.org/schemaLibrary/2006/main" xmlns:wpsCustomData="http://www.wps.cn/officeDocument/2013/wpsCustomData" mc:Ignorable="w14">
+<w:styles xmlns:mc="http://schemas.openxmlformats.org/markup-compatibility/2006" xmlns:r="http://schemas.openxmlformats.org/officeDocument/2006/relationships" xmlns:w="http://schemas.openxmlformats.org/wordprocessingml/2006/main" xmlns:w14="http://schemas.microsoft.com/office/word/2010/wordml" xmlns:w15="http://schemas.microsoft.com/office/word/2012/wordml" mc:Ignorable="w14 w15">
   <w:docDefaults>
     <w:rPrDefault>
       <w:rPr>
-        <w:rFonts w:ascii="Times New Roman" w:hAnsi="Times New Roman" w:eastAsia="宋体" w:cs="Times New Roman"/>
+        <w:rFonts w:ascii="Times New Roman" w:eastAsia="宋体" w:hAnsi="Times New Roman" w:cs="Times New Roman"/>
       </w:rPr>
     </w:rPrDefault>
     <w:pPrDefault/>
   </w:docDefaults>
-  <w:latentStyles w:count="260" w:defQFormat="0" w:defUnhideWhenUsed="1" w:defSemiHidden="1" w:defUIPriority="99" w:defLockedState="0">
-    <w:lsdException w:qFormat="1" w:unhideWhenUsed="0" w:uiPriority="0" w:semiHidden="0" w:name="Normal"/>
-    <w:lsdException w:qFormat="1" w:unhideWhenUsed="0" w:uiPriority="0" w:semiHidden="0" w:name="heading 1"/>
-    <w:lsdException w:qFormat="1" w:uiPriority="0" w:semiHidden="0" w:name="heading 2"/>
-    <w:lsdException w:qFormat="1" w:uiPriority="0" w:name="heading 3"/>
-    <w:lsdException w:qFormat="1" w:uiPriority="0" w:semiHidden="0" w:name="heading 4"/>
-    <w:lsdException w:qFormat="1" w:uiPriority="0" w:name="heading 5"/>
-    <w:lsdException w:qFormat="1" w:uiPriority="0" w:name="heading 6"/>
-    <w:lsdException w:qFormat="1" w:uiPriority="0" w:name="heading 7"/>
-    <w:lsdException w:qFormat="1" w:uiPriority="0" w:name="heading 8"/>
-    <w:lsdException w:qFormat="1" w:uiPriority="0" w:name="heading 9"/>
-    <w:lsdException w:unhideWhenUsed="0" w:uiPriority="0" w:semiHidden="0" w:name="index 1"/>
-    <w:lsdException w:unhideWhenUsed="0" w:uiPriority="0" w:semiHidden="0" w:name="index 2"/>
-    <w:lsdException w:unhideWhenUsed="0" w:uiPriority="0" w:semiHidden="0" w:name="index 3"/>
-    <w:lsdException w:unhideWhenUsed="0" w:uiPriority="0" w:semiHidden="0" w:name="index 4"/>
-    <w:lsdException w:unhideWhenUsed="0" w:uiPriority="0" w:semiHidden="0" w:name="index 5"/>
-    <w:lsdException w:unhideWhenUsed="0" w:uiPriority="0" w:semiHidden="0" w:name="index 6"/>
-    <w:lsdException w:unhideWhenUsed="0" w:uiPriority="0" w:semiHidden="0" w:name="index 7"/>
-    <w:lsdException w:unhideWhenUsed="0" w:uiPriority="0" w:semiHidden="0" w:name="index 8"/>
-    <w:lsdException w:unhideWhenUsed="0" w:uiPriority="0" w:semiHidden="0" w:name="index 9"/>
-    <w:lsdException w:qFormat="1" w:unhideWhenUsed="0" w:uiPriority="0" w:semiHidden="0" w:name="toc 1"/>
-    <w:lsdException w:qFormat="1" w:unhideWhenUsed="0" w:uiPriority="0" w:semiHidden="0" w:name="toc 2"/>
-    <w:lsdException w:qFormat="1" w:unhideWhenUsed="0" w:uiPriority="0" w:semiHidden="0" w:name="toc 3"/>
-    <w:lsdException w:unhideWhenUsed="0" w:uiPriority="0" w:semiHidden="0" w:name="toc 4"/>
-    <w:lsdException w:unhideWhenUsed="0" w:uiPriority="0" w:semiHidden="0" w:name="toc 5"/>
-    <w:lsdException w:unhideWhenUsed="0" w:uiPriority="0" w:semiHidden="0" w:name="toc 6"/>
-    <w:lsdException w:unhideWhenUsed="0" w:uiPriority="0" w:semiHidden="0" w:name="toc 7"/>
-    <w:lsdException w:unhideWhenUsed="0" w:uiPriority="0" w:semiHidden="0" w:name="toc 8"/>
-    <w:lsdException w:unhideWhenUsed="0" w:uiPriority="0" w:semiHidden="0" w:name="toc 9"/>
-    <w:lsdException w:unhideWhenUsed="0" w:uiPriority="0" w:semiHidden="0" w:name="Normal Indent"/>
-    <w:lsdException w:unhideWhenUsed="0" w:uiPriority="0" w:semiHidden="0" w:name="footnote text"/>
-    <w:lsdException w:qFormat="1" w:unhideWhenUsed="0" w:uiPriority="0" w:semiHidden="0" w:name="annotation text"/>
-    <w:lsdException w:qFormat="1" w:unhideWhenUsed="0" w:uiPriority="0" w:semiHidden="0" w:name="header"/>
-    <w:lsdException w:qFormat="1" w:unhideWhenUsed="0" w:uiPriority="0" w:semiHidden="0" w:name="footer"/>
-    <w:lsdException w:unhideWhenUsed="0" w:uiPriority="0" w:semiHidden="0" w:name="index heading"/>
-    <w:lsdException w:qFormat="1" w:uiPriority="0" w:name="caption"/>
-    <w:lsdException w:unhideWhenUsed="0" w:uiPriority="0" w:semiHidden="0" w:name="table of figures"/>
-    <w:lsdException w:unhideWhenUsed="0" w:uiPriority="0" w:semiHidden="0" w:name="envelope address"/>
-    <w:lsdException w:unhideWhenUsed="0" w:uiPriority="0" w:semiHidden="0" w:name="envelope return"/>
-    <w:lsdException w:unhideWhenUsed="0" w:uiPriority="0" w:semiHidden="0" w:name="footnote reference"/>
-    <w:lsdException w:unhideWhenUsed="0" w:uiPriority="0" w:semiHidden="0" w:name="annotation reference"/>
-    <w:lsdException w:unhideWhenUsed="0" w:uiPriority="0" w:semiHidden="0" w:name="line number"/>
-    <w:lsdException w:unhideWhenUsed="0" w:uiPriority="0" w:semiHidden="0" w:name="page number"/>
-    <w:lsdException w:unhideWhenUsed="0" w:uiPriority="0" w:semiHidden="0" w:name="endnote reference"/>
-    <w:lsdException w:unhideWhenUsed="0" w:uiPriority="0" w:semiHidden="0" w:name="endnote text"/>
-    <w:lsdException w:unhideWhenUsed="0" w:uiPriority="0" w:semiHidden="0" w:name="table of authorities"/>
-    <w:lsdException w:unhideWhenUsed="0" w:uiPriority="0" w:semiHidden="0" w:name="macro"/>
-    <w:lsdException w:unhideWhenUsed="0" w:uiPriority="0" w:semiHidden="0" w:name="toa heading"/>
-    <w:lsdException w:unhideWhenUsed="0" w:uiPriority="0" w:semiHidden="0" w:name="List"/>
-    <w:lsdException w:unhideWhenUsed="0" w:uiPriority="0" w:semiHidden="0" w:name="List Bullet"/>
-    <w:lsdException w:unhideWhenUsed="0" w:uiPriority="0" w:semiHidden="0" w:name="List Number"/>
-    <w:lsdException w:unhideWhenUsed="0" w:uiPriority="0" w:semiHidden="0" w:name="List 2"/>
-    <w:lsdException w:unhideWhenUsed="0" w:uiPriority="0" w:semiHidden="0" w:name="List 3"/>
-    <w:lsdException w:unhideWhenUsed="0" w:uiPriority="0" w:semiHidden="0" w:name="List 4"/>
-    <w:lsdException w:unhideWhenUsed="0" w:uiPriority="0" w:semiHidden="0" w:name="List 5"/>
-    <w:lsdException w:unhideWhenUsed="0" w:uiPriority="0" w:semiHidden="0" w:name="List Bullet 2"/>
-    <w:lsdException w:unhideWhenUsed="0" w:uiPriority="0" w:semiHidden="0" w:name="List Bullet 3"/>
-    <w:lsdException w:unhideWhenUsed="0" w:uiPriority="0" w:semiHidden="0" w:name="List Bullet 4"/>
-    <w:lsdException w:unhideWhenUsed="0" w:uiPriority="0" w:semiHidden="0" w:name="List Bullet 5"/>
-    <w:lsdException w:unhideWhenUsed="0" w:uiPriority="0" w:semiHidden="0" w:name="List Number 2"/>
-    <w:lsdException w:unhideWhenUsed="0" w:uiPriority="0" w:semiHidden="0" w:name="List Number 3"/>
-    <w:lsdException w:unhideWhenUsed="0" w:uiPriority="0" w:semiHidden="0" w:name="List Number 4"/>
-    <w:lsdException w:unhideWhenUsed="0" w:uiPriority="0" w:semiHidden="0" w:name="List Number 5"/>
-    <w:lsdException w:qFormat="1" w:unhideWhenUsed="0" w:uiPriority="0" w:semiHidden="0" w:name="Title"/>
-    <w:lsdException w:unhideWhenUsed="0" w:uiPriority="0" w:semiHidden="0" w:name="Closing"/>
-    <w:lsdException w:unhideWhenUsed="0" w:uiPriority="0" w:semiHidden="0" w:name="Signature"/>
-    <w:lsdException w:qFormat="1" w:unhideWhenUsed="0" w:uiPriority="0" w:name="Default Paragraph Font"/>
-    <w:lsdException w:qFormat="1" w:unhideWhenUsed="0" w:uiPriority="0" w:name="Body Text"/>
-    <w:lsdException w:unhideWhenUsed="0" w:uiPriority="0" w:semiHidden="0" w:name="Body Text Indent"/>
-    <w:lsdException w:unhideWhenUsed="0" w:uiPriority="0" w:semiHidden="0" w:name="List Continue"/>
-    <w:lsdException w:unhideWhenUsed="0" w:uiPriority="0" w:semiHidden="0" w:name="List Continue 2"/>
-    <w:lsdException w:unhideWhenUsed="0" w:uiPriority="0" w:semiHidden="0" w:name="List Continue 3"/>
-    <w:lsdException w:unhideWhenUsed="0" w:uiPriority="0" w:semiHidden="0" w:name="List Continue 4"/>
-    <w:lsdException w:unhideWhenUsed="0" w:uiPriority="0" w:semiHidden="0" w:name="List Continue 5"/>
-    <w:lsdException w:unhideWhenUsed="0" w:uiPriority="0" w:semiHidden="0" w:name="Message Header"/>
-    <w:lsdException w:qFormat="1" w:unhideWhenUsed="0" w:uiPriority="0" w:semiHidden="0" w:name="Subtitle"/>
-    <w:lsdException w:unhideWhenUsed="0" w:uiPriority="0" w:semiHidden="0" w:name="Salutation"/>
-    <w:lsdException w:unhideWhenUsed="0" w:uiPriority="0" w:semiHidden="0" w:name="Date"/>
-    <w:lsdException w:unhideWhenUsed="0" w:uiPriority="0" w:semiHidden="0" w:name="Body Text First Indent"/>
-    <w:lsdException w:unhideWhenUsed="0" w:uiPriority="0" w:semiHidden="0" w:name="Body Text First Indent 2"/>
-    <w:lsdException w:uiPriority="99" w:name="Note Heading"/>
-    <w:lsdException w:unhideWhenUsed="0" w:uiPriority="0" w:semiHidden="0" w:name="Body Text 2"/>
-    <w:lsdException w:unhideWhenUsed="0" w:uiPriority="0" w:semiHidden="0" w:name="Body Text 3"/>
-    <w:lsdException w:unhideWhenUsed="0" w:uiPriority="0" w:semiHidden="0" w:name="Body Text Indent 2"/>
-    <w:lsdException w:unhideWhenUsed="0" w:uiPriority="0" w:semiHidden="0" w:name="Body Text Indent 3"/>
-    <w:lsdException w:unhideWhenUsed="0" w:uiPriority="0" w:semiHidden="0" w:name="Block Text"/>
-    <w:lsdException w:unhideWhenUsed="0" w:uiPriority="0" w:semiHidden="0" w:name="Hyperlink"/>
-    <w:lsdException w:unhideWhenUsed="0" w:uiPriority="0" w:semiHidden="0" w:name="FollowedHyperlink"/>
-    <w:lsdException w:qFormat="1" w:unhideWhenUsed="0" w:uiPriority="0" w:semiHidden="0" w:name="Strong"/>
-    <w:lsdException w:qFormat="1" w:unhideWhenUsed="0" w:uiPriority="0" w:semiHidden="0" w:name="Emphasis"/>
-    <w:lsdException w:unhideWhenUsed="0" w:uiPriority="0" w:semiHidden="0" w:name="Document Map"/>
-    <w:lsdException w:unhideWhenUsed="0" w:uiPriority="0" w:semiHidden="0" w:name="Plain Text"/>
-    <w:lsdException w:unhideWhenUsed="0" w:uiPriority="0" w:semiHidden="0" w:name="E-mail Signature"/>
-    <w:lsdException w:qFormat="1" w:unhideWhenUsed="0" w:uiPriority="0" w:semiHidden="0" w:name="Normal (Web)"/>
-    <w:lsdException w:unhideWhenUsed="0" w:uiPriority="0" w:semiHidden="0" w:name="HTML Acronym"/>
-    <w:lsdException w:unhideWhenUsed="0" w:uiPriority="0" w:semiHidden="0" w:name="HTML Address"/>
-    <w:lsdException w:unhideWhenUsed="0" w:uiPriority="0" w:semiHidden="0" w:name="HTML Cite"/>
-    <w:lsdException w:unhideWhenUsed="0" w:uiPriority="0" w:semiHidden="0" w:name="HTML Code"/>
-    <w:lsdException w:unhideWhenUsed="0" w:uiPriority="0" w:semiHidden="0" w:name="HTML Definition"/>
-    <w:lsdException w:unhideWhenUsed="0" w:uiPriority="0" w:semiHidden="0" w:name="HTML Keyboard"/>
-    <w:lsdException w:unhideWhenUsed="0" w:uiPriority="0" w:semiHidden="0" w:name="HTML Preformatted"/>
-    <w:lsdException w:unhideWhenUsed="0" w:uiPriority="0" w:semiHidden="0" w:name="HTML Sample"/>
-    <w:lsdException w:unhideWhenUsed="0" w:uiPriority="0" w:semiHidden="0" w:name="HTML Typewriter"/>
-    <w:lsdException w:unhideWhenUsed="0" w:uiPriority="0" w:semiHidden="0" w:name="HTML Variable"/>
-    <w:lsdException w:qFormat="1" w:unhideWhenUsed="0" w:uiPriority="0" w:name="Normal Table"/>
-    <w:lsdException w:unhideWhenUsed="0" w:uiPriority="0" w:semiHidden="0" w:name="annotation subject"/>
-    <w:lsdException w:unhideWhenUsed="0" w:uiPriority="0" w:semiHidden="0" w:name="Table Simple 1"/>
-    <w:lsdException w:unhideWhenUsed="0" w:uiPriority="0" w:semiHidden="0" w:name="Table Simple 2"/>
-    <w:lsdException w:unhideWhenUsed="0" w:uiPriority="0" w:semiHidden="0" w:name="Table Simple 3"/>
-    <w:lsdException w:unhideWhenUsed="0" w:uiPriority="0" w:semiHidden="0" w:name="Table Classic 1"/>
-    <w:lsdException w:unhideWhenUsed="0" w:uiPriority="0" w:semiHidden="0" w:name="Table Classic 2"/>
-    <w:lsdException w:unhideWhenUsed="0" w:uiPriority="0" w:semiHidden="0" w:name="Table Classic 3"/>
-    <w:lsdException w:unhideWhenUsed="0" w:uiPriority="0" w:semiHidden="0" w:name="Table Classic 4"/>
-    <w:lsdException w:unhideWhenUsed="0" w:uiPriority="0" w:semiHidden="0" w:name="Table Colorful 1"/>
-    <w:lsdException w:unhideWhenUsed="0" w:uiPriority="0" w:semiHidden="0" w:name="Table Colorful 2"/>
-    <w:lsdException w:unhideWhenUsed="0" w:uiPriority="0" w:semiHidden="0" w:name="Table Colorful 3"/>
-    <w:lsdException w:unhideWhenUsed="0" w:uiPriority="0" w:semiHidden="0" w:name="Table Columns 1"/>
-    <w:lsdException w:unhideWhenUsed="0" w:uiPriority="0" w:semiHidden="0" w:name="Table Columns 2"/>
-    <w:lsdException w:unhideWhenUsed="0" w:uiPriority="0" w:semiHidden="0" w:name="Table Columns 3"/>
-    <w:lsdException w:unhideWhenUsed="0" w:uiPriority="0" w:semiHidden="0" w:name="Table Columns 4"/>
-    <w:lsdException w:unhideWhenUsed="0" w:uiPriority="0" w:semiHidden="0" w:name="Table Columns 5"/>
-    <w:lsdException w:unhideWhenUsed="0" w:uiPriority="0" w:semiHidden="0" w:name="Table Grid 1"/>
-    <w:lsdException w:unhideWhenUsed="0" w:uiPriority="0" w:semiHidden="0" w:name="Table Grid 2"/>
-    <w:lsdException w:unhideWhenUsed="0" w:uiPriority="0" w:semiHidden="0" w:name="Table Grid 3"/>
-    <w:lsdException w:unhideWhenUsed="0" w:uiPriority="0" w:semiHidden="0" w:name="Table Grid 4"/>
-    <w:lsdException w:unhideWhenUsed="0" w:uiPriority="0" w:semiHidden="0" w:name="Table Grid 5"/>
-    <w:lsdException w:unhideWhenUsed="0" w:uiPriority="0" w:semiHidden="0" w:name="Table Grid 6"/>
-    <w:lsdException w:unhideWhenUsed="0" w:uiPriority="0" w:semiHidden="0" w:name="Table Grid 7"/>
-    <w:lsdException w:unhideWhenUsed="0" w:uiPriority="0" w:semiHidden="0" w:name="Table Grid 8"/>
-    <w:lsdException w:unhideWhenUsed="0" w:uiPriority="0" w:semiHidden="0" w:name="Table List 1"/>
-    <w:lsdException w:unhideWhenUsed="0" w:uiPriority="0" w:semiHidden="0" w:name="Table List 2"/>
-    <w:lsdException w:unhideWhenUsed="0" w:uiPriority="0" w:semiHidden="0" w:name="Table List 3"/>
-    <w:lsdException w:unhideWhenUsed="0" w:uiPriority="0" w:semiHidden="0" w:name="Table List 4"/>
-    <w:lsdException w:unhideWhenUsed="0" w:uiPriority="0" w:semiHidden="0" w:name="Table List 5"/>
-    <w:lsdException w:unhideWhenUsed="0" w:uiPriority="0" w:semiHidden="0" w:name="Table List 6"/>
-    <w:lsdException w:unhideWhenUsed="0" w:uiPriority="0" w:semiHidden="0" w:name="Table List 7"/>
-    <w:lsdException w:unhideWhenUsed="0" w:uiPriority="0" w:semiHidden="0" w:name="Table List 8"/>
-    <w:lsdException w:unhideWhenUsed="0" w:uiPriority="0" w:semiHidden="0" w:name="Table 3D effects 1"/>
-    <w:lsdException w:unhideWhenUsed="0" w:uiPriority="0" w:semiHidden="0" w:name="Table 3D effects 2"/>
-    <w:lsdException w:unhideWhenUsed="0" w:uiPriority="0" w:semiHidden="0" w:name="Table 3D effects 3"/>
-    <w:lsdException w:unhideWhenUsed="0" w:uiPriority="0" w:semiHidden="0" w:name="Table Contemporary"/>
-    <w:lsdException w:unhideWhenUsed="0" w:uiPriority="0" w:semiHidden="0" w:name="Table Elegant"/>
-    <w:lsdException w:unhideWhenUsed="0" w:uiPriority="0" w:semiHidden="0" w:name="Table Professional"/>
-    <w:lsdException w:unhideWhenUsed="0" w:uiPriority="0" w:semiHidden="0" w:name="Table Subtle 1"/>
-    <w:lsdException w:unhideWhenUsed="0" w:uiPriority="0" w:semiHidden="0" w:name="Table Subtle 2"/>
-    <w:lsdException w:unhideWhenUsed="0" w:uiPriority="0" w:semiHidden="0" w:name="Table Web 1"/>
-    <w:lsdException w:unhideWhenUsed="0" w:uiPriority="0" w:semiHidden="0" w:name="Table Web 2"/>
-    <w:lsdException w:unhideWhenUsed="0" w:uiPriority="0" w:semiHidden="0" w:name="Table Web 3"/>
-    <w:lsdException w:unhideWhenUsed="0" w:uiPriority="0" w:semiHidden="0" w:name="Balloon Text"/>
-    <w:lsdException w:qFormat="1" w:unhideWhenUsed="0" w:uiPriority="0" w:semiHidden="0" w:name="Table Grid"/>
-    <w:lsdException w:unhideWhenUsed="0" w:uiPriority="0" w:semiHidden="0" w:name="Table Theme"/>
-    <w:lsdException w:unhideWhenUsed="0" w:uiPriority="60" w:semiHidden="0" w:name="Light Shading"/>
-    <w:lsdException w:unhideWhenUsed="0" w:uiPriority="61" w:semiHidden="0" w:name="Light List"/>
-    <w:lsdException w:unhideWhenUsed="0" w:uiPriority="62" w:semiHidden="0" w:name="Light Grid"/>
-    <w:lsdException w:unhideWhenUsed="0" w:uiPriority="63" w:semiHidden="0" w:name="Medium Shading 1"/>
-    <w:lsdException w:unhideWhenUsed="0" w:uiPriority="64" w:semiHidden="0" w:name="Medium Shading 2"/>
-    <w:lsdException w:unhideWhenUsed="0" w:uiPriority="65" w:semiHidden="0" w:name="Medium List 1"/>
-    <w:lsdException w:unhideWhenUsed="0" w:uiPriority="66" w:semiHidden="0" w:name="Medium List 2"/>
-    <w:lsdException w:unhideWhenUsed="0" w:uiPriority="67" w:semiHidden="0" w:name="Medium Grid 1"/>
-    <w:lsdException w:unhideWhenUsed="0" w:uiPriority="68" w:semiHidden="0" w:name="Medium Grid 2"/>
-    <w:lsdException w:unhideWhenUsed="0" w:uiPriority="69" w:semiHidden="0" w:name="Medium Grid 3"/>
-    <w:lsdException w:unhideWhenUsed="0" w:uiPriority="70" w:semiHidden="0" w:name="Dark List"/>
-    <w:lsdException w:unhideWhenUsed="0" w:uiPriority="71" w:semiHidden="0" w:name="Colorful Shading"/>
-    <w:lsdException w:unhideWhenUsed="0" w:uiPriority="72" w:semiHidden="0" w:name="Colorful List"/>
-    <w:lsdException w:unhideWhenUsed="0" w:uiPriority="73" w:semiHidden="0" w:name="Colorful Grid"/>
-    <w:lsdException w:unhideWhenUsed="0" w:uiPriority="60" w:semiHidden="0" w:name="Light Shading Accent 1"/>
-    <w:lsdException w:unhideWhenUsed="0" w:uiPriority="61" w:semiHidden="0" w:name="Light List Accent 1"/>
-    <w:lsdException w:unhideWhenUsed="0" w:uiPriority="62" w:semiHidden="0" w:name="Light Grid Accent 1"/>
-    <w:lsdException w:unhideWhenUsed="0" w:uiPriority="63" w:semiHidden="0" w:name="Medium Shading 1 Accent 1"/>
-    <w:lsdException w:unhideWhenUsed="0" w:uiPriority="64" w:semiHidden="0" w:name="Medium Shading 2 Accent 1"/>
-    <w:lsdException w:unhideWhenUsed="0" w:uiPriority="65" w:semiHidden="0" w:name="Medium List 1 Accent 1"/>
-    <w:lsdException w:unhideWhenUsed="0" w:uiPriority="66" w:semiHidden="0" w:name="Medium List 2 Accent 1"/>
-    <w:lsdException w:unhideWhenUsed="0" w:uiPriority="67" w:semiHidden="0" w:name="Medium Grid 1 Accent 1"/>
-    <w:lsdException w:unhideWhenUsed="0" w:uiPriority="68" w:semiHidden="0" w:name="Medium Grid 2 Accent 1"/>
-    <w:lsdException w:unhideWhenUsed="0" w:uiPriority="69" w:semiHidden="0" w:name="Medium Grid 3 Accent 1"/>
-    <w:lsdException w:unhideWhenUsed="0" w:uiPriority="70" w:semiHidden="0" w:name="Dark List Accent 1"/>
-    <w:lsdException w:unhideWhenUsed="0" w:uiPriority="71" w:semiHidden="0" w:name="Colorful Shading Accent 1"/>
-    <w:lsdException w:unhideWhenUsed="0" w:uiPriority="72" w:semiHidden="0" w:name="Colorful List Accent 1"/>
-    <w:lsdException w:unhideWhenUsed="0" w:uiPriority="73" w:semiHidden="0" w:name="Colorful Grid Accent 1"/>
-    <w:lsdException w:unhideWhenUsed="0" w:uiPriority="60" w:semiHidden="0" w:name="Light Shading Accent 2"/>
-    <w:lsdException w:unhideWhenUsed="0" w:uiPriority="61" w:semiHidden="0" w:name="Light List Accent 2"/>
-    <w:lsdException w:unhideWhenUsed="0" w:uiPriority="62" w:semiHidden="0" w:name="Light Grid Accent 2"/>
-    <w:lsdException w:unhideWhenUsed="0" w:uiPriority="63" w:semiHidden="0" w:name="Medium Shading 1 Accent 2"/>
-    <w:lsdException w:unhideWhenUsed="0" w:uiPriority="64" w:semiHidden="0" w:name="Medium Shading 2 Accent 2"/>
-    <w:lsdException w:unhideWhenUsed="0" w:uiPriority="65" w:semiHidden="0" w:name="Medium List 1 Accent 2"/>
-    <w:lsdException w:unhideWhenUsed="0" w:uiPriority="66" w:semiHidden="0" w:name="Medium List 2 Accent 2"/>
-    <w:lsdException w:unhideWhenUsed="0" w:uiPriority="67" w:semiHidden="0" w:name="Medium Grid 1 Accent 2"/>
-    <w:lsdException w:unhideWhenUsed="0" w:uiPriority="68" w:semiHidden="0" w:name="Medium Grid 2 Accent 2"/>
-    <w:lsdException w:unhideWhenUsed="0" w:uiPriority="69" w:semiHidden="0" w:name="Medium Grid 3 Accent 2"/>
-    <w:lsdException w:unhideWhenUsed="0" w:uiPriority="70" w:semiHidden="0" w:name="Dark List Accent 2"/>
-    <w:lsdException w:unhideWhenUsed="0" w:uiPriority="71" w:semiHidden="0" w:name="Colorful Shading Accent 2"/>
-    <w:lsdException w:unhideWhenUsed="0" w:uiPriority="72" w:semiHidden="0" w:name="Colorful List Accent 2"/>
-    <w:lsdException w:unhideWhenUsed="0" w:uiPriority="73" w:semiHidden="0" w:name="Colorful Grid Accent 2"/>
-    <w:lsdException w:unhideWhenUsed="0" w:uiPriority="60" w:semiHidden="0" w:name="Light Shading Accent 3"/>
-    <w:lsdException w:unhideWhenUsed="0" w:uiPriority="61" w:semiHidden="0" w:name="Light List Accent 3"/>
-    <w:lsdException w:unhideWhenUsed="0" w:uiPriority="62" w:semiHidden="0" w:name="Light Grid Accent 3"/>
-    <w:lsdException w:unhideWhenUsed="0" w:uiPriority="63" w:semiHidden="0" w:name="Medium Shading 1 Accent 3"/>
-    <w:lsdException w:unhideWhenUsed="0" w:uiPriority="64" w:semiHidden="0" w:name="Medium Shading 2 Accent 3"/>
-    <w:lsdException w:unhideWhenUsed="0" w:uiPriority="65" w:semiHidden="0" w:name="Medium List 1 Accent 3"/>
-    <w:lsdException w:unhideWhenUsed="0" w:uiPriority="66" w:semiHidden="0" w:name="Medium List 2 Accent 3"/>
-    <w:lsdException w:unhideWhenUsed="0" w:uiPriority="67" w:semiHidden="0" w:name="Medium Grid 1 Accent 3"/>
-    <w:lsdException w:unhideWhenUsed="0" w:uiPriority="68" w:semiHidden="0" w:name="Medium Grid 2 Accent 3"/>
-    <w:lsdException w:unhideWhenUsed="0" w:uiPriority="69" w:semiHidden="0" w:name="Medium Grid 3 Accent 3"/>
-    <w:lsdException w:unhideWhenUsed="0" w:uiPriority="70" w:semiHidden="0" w:name="Dark List Accent 3"/>
-    <w:lsdException w:unhideWhenUsed="0" w:uiPriority="71" w:semiHidden="0" w:name="Colorful Shading Accent 3"/>
-    <w:lsdException w:unhideWhenUsed="0" w:uiPriority="72" w:semiHidden="0" w:name="Colorful List Accent 3"/>
-    <w:lsdException w:unhideWhenUsed="0" w:uiPriority="73" w:semiHidden="0" w:name="Colorful Grid Accent 3"/>
-    <w:lsdException w:unhideWhenUsed="0" w:uiPriority="60" w:semiHidden="0" w:name="Light Shading Accent 4"/>
-    <w:lsdException w:unhideWhenUsed="0" w:uiPriority="61" w:semiHidden="0" w:name="Light List Accent 4"/>
-    <w:lsdException w:unhideWhenUsed="0" w:uiPriority="62" w:semiHidden="0" w:name="Light Grid Accent 4"/>
-    <w:lsdException w:unhideWhenUsed="0" w:uiPriority="63" w:semiHidden="0" w:name="Medium Shading 1 Accent 4"/>
-    <w:lsdException w:unhideWhenUsed="0" w:uiPriority="64" w:semiHidden="0" w:name="Medium Shading 2 Accent 4"/>
-    <w:lsdException w:unhideWhenUsed="0" w:uiPriority="65" w:semiHidden="0" w:name="Medium List 1 Accent 4"/>
-    <w:lsdException w:unhideWhenUsed="0" w:uiPriority="66" w:semiHidden="0" w:name="Medium List 2 Accent 4"/>
-    <w:lsdException w:unhideWhenUsed="0" w:uiPriority="67" w:semiHidden="0" w:name="Medium Grid 1 Accent 4"/>
-    <w:lsdException w:unhideWhenUsed="0" w:uiPriority="68" w:semiHidden="0" w:name="Medium Grid 2 Accent 4"/>
-    <w:lsdException w:unhideWhenUsed="0" w:uiPriority="69" w:semiHidden="0" w:name="Medium Grid 3 Accent 4"/>
-    <w:lsdException w:unhideWhenUsed="0" w:uiPriority="70" w:semiHidden="0" w:name="Dark List Accent 4"/>
-    <w:lsdException w:unhideWhenUsed="0" w:uiPriority="71" w:semiHidden="0" w:name="Colorful Shading Accent 4"/>
-    <w:lsdException w:unhideWhenUsed="0" w:uiPriority="72" w:semiHidden="0" w:name="Colorful List Accent 4"/>
-    <w:lsdException w:unhideWhenUsed="0" w:uiPriority="73" w:semiHidden="0" w:name="Colorful Grid Accent 4"/>
-    <w:lsdException w:unhideWhenUsed="0" w:uiPriority="60" w:semiHidden="0" w:name="Light Shading Accent 5"/>
-    <w:lsdException w:unhideWhenUsed="0" w:uiPriority="61" w:semiHidden="0" w:name="Light List Accent 5"/>
-    <w:lsdException w:unhideWhenUsed="0" w:uiPriority="62" w:semiHidden="0" w:name="Light Grid Accent 5"/>
-    <w:lsdException w:unhideWhenUsed="0" w:uiPriority="63" w:semiHidden="0" w:name="Medium Shading 1 Accent 5"/>
-    <w:lsdException w:unhideWhenUsed="0" w:uiPriority="64" w:semiHidden="0" w:name="Medium Shading 2 Accent 5"/>
-    <w:lsdException w:unhideWhenUsed="0" w:uiPriority="65" w:semiHidden="0" w:name="Medium List 1 Accent 5"/>
-    <w:lsdException w:unhideWhenUsed="0" w:uiPriority="66" w:semiHidden="0" w:name="Medium List 2 Accent 5"/>
-    <w:lsdException w:unhideWhenUsed="0" w:uiPriority="67" w:semiHidden="0" w:name="Medium Grid 1 Accent 5"/>
-    <w:lsdException w:unhideWhenUsed="0" w:uiPriority="68" w:semiHidden="0" w:name="Medium Grid 2 Accent 5"/>
-    <w:lsdException w:unhideWhenUsed="0" w:uiPriority="69" w:semiHidden="0" w:name="Medium Grid 3 Accent 5"/>
-    <w:lsdException w:unhideWhenUsed="0" w:uiPriority="70" w:semiHidden="0" w:name="Dark List Accent 5"/>
-    <w:lsdException w:unhideWhenUsed="0" w:uiPriority="71" w:semiHidden="0" w:name="Colorful Shading Accent 5"/>
-    <w:lsdException w:unhideWhenUsed="0" w:uiPriority="72" w:semiHidden="0" w:name="Colorful List Accent 5"/>
-    <w:lsdException w:unhideWhenUsed="0" w:uiPriority="73" w:semiHidden="0" w:name="Colorful Grid Accent 5"/>
-    <w:lsdException w:unhideWhenUsed="0" w:uiPriority="60" w:semiHidden="0" w:name="Light Shading Accent 6"/>
-    <w:lsdException w:unhideWhenUsed="0" w:uiPriority="61" w:semiHidden="0" w:name="Light List Accent 6"/>
-    <w:lsdException w:unhideWhenUsed="0" w:uiPriority="62" w:semiHidden="0" w:name="Light Grid Accent 6"/>
-    <w:lsdException w:unhideWhenUsed="0" w:uiPriority="63" w:semiHidden="0" w:name="Medium Shading 1 Accent 6"/>
-    <w:lsdException w:unhideWhenUsed="0" w:uiPriority="64" w:semiHidden="0" w:name="Medium Shading 2 Accent 6"/>
-    <w:lsdException w:unhideWhenUsed="0" w:uiPriority="65" w:semiHidden="0" w:name="Medium List 1 Accent 6"/>
-    <w:lsdException w:unhideWhenUsed="0" w:uiPriority="66" w:semiHidden="0" w:name="Medium List 2 Accent 6"/>
-    <w:lsdException w:unhideWhenUsed="0" w:uiPriority="67" w:semiHidden="0" w:name="Medium Grid 1 Accent 6"/>
-    <w:lsdException w:unhideWhenUsed="0" w:uiPriority="68" w:semiHidden="0" w:name="Medium Grid 2 Accent 6"/>
-    <w:lsdException w:unhideWhenUsed="0" w:uiPriority="69" w:semiHidden="0" w:name="Medium Grid 3 Accent 6"/>
-    <w:lsdException w:unhideWhenUsed="0" w:uiPriority="70" w:semiHidden="0" w:name="Dark List Accent 6"/>
-    <w:lsdException w:unhideWhenUsed="0" w:uiPriority="71" w:semiHidden="0" w:name="Colorful Shading Accent 6"/>
-    <w:lsdException w:unhideWhenUsed="0" w:uiPriority="72" w:semiHidden="0" w:name="Colorful List Accent 6"/>
-    <w:lsdException w:unhideWhenUsed="0" w:uiPriority="73" w:semiHidden="0" w:name="Colorful Grid Accent 6"/>
+  <w:latentStyles w:defLockedState="0" w:defUIPriority="99" w:defSemiHidden="1" w:defUnhideWhenUsed="1" w:defQFormat="0" w:count="260">
+    <w:lsdException w:name="Normal" w:semiHidden="0" w:uiPriority="0" w:unhideWhenUsed="0" w:qFormat="1"/>
+    <w:lsdException w:name="heading 1" w:semiHidden="0" w:uiPriority="0" w:unhideWhenUsed="0" w:qFormat="1"/>
+    <w:lsdException w:name="heading 2" w:semiHidden="0" w:uiPriority="0" w:qFormat="1"/>
+    <w:lsdException w:name="heading 3" w:uiPriority="0" w:qFormat="1"/>
+    <w:lsdException w:name="heading 4" w:semiHidden="0" w:uiPriority="0" w:qFormat="1"/>
+    <w:lsdException w:name="heading 5" w:uiPriority="0" w:qFormat="1"/>
+    <w:lsdException w:name="heading 6" w:uiPriority="0" w:qFormat="1"/>
+    <w:lsdException w:name="heading 7" w:uiPriority="0" w:qFormat="1"/>
+    <w:lsdException w:name="heading 8" w:uiPriority="0" w:qFormat="1"/>
+    <w:lsdException w:name="heading 9" w:uiPriority="0" w:qFormat="1"/>
+    <w:lsdException w:name="index 1" w:semiHidden="0" w:uiPriority="0" w:unhideWhenUsed="0"/>
+    <w:lsdException w:name="index 2" w:semiHidden="0" w:uiPriority="0" w:unhideWhenUsed="0"/>
+    <w:lsdException w:name="index 3" w:semiHidden="0" w:uiPriority="0" w:unhideWhenUsed="0"/>
+    <w:lsdException w:name="index 4" w:semiHidden="0" w:uiPriority="0" w:unhideWhenUsed="0"/>
+    <w:lsdException w:name="index 5" w:semiHidden="0" w:uiPriority="0" w:unhideWhenUsed="0"/>
+    <w:lsdException w:name="index 6" w:semiHidden="0" w:uiPriority="0" w:unhideWhenUsed="0"/>
+    <w:lsdException w:name="index 7" w:semiHidden="0" w:uiPriority="0" w:unhideWhenUsed="0"/>
+    <w:lsdException w:name="index 8" w:semiHidden="0" w:uiPriority="0" w:unhideWhenUsed="0"/>
+    <w:lsdException w:name="index 9" w:semiHidden="0" w:uiPriority="0" w:unhideWhenUsed="0"/>
+    <w:lsdException w:name="toc 1" w:semiHidden="0" w:uiPriority="0" w:unhideWhenUsed="0" w:qFormat="1"/>
+    <w:lsdException w:name="toc 2" w:semiHidden="0" w:uiPriority="0" w:unhideWhenUsed="0" w:qFormat="1"/>
+    <w:lsdException w:name="toc 3" w:semiHidden="0" w:uiPriority="0" w:unhideWhenUsed="0" w:qFormat="1"/>
+    <w:lsdException w:name="toc 4" w:semiHidden="0" w:uiPriority="0" w:unhideWhenUsed="0"/>
+    <w:lsdException w:name="toc 5" w:semiHidden="0" w:uiPriority="0" w:unhideWhenUsed="0"/>
+    <w:lsdException w:name="toc 6" w:semiHidden="0" w:uiPriority="0" w:unhideWhenUsed="0"/>
+    <w:lsdException w:name="toc 7" w:semiHidden="0" w:uiPriority="0" w:unhideWhenUsed="0"/>
+    <w:lsdException w:name="toc 8" w:semiHidden="0" w:uiPriority="0" w:unhideWhenUsed="0"/>
+    <w:lsdException w:name="toc 9" w:semiHidden="0" w:uiPriority="0" w:unhideWhenUsed="0"/>
+    <w:lsdException w:name="Normal Indent" w:semiHidden="0" w:uiPriority="0" w:unhideWhenUsed="0"/>
+    <w:lsdException w:name="footnote text" w:semiHidden="0" w:uiPriority="0" w:unhideWhenUsed="0"/>
+    <w:lsdException w:name="annotation text" w:semiHidden="0" w:uiPriority="0" w:unhideWhenUsed="0" w:qFormat="1"/>
+    <w:lsdException w:name="header" w:semiHidden="0" w:uiPriority="0" w:unhideWhenUsed="0" w:qFormat="1"/>
+    <w:lsdException w:name="footer" w:semiHidden="0" w:uiPriority="0" w:unhideWhenUsed="0" w:qFormat="1"/>
+    <w:lsdException w:name="index heading" w:semiHidden="0" w:uiPriority="0" w:unhideWhenUsed="0"/>
+    <w:lsdException w:name="caption" w:uiPriority="0" w:qFormat="1"/>
+    <w:lsdException w:name="table of figures" w:semiHidden="0" w:uiPriority="0" w:unhideWhenUsed="0"/>
+    <w:lsdException w:name="envelope address" w:semiHidden="0" w:uiPriority="0" w:unhideWhenUsed="0"/>
+    <w:lsdException w:name="envelope return" w:semiHidden="0" w:uiPriority="0" w:unhideWhenUsed="0"/>
+    <w:lsdException w:name="footnote reference" w:semiHidden="0" w:uiPriority="0" w:unhideWhenUsed="0"/>
+    <w:lsdException w:name="annotation reference" w:semiHidden="0" w:uiPriority="0" w:unhideWhenUsed="0"/>
+    <w:lsdException w:name="line number" w:semiHidden="0" w:uiPriority="0" w:unhideWhenUsed="0"/>
+    <w:lsdException w:name="page number" w:semiHidden="0" w:uiPriority="0" w:unhideWhenUsed="0"/>
+    <w:lsdException w:name="endnote reference" w:semiHidden="0" w:uiPriority="0" w:unhideWhenUsed="0"/>
+    <w:lsdException w:name="endnote text" w:semiHidden="0" w:uiPriority="0" w:unhideWhenUsed="0"/>
+    <w:lsdException w:name="table of authorities" w:semiHidden="0" w:uiPriority="0" w:unhideWhenUsed="0"/>
+    <w:lsdException w:name="macro" w:semiHidden="0" w:uiPriority="0" w:unhideWhenUsed="0"/>
+    <w:lsdException w:name="toa heading" w:semiHidden="0" w:uiPriority="0" w:unhideWhenUsed="0"/>
+    <w:lsdException w:name="List" w:semiHidden="0" w:uiPriority="0" w:unhideWhenUsed="0"/>
+    <w:lsdException w:name="List Bullet" w:semiHidden="0" w:uiPriority="0" w:unhideWhenUsed="0"/>
+    <w:lsdException w:name="List Number" w:semiHidden="0" w:uiPriority="0" w:unhideWhenUsed="0"/>
+    <w:lsdException w:name="List 2" w:semiHidden="0" w:uiPriority="0" w:unhideWhenUsed="0"/>
+    <w:lsdException w:name="List 3" w:semiHidden="0" w:uiPriority="0" w:unhideWhenUsed="0"/>
+    <w:lsdException w:name="List 4" w:semiHidden="0" w:uiPriority="0" w:unhideWhenUsed="0"/>
+    <w:lsdException w:name="List 5" w:semiHidden="0" w:uiPriority="0" w:unhideWhenUsed="0"/>
+    <w:lsdException w:name="List Bullet 2" w:semiHidden="0" w:uiPriority="0" w:unhideWhenUsed="0"/>
+    <w:lsdException w:name="List Bullet 3" w:semiHidden="0" w:uiPriority="0" w:unhideWhenUsed="0"/>
+    <w:lsdException w:name="List Bullet 4" w:semiHidden="0" w:uiPriority="0" w:unhideWhenUsed="0"/>
+    <w:lsdException w:name="List Bullet 5" w:semiHidden="0" w:uiPriority="0" w:unhideWhenUsed="0"/>
+    <w:lsdException w:name="List Number 2" w:semiHidden="0" w:uiPriority="0" w:unhideWhenUsed="0"/>
+    <w:lsdException w:name="List Number 3" w:semiHidden="0" w:uiPriority="0" w:unhideWhenUsed="0"/>
+    <w:lsdException w:name="List Number 4" w:semiHidden="0" w:uiPriority="0" w:unhideWhenUsed="0"/>
+    <w:lsdException w:name="List Number 5" w:semiHidden="0" w:uiPriority="0" w:unhideWhenUsed="0"/>
+    <w:lsdException w:name="Title" w:semiHidden="0" w:uiPriority="0" w:unhideWhenUsed="0" w:qFormat="1"/>
+    <w:lsdException w:name="Closing" w:semiHidden="0" w:uiPriority="0" w:unhideWhenUsed="0"/>
+    <w:lsdException w:name="Signature" w:semiHidden="0" w:uiPriority="0" w:unhideWhenUsed="0"/>
+    <w:lsdException w:name="Default Paragraph Font" w:uiPriority="0" w:unhideWhenUsed="0" w:qFormat="1"/>
+    <w:lsdException w:name="Body Text" w:uiPriority="0" w:unhideWhenUsed="0" w:qFormat="1"/>
+    <w:lsdException w:name="Body Text Indent" w:semiHidden="0" w:uiPriority="0" w:unhideWhenUsed="0"/>
+    <w:lsdException w:name="List Continue" w:semiHidden="0" w:uiPriority="0" w:unhideWhenUsed="0"/>
+    <w:lsdException w:name="List Continue 2" w:semiHidden="0" w:uiPriority="0" w:unhideWhenUsed="0"/>
+    <w:lsdException w:name="List Continue 3" w:semiHidden="0" w:uiPriority="0" w:unhideWhenUsed="0"/>
+    <w:lsdException w:name="List Continue 4" w:semiHidden="0" w:uiPriority="0" w:unhideWhenUsed="0"/>
+    <w:lsdException w:name="List Continue 5" w:semiHidden="0" w:uiPriority="0" w:unhideWhenUsed="0"/>
+    <w:lsdException w:name="Message Header" w:semiHidden="0" w:uiPriority="0" w:unhideWhenUsed="0"/>
+    <w:lsdException w:name="Subtitle" w:semiHidden="0" w:uiPriority="0" w:unhideWhenUsed="0" w:qFormat="1"/>
+    <w:lsdException w:name="Salutation" w:semiHidden="0" w:uiPriority="0" w:unhideWhenUsed="0"/>
+    <w:lsdException w:name="Date" w:semiHidden="0" w:uiPriority="0" w:unhideWhenUsed="0"/>
+    <w:lsdException w:name="Body Text First Indent" w:semiHidden="0" w:uiPriority="0" w:unhideWhenUsed="0"/>
+    <w:lsdException w:name="Body Text First Indent 2" w:semiHidden="0" w:uiPriority="0" w:unhideWhenUsed="0"/>
+    <w:lsdException w:name="Body Text 2" w:semiHidden="0" w:uiPriority="0" w:unhideWhenUsed="0"/>
+    <w:lsdException w:name="Body Text 3" w:semiHidden="0" w:uiPriority="0" w:unhideWhenUsed="0"/>
+    <w:lsdException w:name="Body Text Indent 2" w:semiHidden="0" w:uiPriority="0" w:unhideWhenUsed="0"/>
+    <w:lsdException w:name="Body Text Indent 3" w:semiHidden="0" w:uiPriority="0" w:unhideWhenUsed="0"/>
+    <w:lsdException w:name="Block Text" w:semiHidden="0" w:uiPriority="0" w:unhideWhenUsed="0"/>
+    <w:lsdException w:name="Hyperlink" w:semiHidden="0" w:uiPriority="0" w:unhideWhenUsed="0"/>
+    <w:lsdException w:name="FollowedHyperlink" w:semiHidden="0" w:uiPriority="0" w:unhideWhenUsed="0"/>
+    <w:lsdException w:name="Strong" w:semiHidden="0" w:uiPriority="0" w:unhideWhenUsed="0" w:qFormat="1"/>
+    <w:lsdException w:name="Emphasis" w:semiHidden="0" w:uiPriority="0" w:unhideWhenUsed="0" w:qFormat="1"/>
+    <w:lsdException w:name="Document Map" w:semiHidden="0" w:uiPriority="0" w:unhideWhenUsed="0"/>
+    <w:lsdException w:name="Plain Text" w:semiHidden="0" w:uiPriority="0" w:unhideWhenUsed="0"/>
+    <w:lsdException w:name="E-mail Signature" w:semiHidden="0" w:uiPriority="0" w:unhideWhenUsed="0"/>
+    <w:lsdException w:name="Normal (Web)" w:semiHidden="0" w:uiPriority="0" w:unhideWhenUsed="0" w:qFormat="1"/>
+    <w:lsdException w:name="HTML Acronym" w:semiHidden="0" w:uiPriority="0" w:unhideWhenUsed="0"/>
+    <w:lsdException w:name="HTML Address" w:semiHidden="0" w:uiPriority="0" w:unhideWhenUsed="0"/>
+    <w:lsdException w:name="HTML Cite" w:semiHidden="0" w:uiPriority="0" w:unhideWhenUsed="0"/>
+    <w:lsdException w:name="HTML Code" w:semiHidden="0" w:uiPriority="0" w:unhideWhenUsed="0"/>
+    <w:lsdException w:name="HTML Definition" w:semiHidden="0" w:uiPriority="0" w:unhideWhenUsed="0"/>
+    <w:lsdException w:name="HTML Keyboard" w:semiHidden="0" w:uiPriority="0" w:unhideWhenUsed="0"/>
+    <w:lsdException w:name="HTML Preformatted" w:semiHidden="0" w:uiPriority="0" w:unhideWhenUsed="0"/>
+    <w:lsdException w:name="HTML Sample" w:semiHidden="0" w:uiPriority="0" w:unhideWhenUsed="0"/>
+    <w:lsdException w:name="HTML Typewriter" w:semiHidden="0" w:uiPriority="0" w:unhideWhenUsed="0"/>
+    <w:lsdException w:name="HTML Variable" w:semiHidden="0" w:uiPriority="0" w:unhideWhenUsed="0"/>
+    <w:lsdException w:name="Normal Table" w:uiPriority="0" w:unhideWhenUsed="0" w:qFormat="1"/>
+    <w:lsdException w:name="annotation subject" w:semiHidden="0" w:uiPriority="0" w:unhideWhenUsed="0"/>
+    <w:lsdException w:name="Table Simple 1" w:semiHidden="0" w:uiPriority="0" w:unhideWhenUsed="0"/>
+    <w:lsdException w:name="Table Simple 2" w:semiHidden="0" w:uiPriority="0" w:unhideWhenUsed="0"/>
+    <w:lsdException w:name="Table Simple 3" w:semiHidden="0" w:uiPriority="0" w:unhideWhenUsed="0"/>
+    <w:lsdException w:name="Table Classic 1" w:semiHidden="0" w:uiPriority="0" w:unhideWhenUsed="0"/>
+    <w:lsdException w:name="Table Classic 2" w:semiHidden="0" w:uiPriority="0" w:unhideWhenUsed="0"/>
+    <w:lsdException w:name="Table Classic 3" w:semiHidden="0" w:uiPriority="0" w:unhideWhenUsed="0"/>
+    <w:lsdException w:name="Table Classic 4" w:semiHidden="0" w:uiPriority="0" w:unhideWhenUsed="0"/>
+    <w:lsdException w:name="Table Colorful 1" w:semiHidden="0" w:uiPriority="0" w:unhideWhenUsed="0"/>
+    <w:lsdException w:name="Table Colorful 2" w:semiHidden="0" w:uiPriority="0" w:unhideWhenUsed="0"/>
+    <w:lsdException w:name="Table Colorful 3" w:semiHidden="0" w:uiPriority="0" w:unhideWhenUsed="0"/>
+    <w:lsdException w:name="Table Columns 1" w:semiHidden="0" w:uiPriority="0" w:unhideWhenUsed="0"/>
+    <w:lsdException w:name="Table Columns 2" w:semiHidden="0" w:uiPriority="0" w:unhideWhenUsed="0"/>
+    <w:lsdException w:name="Table Columns 3" w:semiHidden="0" w:uiPriority="0" w:unhideWhenUsed="0"/>
+    <w:lsdException w:name="Table Columns 4" w:semiHidden="0" w:uiPriority="0" w:unhideWhenUsed="0"/>
+    <w:lsdException w:name="Table Columns 5" w:semiHidden="0" w:uiPriority="0" w:unhideWhenUsed="0"/>
+    <w:lsdException w:name="Table Grid 1" w:semiHidden="0" w:uiPriority="0" w:unhideWhenUsed="0"/>
+    <w:lsdException w:name="Table Grid 2" w:semiHidden="0" w:uiPriority="0" w:unhideWhenUsed="0"/>
+    <w:lsdException w:name="Table Grid 3" w:semiHidden="0" w:uiPriority="0" w:unhideWhenUsed="0"/>
+    <w:lsdException w:name="Table Grid 4" w:semiHidden="0" w:uiPriority="0" w:unhideWhenUsed="0"/>
+    <w:lsdException w:name="Table Grid 5" w:semiHidden="0" w:uiPriority="0" w:unhideWhenUsed="0"/>
+    <w:lsdException w:name="Table Grid 6" w:semiHidden="0" w:uiPriority="0" w:unhideWhenUsed="0"/>
+    <w:lsdException w:name="Table Grid 7" w:semiHidden="0" w:uiPriority="0" w:unhideWhenUsed="0"/>
+    <w:lsdException w:name="Table Grid 8" w:semiHidden="0" w:uiPriority="0" w:unhideWhenUsed="0"/>
+    <w:lsdException w:name="Table List 1" w:semiHidden="0" w:uiPriority="0" w:unhideWhenUsed="0"/>
+    <w:lsdException w:name="Table List 2" w:semiHidden="0" w:uiPriority="0" w:unhideWhenUsed="0"/>
+    <w:lsdException w:name="Table List 3" w:semiHidden="0" w:uiPriority="0" w:unhideWhenUsed="0"/>
+    <w:lsdException w:name="Table List 4" w:semiHidden="0" w:uiPriority="0" w:unhideWhenUsed="0"/>
+    <w:lsdException w:name="Table List 5" w:semiHidden="0" w:uiPriority="0" w:unhideWhenUsed="0"/>
+    <w:lsdException w:name="Table List 6" w:semiHidden="0" w:uiPriority="0" w:unhideWhenUsed="0"/>
+    <w:lsdException w:name="Table List 7" w:semiHidden="0" w:uiPriority="0" w:unhideWhenUsed="0"/>
+    <w:lsdException w:name="Table List 8" w:semiHidden="0" w:uiPriority="0" w:unhideWhenUsed="0"/>
+    <w:lsdException w:name="Table 3D effects 1" w:semiHidden="0" w:uiPriority="0" w:unhideWhenUsed="0"/>
+    <w:lsdException w:name="Table 3D effects 2" w:semiHidden="0" w:uiPriority="0" w:unhideWhenUsed="0"/>
+    <w:lsdException w:name="Table 3D effects 3" w:semiHidden="0" w:uiPriority="0" w:unhideWhenUsed="0"/>
+    <w:lsdException w:name="Table Contemporary" w:semiHidden="0" w:uiPriority="0" w:unhideWhenUsed="0"/>
+    <w:lsdException w:name="Table Elegant" w:semiHidden="0" w:uiPriority="0" w:unhideWhenUsed="0"/>
+    <w:lsdException w:name="Table Professional" w:semiHidden="0" w:uiPriority="0" w:unhideWhenUsed="0"/>
+    <w:lsdException w:name="Table Subtle 1" w:semiHidden="0" w:uiPriority="0" w:unhideWhenUsed="0"/>
+    <w:lsdException w:name="Table Subtle 2" w:semiHidden="0" w:uiPriority="0" w:unhideWhenUsed="0"/>
+    <w:lsdException w:name="Table Web 1" w:semiHidden="0" w:uiPriority="0" w:unhideWhenUsed="0"/>
+    <w:lsdException w:name="Table Web 2" w:semiHidden="0" w:uiPriority="0" w:unhideWhenUsed="0"/>
+    <w:lsdException w:name="Table Web 3" w:semiHidden="0" w:uiPriority="0" w:unhideWhenUsed="0"/>
+    <w:lsdException w:name="Balloon Text" w:semiHidden="0" w:uiPriority="0" w:unhideWhenUsed="0"/>
+    <w:lsdException w:name="Table Grid" w:semiHidden="0" w:uiPriority="0" w:unhideWhenUsed="0" w:qFormat="1"/>
+    <w:lsdException w:name="Table Theme" w:semiHidden="0" w:uiPriority="0" w:unhideWhenUsed="0"/>
+    <w:lsdException w:name="Light Shading" w:semiHidden="0" w:uiPriority="60" w:unhideWhenUsed="0"/>
+    <w:lsdException w:name="Light List" w:semiHidden="0" w:uiPriority="61" w:unhideWhenUsed="0"/>
+    <w:lsdException w:name="Light Grid" w:semiHidden="0" w:uiPriority="62" w:unhideWhenUsed="0"/>
+    <w:lsdException w:name="Medium Shading 1" w:semiHidden="0" w:uiPriority="63" w:unhideWhenUsed="0"/>
+    <w:lsdException w:name="Medium Shading 2" w:semiHidden="0" w:uiPriority="64" w:unhideWhenUsed="0"/>
+    <w:lsdException w:name="Medium List 1" w:semiHidden="0" w:uiPriority="65" w:unhideWhenUsed="0"/>
+    <w:lsdException w:name="Medium List 2" w:semiHidden="0" w:uiPriority="66" w:unhideWhenUsed="0"/>
+    <w:lsdException w:name="Medium Grid 1" w:semiHidden="0" w:uiPriority="67" w:unhideWhenUsed="0"/>
+    <w:lsdException w:name="Medium Grid 2" w:semiHidden="0" w:uiPriority="68" w:unhideWhenUsed="0"/>
+    <w:lsdException w:name="Medium Grid 3" w:semiHidden="0" w:uiPriority="69" w:unhideWhenUsed="0"/>
+    <w:lsdException w:name="Dark List" w:semiHidden="0" w:uiPriority="70" w:unhideWhenUsed="0"/>
+    <w:lsdException w:name="Colorful Shading" w:semiHidden="0" w:uiPriority="71" w:unhideWhenUsed="0"/>
+    <w:lsdException w:name="Colorful List" w:semiHidden="0" w:uiPriority="72" w:unhideWhenUsed="0"/>
+    <w:lsdException w:name="Colorful Grid" w:semiHidden="0" w:uiPriority="73" w:unhideWhenUsed="0"/>
+    <w:lsdException w:name="Light Shading Accent 1" w:semiHidden="0" w:uiPriority="60" w:unhideWhenUsed="0"/>
+    <w:lsdException w:name="Light List Accent 1" w:semiHidden="0" w:uiPriority="61" w:unhideWhenUsed="0"/>
+    <w:lsdException w:name="Light Grid Accent 1" w:semiHidden="0" w:uiPriority="62" w:unhideWhenUsed="0"/>
+    <w:lsdException w:name="Medium Shading 1 Accent 1" w:semiHidden="0" w:uiPriority="63" w:unhideWhenUsed="0"/>
+    <w:lsdException w:name="Medium Shading 2 Accent 1" w:semiHidden="0" w:uiPriority="64" w:unhideWhenUsed="0"/>
+    <w:lsdException w:name="Medium List 1 Accent 1" w:semiHidden="0" w:uiPriority="65" w:unhideWhenUsed="0"/>
+    <w:lsdException w:name="Medium List 2 Accent 1" w:semiHidden="0" w:uiPriority="66" w:unhideWhenUsed="0"/>
+    <w:lsdException w:name="Medium Grid 1 Accent 1" w:semiHidden="0" w:uiPriority="67" w:unhideWhenUsed="0"/>
+    <w:lsdException w:name="Medium Grid 2 Accent 1" w:semiHidden="0" w:uiPriority="68" w:unhideWhenUsed="0"/>
+    <w:lsdException w:name="Medium Grid 3 Accent 1" w:semiHidden="0" w:uiPriority="69" w:unhideWhenUsed="0"/>
+    <w:lsdException w:name="Dark List Accent 1" w:semiHidden="0" w:uiPriority="70" w:unhideWhenUsed="0"/>
+    <w:lsdException w:name="Colorful Shading Accent 1" w:semiHidden="0" w:uiPriority="71" w:unhideWhenUsed="0"/>
+    <w:lsdException w:name="Colorful List Accent 1" w:semiHidden="0" w:uiPriority="72" w:unhideWhenUsed="0"/>
+    <w:lsdException w:name="Colorful Grid Accent 1" w:semiHidden="0" w:uiPriority="73" w:unhideWhenUsed="0"/>
+    <w:lsdException w:name="Light Shading Accent 2" w:semiHidden="0" w:uiPriority="60" w:unhideWhenUsed="0"/>
+    <w:lsdException w:name="Light List Accent 2" w:semiHidden="0" w:uiPriority="61" w:unhideWhenUsed="0"/>
+    <w:lsdException w:name="Light Grid Accent 2" w:semiHidden="0" w:uiPriority="62" w:unhideWhenUsed="0"/>
+    <w:lsdException w:name="Medium Shading 1 Accent 2" w:semiHidden="0" w:uiPriority="63" w:unhideWhenUsed="0"/>
+    <w:lsdException w:name="Medium Shading 2 Accent 2" w:semiHidden="0" w:uiPriority="64" w:unhideWhenUsed="0"/>
+    <w:lsdException w:name="Medium List 1 Accent 2" w:semiHidden="0" w:uiPriority="65" w:unhideWhenUsed="0"/>
+    <w:lsdException w:name="Medium List 2 Accent 2" w:semiHidden="0" w:uiPriority="66" w:unhideWhenUsed="0"/>
+    <w:lsdException w:name="Medium Grid 1 Accent 2" w:semiHidden="0" w:uiPriority="67" w:unhideWhenUsed="0"/>
+    <w:lsdException w:name="Medium Grid 2 Accent 2" w:semiHidden="0" w:uiPriority="68" w:unhideWhenUsed="0"/>
+    <w:lsdException w:name="Medium Grid 3 Accent 2" w:semiHidden="0" w:uiPriority="69" w:unhideWhenUsed="0"/>
+    <w:lsdException w:name="Dark List Accent 2" w:semiHidden="0" w:uiPriority="70" w:unhideWhenUsed="0"/>
+    <w:lsdException w:name="Colorful Shading Accent 2" w:semiHidden="0" w:uiPriority="71" w:unhideWhenUsed="0"/>
+    <w:lsdException w:name="Colorful List Accent 2" w:semiHidden="0" w:uiPriority="72" w:unhideWhenUsed="0"/>
+    <w:lsdException w:name="Colorful Grid Accent 2" w:semiHidden="0" w:uiPriority="73" w:unhideWhenUsed="0"/>
+    <w:lsdException w:name="Light Shading Accent 3" w:semiHidden="0" w:uiPriority="60" w:unhideWhenUsed="0"/>
+    <w:lsdException w:name="Light List Accent 3" w:semiHidden="0" w:uiPriority="61" w:unhideWhenUsed="0"/>
+    <w:lsdException w:name="Light Grid Accent 3" w:semiHidden="0" w:uiPriority="62" w:unhideWhenUsed="0"/>
+    <w:lsdException w:name="Medium Shading 1 Accent 3" w:semiHidden="0" w:uiPriority="63" w:unhideWhenUsed="0"/>
+    <w:lsdException w:name="Medium Shading 2 Accent 3" w:semiHidden="0" w:uiPriority="64" w:unhideWhenUsed="0"/>
+    <w:lsdException w:name="Medium List 1 Accent 3" w:semiHidden="0" w:uiPriority="65" w:unhideWhenUsed="0"/>
+    <w:lsdException w:name="Medium List 2 Accent 3" w:semiHidden="0" w:uiPriority="66" w:unhideWhenUsed="0"/>
+    <w:lsdException w:name="Medium Grid 1 Accent 3" w:semiHidden="0" w:uiPriority="67" w:unhideWhenUsed="0"/>
+    <w:lsdException w:name="Medium Grid 2 Accent 3" w:semiHidden="0" w:uiPriority="68" w:unhideWhenUsed="0"/>
+    <w:lsdException w:name="Medium Grid 3 Accent 3" w:semiHidden="0" w:uiPriority="69" w:unhideWhenUsed="0"/>
+    <w:lsdException w:name="Dark List Accent 3" w:semiHidden="0" w:uiPriority="70" w:unhideWhenUsed="0"/>
+    <w:lsdException w:name="Colorful Shading Accent 3" w:semiHidden="0" w:uiPriority="71" w:unhideWhenUsed="0"/>
+    <w:lsdException w:name="Colorful List Accent 3" w:semiHidden="0" w:uiPriority="72" w:unhideWhenUsed="0"/>
+    <w:lsdException w:name="Colorful Grid Accent 3" w:semiHidden="0" w:uiPriority="73" w:unhideWhenUsed="0"/>
+    <w:lsdException w:name="Light Shading Accent 4" w:semiHidden="0" w:uiPriority="60" w:unhideWhenUsed="0"/>
+    <w:lsdException w:name="Light List Accent 4" w:semiHidden="0" w:uiPriority="61" w:unhideWhenUsed="0"/>
+    <w:lsdException w:name="Light Grid Accent 4" w:semiHidden="0" w:uiPriority="62" w:unhideWhenUsed="0"/>
+    <w:lsdException w:name="Medium Shading 1 Accent 4" w:semiHidden="0" w:uiPriority="63" w:unhideWhenUsed="0"/>
+    <w:lsdException w:name="Medium Shading 2 Accent 4" w:semiHidden="0" w:uiPriority="64" w:unhideWhenUsed="0"/>
+    <w:lsdException w:name="Medium List 1 Accent 4" w:semiHidden="0" w:uiPriority="65" w:unhideWhenUsed="0"/>
+    <w:lsdException w:name="Medium List 2 Accent 4" w:semiHidden="0" w:uiPriority="66" w:unhideWhenUsed="0"/>
+    <w:lsdException w:name="Medium Grid 1 Accent 4" w:semiHidden="0" w:uiPriority="67" w:unhideWhenUsed="0"/>
+    <w:lsdException w:name="Medium Grid 2 Accent 4" w:semiHidden="0" w:uiPriority="68" w:unhideWhenUsed="0"/>
+    <w:lsdException w:name="Medium Grid 3 Accent 4" w:semiHidden="0" w:uiPriority="69" w:unhideWhenUsed="0"/>
+    <w:lsdException w:name="Dark List Accent 4" w:semiHidden="0" w:uiPriority="70" w:unhideWhenUsed="0"/>
+    <w:lsdException w:name="Colorful Shading Accent 4" w:semiHidden="0" w:uiPriority="71" w:unhideWhenUsed="0"/>
+    <w:lsdException w:name="Colorful List Accent 4" w:semiHidden="0" w:uiPriority="72" w:unhideWhenUsed="0"/>
+    <w:lsdException w:name="Colorful Grid Accent 4" w:semiHidden="0" w:uiPriority="73" w:unhideWhenUsed="0"/>
+    <w:lsdException w:name="Light Shading Accent 5" w:semiHidden="0" w:uiPriority="60" w:unhideWhenUsed="0"/>
+    <w:lsdException w:name="Light List Accent 5" w:semiHidden="0" w:uiPriority="61" w:unhideWhenUsed="0"/>
+    <w:lsdException w:name="Light Grid Accent 5" w:semiHidden="0" w:uiPriority="62" w:unhideWhenUsed="0"/>
+    <w:lsdException w:name="Medium Shading 1 Accent 5" w:semiHidden="0" w:uiPriority="63" w:unhideWhenUsed="0"/>
+    <w:lsdException w:name="Medium Shading 2 Accent 5" w:semiHidden="0" w:uiPriority="64" w:unhideWhenUsed="0"/>
+    <w:lsdException w:name="Medium List 1 Accent 5" w:semiHidden="0" w:uiPriority="65" w:unhideWhenUsed="0"/>
+    <w:lsdException w:name="Medium List 2 Accent 5" w:semiHidden="0" w:uiPriority="66" w:unhideWhenUsed="0"/>
+    <w:lsdException w:name="Medium Grid 1 Accent 5" w:semiHidden="0" w:uiPriority="67" w:unhideWhenUsed="0"/>
+    <w:lsdException w:name="Medium Grid 2 Accent 5" w:semiHidden="0" w:uiPriority="68" w:unhideWhenUsed="0"/>
+    <w:lsdException w:name="Medium Grid 3 Accent 5" w:semiHidden="0" w:uiPriority="69" w:unhideWhenUsed="0"/>
+    <w:lsdException w:name="Dark List Accent 5" w:semiHidden="0" w:uiPriority="70" w:unhideWhenUsed="0"/>
+    <w:lsdException w:name="Colorful Shading Accent 5" w:semiHidden="0" w:uiPriority="71" w:unhideWhenUsed="0"/>
+    <w:lsdException w:name="Colorful List Accent 5" w:semiHidden="0" w:uiPriority="72" w:unhideWhenUsed="0"/>
+    <w:lsdException w:name="Colorful Grid Accent 5" w:semiHidden="0" w:uiPriority="73" w:unhideWhenUsed="0"/>
+    <w:lsdException w:name="Light Shading Accent 6" w:semiHidden="0" w:uiPriority="60" w:unhideWhenUsed="0"/>
+    <w:lsdException w:name="Light List Accent 6" w:semiHidden="0" w:uiPriority="61" w:unhideWhenUsed="0"/>
+    <w:lsdException w:name="Light Grid Accent 6" w:semiHidden="0" w:uiPriority="62" w:unhideWhenUsed="0"/>
+    <w:lsdException w:name="Medium Shading 1 Accent 6" w:semiHidden="0" w:uiPriority="63" w:unhideWhenUsed="0"/>
+    <w:lsdException w:name="Medium Shading 2 Accent 6" w:semiHidden="0" w:uiPriority="64" w:unhideWhenUsed="0"/>
+    <w:lsdException w:name="Medium List 1 Accent 6" w:semiHidden="0" w:uiPriority="65" w:unhideWhenUsed="0"/>
+    <w:lsdException w:name="Medium List 2 Accent 6" w:semiHidden="0" w:uiPriority="66" w:unhideWhenUsed="0"/>
+    <w:lsdException w:name="Medium Grid 1 Accent 6" w:semiHidden="0" w:uiPriority="67" w:unhideWhenUsed="0"/>
+    <w:lsdException w:name="Medium Grid 2 Accent 6" w:semiHidden="0" w:uiPriority="68" w:unhideWhenUsed="0"/>
+    <w:lsdException w:name="Medium Grid 3 Accent 6" w:semiHidden="0" w:uiPriority="69" w:unhideWhenUsed="0"/>
+    <w:lsdException w:name="Dark List Accent 6" w:semiHidden="0" w:uiPriority="70" w:unhideWhenUsed="0"/>
+    <w:lsdException w:name="Colorful Shading Accent 6" w:semiHidden="0" w:uiPriority="71" w:unhideWhenUsed="0"/>
+    <w:lsdException w:name="Colorful List Accent 6" w:semiHidden="0" w:uiPriority="72" w:unhideWhenUsed="0"/>
+    <w:lsdException w:name="Colorful Grid Accent 6" w:semiHidden="0" w:uiPriority="73" w:unhideWhenUsed="0"/>
   </w:latentStyles>
-  <w:style w:type="paragraph" w:default="1" w:styleId="1">
+  <w:style w:type="paragraph" w:default="1" w:styleId="Normal">
     <w:name w:val="Normal"/>
     <w:qFormat/>
-    <w:uiPriority w:val="0"/>
     <w:pPr>
       <w:kinsoku w:val="0"/>
       <w:autoSpaceDE w:val="0"/>
@@ -6328,7 +6217,7 @@
       <w:textAlignment w:val="baseline"/>
     </w:pPr>
     <w:rPr>
-      <w:rFonts w:ascii="Arial" w:hAnsi="Arial" w:eastAsia="宋体" w:cs="Arial"/>
+      <w:rFonts w:ascii="Arial" w:eastAsia="宋体" w:hAnsi="Arial" w:cs="Arial"/>
       <w:snapToGrid w:val="0"/>
       <w:color w:val="000000"/>
       <w:kern w:val="0"/>
@@ -6337,12 +6226,11 @@
       <w:lang w:val="en-US" w:eastAsia="en-US" w:bidi="ar-SA"/>
     </w:rPr>
   </w:style>
-  <w:style w:type="paragraph" w:styleId="2">
+  <w:style w:type="paragraph" w:styleId="Heading1">
     <w:name w:val="heading 1"/>
-    <w:basedOn w:val="1"/>
-    <w:next w:val="1"/>
+    <w:basedOn w:val="Normal"/>
+    <w:next w:val="Normal"/>
     <w:qFormat/>
-    <w:uiPriority w:val="0"/>
     <w:pPr>
       <w:keepNext/>
       <w:keepLines/>
@@ -6360,13 +6248,12 @@
       <w:sz w:val="44"/>
     </w:rPr>
   </w:style>
-  <w:style w:type="paragraph" w:styleId="3">
+  <w:style w:type="paragraph" w:styleId="Heading2">
     <w:name w:val="heading 2"/>
-    <w:basedOn w:val="1"/>
-    <w:next w:val="1"/>
+    <w:basedOn w:val="Normal"/>
+    <w:next w:val="Normal"/>
     <w:unhideWhenUsed/>
     <w:qFormat/>
-    <w:uiPriority w:val="0"/>
     <w:pPr>
       <w:keepNext/>
       <w:keepLines/>
@@ -6379,19 +6266,18 @@
       <w:outlineLvl w:val="1"/>
     </w:pPr>
     <w:rPr>
-      <w:rFonts w:ascii="Arial" w:hAnsi="Arial" w:eastAsia="黑体"/>
+      <w:rFonts w:ascii="Arial" w:eastAsia="黑体" w:hAnsi="Arial"/>
       <w:b/>
       <w:sz w:val="32"/>
     </w:rPr>
   </w:style>
-  <w:style w:type="paragraph" w:styleId="4">
+  <w:style w:type="paragraph" w:styleId="Heading3">
     <w:name w:val="heading 3"/>
-    <w:basedOn w:val="1"/>
-    <w:next w:val="1"/>
+    <w:basedOn w:val="Normal"/>
+    <w:next w:val="Normal"/>
     <w:semiHidden/>
     <w:unhideWhenUsed/>
     <w:qFormat/>
-    <w:uiPriority w:val="0"/>
     <w:pPr>
       <w:keepNext/>
       <w:keepLines/>
@@ -6408,13 +6294,12 @@
       <w:sz w:val="32"/>
     </w:rPr>
   </w:style>
-  <w:style w:type="paragraph" w:styleId="5">
+  <w:style w:type="paragraph" w:styleId="Heading4">
     <w:name w:val="heading 4"/>
-    <w:basedOn w:val="1"/>
-    <w:next w:val="1"/>
+    <w:basedOn w:val="Normal"/>
+    <w:next w:val="Normal"/>
     <w:unhideWhenUsed/>
     <w:qFormat/>
-    <w:uiPriority w:val="0"/>
     <w:pPr>
       <w:keepNext/>
       <w:keepLines/>
@@ -6427,19 +6312,18 @@
       <w:outlineLvl w:val="3"/>
     </w:pPr>
     <w:rPr>
-      <w:rFonts w:ascii="Arial" w:hAnsi="Arial" w:eastAsia="黑体"/>
+      <w:rFonts w:ascii="Arial" w:eastAsia="黑体" w:hAnsi="Arial"/>
       <w:b/>
       <w:sz w:val="28"/>
     </w:rPr>
   </w:style>
-  <w:style w:type="paragraph" w:styleId="6">
+  <w:style w:type="paragraph" w:styleId="Heading5">
     <w:name w:val="heading 5"/>
-    <w:basedOn w:val="1"/>
-    <w:next w:val="1"/>
+    <w:basedOn w:val="Normal"/>
+    <w:next w:val="Normal"/>
     <w:semiHidden/>
     <w:unhideWhenUsed/>
     <w:qFormat/>
-    <w:uiPriority w:val="0"/>
     <w:pPr>
       <w:keepNext/>
       <w:keepLines/>
@@ -6456,14 +6340,13 @@
       <w:sz w:val="28"/>
     </w:rPr>
   </w:style>
-  <w:style w:type="paragraph" w:styleId="7">
+  <w:style w:type="paragraph" w:styleId="Heading6">
     <w:name w:val="heading 6"/>
-    <w:basedOn w:val="1"/>
-    <w:next w:val="1"/>
+    <w:basedOn w:val="Normal"/>
+    <w:next w:val="Normal"/>
     <w:semiHidden/>
     <w:unhideWhenUsed/>
     <w:qFormat/>
-    <w:uiPriority w:val="0"/>
     <w:pPr>
       <w:keepNext/>
       <w:keepLines/>
@@ -6476,19 +6359,18 @@
       <w:outlineLvl w:val="5"/>
     </w:pPr>
     <w:rPr>
-      <w:rFonts w:ascii="Arial" w:hAnsi="Arial" w:eastAsia="黑体"/>
+      <w:rFonts w:ascii="Arial" w:eastAsia="黑体" w:hAnsi="Arial"/>
       <w:b/>
       <w:sz w:val="24"/>
     </w:rPr>
   </w:style>
-  <w:style w:type="paragraph" w:styleId="8">
+  <w:style w:type="paragraph" w:styleId="Heading7">
     <w:name w:val="heading 7"/>
-    <w:basedOn w:val="1"/>
-    <w:next w:val="1"/>
+    <w:basedOn w:val="Normal"/>
+    <w:next w:val="Normal"/>
     <w:semiHidden/>
     <w:unhideWhenUsed/>
     <w:qFormat/>
-    <w:uiPriority w:val="0"/>
     <w:pPr>
       <w:keepNext/>
       <w:keepLines/>
@@ -6505,14 +6387,13 @@
       <w:sz w:val="24"/>
     </w:rPr>
   </w:style>
-  <w:style w:type="paragraph" w:styleId="9">
+  <w:style w:type="paragraph" w:styleId="Heading8">
     <w:name w:val="heading 8"/>
-    <w:basedOn w:val="1"/>
-    <w:next w:val="1"/>
+    <w:basedOn w:val="Normal"/>
+    <w:next w:val="Normal"/>
     <w:semiHidden/>
     <w:unhideWhenUsed/>
     <w:qFormat/>
-    <w:uiPriority w:val="0"/>
     <w:pPr>
       <w:keepNext/>
       <w:keepLines/>
@@ -6525,18 +6406,17 @@
       <w:outlineLvl w:val="7"/>
     </w:pPr>
     <w:rPr>
-      <w:rFonts w:ascii="Arial" w:hAnsi="Arial" w:eastAsia="黑体"/>
+      <w:rFonts w:ascii="Arial" w:eastAsia="黑体" w:hAnsi="Arial"/>
       <w:sz w:val="24"/>
     </w:rPr>
   </w:style>
-  <w:style w:type="paragraph" w:styleId="10">
+  <w:style w:type="paragraph" w:styleId="Heading9">
     <w:name w:val="heading 9"/>
-    <w:basedOn w:val="1"/>
-    <w:next w:val="1"/>
+    <w:basedOn w:val="Normal"/>
+    <w:next w:val="Normal"/>
     <w:semiHidden/>
     <w:unhideWhenUsed/>
     <w:qFormat/>
-    <w:uiPriority w:val="0"/>
     <w:pPr>
       <w:keepNext/>
       <w:keepLines/>
@@ -6549,21 +6429,19 @@
       <w:outlineLvl w:val="8"/>
     </w:pPr>
     <w:rPr>
-      <w:rFonts w:ascii="Arial" w:hAnsi="Arial" w:eastAsia="黑体"/>
+      <w:rFonts w:ascii="Arial" w:eastAsia="黑体" w:hAnsi="Arial"/>
       <w:sz w:val="21"/>
     </w:rPr>
   </w:style>
-  <w:style w:type="character" w:default="1" w:styleId="22">
+  <w:style w:type="character" w:default="1" w:styleId="DefaultParagraphFont">
     <w:name w:val="Default Paragraph Font"/>
     <w:semiHidden/>
     <w:qFormat/>
-    <w:uiPriority w:val="0"/>
   </w:style>
-  <w:style w:type="table" w:default="1" w:styleId="20">
+  <w:style w:type="table" w:default="1" w:styleId="TableNormal">
     <w:name w:val="Normal Table"/>
     <w:semiHidden/>
     <w:qFormat/>
-    <w:uiPriority w:val="0"/>
     <w:tblPr>
       <w:tblCellMar>
         <w:top w:w="0" w:type="dxa"/>
@@ -6573,43 +6451,39 @@
       </w:tblCellMar>
     </w:tblPr>
   </w:style>
-  <w:style w:type="paragraph" w:styleId="11">
+  <w:style w:type="paragraph" w:styleId="CommentText">
     <w:name w:val="annotation text"/>
-    <w:basedOn w:val="1"/>
+    <w:basedOn w:val="Normal"/>
     <w:qFormat/>
-    <w:uiPriority w:val="0"/>
     <w:pPr>
       <w:jc w:val="left"/>
     </w:pPr>
   </w:style>
-  <w:style w:type="paragraph" w:styleId="12">
+  <w:style w:type="paragraph" w:styleId="BodyText">
     <w:name w:val="Body Text"/>
-    <w:basedOn w:val="1"/>
+    <w:basedOn w:val="Normal"/>
     <w:semiHidden/>
     <w:qFormat/>
-    <w:uiPriority w:val="0"/>
     <w:rPr>
-      <w:rFonts w:ascii="Arial" w:hAnsi="Arial" w:eastAsia="Arial" w:cs="Arial"/>
+      <w:rFonts w:ascii="Arial" w:eastAsia="Arial" w:hAnsi="Arial" w:cs="Arial"/>
       <w:sz w:val="21"/>
       <w:szCs w:val="21"/>
       <w:lang w:val="en-US" w:eastAsia="en-US" w:bidi="ar-SA"/>
     </w:rPr>
   </w:style>
-  <w:style w:type="paragraph" w:styleId="13">
+  <w:style w:type="paragraph" w:styleId="TOC3">
     <w:name w:val="toc 3"/>
-    <w:basedOn w:val="1"/>
-    <w:next w:val="1"/>
+    <w:basedOn w:val="Normal"/>
+    <w:next w:val="Normal"/>
     <w:qFormat/>
-    <w:uiPriority w:val="0"/>
     <w:pPr>
       <w:ind w:left="840" w:leftChars="400"/>
     </w:pPr>
   </w:style>
-  <w:style w:type="paragraph" w:styleId="14">
+  <w:style w:type="paragraph" w:styleId="Footer">
     <w:name w:val="footer"/>
-    <w:basedOn w:val="1"/>
+    <w:basedOn w:val="Normal"/>
     <w:qFormat/>
-    <w:uiPriority w:val="0"/>
     <w:pPr>
       <w:tabs>
         <w:tab w:val="center" w:pos="4153"/>
@@ -6622,17 +6496,16 @@
       <w:sz w:val="18"/>
     </w:rPr>
   </w:style>
-  <w:style w:type="paragraph" w:styleId="15">
+  <w:style w:type="paragraph" w:styleId="Header">
     <w:name w:val="header"/>
-    <w:basedOn w:val="1"/>
+    <w:basedOn w:val="Normal"/>
     <w:qFormat/>
-    <w:uiPriority w:val="0"/>
     <w:pPr>
       <w:pBdr>
-        <w:top w:val="none" w:color="auto" w:sz="0" w:space="0"/>
-        <w:left w:val="none" w:color="auto" w:sz="0" w:space="0"/>
-        <w:bottom w:val="none" w:color="auto" w:sz="0" w:space="0"/>
-        <w:right w:val="none" w:color="auto" w:sz="0" w:space="0"/>
+        <w:top w:val="nil"/>
+        <w:left w:val="nil"/>
+        <w:bottom w:val="nil"/>
+        <w:right w:val="nil"/>
       </w:pBdr>
       <w:tabs>
         <w:tab w:val="center" w:pos="4153"/>
@@ -6647,41 +6520,37 @@
       <w:sz w:val="18"/>
     </w:rPr>
   </w:style>
-  <w:style w:type="paragraph" w:styleId="16">
+  <w:style w:type="paragraph" w:styleId="TOC1">
     <w:name w:val="toc 1"/>
-    <w:basedOn w:val="1"/>
-    <w:next w:val="1"/>
+    <w:basedOn w:val="Normal"/>
+    <w:next w:val="Normal"/>
     <w:qFormat/>
-    <w:uiPriority w:val="0"/>
     <w:rPr>
-      <w:rFonts w:ascii="Arial" w:hAnsi="Arial" w:eastAsia="Microsoft JhengHei"/>
+      <w:rFonts w:ascii="Arial" w:eastAsia="Microsoft JhengHei" w:hAnsi="Arial"/>
       <w:sz w:val="24"/>
     </w:rPr>
   </w:style>
-  <w:style w:type="paragraph" w:styleId="17">
+  <w:style w:type="paragraph" w:styleId="TOC2">
     <w:name w:val="toc 2"/>
-    <w:basedOn w:val="1"/>
-    <w:next w:val="1"/>
+    <w:basedOn w:val="Normal"/>
+    <w:next w:val="Normal"/>
     <w:qFormat/>
-    <w:uiPriority w:val="0"/>
     <w:pPr>
       <w:ind w:left="420" w:leftChars="200"/>
     </w:pPr>
   </w:style>
-  <w:style w:type="paragraph" w:styleId="18">
+  <w:style w:type="paragraph" w:styleId="NormalWeb">
     <w:name w:val="Normal (Web)"/>
-    <w:basedOn w:val="1"/>
+    <w:basedOn w:val="Normal"/>
     <w:qFormat/>
-    <w:uiPriority w:val="0"/>
     <w:rPr>
       <w:sz w:val="24"/>
     </w:rPr>
   </w:style>
-  <w:style w:type="paragraph" w:styleId="19">
+  <w:style w:type="paragraph" w:styleId="Title">
     <w:name w:val="Title"/>
-    <w:basedOn w:val="1"/>
+    <w:basedOn w:val="Normal"/>
     <w:qFormat/>
-    <w:uiPriority w:val="0"/>
     <w:pPr>
       <w:spacing w:before="240" w:beforeLines="0" w:beforeAutospacing="0" w:after="60" w:afterLines="0" w:afterAutospacing="0"/>
       <w:jc w:val="center"/>
@@ -6693,73 +6562,68 @@
       <w:sz w:val="32"/>
     </w:rPr>
   </w:style>
-  <w:style w:type="table" w:styleId="21">
+  <w:style w:type="table" w:styleId="TableGrid">
     <w:name w:val="Table Grid"/>
-    <w:basedOn w:val="20"/>
+    <w:basedOn w:val="TableNormal"/>
     <w:qFormat/>
-    <w:uiPriority w:val="0"/>
     <w:pPr>
       <w:widowControl w:val="0"/>
       <w:jc w:val="both"/>
     </w:pPr>
     <w:tblPr>
       <w:tblBorders>
-        <w:top w:val="single" w:color="auto" w:sz="4" w:space="0"/>
-        <w:left w:val="single" w:color="auto" w:sz="4" w:space="0"/>
-        <w:bottom w:val="single" w:color="auto" w:sz="4" w:space="0"/>
-        <w:right w:val="single" w:color="auto" w:sz="4" w:space="0"/>
-        <w:insideH w:val="single" w:color="auto" w:sz="4" w:space="0"/>
-        <w:insideV w:val="single" w:color="auto" w:sz="4" w:space="0"/>
+        <w:top w:val="single" w:sz="4" w:space="0" w:color="auto"/>
+        <w:left w:val="single" w:sz="4" w:space="0" w:color="auto"/>
+        <w:bottom w:val="single" w:sz="4" w:space="0" w:color="auto"/>
+        <w:right w:val="single" w:sz="4" w:space="0" w:color="auto"/>
+        <w:insideH w:val="single" w:sz="4" w:space="0" w:color="auto"/>
+        <w:insideV w:val="single" w:sz="4" w:space="0" w:color="auto"/>
       </w:tblBorders>
     </w:tblPr>
   </w:style>
-  <w:style w:type="character" w:styleId="23">
+  <w:style w:type="character" w:styleId="Strong">
     <w:name w:val="Strong"/>
-    <w:basedOn w:val="22"/>
+    <w:basedOn w:val="DefaultParagraphFont"/>
     <w:qFormat/>
-    <w:uiPriority w:val="0"/>
     <w:rPr>
       <w:b/>
     </w:rPr>
   </w:style>
-  <w:style w:type="paragraph" w:customStyle="1" w:styleId="24">
+  <w:style w:type="paragraph" w:customStyle="1" w:styleId="a">
     <w:name w:val="柴_公司名"/>
-    <w:basedOn w:val="19"/>
+    <w:basedOn w:val="Title"/>
     <w:qFormat/>
-    <w:uiPriority w:val="0"/>
     <w:pPr>
       <w:spacing w:after="600" w:afterLines="600"/>
     </w:pPr>
     <w:rPr>
-      <w:rFonts w:hint="eastAsia" w:ascii="宋体" w:hAnsi="宋体" w:eastAsia="宋体" w:cs="宋体"/>
+      <w:rFonts w:ascii="宋体" w:eastAsia="宋体" w:hAnsi="宋体" w:cs="宋体" w:hint="eastAsia"/>
       <w:bCs/>
       <w:spacing w:val="-6"/>
       <w:sz w:val="52"/>
       <w:szCs w:val="52"/>
     </w:rPr>
   </w:style>
-  <w:style w:type="paragraph" w:customStyle="1" w:styleId="25">
+  <w:style w:type="paragraph" w:customStyle="1" w:styleId="a0">
     <w:name w:val="柴_文档名"/>
-    <w:basedOn w:val="19"/>
+    <w:basedOn w:val="Title"/>
     <w:qFormat/>
-    <w:uiPriority w:val="0"/>
     <w:pPr>
       <w:spacing w:after="900" w:afterLines="900"/>
     </w:pPr>
     <w:rPr>
-      <w:rFonts w:ascii="黑体" w:hAnsi="黑体" w:eastAsia="黑体" w:cs="黑体"/>
+      <w:rFonts w:ascii="黑体" w:eastAsia="黑体" w:hAnsi="黑体" w:cs="黑体"/>
       <w:bCs/>
       <w:spacing w:val="-7"/>
       <w:sz w:val="52"/>
       <w:szCs w:val="52"/>
     </w:rPr>
   </w:style>
-  <w:style w:type="table" w:customStyle="1" w:styleId="26">
+  <w:style w:type="table" w:customStyle="1" w:styleId="TableNormal0">
     <w:name w:val="Table Normal_0"/>
     <w:semiHidden/>
     <w:unhideWhenUsed/>
     <w:qFormat/>
-    <w:uiPriority w:val="0"/>
     <w:tblPr>
       <w:tblCellMar>
         <w:top w:w="0" w:type="dxa"/>
@@ -6769,87 +6633,81 @@
       </w:tblCellMar>
     </w:tblPr>
   </w:style>
-  <w:style w:type="paragraph" w:customStyle="1" w:styleId="27">
+  <w:style w:type="paragraph" w:customStyle="1" w:styleId="TableText">
     <w:name w:val="Table Text"/>
-    <w:basedOn w:val="1"/>
+    <w:basedOn w:val="Normal"/>
     <w:semiHidden/>
     <w:qFormat/>
-    <w:uiPriority w:val="0"/>
     <w:rPr>
-      <w:rFonts w:ascii="宋体" w:hAnsi="宋体" w:eastAsia="宋体" w:cs="宋体"/>
+      <w:rFonts w:ascii="宋体" w:eastAsia="宋体" w:hAnsi="宋体" w:cs="宋体"/>
       <w:sz w:val="21"/>
       <w:szCs w:val="21"/>
       <w:lang w:val="en-US" w:eastAsia="en-US" w:bidi="ar-SA"/>
     </w:rPr>
   </w:style>
-  <w:style w:type="paragraph" w:customStyle="1" w:styleId="28">
+  <w:style w:type="paragraph" w:customStyle="1" w:styleId="1">
     <w:name w:val="柴_标题1"/>
-    <w:basedOn w:val="2"/>
-    <w:next w:val="29"/>
-    <w:link w:val="38"/>
+    <w:basedOn w:val="Heading1"/>
+    <w:next w:val="a1"/>
+    <w:link w:val="1Char"/>
     <w:qFormat/>
-    <w:uiPriority w:val="0"/>
     <w:pPr>
       <w:spacing w:before="100" w:after="90" w:line="360" w:lineRule="auto"/>
     </w:pPr>
     <w:rPr>
-      <w:rFonts w:ascii="Arial" w:hAnsi="Arial" w:eastAsia="宋体"/>
+      <w:rFonts w:ascii="Arial" w:eastAsia="宋体" w:hAnsi="Arial"/>
       <w:sz w:val="32"/>
     </w:rPr>
   </w:style>
-  <w:style w:type="paragraph" w:customStyle="1" w:styleId="29">
+  <w:style w:type="paragraph" w:customStyle="1" w:styleId="a1">
     <w:name w:val="柴_正文"/>
-    <w:basedOn w:val="12"/>
-    <w:link w:val="42"/>
+    <w:basedOn w:val="BodyText"/>
+    <w:link w:val="Char"/>
     <w:qFormat/>
-    <w:uiPriority w:val="0"/>
     <w:pPr>
       <w:spacing w:line="360" w:lineRule="auto"/>
       <w:ind w:firstLine="470" w:firstLineChars="200"/>
     </w:pPr>
     <w:rPr>
-      <w:rFonts w:ascii="Arial" w:hAnsi="Arial" w:eastAsia="宋体"/>
+      <w:rFonts w:ascii="Arial" w:eastAsia="宋体" w:hAnsi="Arial"/>
       <w:sz w:val="24"/>
       <w:lang w:eastAsia="zh-CN"/>
     </w:rPr>
   </w:style>
-  <w:style w:type="paragraph" w:customStyle="1" w:styleId="30">
+  <w:style w:type="paragraph" w:customStyle="1" w:styleId="2">
     <w:name w:val="柴_标题2"/>
-    <w:basedOn w:val="3"/>
-    <w:next w:val="29"/>
+    <w:basedOn w:val="Heading2"/>
+    <w:next w:val="a1"/>
     <w:qFormat/>
-    <w:uiPriority w:val="0"/>
     <w:pPr>
       <w:spacing w:line="360" w:lineRule="auto"/>
     </w:pPr>
     <w:rPr>
-      <w:rFonts w:ascii="Arial" w:hAnsi="Arial" w:eastAsia="宋体"/>
+      <w:rFonts w:ascii="Arial" w:eastAsia="宋体" w:hAnsi="Arial"/>
       <w:sz w:val="28"/>
     </w:rPr>
   </w:style>
-  <w:style w:type="paragraph" w:customStyle="1" w:styleId="31">
+  <w:style w:type="paragraph" w:customStyle="1" w:styleId="3">
     <w:name w:val="柴_标题3"/>
-    <w:basedOn w:val="4"/>
-    <w:next w:val="29"/>
+    <w:basedOn w:val="Heading3"/>
+    <w:next w:val="a1"/>
     <w:qFormat/>
-    <w:uiPriority w:val="0"/>
     <w:pPr>
       <w:spacing w:line="360" w:lineRule="auto"/>
       <w:ind w:left="0" w:firstLine="472" w:firstLineChars="200"/>
     </w:pPr>
     <w:rPr>
-      <w:rFonts w:ascii="宋体" w:hAnsi="宋体" w:eastAsia="宋体" w:cs="宋体"/>
+      <w:rFonts w:ascii="宋体" w:eastAsia="宋体" w:hAnsi="宋体" w:cs="宋体"/>
       <w:spacing w:val="-2"/>
       <w:sz w:val="24"/>
       <w:szCs w:val="24"/>
     </w:rPr>
   </w:style>
-  <w:style w:type="paragraph" w:customStyle="1" w:styleId="32">
+  <w:style w:type="paragraph" w:customStyle="1" w:styleId="a2">
     <w:name w:val="柴_目录"/>
-    <w:basedOn w:val="1"/>
-    <w:next w:val="12"/>
+    <w:basedOn w:val="Normal"/>
+    <w:next w:val="BodyText"/>
     <w:qFormat/>
-    <w:uiPriority w:val="0"/>
     <w:pPr>
       <w:tabs>
         <w:tab w:val="right" w:leader="dot" w:pos="8442"/>
@@ -6857,64 +6715,59 @@
       <w:ind w:left="0" w:leftChars="0"/>
     </w:pPr>
     <w:rPr>
-      <w:rFonts w:ascii="Arial" w:hAnsi="Arial" w:eastAsia="Microsoft JhengHei"/>
+      <w:rFonts w:ascii="Arial" w:eastAsia="Microsoft JhengHei" w:hAnsi="Arial"/>
       <w:sz w:val="24"/>
     </w:rPr>
   </w:style>
-  <w:style w:type="paragraph" w:customStyle="1" w:styleId="33">
+  <w:style w:type="paragraph" w:customStyle="1" w:styleId="WPSOffice1">
     <w:name w:val="WPSOffice手动目录 1"/>
     <w:qFormat/>
-    <w:uiPriority w:val="0"/>
     <w:pPr>
       <w:ind w:leftChars="0"/>
     </w:pPr>
     <w:rPr>
-      <w:rFonts w:ascii="Times New Roman" w:hAnsi="Times New Roman" w:eastAsia="宋体" w:cs="Times New Roman"/>
+      <w:rFonts w:ascii="Times New Roman" w:eastAsia="宋体" w:hAnsi="Times New Roman" w:cs="Times New Roman"/>
       <w:sz w:val="20"/>
       <w:szCs w:val="20"/>
     </w:rPr>
   </w:style>
-  <w:style w:type="paragraph" w:customStyle="1" w:styleId="34">
+  <w:style w:type="paragraph" w:customStyle="1" w:styleId="WPSOffice2">
     <w:name w:val="WPSOffice手动目录 2"/>
     <w:qFormat/>
-    <w:uiPriority w:val="0"/>
     <w:pPr>
       <w:ind w:leftChars="200"/>
     </w:pPr>
     <w:rPr>
-      <w:rFonts w:ascii="Times New Roman" w:hAnsi="Times New Roman" w:eastAsia="宋体" w:cs="Times New Roman"/>
+      <w:rFonts w:ascii="Times New Roman" w:eastAsia="宋体" w:hAnsi="Times New Roman" w:cs="Times New Roman"/>
       <w:sz w:val="20"/>
       <w:szCs w:val="20"/>
     </w:rPr>
   </w:style>
-  <w:style w:type="paragraph" w:customStyle="1" w:styleId="35">
+  <w:style w:type="paragraph" w:customStyle="1" w:styleId="WPSOffice3">
     <w:name w:val="WPSOffice手动目录 3"/>
     <w:qFormat/>
-    <w:uiPriority w:val="0"/>
     <w:pPr>
       <w:ind w:leftChars="400"/>
     </w:pPr>
     <w:rPr>
-      <w:rFonts w:ascii="Times New Roman" w:hAnsi="Times New Roman" w:eastAsia="宋体" w:cs="Times New Roman"/>
+      <w:rFonts w:ascii="Times New Roman" w:eastAsia="宋体" w:hAnsi="Times New Roman" w:cs="Times New Roman"/>
       <w:sz w:val="20"/>
       <w:szCs w:val="20"/>
     </w:rPr>
   </w:style>
-  <w:style w:type="paragraph" w:customStyle="1" w:styleId="36">
+  <w:style w:type="paragraph" w:customStyle="1" w:styleId="Compact">
     <w:name w:val="Compact"/>
-    <w:basedOn w:val="12"/>
+    <w:basedOn w:val="BodyText"/>
     <w:qFormat/>
-    <w:uiPriority w:val="0"/>
     <w:pPr>
       <w:spacing w:before="36" w:after="36"/>
     </w:pPr>
   </w:style>
-  <w:style w:type="table" w:customStyle="1" w:styleId="37">
+  <w:style w:type="table" w:customStyle="1" w:styleId="Table">
     <w:name w:val="Table"/>
     <w:semiHidden/>
     <w:unhideWhenUsed/>
     <w:qFormat/>
-    <w:uiPriority w:val="0"/>
     <w:tblPr>
       <w:tblCellMar>
         <w:top w:w="0" w:type="dxa"/>
@@ -6926,28 +6779,26 @@
     <w:tblStylePr w:type="firstRow">
       <w:tcPr>
         <w:tcBorders>
-          <w:bottom w:val="single" w:color="auto" w:sz="0" w:space="0"/>
+          <w:bottom w:val="single" w:sz="0" w:space="0" w:color="auto"/>
         </w:tcBorders>
         <w:vAlign w:val="bottom"/>
       </w:tcPr>
     </w:tblStylePr>
   </w:style>
-  <w:style w:type="character" w:customStyle="1" w:styleId="38">
+  <w:style w:type="character" w:customStyle="1" w:styleId="1Char">
     <w:name w:val="柴_标题1 Char"/>
-    <w:link w:val="28"/>
+    <w:link w:val="1"/>
     <w:qFormat/>
-    <w:uiPriority w:val="0"/>
     <w:rPr>
-      <w:rFonts w:ascii="Arial" w:hAnsi="Arial" w:eastAsia="宋体"/>
+      <w:rFonts w:ascii="Arial" w:eastAsia="宋体" w:hAnsi="Arial"/>
       <w:sz w:val="32"/>
     </w:rPr>
   </w:style>
-  <w:style w:type="table" w:customStyle="1" w:styleId="39">
+  <w:style w:type="table" w:customStyle="1" w:styleId="TableNormal1">
     <w:name w:val="Table Normal_1"/>
     <w:semiHidden/>
     <w:unhideWhenUsed/>
     <w:qFormat/>
-    <w:uiPriority w:val="0"/>
     <w:tblPr>
       <w:tblCellMar>
         <w:top w:w="0" w:type="dxa"/>
@@ -6957,11 +6808,10 @@
       </w:tblCellMar>
     </w:tblPr>
   </w:style>
-  <w:style w:type="paragraph" w:customStyle="1" w:styleId="40">
+  <w:style w:type="paragraph" w:customStyle="1" w:styleId="a3">
     <w:name w:val="柴_正文_无缩进"/>
-    <w:basedOn w:val="1"/>
+    <w:basedOn w:val="Normal"/>
     <w:qFormat/>
-    <w:uiPriority w:val="0"/>
     <w:pPr>
       <w:ind w:firstLine="0" w:firstLineChars="0"/>
     </w:pPr>
@@ -6971,31 +6821,29 @@
       <w:lang w:eastAsia="zh-CN"/>
     </w:rPr>
   </w:style>
-  <w:style w:type="paragraph" w:customStyle="1" w:styleId="41">
+  <w:style w:type="paragraph" w:customStyle="1" w:styleId="4">
     <w:name w:val="柴_标题4"/>
-    <w:basedOn w:val="5"/>
-    <w:next w:val="1"/>
+    <w:basedOn w:val="Heading4"/>
+    <w:next w:val="Normal"/>
     <w:qFormat/>
-    <w:uiPriority w:val="0"/>
     <w:pPr>
       <w:widowControl w:val="0"/>
       <w:spacing w:before="160" w:line="360" w:lineRule="auto"/>
-      <w:ind w:left="981" w:leftChars="300" w:hanging="862"/>
+      <w:ind w:left="981" w:hanging="862" w:leftChars="300"/>
     </w:pPr>
     <w:rPr>
-      <w:rFonts w:hint="eastAsia" w:ascii="Calibri" w:hAnsi="Calibri" w:eastAsia="宋体" w:cs="宋体"/>
+      <w:rFonts w:ascii="Calibri" w:eastAsia="宋体" w:hAnsi="Calibri" w:cs="宋体" w:hint="eastAsia"/>
       <w:sz w:val="24"/>
       <w:szCs w:val="24"/>
       <w:lang w:eastAsia="zh-CN" w:bidi="zh-CN"/>
     </w:rPr>
   </w:style>
-  <w:style w:type="character" w:customStyle="1" w:styleId="42">
+  <w:style w:type="character" w:customStyle="1" w:styleId="Char">
     <w:name w:val="柴_正文 Char"/>
-    <w:link w:val="29"/>
+    <w:link w:val="a1"/>
     <w:qFormat/>
-    <w:uiPriority w:val="0"/>
     <w:rPr>
-      <w:rFonts w:ascii="Arial" w:hAnsi="Arial" w:eastAsia="宋体"/>
+      <w:rFonts w:ascii="Arial" w:eastAsia="宋体" w:hAnsi="Arial"/>
       <w:sz w:val="24"/>
       <w:lang w:eastAsia="zh-CN"/>
     </w:rPr>

--- a/5.人员管理/1.流程制度规范类文件/TXHS-05-07-人员入离职管理制度.docx
+++ b/5.人员管理/1.流程制度规范类文件/TXHS-05-07-人员入离职管理制度.docx
@@ -1377,7 +1377,7 @@
                 <w:vertAlign w:val="baseline"/>
                 <w:lang w:val="en-US" w:eastAsia="zh-CN"/>
               </w:rPr>
-              <w:t>陈凯</w:t>
+              <w:t>茅建根</w:t>
             </w:r>
           </w:p>
         </w:tc>
@@ -1682,7 +1682,7 @@
                 <w:vertAlign w:val="baseline"/>
                 <w:lang w:val="en-US" w:eastAsia="zh-CN"/>
               </w:rPr>
-              <w:t>陈凯</w:t>
+              <w:t>茅建根</w:t>
             </w:r>
           </w:p>
         </w:tc>

--- a/5.人员管理/1.流程制度规范类文件/TXHS-05-07-人员入离职管理制度.docx
+++ b/5.人员管理/1.流程制度规范类文件/TXHS-05-07-人员入离职管理制度.docx
@@ -1,11 +1,10 @@
 
 <file path=word/document.xml><?xml version="1.0" encoding="utf-8"?>
-<w:document xmlns:wpc="http://schemas.microsoft.com/office/word/2010/wordprocessingCanvas" xmlns:mc="http://schemas.openxmlformats.org/markup-compatibility/2006" xmlns:o="urn:schemas-microsoft-com:office:office" xmlns:r="http://schemas.openxmlformats.org/officeDocument/2006/relationships" xmlns:m="http://schemas.openxmlformats.org/officeDocument/2006/math" xmlns:v="urn:schemas-microsoft-com:vml" xmlns:wp14="http://schemas.microsoft.com/office/word/2010/wordprocessingDrawing" xmlns:wp="http://schemas.openxmlformats.org/drawingml/2006/wordprocessingDrawing" xmlns:w10="urn:schemas-microsoft-com:office:word" xmlns:w="http://schemas.openxmlformats.org/wordprocessingml/2006/main" xmlns:w14="http://schemas.microsoft.com/office/word/2010/wordml" xmlns:w15="http://schemas.microsoft.com/office/word/2012/wordml" xmlns:wne="http://schemas.microsoft.com/office/word/2006/wordml" xmlns:wpg="http://schemas.microsoft.com/office/word/2010/wordprocessingGroup" xmlns:wpi="http://schemas.microsoft.com/office/word/2010/wordprocessingInk" xmlns:wps="http://schemas.microsoft.com/office/word/2010/wordprocessingShape" mc:Ignorable="w14 w15 wp14">
-  <!-- Generated by Aspose.Words for .NET 13.3.0.1 -->
+<w:document xmlns:wpc="http://schemas.microsoft.com/office/word/2010/wordprocessingCanvas" xmlns:mc="http://schemas.openxmlformats.org/markup-compatibility/2006" xmlns:o="urn:schemas-microsoft-com:office:office" xmlns:r="http://schemas.openxmlformats.org/officeDocument/2006/relationships" xmlns:m="http://schemas.openxmlformats.org/officeDocument/2006/math" xmlns:v="urn:schemas-microsoft-com:vml" xmlns:wp14="http://schemas.microsoft.com/office/word/2010/wordprocessingDrawing" xmlns:wp="http://schemas.openxmlformats.org/drawingml/2006/wordprocessingDrawing" xmlns:w="http://schemas.openxmlformats.org/wordprocessingml/2006/main" xmlns:w14="http://schemas.microsoft.com/office/word/2010/wordml" xmlns:w10="urn:schemas-microsoft-com:office:word" xmlns:w15="http://schemas.microsoft.com/office/word/2012/wordml" xmlns:wpg="http://schemas.microsoft.com/office/word/2010/wordprocessingGroup" xmlns:wpi="http://schemas.microsoft.com/office/word/2010/wordprocessingInk" xmlns:wne="http://schemas.microsoft.com/office/word/2006/wordml" xmlns:wps="http://schemas.microsoft.com/office/word/2010/wordprocessingShape" xmlns:wpsCustomData="http://www.wps.cn/officeDocument/2013/wpsCustomData" mc:Ignorable="w14 w15 wp14">
   <w:body>
     <w:p>
       <w:pPr>
-        <w:pStyle w:val="a"/>
+        <w:pStyle w:val="24"/>
         <w:keepNext w:val="0"/>
         <w:keepLines w:val="0"/>
         <w:pageBreakBefore w:val="0"/>
@@ -25,7 +24,7 @@
       <w:bookmarkStart w:id="0" w:name="_Toc30189"/>
       <w:r>
         <w:drawing>
-          <wp:anchor distT="0" distB="0" distL="114300" distR="114300" simplePos="0" relativeHeight="251660288" behindDoc="1" locked="0" layoutInCell="1" allowOverlap="1">
+          <wp:anchor distT="0" distB="0" distL="114300" distR="114300" simplePos="0" relativeHeight="251661312" behindDoc="1" locked="0" layoutInCell="1" allowOverlap="1">
             <wp:simplePos x="0" y="0"/>
             <wp:positionH relativeFrom="column">
               <wp:posOffset>-19050</wp:posOffset>
@@ -50,7 +49,7 @@
                     </pic:cNvPicPr>
                   </pic:nvPicPr>
                   <pic:blipFill>
-                    <a:blip xmlns:r="http://schemas.openxmlformats.org/officeDocument/2006/relationships" r:embed="rId4"/>
+                    <a:blip r:embed="rId7"/>
                     <a:stretch>
                       <a:fillRect/>
                     </a:stretch>
@@ -76,7 +75,7 @@
       </w:r>
       <w:r>
         <w:drawing>
-          <wp:anchor distT="0" distB="0" distL="114300" distR="114300" simplePos="0" relativeHeight="251659264" behindDoc="1" locked="0" layoutInCell="1" allowOverlap="1">
+          <wp:anchor distT="0" distB="0" distL="114300" distR="114300" simplePos="0" relativeHeight="251660288" behindDoc="1" locked="0" layoutInCell="1" allowOverlap="1">
             <wp:simplePos x="0" y="0"/>
             <wp:positionH relativeFrom="column">
               <wp:posOffset>0</wp:posOffset>
@@ -101,7 +100,7 @@
                     </pic:cNvPicPr>
                   </pic:nvPicPr>
                   <pic:blipFill>
-                    <a:blip xmlns:r="http://schemas.openxmlformats.org/officeDocument/2006/relationships" r:embed="rId5"/>
+                    <a:blip r:embed="rId8"/>
                     <a:stretch>
                       <a:fillRect/>
                     </a:stretch>
@@ -131,7 +130,7 @@
           <w:lang w:val="en-US" w:eastAsia="zh-CN"/>
         </w:rPr>
         <w:drawing>
-          <wp:anchor distT="0" distB="0" distL="114300" distR="114300" simplePos="0" relativeHeight="251658240" behindDoc="1" locked="0" layoutInCell="1" allowOverlap="1">
+          <wp:anchor distT="0" distB="0" distL="114300" distR="114300" simplePos="0" relativeHeight="251659264" behindDoc="1" locked="0" layoutInCell="1" allowOverlap="1">
             <wp:simplePos x="0" y="0"/>
             <wp:positionH relativeFrom="column">
               <wp:posOffset>635</wp:posOffset>
@@ -156,7 +155,7 @@
                     </pic:cNvPicPr>
                   </pic:nvPicPr>
                   <pic:blipFill>
-                    <a:blip xmlns:r="http://schemas.openxmlformats.org/officeDocument/2006/relationships" r:embed="rId6">
+                    <a:blip r:embed="rId9">
                       <a:alphaModFix amt="58000"/>
                       <a:lum contrast="-52000"/>
                     </a:blip>
@@ -190,7 +189,7 @@
     </w:p>
     <w:p>
       <w:pPr>
-        <w:pStyle w:val="a0"/>
+        <w:pStyle w:val="25"/>
         <w:keepNext w:val="0"/>
         <w:keepLines w:val="0"/>
         <w:pageBreakBefore w:val="0"/>
@@ -237,11 +236,11 @@
         <w:adjustRightInd w:val="0"/>
         <w:snapToGrid w:val="0"/>
         <w:spacing w:after="624" w:afterLines="200" w:line="219" w:lineRule="auto"/>
-        <w:ind w:left="0" w:right="0" w:firstLine="0" w:leftChars="0" w:rightChars="0" w:firstLineChars="0"/>
+        <w:ind w:left="0" w:leftChars="0" w:right="0" w:rightChars="0" w:firstLine="0" w:firstLineChars="0"/>
         <w:jc w:val="center"/>
         <w:textAlignment w:val="baseline"/>
         <w:rPr>
-          <w:rFonts w:ascii="宋体" w:eastAsia="宋体" w:hAnsi="宋体" w:cs="宋体" w:hint="default"/>
+          <w:rFonts w:hint="default" w:ascii="宋体" w:hAnsi="宋体" w:eastAsia="宋体" w:cs="宋体"/>
           <w:sz w:val="24"/>
           <w:szCs w:val="24"/>
           <w:lang w:val="en-US" w:eastAsia="zh-CN"/>
@@ -249,7 +248,7 @@
       </w:pPr>
       <w:r>
         <w:rPr>
-          <w:rFonts w:ascii="宋体" w:eastAsia="宋体" w:hAnsi="宋体" w:cs="宋体"/>
+          <w:rFonts w:ascii="宋体" w:hAnsi="宋体" w:eastAsia="宋体" w:cs="宋体"/>
           <w:b/>
           <w:bCs/>
           <w:spacing w:val="-3"/>
@@ -260,7 +259,7 @@
       </w:r>
       <w:r>
         <w:rPr>
-          <w:rFonts w:ascii="宋体" w:eastAsia="宋体" w:hAnsi="宋体" w:cs="宋体" w:hint="eastAsia"/>
+          <w:rFonts w:hint="eastAsia" w:ascii="宋体" w:hAnsi="宋体" w:eastAsia="宋体" w:cs="宋体"/>
           <w:b/>
           <w:bCs/>
           <w:spacing w:val="-3"/>
@@ -272,7 +271,7 @@
       </w:r>
       <w:r>
         <w:rPr>
-          <w:rFonts w:ascii="宋体" w:eastAsia="宋体" w:hAnsi="宋体" w:cs="宋体"/>
+          <w:rFonts w:ascii="宋体" w:hAnsi="宋体" w:eastAsia="宋体" w:cs="宋体"/>
           <w:b/>
           <w:bCs/>
           <w:spacing w:val="-3"/>
@@ -283,7 +282,7 @@
       </w:r>
       <w:r>
         <w:rPr>
-          <w:rFonts w:ascii="宋体" w:eastAsia="宋体" w:hAnsi="宋体" w:cs="宋体" w:hint="eastAsia"/>
+          <w:rFonts w:hint="eastAsia" w:ascii="宋体" w:hAnsi="宋体" w:eastAsia="宋体" w:cs="宋体"/>
           <w:b/>
           <w:bCs/>
           <w:spacing w:val="-3"/>
@@ -295,7 +294,7 @@
       </w:r>
       <w:r>
         <w:rPr>
-          <w:rFonts w:ascii="宋体" w:eastAsia="宋体" w:hAnsi="宋体" w:cs="宋体"/>
+          <w:rFonts w:ascii="宋体" w:hAnsi="宋体" w:eastAsia="宋体" w:cs="宋体"/>
           <w:b/>
           <w:bCs/>
           <w:spacing w:val="-3"/>
@@ -306,7 +305,7 @@
       </w:r>
       <w:r>
         <w:rPr>
-          <w:rFonts w:ascii="宋体" w:hAnsi="宋体" w:cs="宋体" w:hint="eastAsia"/>
+          <w:rFonts w:hint="eastAsia" w:ascii="宋体" w:hAnsi="宋体" w:cs="宋体"/>
           <w:b/>
           <w:bCs/>
           <w:spacing w:val="-3"/>
@@ -319,17 +318,18 @@
     </w:p>
     <w:tbl>
       <w:tblPr>
-        <w:tblStyle w:val="TableGrid"/>
+        <w:tblStyle w:val="21"/>
         <w:tblW w:w="0" w:type="auto"/>
         <w:jc w:val="center"/>
         <w:tblBorders>
-          <w:top w:val="nil"/>
-          <w:left w:val="nil"/>
-          <w:bottom w:val="nil"/>
-          <w:right w:val="nil"/>
-          <w:insideH w:val="nil"/>
-          <w:insideV w:val="nil"/>
+          <w:top w:val="none" w:color="auto" w:sz="0" w:space="0"/>
+          <w:left w:val="none" w:color="auto" w:sz="0" w:space="0"/>
+          <w:bottom w:val="none" w:color="auto" w:sz="0" w:space="0"/>
+          <w:right w:val="none" w:color="auto" w:sz="0" w:space="0"/>
+          <w:insideH w:val="none" w:color="auto" w:sz="0" w:space="0"/>
+          <w:insideV w:val="none" w:color="auto" w:sz="0" w:space="0"/>
         </w:tblBorders>
+        <w:tblLayout w:type="autofit"/>
         <w:tblCellMar>
           <w:top w:w="0" w:type="dxa"/>
           <w:left w:w="108" w:type="dxa"/>
@@ -343,15 +343,13 @@
       </w:tblGrid>
       <w:tr>
         <w:tblPrEx>
-          <w:tblW w:w="0" w:type="auto"/>
-          <w:jc w:val="center"/>
           <w:tblBorders>
-            <w:top w:val="nil"/>
-            <w:left w:val="nil"/>
-            <w:bottom w:val="nil"/>
-            <w:right w:val="nil"/>
-            <w:insideH w:val="nil"/>
-            <w:insideV w:val="nil"/>
+            <w:top w:val="none" w:color="auto" w:sz="0" w:space="0"/>
+            <w:left w:val="none" w:color="auto" w:sz="0" w:space="0"/>
+            <w:bottom w:val="none" w:color="auto" w:sz="0" w:space="0"/>
+            <w:right w:val="none" w:color="auto" w:sz="0" w:space="0"/>
+            <w:insideH w:val="none" w:color="auto" w:sz="0" w:space="0"/>
+            <w:insideV w:val="none" w:color="auto" w:sz="0" w:space="0"/>
           </w:tblBorders>
           <w:tblCellMar>
             <w:top w:w="0" w:type="dxa"/>
@@ -361,7 +359,7 @@
           </w:tblCellMar>
         </w:tblPrEx>
         <w:trPr>
-          <w:trHeight w:val="810"/>
+          <w:trHeight w:val="810" w:hRule="atLeast"/>
           <w:jc w:val="center"/>
         </w:trPr>
         <w:tc>
@@ -400,7 +398,7 @@
             </w:r>
             <w:r>
               <w:rPr>
-                <w:rFonts w:asciiTheme="minorAscii" w:eastAsiaTheme="minorEastAsia" w:hAnsiTheme="minorAscii" w:hint="default"/>
+                <w:rFonts w:hint="default" w:asciiTheme="minorAscii" w:hAnsiTheme="minorAscii" w:eastAsiaTheme="minorEastAsia"/>
                 <w:spacing w:val="227"/>
                 <w:sz w:val="21"/>
                 <w:vertAlign w:val="baseline"/>
@@ -455,7 +453,7 @@
             </w:r>
             <w:r>
               <w:rPr>
-                <w:rFonts w:asciiTheme="minorAscii" w:eastAsiaTheme="minorEastAsia" w:hAnsiTheme="minorAscii" w:hint="eastAsia"/>
+                <w:rFonts w:hint="eastAsia" w:asciiTheme="minorAscii" w:hAnsiTheme="minorAscii" w:eastAsiaTheme="minorEastAsia"/>
                 <w:spacing w:val="227"/>
                 <w:sz w:val="21"/>
                 <w:vertAlign w:val="baseline"/>
@@ -477,8 +475,14 @@
       </w:tr>
       <w:tr>
         <w:tblPrEx>
-          <w:tblW w:w="0" w:type="auto"/>
-          <w:jc w:val="center"/>
+          <w:tblBorders>
+            <w:top w:val="none" w:color="auto" w:sz="0" w:space="0"/>
+            <w:left w:val="none" w:color="auto" w:sz="0" w:space="0"/>
+            <w:bottom w:val="none" w:color="auto" w:sz="0" w:space="0"/>
+            <w:right w:val="none" w:color="auto" w:sz="0" w:space="0"/>
+            <w:insideH w:val="none" w:color="auto" w:sz="0" w:space="0"/>
+            <w:insideV w:val="none" w:color="auto" w:sz="0" w:space="0"/>
+          </w:tblBorders>
           <w:tblCellMar>
             <w:top w:w="0" w:type="dxa"/>
             <w:left w:w="108" w:type="dxa"/>
@@ -487,7 +491,7 @@
           </w:tblCellMar>
         </w:tblPrEx>
         <w:trPr>
-          <w:trHeight w:val="810"/>
+          <w:trHeight w:val="810" w:hRule="atLeast"/>
           <w:jc w:val="center"/>
         </w:trPr>
         <w:tc>
@@ -512,7 +516,7 @@
               <w:snapToGrid w:val="0"/>
               <w:textAlignment w:val="baseline"/>
               <w:rPr>
-                <w:rFonts w:ascii="Arial" w:eastAsia="Arial" w:hAnsi="Arial" w:cs="Arial" w:hint="default"/>
+                <w:rFonts w:hint="default" w:ascii="Arial" w:hAnsi="Arial" w:eastAsia="Arial" w:cs="Arial"/>
                 <w:snapToGrid w:val="0"/>
                 <w:color w:val="000000"/>
                 <w:kern w:val="0"/>
@@ -544,7 +548,7 @@
             </w:r>
             <w:r>
               <w:rPr>
-                <w:rFonts w:asciiTheme="minorAscii" w:eastAsiaTheme="minorEastAsia" w:hAnsiTheme="minorAscii" w:hint="default"/>
+                <w:rFonts w:hint="default" w:asciiTheme="minorAscii" w:hAnsiTheme="minorAscii" w:eastAsiaTheme="minorEastAsia"/>
                 <w:spacing w:val="227"/>
                 <w:sz w:val="21"/>
                 <w:vertAlign w:val="baseline"/>
@@ -587,7 +591,7 @@
               <w:snapToGrid w:val="0"/>
               <w:textAlignment w:val="baseline"/>
               <w:rPr>
-                <w:rFonts w:ascii="Arial" w:eastAsia="Arial" w:hAnsi="Arial" w:cs="Arial" w:hint="default"/>
+                <w:rFonts w:hint="default" w:ascii="Arial" w:hAnsi="Arial" w:eastAsia="Arial" w:cs="Arial"/>
                 <w:snapToGrid w:val="0"/>
                 <w:color w:val="000000"/>
                 <w:kern w:val="0"/>
@@ -607,7 +611,7 @@
             </w:r>
             <w:r>
               <w:rPr>
-                <w:rFonts w:asciiTheme="minorAscii" w:eastAsiaTheme="minorEastAsia" w:hAnsiTheme="minorAscii" w:hint="eastAsia"/>
+                <w:rFonts w:hint="eastAsia" w:asciiTheme="minorAscii" w:hAnsiTheme="minorAscii" w:eastAsiaTheme="minorEastAsia"/>
                 <w:spacing w:val="227"/>
                 <w:sz w:val="21"/>
                 <w:vertAlign w:val="baseline"/>
@@ -629,8 +633,14 @@
       </w:tr>
       <w:tr>
         <w:tblPrEx>
-          <w:tblW w:w="0" w:type="auto"/>
-          <w:jc w:val="center"/>
+          <w:tblBorders>
+            <w:top w:val="none" w:color="auto" w:sz="0" w:space="0"/>
+            <w:left w:val="none" w:color="auto" w:sz="0" w:space="0"/>
+            <w:bottom w:val="none" w:color="auto" w:sz="0" w:space="0"/>
+            <w:right w:val="none" w:color="auto" w:sz="0" w:space="0"/>
+            <w:insideH w:val="none" w:color="auto" w:sz="0" w:space="0"/>
+            <w:insideV w:val="none" w:color="auto" w:sz="0" w:space="0"/>
+          </w:tblBorders>
           <w:tblCellMar>
             <w:top w:w="0" w:type="dxa"/>
             <w:left w:w="108" w:type="dxa"/>
@@ -639,7 +649,7 @@
           </w:tblCellMar>
         </w:tblPrEx>
         <w:trPr>
-          <w:trHeight w:val="635"/>
+          <w:trHeight w:val="635" w:hRule="atLeast"/>
           <w:jc w:val="center"/>
         </w:trPr>
         <w:tc>
@@ -690,7 +700,7 @@
             </w:r>
             <w:r>
               <w:rPr>
-                <w:rFonts w:asciiTheme="minorAscii" w:eastAsiaTheme="minorEastAsia" w:hAnsiTheme="minorAscii" w:hint="eastAsia"/>
+                <w:rFonts w:hint="eastAsia" w:asciiTheme="minorAscii" w:hAnsiTheme="minorAscii" w:eastAsiaTheme="minorEastAsia"/>
                 <w:spacing w:val="227"/>
                 <w:sz w:val="21"/>
                 <w:vertAlign w:val="baseline"/>
@@ -744,7 +754,7 @@
             </w:r>
             <w:r>
               <w:rPr>
-                <w:rFonts w:asciiTheme="minorAscii" w:eastAsiaTheme="minorEastAsia" w:hAnsiTheme="minorAscii" w:hint="eastAsia"/>
+                <w:rFonts w:hint="eastAsia" w:asciiTheme="minorAscii" w:hAnsiTheme="minorAscii" w:eastAsiaTheme="minorEastAsia"/>
                 <w:spacing w:val="227"/>
                 <w:sz w:val="21"/>
                 <w:vertAlign w:val="baseline"/>
@@ -805,14 +815,14 @@
         <w:ind w:left="3634"/>
         <w:textAlignment w:val="baseline"/>
         <w:rPr>
-          <w:rFonts w:ascii="宋体" w:eastAsia="宋体" w:hAnsi="宋体" w:cs="宋体"/>
+          <w:rFonts w:ascii="宋体" w:hAnsi="宋体" w:eastAsia="宋体" w:cs="宋体"/>
           <w:sz w:val="31"/>
           <w:szCs w:val="31"/>
         </w:rPr>
       </w:pPr>
       <w:r>
         <w:rPr>
-          <w:rFonts w:ascii="宋体" w:eastAsia="宋体" w:hAnsi="宋体" w:cs="宋体"/>
+          <w:rFonts w:ascii="宋体" w:hAnsi="宋体" w:eastAsia="宋体" w:cs="宋体"/>
           <w:b/>
           <w:bCs/>
           <w:spacing w:val="4"/>
@@ -824,16 +834,16 @@
     </w:p>
     <w:tbl>
       <w:tblPr>
-        <w:tblStyle w:val="TableNormal0"/>
+        <w:tblStyle w:val="26"/>
         <w:tblW w:w="8214" w:type="dxa"/>
         <w:jc w:val="center"/>
         <w:tblBorders>
-          <w:top w:val="single" w:sz="2" w:space="0" w:color="000000"/>
-          <w:left w:val="single" w:sz="2" w:space="0" w:color="000000"/>
-          <w:bottom w:val="single" w:sz="2" w:space="0" w:color="000000"/>
-          <w:right w:val="single" w:sz="2" w:space="0" w:color="000000"/>
-          <w:insideH w:val="single" w:sz="2" w:space="0" w:color="000000"/>
-          <w:insideV w:val="single" w:sz="2" w:space="0" w:color="000000"/>
+          <w:top w:val="single" w:color="000000" w:sz="2" w:space="0"/>
+          <w:left w:val="single" w:color="000000" w:sz="2" w:space="0"/>
+          <w:bottom w:val="single" w:color="000000" w:sz="2" w:space="0"/>
+          <w:right w:val="single" w:color="000000" w:sz="2" w:space="0"/>
+          <w:insideH w:val="single" w:color="000000" w:sz="2" w:space="0"/>
+          <w:insideV w:val="single" w:color="000000" w:sz="2" w:space="0"/>
         </w:tblBorders>
         <w:tblLayout w:type="fixed"/>
         <w:tblCellMar>
@@ -853,17 +863,14 @@
       </w:tblGrid>
       <w:tr>
         <w:tblPrEx>
-          <w:tblW w:w="8214" w:type="dxa"/>
-          <w:jc w:val="center"/>
           <w:tblBorders>
-            <w:top w:val="single" w:sz="2" w:space="0" w:color="000000"/>
-            <w:left w:val="single" w:sz="2" w:space="0" w:color="000000"/>
-            <w:bottom w:val="single" w:sz="2" w:space="0" w:color="000000"/>
-            <w:right w:val="single" w:sz="2" w:space="0" w:color="000000"/>
-            <w:insideH w:val="single" w:sz="2" w:space="0" w:color="000000"/>
-            <w:insideV w:val="single" w:sz="2" w:space="0" w:color="000000"/>
+            <w:top w:val="single" w:color="000000" w:sz="2" w:space="0"/>
+            <w:left w:val="single" w:color="000000" w:sz="2" w:space="0"/>
+            <w:bottom w:val="single" w:color="000000" w:sz="2" w:space="0"/>
+            <w:right w:val="single" w:color="000000" w:sz="2" w:space="0"/>
+            <w:insideH w:val="single" w:color="000000" w:sz="2" w:space="0"/>
+            <w:insideV w:val="single" w:color="000000" w:sz="2" w:space="0"/>
           </w:tblBorders>
-          <w:tblLayout w:type="fixed"/>
           <w:tblCellMar>
             <w:top w:w="0" w:type="dxa"/>
             <w:left w:w="0" w:type="dxa"/>
@@ -872,7 +879,7 @@
           </w:tblCellMar>
         </w:tblPrEx>
         <w:trPr>
-          <w:trHeight w:val="593"/>
+          <w:trHeight w:val="593" w:hRule="atLeast"/>
           <w:jc w:val="center"/>
         </w:trPr>
         <w:tc>
@@ -894,18 +901,18 @@
               <w:adjustRightInd w:val="0"/>
               <w:snapToGrid w:val="0"/>
               <w:spacing w:before="176" w:line="228" w:lineRule="auto"/>
-              <w:ind w:left="0" w:right="0" w:firstLine="0" w:leftChars="0" w:rightChars="0" w:firstLineChars="0"/>
+              <w:ind w:left="0" w:leftChars="0" w:right="0" w:rightChars="0" w:firstLine="0" w:firstLineChars="0"/>
               <w:jc w:val="center"/>
               <w:textAlignment w:val="baseline"/>
               <w:rPr>
-                <w:rFonts w:ascii="宋体" w:eastAsia="宋体" w:hAnsi="宋体" w:cs="宋体"/>
+                <w:rFonts w:ascii="宋体" w:hAnsi="宋体" w:eastAsia="宋体" w:cs="宋体"/>
                 <w:sz w:val="20"/>
                 <w:szCs w:val="20"/>
               </w:rPr>
             </w:pPr>
             <w:r>
               <w:rPr>
-                <w:rFonts w:ascii="宋体" w:hAnsi="宋体" w:cs="宋体" w:hint="eastAsia"/>
+                <w:rFonts w:hint="eastAsia" w:ascii="宋体" w:hAnsi="宋体" w:cs="宋体"/>
                 <w:spacing w:val="-14"/>
                 <w:sz w:val="20"/>
                 <w:szCs w:val="20"/>
@@ -915,7 +922,7 @@
             </w:r>
             <w:r>
               <w:rPr>
-                <w:rFonts w:ascii="宋体" w:eastAsia="宋体" w:hAnsi="宋体" w:cs="宋体"/>
+                <w:rFonts w:ascii="宋体" w:hAnsi="宋体" w:eastAsia="宋体" w:cs="宋体"/>
                 <w:spacing w:val="-14"/>
                 <w:sz w:val="20"/>
                 <w:szCs w:val="20"/>
@@ -943,18 +950,18 @@
               <w:adjustRightInd w:val="0"/>
               <w:snapToGrid w:val="0"/>
               <w:spacing w:before="175" w:line="227" w:lineRule="auto"/>
-              <w:ind w:left="0" w:right="0" w:firstLine="0" w:leftChars="0" w:rightChars="0" w:firstLineChars="0"/>
+              <w:ind w:left="0" w:leftChars="0" w:right="0" w:rightChars="0" w:firstLine="0" w:firstLineChars="0"/>
               <w:jc w:val="center"/>
               <w:textAlignment w:val="baseline"/>
               <w:rPr>
-                <w:rFonts w:ascii="宋体" w:eastAsia="宋体" w:hAnsi="宋体" w:cs="宋体"/>
+                <w:rFonts w:ascii="宋体" w:hAnsi="宋体" w:eastAsia="宋体" w:cs="宋体"/>
                 <w:sz w:val="20"/>
                 <w:szCs w:val="20"/>
               </w:rPr>
             </w:pPr>
             <w:r>
               <w:rPr>
-                <w:rFonts w:ascii="宋体" w:eastAsia="宋体" w:hAnsi="宋体" w:cs="宋体"/>
+                <w:rFonts w:ascii="宋体" w:hAnsi="宋体" w:eastAsia="宋体" w:cs="宋体"/>
                 <w:spacing w:val="4"/>
                 <w:sz w:val="20"/>
                 <w:szCs w:val="20"/>
@@ -982,18 +989,18 @@
               <w:adjustRightInd w:val="0"/>
               <w:snapToGrid w:val="0"/>
               <w:spacing w:before="175" w:line="228" w:lineRule="auto"/>
-              <w:ind w:left="0" w:right="0" w:firstLine="0" w:leftChars="0" w:rightChars="0" w:firstLineChars="0"/>
+              <w:ind w:left="0" w:leftChars="0" w:right="0" w:rightChars="0" w:firstLine="0" w:firstLineChars="0"/>
               <w:jc w:val="center"/>
               <w:textAlignment w:val="baseline"/>
               <w:rPr>
-                <w:rFonts w:ascii="宋体" w:eastAsia="宋体" w:hAnsi="宋体" w:cs="宋体"/>
+                <w:rFonts w:ascii="宋体" w:hAnsi="宋体" w:eastAsia="宋体" w:cs="宋体"/>
                 <w:sz w:val="20"/>
                 <w:szCs w:val="20"/>
               </w:rPr>
             </w:pPr>
             <w:r>
               <w:rPr>
-                <w:rFonts w:ascii="宋体" w:eastAsia="宋体" w:hAnsi="宋体" w:cs="宋体"/>
+                <w:rFonts w:ascii="宋体" w:hAnsi="宋体" w:eastAsia="宋体" w:cs="宋体"/>
                 <w:spacing w:val="7"/>
                 <w:sz w:val="20"/>
                 <w:szCs w:val="20"/>
@@ -1021,11 +1028,11 @@
               <w:adjustRightInd w:val="0"/>
               <w:snapToGrid w:val="0"/>
               <w:spacing w:before="175" w:line="228" w:lineRule="auto"/>
-              <w:ind w:left="0" w:right="0" w:firstLine="0" w:leftChars="0" w:rightChars="0" w:firstLineChars="0"/>
+              <w:ind w:left="0" w:leftChars="0" w:right="0" w:rightChars="0" w:firstLine="0" w:firstLineChars="0"/>
               <w:jc w:val="center"/>
               <w:textAlignment w:val="baseline"/>
               <w:rPr>
-                <w:rFonts w:ascii="宋体" w:eastAsia="宋体" w:hAnsi="宋体" w:cs="宋体" w:hint="eastAsia"/>
+                <w:rFonts w:hint="eastAsia" w:ascii="宋体" w:hAnsi="宋体" w:eastAsia="宋体" w:cs="宋体"/>
                 <w:spacing w:val="7"/>
                 <w:sz w:val="20"/>
                 <w:szCs w:val="20"/>
@@ -1034,7 +1041,7 @@
             </w:pPr>
             <w:r>
               <w:rPr>
-                <w:rFonts w:ascii="宋体" w:hAnsi="宋体" w:cs="宋体" w:hint="eastAsia"/>
+                <w:rFonts w:hint="eastAsia" w:ascii="宋体" w:hAnsi="宋体" w:cs="宋体"/>
                 <w:spacing w:val="7"/>
                 <w:sz w:val="20"/>
                 <w:szCs w:val="20"/>
@@ -1063,11 +1070,11 @@
               <w:adjustRightInd w:val="0"/>
               <w:snapToGrid w:val="0"/>
               <w:spacing w:before="175" w:line="228" w:lineRule="auto"/>
-              <w:ind w:left="0" w:right="0" w:firstLine="0" w:leftChars="0" w:rightChars="0" w:firstLineChars="0"/>
+              <w:ind w:left="0" w:leftChars="0" w:right="0" w:rightChars="0" w:firstLine="0" w:firstLineChars="0"/>
               <w:jc w:val="center"/>
               <w:textAlignment w:val="baseline"/>
               <w:rPr>
-                <w:rFonts w:ascii="宋体" w:hAnsi="宋体" w:cs="宋体" w:hint="default"/>
+                <w:rFonts w:hint="default" w:ascii="宋体" w:hAnsi="宋体" w:cs="宋体"/>
                 <w:spacing w:val="7"/>
                 <w:sz w:val="20"/>
                 <w:szCs w:val="20"/>
@@ -1076,7 +1083,7 @@
             </w:pPr>
             <w:r>
               <w:rPr>
-                <w:rFonts w:ascii="宋体" w:hAnsi="宋体" w:cs="宋体" w:hint="eastAsia"/>
+                <w:rFonts w:hint="eastAsia" w:ascii="宋体" w:hAnsi="宋体" w:cs="宋体"/>
                 <w:spacing w:val="7"/>
                 <w:sz w:val="20"/>
                 <w:szCs w:val="20"/>
@@ -1105,18 +1112,18 @@
               <w:adjustRightInd w:val="0"/>
               <w:snapToGrid w:val="0"/>
               <w:spacing w:before="176" w:line="229" w:lineRule="auto"/>
-              <w:ind w:left="0" w:right="0" w:firstLine="0" w:leftChars="0" w:rightChars="0" w:firstLineChars="0"/>
+              <w:ind w:left="0" w:leftChars="0" w:right="0" w:rightChars="0" w:firstLine="0" w:firstLineChars="0"/>
               <w:jc w:val="center"/>
               <w:textAlignment w:val="baseline"/>
               <w:rPr>
-                <w:rFonts w:ascii="宋体" w:eastAsia="宋体" w:hAnsi="宋体" w:cs="宋体"/>
+                <w:rFonts w:ascii="宋体" w:hAnsi="宋体" w:eastAsia="宋体" w:cs="宋体"/>
                 <w:sz w:val="20"/>
                 <w:szCs w:val="20"/>
               </w:rPr>
             </w:pPr>
             <w:r>
               <w:rPr>
-                <w:rFonts w:ascii="宋体" w:eastAsia="宋体" w:hAnsi="宋体" w:cs="宋体"/>
+                <w:rFonts w:ascii="宋体" w:hAnsi="宋体" w:eastAsia="宋体" w:cs="宋体"/>
                 <w:spacing w:val="7"/>
                 <w:sz w:val="20"/>
                 <w:szCs w:val="20"/>
@@ -1128,9 +1135,14 @@
       </w:tr>
       <w:tr>
         <w:tblPrEx>
-          <w:tblW w:w="8214" w:type="dxa"/>
-          <w:jc w:val="center"/>
-          <w:tblLayout w:type="fixed"/>
+          <w:tblBorders>
+            <w:top w:val="single" w:color="000000" w:sz="2" w:space="0"/>
+            <w:left w:val="single" w:color="000000" w:sz="2" w:space="0"/>
+            <w:bottom w:val="single" w:color="000000" w:sz="2" w:space="0"/>
+            <w:right w:val="single" w:color="000000" w:sz="2" w:space="0"/>
+            <w:insideH w:val="single" w:color="000000" w:sz="2" w:space="0"/>
+            <w:insideV w:val="single" w:color="000000" w:sz="2" w:space="0"/>
+          </w:tblBorders>
           <w:tblCellMar>
             <w:top w:w="0" w:type="dxa"/>
             <w:left w:w="0" w:type="dxa"/>
@@ -1139,13 +1151,12 @@
           </w:tblCellMar>
         </w:tblPrEx>
         <w:trPr>
-          <w:trHeight w:val="516"/>
+          <w:trHeight w:val="516" w:hRule="atLeast"/>
           <w:jc w:val="center"/>
         </w:trPr>
         <w:tc>
           <w:tcPr>
             <w:tcW w:w="1317" w:type="dxa"/>
-            <w:shd w:val="clear" w:color="auto" w:fill="auto"/>
           </w:tcPr>
           <w:p>
             <w:pPr>
@@ -1162,35 +1173,42 @@
               <w:adjustRightInd w:val="0"/>
               <w:snapToGrid w:val="0"/>
               <w:spacing w:before="173" w:line="267" w:lineRule="exact"/>
-              <w:ind w:left="0" w:right="0" w:firstLine="0" w:leftChars="0" w:rightChars="0" w:firstLineChars="0"/>
+              <w:ind w:left="0" w:leftChars="0" w:right="0" w:rightChars="0" w:firstLine="0" w:firstLineChars="0"/>
               <w:jc w:val="center"/>
               <w:textAlignment w:val="baseline"/>
               <w:rPr>
-                <w:rFonts w:ascii="宋体" w:eastAsia="宋体" w:hAnsi="宋体" w:cs="宋体" w:hint="default"/>
-                <w:snapToGrid w:val="0"/>
-                <w:color w:val="000000"/>
-                <w:kern w:val="0"/>
+                <w:rFonts w:hint="default" w:ascii="宋体" w:hAnsi="宋体" w:eastAsia="宋体" w:cs="宋体"/>
                 <w:sz w:val="20"/>
                 <w:szCs w:val="20"/>
-                <w:lang w:val="en-US" w:eastAsia="en-US" w:bidi="ar-SA"/>
+                <w:lang w:val="en-US"/>
               </w:rPr>
             </w:pPr>
             <w:r>
               <w:rPr>
-                <w:rFonts w:ascii="宋体" w:eastAsia="宋体" w:hAnsi="宋体" w:cs="宋体"/>
+                <w:rFonts w:ascii="宋体" w:hAnsi="宋体" w:eastAsia="宋体" w:cs="宋体"/>
                 <w:spacing w:val="3"/>
                 <w:position w:val="1"/>
                 <w:sz w:val="20"/>
                 <w:szCs w:val="20"/>
               </w:rPr>
-              <w:t>2022.6.20</w:t>
+              <w:t>2025.1.</w:t>
+            </w:r>
+            <w:r>
+              <w:rPr>
+                <w:rFonts w:hint="eastAsia" w:ascii="宋体" w:hAnsi="宋体" w:cs="宋体"/>
+                <w:spacing w:val="3"/>
+                <w:position w:val="1"/>
+                <w:sz w:val="20"/>
+                <w:szCs w:val="20"/>
+                <w:lang w:val="en-US" w:eastAsia="zh-CN"/>
+              </w:rPr>
+              <w:t>10</w:t>
             </w:r>
           </w:p>
         </w:tc>
         <w:tc>
           <w:tcPr>
             <w:tcW w:w="972" w:type="dxa"/>
-            <w:shd w:val="clear" w:color="auto" w:fill="auto"/>
           </w:tcPr>
           <w:p>
             <w:pPr>
@@ -1207,22 +1225,18 @@
               <w:adjustRightInd w:val="0"/>
               <w:snapToGrid w:val="0"/>
               <w:spacing w:before="173" w:line="267" w:lineRule="exact"/>
-              <w:ind w:left="0" w:right="0" w:firstLine="0" w:leftChars="0" w:rightChars="0" w:firstLineChars="0"/>
+              <w:ind w:left="0" w:leftChars="0" w:right="0" w:rightChars="0" w:firstLine="0" w:firstLineChars="0"/>
               <w:jc w:val="center"/>
               <w:textAlignment w:val="baseline"/>
               <w:rPr>
-                <w:rFonts w:ascii="宋体" w:eastAsia="宋体" w:hAnsi="宋体" w:cs="宋体"/>
-                <w:snapToGrid w:val="0"/>
-                <w:color w:val="000000"/>
-                <w:kern w:val="0"/>
+                <w:rFonts w:ascii="宋体" w:hAnsi="宋体" w:eastAsia="宋体" w:cs="宋体"/>
                 <w:sz w:val="20"/>
                 <w:szCs w:val="20"/>
-                <w:lang w:val="en-US" w:eastAsia="en-US" w:bidi="ar-SA"/>
               </w:rPr>
             </w:pPr>
             <w:r>
               <w:rPr>
-                <w:rFonts w:ascii="宋体" w:eastAsia="宋体" w:hAnsi="宋体" w:cs="宋体"/>
+                <w:rFonts w:ascii="宋体" w:hAnsi="宋体" w:eastAsia="宋体" w:cs="宋体"/>
                 <w:spacing w:val="4"/>
                 <w:position w:val="1"/>
                 <w:sz w:val="20"/>
@@ -1235,7 +1249,6 @@
         <w:tc>
           <w:tcPr>
             <w:tcW w:w="1575" w:type="dxa"/>
-            <w:shd w:val="clear" w:color="auto" w:fill="auto"/>
           </w:tcPr>
           <w:p>
             <w:pPr>
@@ -1252,22 +1265,18 @@
               <w:adjustRightInd w:val="0"/>
               <w:snapToGrid w:val="0"/>
               <w:spacing w:before="172" w:line="228" w:lineRule="auto"/>
-              <w:ind w:left="0" w:right="0" w:firstLine="0" w:leftChars="0" w:rightChars="0" w:firstLineChars="0"/>
+              <w:ind w:left="0" w:leftChars="0" w:right="0" w:rightChars="0" w:firstLine="0" w:firstLineChars="0"/>
               <w:jc w:val="center"/>
               <w:textAlignment w:val="baseline"/>
               <w:rPr>
-                <w:rFonts w:ascii="宋体" w:eastAsia="宋体" w:hAnsi="宋体" w:cs="宋体"/>
-                <w:snapToGrid w:val="0"/>
-                <w:color w:val="000000"/>
-                <w:kern w:val="0"/>
+                <w:rFonts w:ascii="宋体" w:hAnsi="宋体" w:eastAsia="宋体" w:cs="宋体"/>
                 <w:sz w:val="20"/>
                 <w:szCs w:val="20"/>
-                <w:lang w:val="en-US" w:eastAsia="en-US" w:bidi="ar-SA"/>
               </w:rPr>
             </w:pPr>
             <w:r>
               <w:rPr>
-                <w:rFonts w:ascii="宋体" w:eastAsia="宋体" w:hAnsi="宋体" w:cs="宋体"/>
+                <w:rFonts w:ascii="宋体" w:hAnsi="宋体" w:eastAsia="宋体" w:cs="宋体"/>
                 <w:spacing w:val="200"/>
                 <w:kern w:val="0"/>
                 <w:sz w:val="20"/>
@@ -1277,7 +1286,7 @@
             </w:r>
             <w:r>
               <w:rPr>
-                <w:rFonts w:ascii="宋体" w:eastAsia="宋体" w:hAnsi="宋体" w:cs="宋体"/>
+                <w:rFonts w:ascii="宋体" w:hAnsi="宋体" w:eastAsia="宋体" w:cs="宋体"/>
                 <w:spacing w:val="0"/>
                 <w:kern w:val="0"/>
                 <w:sz w:val="20"/>
@@ -1290,7 +1299,6 @@
         <w:tc>
           <w:tcPr>
             <w:tcW w:w="1829" w:type="dxa"/>
-            <w:shd w:val="clear" w:color="auto" w:fill="auto"/>
           </w:tcPr>
           <w:p>
             <w:pPr>
@@ -1307,23 +1315,20 @@
               <w:adjustRightInd w:val="0"/>
               <w:snapToGrid w:val="0"/>
               <w:spacing w:before="172" w:line="228" w:lineRule="auto"/>
-              <w:ind w:left="0" w:right="0" w:firstLine="0" w:leftChars="0" w:rightChars="0" w:firstLineChars="0"/>
+              <w:ind w:left="0" w:leftChars="0" w:right="0" w:rightChars="0" w:firstLine="0" w:firstLineChars="0"/>
               <w:jc w:val="center"/>
               <w:textAlignment w:val="baseline"/>
               <w:rPr>
-                <w:rFonts w:ascii="宋体" w:eastAsia="宋体" w:hAnsi="宋体" w:cs="宋体"/>
-                <w:snapToGrid w:val="0"/>
-                <w:color w:val="000000"/>
+                <w:rFonts w:ascii="宋体" w:hAnsi="宋体" w:eastAsia="宋体" w:cs="宋体"/>
                 <w:spacing w:val="200"/>
                 <w:kern w:val="0"/>
                 <w:sz w:val="20"/>
                 <w:szCs w:val="20"/>
-                <w:lang w:val="en-US" w:eastAsia="en-US" w:bidi="ar-SA"/>
               </w:rPr>
             </w:pPr>
             <w:r>
               <w:rPr>
-                <w:rFonts w:ascii="宋体" w:eastAsia="宋体" w:hAnsi="宋体" w:cs="宋体" w:hint="eastAsia"/>
+                <w:rFonts w:hint="eastAsia" w:ascii="宋体" w:hAnsi="宋体" w:cs="宋体"/>
                 <w:spacing w:val="200"/>
                 <w:kern w:val="0"/>
                 <w:sz w:val="20"/>
@@ -1332,12 +1337,13 @@
               </w:rPr>
               <w:t>平湾</w:t>
             </w:r>
+            <w:bookmarkStart w:id="22" w:name="_GoBack"/>
+            <w:bookmarkEnd w:id="22"/>
           </w:p>
         </w:tc>
         <w:tc>
           <w:tcPr>
             <w:tcW w:w="1606" w:type="dxa"/>
-            <w:shd w:val="clear" w:color="auto" w:fill="auto"/>
           </w:tcPr>
           <w:p>
             <w:pPr>
@@ -1354,23 +1360,20 @@
               <w:adjustRightInd w:val="0"/>
               <w:snapToGrid w:val="0"/>
               <w:spacing w:before="173" w:line="229" w:lineRule="auto"/>
-              <w:ind w:left="0" w:right="0" w:firstLine="0" w:leftChars="0" w:rightChars="0" w:firstLineChars="0"/>
+              <w:ind w:left="0" w:leftChars="0" w:right="0" w:rightChars="0" w:firstLine="0" w:firstLineChars="0"/>
               <w:jc w:val="center"/>
               <w:textAlignment w:val="baseline"/>
               <w:rPr>
-                <w:rFonts w:ascii="宋体" w:eastAsia="宋体" w:hAnsi="宋体" w:cs="宋体"/>
-                <w:snapToGrid w:val="0"/>
-                <w:color w:val="000000"/>
+                <w:rFonts w:ascii="宋体" w:hAnsi="宋体" w:eastAsia="宋体" w:cs="宋体"/>
                 <w:spacing w:val="200"/>
                 <w:kern w:val="0"/>
                 <w:sz w:val="20"/>
                 <w:szCs w:val="20"/>
-                <w:lang w:val="en-US" w:eastAsia="en-US" w:bidi="ar-SA"/>
               </w:rPr>
             </w:pPr>
             <w:r>
               <w:rPr>
-                <w:rFonts w:asciiTheme="minorAscii" w:eastAsiaTheme="minorEastAsia" w:hAnsiTheme="minorAscii" w:hint="eastAsia"/>
+                <w:rFonts w:hint="eastAsia" w:asciiTheme="minorAscii" w:hAnsiTheme="minorAscii" w:eastAsiaTheme="minorEastAsia"/>
                 <w:spacing w:val="0"/>
                 <w:kern w:val="0"/>
                 <w:sz w:val="21"/>
@@ -1384,7 +1387,6 @@
         <w:tc>
           <w:tcPr>
             <w:tcW w:w="915" w:type="dxa"/>
-            <w:shd w:val="clear" w:color="auto" w:fill="auto"/>
           </w:tcPr>
           <w:p>
             <w:pPr>
@@ -1401,22 +1403,18 @@
               <w:adjustRightInd w:val="0"/>
               <w:snapToGrid w:val="0"/>
               <w:spacing w:before="173" w:line="229" w:lineRule="auto"/>
-              <w:ind w:left="0" w:right="0" w:firstLine="0" w:leftChars="0" w:rightChars="0" w:firstLineChars="0"/>
+              <w:ind w:left="0" w:leftChars="0" w:right="0" w:rightChars="0" w:firstLine="0" w:firstLineChars="0"/>
               <w:jc w:val="center"/>
               <w:textAlignment w:val="baseline"/>
               <w:rPr>
-                <w:rFonts w:ascii="宋体" w:eastAsia="宋体" w:hAnsi="宋体" w:cs="宋体"/>
-                <w:snapToGrid w:val="0"/>
-                <w:color w:val="000000"/>
-                <w:kern w:val="0"/>
+                <w:rFonts w:ascii="宋体" w:hAnsi="宋体" w:eastAsia="宋体" w:cs="宋体"/>
                 <w:sz w:val="20"/>
                 <w:szCs w:val="20"/>
-                <w:lang w:val="en-US" w:eastAsia="en-US" w:bidi="ar-SA"/>
               </w:rPr>
             </w:pPr>
             <w:r>
               <w:rPr>
-                <w:rFonts w:asciiTheme="minorAscii" w:eastAsiaTheme="minorEastAsia" w:hAnsiTheme="minorAscii" w:hint="eastAsia"/>
+                <w:rFonts w:hint="eastAsia" w:asciiTheme="minorAscii" w:hAnsiTheme="minorAscii" w:eastAsiaTheme="minorEastAsia"/>
                 <w:spacing w:val="0"/>
                 <w:kern w:val="0"/>
                 <w:sz w:val="21"/>
@@ -1430,9 +1428,14 @@
       </w:tr>
       <w:tr>
         <w:tblPrEx>
-          <w:tblW w:w="8214" w:type="dxa"/>
-          <w:jc w:val="center"/>
-          <w:tblLayout w:type="fixed"/>
+          <w:tblBorders>
+            <w:top w:val="single" w:color="000000" w:sz="2" w:space="0"/>
+            <w:left w:val="single" w:color="000000" w:sz="2" w:space="0"/>
+            <w:bottom w:val="single" w:color="000000" w:sz="2" w:space="0"/>
+            <w:right w:val="single" w:color="000000" w:sz="2" w:space="0"/>
+            <w:insideH w:val="single" w:color="000000" w:sz="2" w:space="0"/>
+            <w:insideV w:val="single" w:color="000000" w:sz="2" w:space="0"/>
+          </w:tblBorders>
           <w:tblCellMar>
             <w:top w:w="0" w:type="dxa"/>
             <w:left w:w="0" w:type="dxa"/>
@@ -1441,16 +1444,16 @@
           </w:tblCellMar>
         </w:tblPrEx>
         <w:trPr>
-          <w:trHeight w:val="556"/>
+          <w:trHeight w:val="556" w:hRule="atLeast"/>
           <w:jc w:val="center"/>
         </w:trPr>
         <w:tc>
           <w:tcPr>
             <w:tcW w:w="1317" w:type="dxa"/>
-            <w:shd w:val="clear" w:color="auto" w:fill="auto"/>
           </w:tcPr>
           <w:p>
             <w:pPr>
+              <w:pStyle w:val="27"/>
               <w:keepNext w:val="0"/>
               <w:keepLines w:val="0"/>
               <w:pageBreakBefore w:val="0"/>
@@ -1463,50 +1466,19 @@
               <w:bidi w:val="0"/>
               <w:adjustRightInd w:val="0"/>
               <w:snapToGrid w:val="0"/>
-              <w:spacing w:before="173" w:line="267" w:lineRule="exact"/>
-              <w:ind w:left="0" w:right="0" w:firstLine="0" w:leftChars="0" w:rightChars="0" w:firstLineChars="0"/>
+              <w:ind w:left="0" w:leftChars="0" w:right="0" w:rightChars="0" w:firstLine="0" w:firstLineChars="0"/>
               <w:jc w:val="center"/>
               <w:textAlignment w:val="baseline"/>
-              <w:rPr>
-                <w:rFonts w:ascii="宋体" w:eastAsia="宋体" w:hAnsi="宋体" w:cs="宋体" w:hint="default"/>
-                <w:snapToGrid w:val="0"/>
-                <w:color w:val="000000"/>
-                <w:kern w:val="0"/>
-                <w:sz w:val="20"/>
-                <w:szCs w:val="20"/>
-                <w:lang w:val="en-US" w:eastAsia="en-US" w:bidi="ar-SA"/>
-              </w:rPr>
             </w:pPr>
-            <w:r>
-              <w:rPr>
-                <w:rFonts w:ascii="宋体" w:eastAsia="宋体" w:hAnsi="宋体" w:cs="宋体"/>
-                <w:spacing w:val="3"/>
-                <w:position w:val="1"/>
-                <w:sz w:val="20"/>
-                <w:szCs w:val="20"/>
-              </w:rPr>
-              <w:t>2025.1.</w:t>
-            </w:r>
-            <w:r>
-              <w:rPr>
-                <w:rFonts w:ascii="宋体" w:hAnsi="宋体" w:cs="宋体" w:hint="eastAsia"/>
-                <w:spacing w:val="3"/>
-                <w:position w:val="1"/>
-                <w:sz w:val="20"/>
-                <w:szCs w:val="20"/>
-                <w:lang w:val="en-US" w:eastAsia="zh-CN"/>
-              </w:rPr>
-              <w:t>10</w:t>
-            </w:r>
           </w:p>
         </w:tc>
         <w:tc>
           <w:tcPr>
             <w:tcW w:w="972" w:type="dxa"/>
-            <w:shd w:val="clear" w:color="auto" w:fill="auto"/>
           </w:tcPr>
           <w:p>
             <w:pPr>
+              <w:pStyle w:val="27"/>
               <w:keepNext w:val="0"/>
               <w:keepLines w:val="0"/>
               <w:pageBreakBefore w:val="0"/>
@@ -1519,39 +1491,19 @@
               <w:bidi w:val="0"/>
               <w:adjustRightInd w:val="0"/>
               <w:snapToGrid w:val="0"/>
-              <w:spacing w:before="173" w:line="267" w:lineRule="exact"/>
-              <w:ind w:left="0" w:right="0" w:firstLine="0" w:leftChars="0" w:rightChars="0" w:firstLineChars="0"/>
+              <w:ind w:left="0" w:leftChars="0" w:right="0" w:rightChars="0" w:firstLine="0" w:firstLineChars="0"/>
               <w:jc w:val="center"/>
               <w:textAlignment w:val="baseline"/>
-              <w:rPr>
-                <w:rFonts w:ascii="宋体" w:eastAsia="宋体" w:hAnsi="宋体" w:cs="宋体"/>
-                <w:snapToGrid w:val="0"/>
-                <w:color w:val="000000"/>
-                <w:kern w:val="0"/>
-                <w:sz w:val="20"/>
-                <w:szCs w:val="20"/>
-                <w:lang w:val="en-US" w:eastAsia="en-US" w:bidi="ar-SA"/>
-              </w:rPr>
             </w:pPr>
-            <w:r>
-              <w:rPr>
-                <w:rFonts w:ascii="宋体" w:eastAsia="宋体" w:hAnsi="宋体" w:cs="宋体"/>
-                <w:spacing w:val="4"/>
-                <w:position w:val="1"/>
-                <w:sz w:val="20"/>
-                <w:szCs w:val="20"/>
-              </w:rPr>
-              <w:t>V1.0</w:t>
-            </w:r>
           </w:p>
         </w:tc>
         <w:tc>
           <w:tcPr>
             <w:tcW w:w="1575" w:type="dxa"/>
-            <w:shd w:val="clear" w:color="auto" w:fill="auto"/>
           </w:tcPr>
           <w:p>
             <w:pPr>
+              <w:pStyle w:val="27"/>
               <w:keepNext w:val="0"/>
               <w:keepLines w:val="0"/>
               <w:pageBreakBefore w:val="0"/>
@@ -1564,41 +1516,19 @@
               <w:bidi w:val="0"/>
               <w:adjustRightInd w:val="0"/>
               <w:snapToGrid w:val="0"/>
-              <w:spacing w:before="172" w:line="228" w:lineRule="auto"/>
-              <w:ind w:left="0" w:right="0" w:firstLine="0" w:leftChars="0" w:rightChars="0" w:firstLineChars="0"/>
+              <w:ind w:left="0" w:leftChars="0" w:right="0" w:rightChars="0" w:firstLine="0" w:firstLineChars="0"/>
               <w:jc w:val="center"/>
               <w:textAlignment w:val="baseline"/>
-              <w:rPr>
-                <w:rFonts w:ascii="宋体" w:eastAsia="宋体" w:hAnsi="宋体" w:cs="宋体" w:hint="default"/>
-                <w:snapToGrid w:val="0"/>
-                <w:color w:val="000000"/>
-                <w:kern w:val="0"/>
-                <w:sz w:val="20"/>
-                <w:szCs w:val="20"/>
-                <w:lang w:val="en-US" w:eastAsia="zh-CN" w:bidi="ar-SA"/>
-              </w:rPr>
             </w:pPr>
-            <w:r>
-              <w:rPr>
-                <w:rFonts w:ascii="宋体" w:hAnsi="宋体" w:cs="宋体" w:hint="eastAsia"/>
-                <w:snapToGrid w:val="0"/>
-                <w:color w:val="000000"/>
-                <w:kern w:val="0"/>
-                <w:sz w:val="20"/>
-                <w:szCs w:val="20"/>
-                <w:lang w:val="en-US" w:eastAsia="zh-CN" w:bidi="ar-SA"/>
-              </w:rPr>
-              <w:t>添加离职审批</w:t>
-            </w:r>
           </w:p>
         </w:tc>
         <w:tc>
           <w:tcPr>
             <w:tcW w:w="1829" w:type="dxa"/>
-            <w:shd w:val="clear" w:color="auto" w:fill="auto"/>
           </w:tcPr>
           <w:p>
             <w:pPr>
+              <w:pStyle w:val="27"/>
               <w:keepNext w:val="0"/>
               <w:keepLines w:val="0"/>
               <w:pageBreakBefore w:val="0"/>
@@ -1611,41 +1541,19 @@
               <w:bidi w:val="0"/>
               <w:adjustRightInd w:val="0"/>
               <w:snapToGrid w:val="0"/>
-              <w:spacing w:before="172" w:line="228" w:lineRule="auto"/>
-              <w:ind w:left="0" w:right="0" w:firstLine="0" w:leftChars="0" w:rightChars="0" w:firstLineChars="0"/>
+              <w:ind w:left="0" w:leftChars="0" w:right="0" w:rightChars="0" w:firstLine="0" w:firstLineChars="0"/>
               <w:jc w:val="center"/>
               <w:textAlignment w:val="baseline"/>
-              <w:rPr>
-                <w:rFonts w:ascii="宋体" w:eastAsia="宋体" w:hAnsi="宋体" w:cs="宋体"/>
-                <w:snapToGrid w:val="0"/>
-                <w:color w:val="000000"/>
-                <w:spacing w:val="200"/>
-                <w:kern w:val="0"/>
-                <w:sz w:val="20"/>
-                <w:szCs w:val="20"/>
-                <w:lang w:val="en-US" w:eastAsia="en-US" w:bidi="ar-SA"/>
-              </w:rPr>
             </w:pPr>
-            <w:r>
-              <w:rPr>
-                <w:rFonts w:ascii="宋体" w:eastAsia="宋体" w:hAnsi="宋体" w:cs="宋体" w:hint="eastAsia"/>
-                <w:spacing w:val="200"/>
-                <w:kern w:val="0"/>
-                <w:sz w:val="20"/>
-                <w:szCs w:val="20"/>
-                <w:lang w:val="en-US" w:eastAsia="zh-CN"/>
-              </w:rPr>
-              <w:t>平湾</w:t>
-            </w:r>
           </w:p>
         </w:tc>
         <w:tc>
           <w:tcPr>
             <w:tcW w:w="1606" w:type="dxa"/>
-            <w:shd w:val="clear" w:color="auto" w:fill="auto"/>
           </w:tcPr>
           <w:p>
             <w:pPr>
+              <w:pStyle w:val="27"/>
               <w:keepNext w:val="0"/>
               <w:keepLines w:val="0"/>
               <w:pageBreakBefore w:val="0"/>
@@ -1658,41 +1566,19 @@
               <w:bidi w:val="0"/>
               <w:adjustRightInd w:val="0"/>
               <w:snapToGrid w:val="0"/>
-              <w:spacing w:before="173" w:line="229" w:lineRule="auto"/>
-              <w:ind w:left="0" w:right="0" w:firstLine="0" w:leftChars="0" w:rightChars="0" w:firstLineChars="0"/>
+              <w:ind w:left="0" w:leftChars="0" w:right="0" w:rightChars="0" w:firstLine="0" w:firstLineChars="0"/>
               <w:jc w:val="center"/>
               <w:textAlignment w:val="baseline"/>
-              <w:rPr>
-                <w:rFonts w:ascii="宋体" w:eastAsia="宋体" w:hAnsi="宋体" w:cs="宋体"/>
-                <w:snapToGrid w:val="0"/>
-                <w:color w:val="000000"/>
-                <w:spacing w:val="200"/>
-                <w:kern w:val="0"/>
-                <w:sz w:val="20"/>
-                <w:szCs w:val="20"/>
-                <w:lang w:val="en-US" w:eastAsia="en-US" w:bidi="ar-SA"/>
-              </w:rPr>
             </w:pPr>
-            <w:r>
-              <w:rPr>
-                <w:rFonts w:asciiTheme="minorAscii" w:eastAsiaTheme="minorEastAsia" w:hAnsiTheme="minorAscii" w:hint="eastAsia"/>
-                <w:spacing w:val="0"/>
-                <w:kern w:val="0"/>
-                <w:sz w:val="21"/>
-                <w:vertAlign w:val="baseline"/>
-                <w:lang w:val="en-US" w:eastAsia="zh-CN"/>
-              </w:rPr>
-              <w:t>茅建根</w:t>
-            </w:r>
           </w:p>
         </w:tc>
         <w:tc>
           <w:tcPr>
             <w:tcW w:w="915" w:type="dxa"/>
-            <w:shd w:val="clear" w:color="auto" w:fill="auto"/>
           </w:tcPr>
           <w:p>
             <w:pPr>
+              <w:pStyle w:val="27"/>
               <w:keepNext w:val="0"/>
               <w:keepLines w:val="0"/>
               <w:pageBreakBefore w:val="0"/>
@@ -1705,39 +1591,23 @@
               <w:bidi w:val="0"/>
               <w:adjustRightInd w:val="0"/>
               <w:snapToGrid w:val="0"/>
-              <w:spacing w:before="173" w:line="229" w:lineRule="auto"/>
-              <w:ind w:left="0" w:right="0" w:firstLine="0" w:leftChars="0" w:rightChars="0" w:firstLineChars="0"/>
+              <w:ind w:left="0" w:leftChars="0" w:right="0" w:rightChars="0" w:firstLine="0" w:firstLineChars="0"/>
               <w:jc w:val="center"/>
               <w:textAlignment w:val="baseline"/>
-              <w:rPr>
-                <w:rFonts w:ascii="宋体" w:eastAsia="宋体" w:hAnsi="宋体" w:cs="宋体"/>
-                <w:snapToGrid w:val="0"/>
-                <w:color w:val="000000"/>
-                <w:kern w:val="0"/>
-                <w:sz w:val="20"/>
-                <w:szCs w:val="20"/>
-                <w:lang w:val="en-US" w:eastAsia="en-US" w:bidi="ar-SA"/>
-              </w:rPr>
             </w:pPr>
-            <w:r>
-              <w:rPr>
-                <w:rFonts w:asciiTheme="minorAscii" w:eastAsiaTheme="minorEastAsia" w:hAnsiTheme="minorAscii" w:hint="eastAsia"/>
-                <w:spacing w:val="0"/>
-                <w:kern w:val="0"/>
-                <w:sz w:val="21"/>
-                <w:vertAlign w:val="baseline"/>
-                <w:lang w:val="en-US" w:eastAsia="zh-CN"/>
-              </w:rPr>
-              <w:t>吴亚红</w:t>
-            </w:r>
           </w:p>
         </w:tc>
       </w:tr>
       <w:tr>
         <w:tblPrEx>
-          <w:tblW w:w="8214" w:type="dxa"/>
-          <w:jc w:val="center"/>
-          <w:tblLayout w:type="fixed"/>
+          <w:tblBorders>
+            <w:top w:val="single" w:color="000000" w:sz="2" w:space="0"/>
+            <w:left w:val="single" w:color="000000" w:sz="2" w:space="0"/>
+            <w:bottom w:val="single" w:color="000000" w:sz="2" w:space="0"/>
+            <w:right w:val="single" w:color="000000" w:sz="2" w:space="0"/>
+            <w:insideH w:val="single" w:color="000000" w:sz="2" w:space="0"/>
+            <w:insideV w:val="single" w:color="000000" w:sz="2" w:space="0"/>
+          </w:tblBorders>
           <w:tblCellMar>
             <w:top w:w="0" w:type="dxa"/>
             <w:left w:w="0" w:type="dxa"/>
@@ -1746,7 +1616,7 @@
           </w:tblCellMar>
         </w:tblPrEx>
         <w:trPr>
-          <w:trHeight w:val="556"/>
+          <w:trHeight w:val="557" w:hRule="atLeast"/>
           <w:jc w:val="center"/>
         </w:trPr>
         <w:tc>
@@ -1755,7 +1625,7 @@
           </w:tcPr>
           <w:p>
             <w:pPr>
-              <w:pStyle w:val="TableText"/>
+              <w:pStyle w:val="27"/>
               <w:keepNext w:val="0"/>
               <w:keepLines w:val="0"/>
               <w:pageBreakBefore w:val="0"/>
@@ -1768,7 +1638,7 @@
               <w:bidi w:val="0"/>
               <w:adjustRightInd w:val="0"/>
               <w:snapToGrid w:val="0"/>
-              <w:ind w:left="0" w:right="0" w:firstLine="0" w:leftChars="0" w:rightChars="0" w:firstLineChars="0"/>
+              <w:ind w:left="0" w:leftChars="0" w:right="0" w:rightChars="0" w:firstLine="0" w:firstLineChars="0"/>
               <w:jc w:val="center"/>
               <w:textAlignment w:val="baseline"/>
             </w:pPr>
@@ -1780,7 +1650,7 @@
           </w:tcPr>
           <w:p>
             <w:pPr>
-              <w:pStyle w:val="TableText"/>
+              <w:pStyle w:val="27"/>
               <w:keepNext w:val="0"/>
               <w:keepLines w:val="0"/>
               <w:pageBreakBefore w:val="0"/>
@@ -1793,7 +1663,7 @@
               <w:bidi w:val="0"/>
               <w:adjustRightInd w:val="0"/>
               <w:snapToGrid w:val="0"/>
-              <w:ind w:left="0" w:right="0" w:firstLine="0" w:leftChars="0" w:rightChars="0" w:firstLineChars="0"/>
+              <w:ind w:left="0" w:leftChars="0" w:right="0" w:rightChars="0" w:firstLine="0" w:firstLineChars="0"/>
               <w:jc w:val="center"/>
               <w:textAlignment w:val="baseline"/>
             </w:pPr>
@@ -1805,7 +1675,7 @@
           </w:tcPr>
           <w:p>
             <w:pPr>
-              <w:pStyle w:val="TableText"/>
+              <w:pStyle w:val="27"/>
               <w:keepNext w:val="0"/>
               <w:keepLines w:val="0"/>
               <w:pageBreakBefore w:val="0"/>
@@ -1818,7 +1688,7 @@
               <w:bidi w:val="0"/>
               <w:adjustRightInd w:val="0"/>
               <w:snapToGrid w:val="0"/>
-              <w:ind w:left="0" w:right="0" w:firstLine="0" w:leftChars="0" w:rightChars="0" w:firstLineChars="0"/>
+              <w:ind w:left="0" w:leftChars="0" w:right="0" w:rightChars="0" w:firstLine="0" w:firstLineChars="0"/>
               <w:jc w:val="center"/>
               <w:textAlignment w:val="baseline"/>
             </w:pPr>
@@ -1830,7 +1700,7 @@
           </w:tcPr>
           <w:p>
             <w:pPr>
-              <w:pStyle w:val="TableText"/>
+              <w:pStyle w:val="27"/>
               <w:keepNext w:val="0"/>
               <w:keepLines w:val="0"/>
               <w:pageBreakBefore w:val="0"/>
@@ -1843,7 +1713,7 @@
               <w:bidi w:val="0"/>
               <w:adjustRightInd w:val="0"/>
               <w:snapToGrid w:val="0"/>
-              <w:ind w:left="0" w:right="0" w:firstLine="0" w:leftChars="0" w:rightChars="0" w:firstLineChars="0"/>
+              <w:ind w:left="0" w:leftChars="0" w:right="0" w:rightChars="0" w:firstLine="0" w:firstLineChars="0"/>
               <w:jc w:val="center"/>
               <w:textAlignment w:val="baseline"/>
             </w:pPr>
@@ -1855,7 +1725,7 @@
           </w:tcPr>
           <w:p>
             <w:pPr>
-              <w:pStyle w:val="TableText"/>
+              <w:pStyle w:val="27"/>
               <w:keepNext w:val="0"/>
               <w:keepLines w:val="0"/>
               <w:pageBreakBefore w:val="0"/>
@@ -1868,7 +1738,7 @@
               <w:bidi w:val="0"/>
               <w:adjustRightInd w:val="0"/>
               <w:snapToGrid w:val="0"/>
-              <w:ind w:left="0" w:right="0" w:firstLine="0" w:leftChars="0" w:rightChars="0" w:firstLineChars="0"/>
+              <w:ind w:left="0" w:leftChars="0" w:right="0" w:rightChars="0" w:firstLine="0" w:firstLineChars="0"/>
               <w:jc w:val="center"/>
               <w:textAlignment w:val="baseline"/>
             </w:pPr>
@@ -1880,7 +1750,7 @@
           </w:tcPr>
           <w:p>
             <w:pPr>
-              <w:pStyle w:val="TableText"/>
+              <w:pStyle w:val="27"/>
               <w:keepNext w:val="0"/>
               <w:keepLines w:val="0"/>
               <w:pageBreakBefore w:val="0"/>
@@ -1893,174 +1763,7 @@
               <w:bidi w:val="0"/>
               <w:adjustRightInd w:val="0"/>
               <w:snapToGrid w:val="0"/>
-              <w:ind w:left="0" w:right="0" w:firstLine="0" w:leftChars="0" w:rightChars="0" w:firstLineChars="0"/>
-              <w:jc w:val="center"/>
-              <w:textAlignment w:val="baseline"/>
-            </w:pPr>
-          </w:p>
-        </w:tc>
-      </w:tr>
-      <w:tr>
-        <w:tblPrEx>
-          <w:tblW w:w="8214" w:type="dxa"/>
-          <w:jc w:val="center"/>
-          <w:tblLayout w:type="fixed"/>
-          <w:tblCellMar>
-            <w:top w:w="0" w:type="dxa"/>
-            <w:left w:w="0" w:type="dxa"/>
-            <w:bottom w:w="0" w:type="dxa"/>
-            <w:right w:w="0" w:type="dxa"/>
-          </w:tblCellMar>
-        </w:tblPrEx>
-        <w:trPr>
-          <w:trHeight w:val="557"/>
-          <w:jc w:val="center"/>
-        </w:trPr>
-        <w:tc>
-          <w:tcPr>
-            <w:tcW w:w="1317" w:type="dxa"/>
-          </w:tcPr>
-          <w:p>
-            <w:pPr>
-              <w:pStyle w:val="TableText"/>
-              <w:keepNext w:val="0"/>
-              <w:keepLines w:val="0"/>
-              <w:pageBreakBefore w:val="0"/>
-              <w:widowControl w:val="0"/>
-              <w:kinsoku w:val="0"/>
-              <w:wordWrap/>
-              <w:overflowPunct/>
-              <w:autoSpaceDE w:val="0"/>
-              <w:autoSpaceDN w:val="0"/>
-              <w:bidi w:val="0"/>
-              <w:adjustRightInd w:val="0"/>
-              <w:snapToGrid w:val="0"/>
-              <w:ind w:left="0" w:right="0" w:firstLine="0" w:leftChars="0" w:rightChars="0" w:firstLineChars="0"/>
-              <w:jc w:val="center"/>
-              <w:textAlignment w:val="baseline"/>
-            </w:pPr>
-          </w:p>
-        </w:tc>
-        <w:tc>
-          <w:tcPr>
-            <w:tcW w:w="972" w:type="dxa"/>
-          </w:tcPr>
-          <w:p>
-            <w:pPr>
-              <w:pStyle w:val="TableText"/>
-              <w:keepNext w:val="0"/>
-              <w:keepLines w:val="0"/>
-              <w:pageBreakBefore w:val="0"/>
-              <w:widowControl w:val="0"/>
-              <w:kinsoku w:val="0"/>
-              <w:wordWrap/>
-              <w:overflowPunct/>
-              <w:autoSpaceDE w:val="0"/>
-              <w:autoSpaceDN w:val="0"/>
-              <w:bidi w:val="0"/>
-              <w:adjustRightInd w:val="0"/>
-              <w:snapToGrid w:val="0"/>
-              <w:ind w:left="0" w:right="0" w:firstLine="0" w:leftChars="0" w:rightChars="0" w:firstLineChars="0"/>
-              <w:jc w:val="center"/>
-              <w:textAlignment w:val="baseline"/>
-            </w:pPr>
-          </w:p>
-        </w:tc>
-        <w:tc>
-          <w:tcPr>
-            <w:tcW w:w="1575" w:type="dxa"/>
-          </w:tcPr>
-          <w:p>
-            <w:pPr>
-              <w:pStyle w:val="TableText"/>
-              <w:keepNext w:val="0"/>
-              <w:keepLines w:val="0"/>
-              <w:pageBreakBefore w:val="0"/>
-              <w:widowControl w:val="0"/>
-              <w:kinsoku w:val="0"/>
-              <w:wordWrap/>
-              <w:overflowPunct/>
-              <w:autoSpaceDE w:val="0"/>
-              <w:autoSpaceDN w:val="0"/>
-              <w:bidi w:val="0"/>
-              <w:adjustRightInd w:val="0"/>
-              <w:snapToGrid w:val="0"/>
-              <w:ind w:left="0" w:right="0" w:firstLine="0" w:leftChars="0" w:rightChars="0" w:firstLineChars="0"/>
-              <w:jc w:val="center"/>
-              <w:textAlignment w:val="baseline"/>
-            </w:pPr>
-          </w:p>
-        </w:tc>
-        <w:tc>
-          <w:tcPr>
-            <w:tcW w:w="1829" w:type="dxa"/>
-          </w:tcPr>
-          <w:p>
-            <w:pPr>
-              <w:pStyle w:val="TableText"/>
-              <w:keepNext w:val="0"/>
-              <w:keepLines w:val="0"/>
-              <w:pageBreakBefore w:val="0"/>
-              <w:widowControl w:val="0"/>
-              <w:kinsoku w:val="0"/>
-              <w:wordWrap/>
-              <w:overflowPunct/>
-              <w:autoSpaceDE w:val="0"/>
-              <w:autoSpaceDN w:val="0"/>
-              <w:bidi w:val="0"/>
-              <w:adjustRightInd w:val="0"/>
-              <w:snapToGrid w:val="0"/>
-              <w:ind w:left="0" w:right="0" w:firstLine="0" w:leftChars="0" w:rightChars="0" w:firstLineChars="0"/>
-              <w:jc w:val="center"/>
-              <w:textAlignment w:val="baseline"/>
-            </w:pPr>
-          </w:p>
-        </w:tc>
-        <w:tc>
-          <w:tcPr>
-            <w:tcW w:w="1606" w:type="dxa"/>
-          </w:tcPr>
-          <w:p>
-            <w:pPr>
-              <w:pStyle w:val="TableText"/>
-              <w:keepNext w:val="0"/>
-              <w:keepLines w:val="0"/>
-              <w:pageBreakBefore w:val="0"/>
-              <w:widowControl w:val="0"/>
-              <w:kinsoku w:val="0"/>
-              <w:wordWrap/>
-              <w:overflowPunct/>
-              <w:autoSpaceDE w:val="0"/>
-              <w:autoSpaceDN w:val="0"/>
-              <w:bidi w:val="0"/>
-              <w:adjustRightInd w:val="0"/>
-              <w:snapToGrid w:val="0"/>
-              <w:ind w:left="0" w:right="0" w:firstLine="0" w:leftChars="0" w:rightChars="0" w:firstLineChars="0"/>
-              <w:jc w:val="center"/>
-              <w:textAlignment w:val="baseline"/>
-            </w:pPr>
-          </w:p>
-        </w:tc>
-        <w:tc>
-          <w:tcPr>
-            <w:tcW w:w="915" w:type="dxa"/>
-          </w:tcPr>
-          <w:p>
-            <w:pPr>
-              <w:pStyle w:val="TableText"/>
-              <w:keepNext w:val="0"/>
-              <w:keepLines w:val="0"/>
-              <w:pageBreakBefore w:val="0"/>
-              <w:widowControl w:val="0"/>
-              <w:kinsoku w:val="0"/>
-              <w:wordWrap/>
-              <w:overflowPunct/>
-              <w:autoSpaceDE w:val="0"/>
-              <w:autoSpaceDN w:val="0"/>
-              <w:bidi w:val="0"/>
-              <w:adjustRightInd w:val="0"/>
-              <w:snapToGrid w:val="0"/>
-              <w:ind w:left="0" w:right="0" w:firstLine="0" w:leftChars="0" w:rightChars="0" w:firstLineChars="0"/>
+              <w:ind w:left="0" w:leftChars="0" w:right="0" w:rightChars="0" w:firstLine="0" w:firstLineChars="0"/>
               <w:jc w:val="center"/>
               <w:textAlignment w:val="baseline"/>
             </w:pPr>
@@ -2092,7 +1795,7 @@
     <w:sdt>
       <w:sdtPr>
         <w:rPr>
-          <w:rFonts w:ascii="宋体" w:eastAsia="宋体" w:hAnsi="宋体" w:cs="宋体" w:hint="eastAsia"/>
+          <w:rFonts w:hint="eastAsia" w:ascii="宋体" w:hAnsi="宋体" w:eastAsia="宋体" w:cs="宋体"/>
           <w:snapToGrid w:val="0"/>
           <w:color w:val="000000"/>
           <w:kern w:val="0"/>
@@ -2108,7 +1811,7 @@
       </w:sdtPr>
       <w:sdtEndPr>
         <w:rPr>
-          <w:rFonts w:ascii="宋体" w:eastAsia="宋体" w:hAnsi="宋体" w:cs="宋体" w:hint="eastAsia"/>
+          <w:rFonts w:hint="eastAsia" w:ascii="宋体" w:hAnsi="宋体" w:eastAsia="宋体" w:cs="宋体"/>
           <w:snapToGrid w:val="0"/>
           <w:color w:val="000000"/>
           <w:kern w:val="0"/>
@@ -2134,18 +1837,18 @@
             <w:adjustRightInd w:val="0"/>
             <w:snapToGrid w:val="0"/>
             <w:spacing w:before="0" w:beforeLines="0" w:after="0" w:afterLines="0" w:line="240" w:lineRule="atLeast"/>
-            <w:ind w:left="0" w:right="0" w:firstLine="0" w:leftChars="0" w:rightChars="0" w:firstLineChars="0"/>
+            <w:ind w:left="0" w:leftChars="0" w:right="0" w:rightChars="0" w:firstLine="0" w:firstLineChars="0"/>
             <w:jc w:val="center"/>
             <w:textAlignment w:val="baseline"/>
             <w:rPr>
-              <w:rFonts w:ascii="宋体" w:eastAsia="宋体" w:hAnsi="宋体" w:cs="宋体" w:hint="eastAsia"/>
+              <w:rFonts w:hint="eastAsia" w:ascii="宋体" w:hAnsi="宋体" w:eastAsia="宋体" w:cs="宋体"/>
               <w:sz w:val="21"/>
               <w:szCs w:val="21"/>
             </w:rPr>
           </w:pPr>
           <w:r>
             <w:rPr>
-              <w:rFonts w:ascii="宋体" w:eastAsia="宋体" w:hAnsi="宋体" w:cs="宋体" w:hint="eastAsia"/>
+              <w:rFonts w:hint="eastAsia" w:ascii="宋体" w:hAnsi="宋体" w:eastAsia="宋体" w:cs="宋体"/>
               <w:sz w:val="21"/>
               <w:szCs w:val="21"/>
             </w:rPr>
@@ -2154,14 +1857,14 @@
         </w:p>
         <w:p>
           <w:pPr>
-            <w:pStyle w:val="TOC1"/>
+            <w:pStyle w:val="16"/>
             <w:tabs>
               <w:tab w:val="right" w:leader="dot" w:pos="8306"/>
             </w:tabs>
           </w:pPr>
           <w:r>
             <w:rPr>
-              <w:rFonts w:ascii="宋体" w:eastAsia="宋体" w:hAnsi="宋体" w:cs="宋体" w:hint="eastAsia"/>
+              <w:rFonts w:hint="eastAsia" w:ascii="宋体" w:hAnsi="宋体" w:eastAsia="宋体" w:cs="宋体"/>
               <w:sz w:val="21"/>
               <w:szCs w:val="21"/>
             </w:rPr>
@@ -2169,7 +1872,7 @@
           </w:r>
           <w:r>
             <w:rPr>
-              <w:rFonts w:ascii="宋体" w:eastAsia="宋体" w:hAnsi="宋体" w:cs="宋体" w:hint="eastAsia"/>
+              <w:rFonts w:hint="eastAsia" w:ascii="宋体" w:hAnsi="宋体" w:eastAsia="宋体" w:cs="宋体"/>
               <w:sz w:val="21"/>
               <w:szCs w:val="21"/>
             </w:rPr>
@@ -2177,7 +1880,7 @@
           </w:r>
           <w:r>
             <w:rPr>
-              <w:rFonts w:ascii="宋体" w:eastAsia="宋体" w:hAnsi="宋体" w:cs="宋体" w:hint="eastAsia"/>
+              <w:rFonts w:hint="eastAsia" w:ascii="宋体" w:hAnsi="宋体" w:eastAsia="宋体" w:cs="宋体"/>
               <w:sz w:val="21"/>
               <w:szCs w:val="21"/>
             </w:rPr>
@@ -2185,21 +1888,21 @@
           </w:r>
           <w:r>
             <w:rPr>
-              <w:rFonts w:ascii="宋体" w:eastAsia="宋体" w:hAnsi="宋体" w:cs="宋体" w:hint="eastAsia"/>
+              <w:rFonts w:hint="eastAsia" w:ascii="宋体" w:hAnsi="宋体" w:eastAsia="宋体" w:cs="宋体"/>
               <w:szCs w:val="21"/>
             </w:rPr>
             <w:fldChar w:fldCharType="begin"/>
           </w:r>
           <w:r>
             <w:rPr>
-              <w:rFonts w:ascii="宋体" w:eastAsia="宋体" w:hAnsi="宋体" w:cs="宋体" w:hint="eastAsia"/>
+              <w:rFonts w:hint="eastAsia" w:ascii="宋体" w:hAnsi="宋体" w:eastAsia="宋体" w:cs="宋体"/>
               <w:szCs w:val="21"/>
             </w:rPr>
             <w:instrText xml:space="preserve"> HYPERLINK \l _Toc30189 </w:instrText>
           </w:r>
           <w:r>
             <w:rPr>
-              <w:rFonts w:ascii="宋体" w:eastAsia="宋体" w:hAnsi="宋体" w:cs="宋体" w:hint="eastAsia"/>
+              <w:rFonts w:hint="eastAsia" w:ascii="宋体" w:hAnsi="宋体" w:eastAsia="宋体" w:cs="宋体"/>
               <w:szCs w:val="21"/>
             </w:rPr>
             <w:fldChar w:fldCharType="separate"/>
@@ -2231,7 +1934,7 @@
           </w:r>
           <w:r>
             <w:rPr>
-              <w:rFonts w:ascii="宋体" w:eastAsia="宋体" w:hAnsi="宋体" w:cs="宋体" w:hint="eastAsia"/>
+              <w:rFonts w:hint="eastAsia" w:ascii="宋体" w:hAnsi="宋体" w:eastAsia="宋体" w:cs="宋体"/>
               <w:szCs w:val="21"/>
             </w:rPr>
             <w:fldChar w:fldCharType="end"/>
@@ -2239,28 +1942,28 @@
         </w:p>
         <w:p>
           <w:pPr>
-            <w:pStyle w:val="TOC1"/>
+            <w:pStyle w:val="16"/>
             <w:tabs>
               <w:tab w:val="right" w:leader="dot" w:pos="8306"/>
             </w:tabs>
           </w:pPr>
           <w:r>
             <w:rPr>
-              <w:rFonts w:ascii="宋体" w:eastAsia="宋体" w:hAnsi="宋体" w:cs="宋体" w:hint="eastAsia"/>
+              <w:rFonts w:hint="eastAsia" w:ascii="宋体" w:hAnsi="宋体" w:eastAsia="宋体" w:cs="宋体"/>
               <w:szCs w:val="21"/>
             </w:rPr>
             <w:fldChar w:fldCharType="begin"/>
           </w:r>
           <w:r>
             <w:rPr>
-              <w:rFonts w:ascii="宋体" w:eastAsia="宋体" w:hAnsi="宋体" w:cs="宋体" w:hint="eastAsia"/>
+              <w:rFonts w:hint="eastAsia" w:ascii="宋体" w:hAnsi="宋体" w:eastAsia="宋体" w:cs="宋体"/>
               <w:szCs w:val="21"/>
             </w:rPr>
             <w:instrText xml:space="preserve"> HYPERLINK \l _Toc17684 </w:instrText>
           </w:r>
           <w:r>
             <w:rPr>
-              <w:rFonts w:ascii="宋体" w:eastAsia="宋体" w:hAnsi="宋体" w:cs="宋体" w:hint="eastAsia"/>
+              <w:rFonts w:hint="eastAsia" w:ascii="宋体" w:hAnsi="宋体" w:eastAsia="宋体" w:cs="宋体"/>
               <w:szCs w:val="21"/>
             </w:rPr>
             <w:fldChar w:fldCharType="separate"/>
@@ -2292,7 +1995,7 @@
           </w:r>
           <w:r>
             <w:rPr>
-              <w:rFonts w:ascii="宋体" w:eastAsia="宋体" w:hAnsi="宋体" w:cs="宋体" w:hint="eastAsia"/>
+              <w:rFonts w:hint="eastAsia" w:ascii="宋体" w:hAnsi="宋体" w:eastAsia="宋体" w:cs="宋体"/>
               <w:szCs w:val="21"/>
             </w:rPr>
             <w:fldChar w:fldCharType="end"/>
@@ -2300,28 +2003,28 @@
         </w:p>
         <w:p>
           <w:pPr>
-            <w:pStyle w:val="TOC1"/>
+            <w:pStyle w:val="16"/>
             <w:tabs>
               <w:tab w:val="right" w:leader="dot" w:pos="8306"/>
             </w:tabs>
           </w:pPr>
           <w:r>
             <w:rPr>
-              <w:rFonts w:ascii="宋体" w:eastAsia="宋体" w:hAnsi="宋体" w:cs="宋体" w:hint="eastAsia"/>
+              <w:rFonts w:hint="eastAsia" w:ascii="宋体" w:hAnsi="宋体" w:eastAsia="宋体" w:cs="宋体"/>
               <w:szCs w:val="21"/>
             </w:rPr>
             <w:fldChar w:fldCharType="begin"/>
           </w:r>
           <w:r>
             <w:rPr>
-              <w:rFonts w:ascii="宋体" w:eastAsia="宋体" w:hAnsi="宋体" w:cs="宋体" w:hint="eastAsia"/>
+              <w:rFonts w:hint="eastAsia" w:ascii="宋体" w:hAnsi="宋体" w:eastAsia="宋体" w:cs="宋体"/>
               <w:szCs w:val="21"/>
             </w:rPr>
             <w:instrText xml:space="preserve"> HYPERLINK \l _Toc6429 </w:instrText>
           </w:r>
           <w:r>
             <w:rPr>
-              <w:rFonts w:ascii="宋体" w:eastAsia="宋体" w:hAnsi="宋体" w:cs="宋体" w:hint="eastAsia"/>
+              <w:rFonts w:hint="eastAsia" w:ascii="宋体" w:hAnsi="宋体" w:eastAsia="宋体" w:cs="宋体"/>
               <w:szCs w:val="21"/>
             </w:rPr>
             <w:fldChar w:fldCharType="separate"/>
@@ -2353,7 +2056,7 @@
           </w:r>
           <w:r>
             <w:rPr>
-              <w:rFonts w:ascii="宋体" w:eastAsia="宋体" w:hAnsi="宋体" w:cs="宋体" w:hint="eastAsia"/>
+              <w:rFonts w:hint="eastAsia" w:ascii="宋体" w:hAnsi="宋体" w:eastAsia="宋体" w:cs="宋体"/>
               <w:szCs w:val="21"/>
             </w:rPr>
             <w:fldChar w:fldCharType="end"/>
@@ -2361,28 +2064,28 @@
         </w:p>
         <w:p>
           <w:pPr>
-            <w:pStyle w:val="TOC2"/>
+            <w:pStyle w:val="17"/>
             <w:tabs>
               <w:tab w:val="right" w:leader="dot" w:pos="8306"/>
             </w:tabs>
           </w:pPr>
           <w:r>
             <w:rPr>
-              <w:rFonts w:ascii="宋体" w:eastAsia="宋体" w:hAnsi="宋体" w:cs="宋体" w:hint="eastAsia"/>
+              <w:rFonts w:hint="eastAsia" w:ascii="宋体" w:hAnsi="宋体" w:eastAsia="宋体" w:cs="宋体"/>
               <w:szCs w:val="21"/>
             </w:rPr>
             <w:fldChar w:fldCharType="begin"/>
           </w:r>
           <w:r>
             <w:rPr>
-              <w:rFonts w:ascii="宋体" w:eastAsia="宋体" w:hAnsi="宋体" w:cs="宋体" w:hint="eastAsia"/>
+              <w:rFonts w:hint="eastAsia" w:ascii="宋体" w:hAnsi="宋体" w:eastAsia="宋体" w:cs="宋体"/>
               <w:szCs w:val="21"/>
             </w:rPr>
             <w:instrText xml:space="preserve"> HYPERLINK \l _Toc19258 </w:instrText>
           </w:r>
           <w:r>
             <w:rPr>
-              <w:rFonts w:ascii="宋体" w:eastAsia="宋体" w:hAnsi="宋体" w:cs="宋体" w:hint="eastAsia"/>
+              <w:rFonts w:hint="eastAsia" w:ascii="宋体" w:hAnsi="宋体" w:eastAsia="宋体" w:cs="宋体"/>
               <w:szCs w:val="21"/>
             </w:rPr>
             <w:fldChar w:fldCharType="separate"/>
@@ -2414,7 +2117,7 @@
           </w:r>
           <w:r>
             <w:rPr>
-              <w:rFonts w:ascii="宋体" w:eastAsia="宋体" w:hAnsi="宋体" w:cs="宋体" w:hint="eastAsia"/>
+              <w:rFonts w:hint="eastAsia" w:ascii="宋体" w:hAnsi="宋体" w:eastAsia="宋体" w:cs="宋体"/>
               <w:szCs w:val="21"/>
             </w:rPr>
             <w:fldChar w:fldCharType="end"/>
@@ -2422,28 +2125,28 @@
         </w:p>
         <w:p>
           <w:pPr>
-            <w:pStyle w:val="TOC2"/>
+            <w:pStyle w:val="17"/>
             <w:tabs>
               <w:tab w:val="right" w:leader="dot" w:pos="8306"/>
             </w:tabs>
           </w:pPr>
           <w:r>
             <w:rPr>
-              <w:rFonts w:ascii="宋体" w:eastAsia="宋体" w:hAnsi="宋体" w:cs="宋体" w:hint="eastAsia"/>
+              <w:rFonts w:hint="eastAsia" w:ascii="宋体" w:hAnsi="宋体" w:eastAsia="宋体" w:cs="宋体"/>
               <w:szCs w:val="21"/>
             </w:rPr>
             <w:fldChar w:fldCharType="begin"/>
           </w:r>
           <w:r>
             <w:rPr>
-              <w:rFonts w:ascii="宋体" w:eastAsia="宋体" w:hAnsi="宋体" w:cs="宋体" w:hint="eastAsia"/>
+              <w:rFonts w:hint="eastAsia" w:ascii="宋体" w:hAnsi="宋体" w:eastAsia="宋体" w:cs="宋体"/>
               <w:szCs w:val="21"/>
             </w:rPr>
             <w:instrText xml:space="preserve"> HYPERLINK \l _Toc4647 </w:instrText>
           </w:r>
           <w:r>
             <w:rPr>
-              <w:rFonts w:ascii="宋体" w:eastAsia="宋体" w:hAnsi="宋体" w:cs="宋体" w:hint="eastAsia"/>
+              <w:rFonts w:hint="eastAsia" w:ascii="宋体" w:hAnsi="宋体" w:eastAsia="宋体" w:cs="宋体"/>
               <w:szCs w:val="21"/>
             </w:rPr>
             <w:fldChar w:fldCharType="separate"/>
@@ -2475,7 +2178,7 @@
           </w:r>
           <w:r>
             <w:rPr>
-              <w:rFonts w:ascii="宋体" w:eastAsia="宋体" w:hAnsi="宋体" w:cs="宋体" w:hint="eastAsia"/>
+              <w:rFonts w:hint="eastAsia" w:ascii="宋体" w:hAnsi="宋体" w:eastAsia="宋体" w:cs="宋体"/>
               <w:szCs w:val="21"/>
             </w:rPr>
             <w:fldChar w:fldCharType="end"/>
@@ -2483,28 +2186,28 @@
         </w:p>
         <w:p>
           <w:pPr>
-            <w:pStyle w:val="TOC2"/>
+            <w:pStyle w:val="17"/>
             <w:tabs>
               <w:tab w:val="right" w:leader="dot" w:pos="8306"/>
             </w:tabs>
           </w:pPr>
           <w:r>
             <w:rPr>
-              <w:rFonts w:ascii="宋体" w:eastAsia="宋体" w:hAnsi="宋体" w:cs="宋体" w:hint="eastAsia"/>
+              <w:rFonts w:hint="eastAsia" w:ascii="宋体" w:hAnsi="宋体" w:eastAsia="宋体" w:cs="宋体"/>
               <w:szCs w:val="21"/>
             </w:rPr>
             <w:fldChar w:fldCharType="begin"/>
           </w:r>
           <w:r>
             <w:rPr>
-              <w:rFonts w:ascii="宋体" w:eastAsia="宋体" w:hAnsi="宋体" w:cs="宋体" w:hint="eastAsia"/>
+              <w:rFonts w:hint="eastAsia" w:ascii="宋体" w:hAnsi="宋体" w:eastAsia="宋体" w:cs="宋体"/>
               <w:szCs w:val="21"/>
             </w:rPr>
             <w:instrText xml:space="preserve"> HYPERLINK \l _Toc11715 </w:instrText>
           </w:r>
           <w:r>
             <w:rPr>
-              <w:rFonts w:ascii="宋体" w:eastAsia="宋体" w:hAnsi="宋体" w:cs="宋体" w:hint="eastAsia"/>
+              <w:rFonts w:hint="eastAsia" w:ascii="宋体" w:hAnsi="宋体" w:eastAsia="宋体" w:cs="宋体"/>
               <w:szCs w:val="21"/>
             </w:rPr>
             <w:fldChar w:fldCharType="separate"/>
@@ -2536,7 +2239,7 @@
           </w:r>
           <w:r>
             <w:rPr>
-              <w:rFonts w:ascii="宋体" w:eastAsia="宋体" w:hAnsi="宋体" w:cs="宋体" w:hint="eastAsia"/>
+              <w:rFonts w:hint="eastAsia" w:ascii="宋体" w:hAnsi="宋体" w:eastAsia="宋体" w:cs="宋体"/>
               <w:szCs w:val="21"/>
             </w:rPr>
             <w:fldChar w:fldCharType="end"/>
@@ -2544,28 +2247,28 @@
         </w:p>
         <w:p>
           <w:pPr>
-            <w:pStyle w:val="TOC1"/>
+            <w:pStyle w:val="16"/>
             <w:tabs>
               <w:tab w:val="right" w:leader="dot" w:pos="8306"/>
             </w:tabs>
           </w:pPr>
           <w:r>
             <w:rPr>
-              <w:rFonts w:ascii="宋体" w:eastAsia="宋体" w:hAnsi="宋体" w:cs="宋体" w:hint="eastAsia"/>
+              <w:rFonts w:hint="eastAsia" w:ascii="宋体" w:hAnsi="宋体" w:eastAsia="宋体" w:cs="宋体"/>
               <w:szCs w:val="21"/>
             </w:rPr>
             <w:fldChar w:fldCharType="begin"/>
           </w:r>
           <w:r>
             <w:rPr>
-              <w:rFonts w:ascii="宋体" w:eastAsia="宋体" w:hAnsi="宋体" w:cs="宋体" w:hint="eastAsia"/>
+              <w:rFonts w:hint="eastAsia" w:ascii="宋体" w:hAnsi="宋体" w:eastAsia="宋体" w:cs="宋体"/>
               <w:szCs w:val="21"/>
             </w:rPr>
             <w:instrText xml:space="preserve"> HYPERLINK \l _Toc12598 </w:instrText>
           </w:r>
           <w:r>
             <w:rPr>
-              <w:rFonts w:ascii="宋体" w:eastAsia="宋体" w:hAnsi="宋体" w:cs="宋体" w:hint="eastAsia"/>
+              <w:rFonts w:hint="eastAsia" w:ascii="宋体" w:hAnsi="宋体" w:eastAsia="宋体" w:cs="宋体"/>
               <w:szCs w:val="21"/>
             </w:rPr>
             <w:fldChar w:fldCharType="separate"/>
@@ -2597,7 +2300,7 @@
           </w:r>
           <w:r>
             <w:rPr>
-              <w:rFonts w:ascii="宋体" w:eastAsia="宋体" w:hAnsi="宋体" w:cs="宋体" w:hint="eastAsia"/>
+              <w:rFonts w:hint="eastAsia" w:ascii="宋体" w:hAnsi="宋体" w:eastAsia="宋体" w:cs="宋体"/>
               <w:szCs w:val="21"/>
             </w:rPr>
             <w:fldChar w:fldCharType="end"/>
@@ -2605,28 +2308,28 @@
         </w:p>
         <w:p>
           <w:pPr>
-            <w:pStyle w:val="TOC2"/>
+            <w:pStyle w:val="17"/>
             <w:tabs>
               <w:tab w:val="right" w:leader="dot" w:pos="8306"/>
             </w:tabs>
           </w:pPr>
           <w:r>
             <w:rPr>
-              <w:rFonts w:ascii="宋体" w:eastAsia="宋体" w:hAnsi="宋体" w:cs="宋体" w:hint="eastAsia"/>
+              <w:rFonts w:hint="eastAsia" w:ascii="宋体" w:hAnsi="宋体" w:eastAsia="宋体" w:cs="宋体"/>
               <w:szCs w:val="21"/>
             </w:rPr>
             <w:fldChar w:fldCharType="begin"/>
           </w:r>
           <w:r>
             <w:rPr>
-              <w:rFonts w:ascii="宋体" w:eastAsia="宋体" w:hAnsi="宋体" w:cs="宋体" w:hint="eastAsia"/>
+              <w:rFonts w:hint="eastAsia" w:ascii="宋体" w:hAnsi="宋体" w:eastAsia="宋体" w:cs="宋体"/>
               <w:szCs w:val="21"/>
             </w:rPr>
             <w:instrText xml:space="preserve"> HYPERLINK \l _Toc28087 </w:instrText>
           </w:r>
           <w:r>
             <w:rPr>
-              <w:rFonts w:ascii="宋体" w:eastAsia="宋体" w:hAnsi="宋体" w:cs="宋体" w:hint="eastAsia"/>
+              <w:rFonts w:hint="eastAsia" w:ascii="宋体" w:hAnsi="宋体" w:eastAsia="宋体" w:cs="宋体"/>
               <w:szCs w:val="21"/>
             </w:rPr>
             <w:fldChar w:fldCharType="separate"/>
@@ -2658,7 +2361,7 @@
           </w:r>
           <w:r>
             <w:rPr>
-              <w:rFonts w:ascii="宋体" w:eastAsia="宋体" w:hAnsi="宋体" w:cs="宋体" w:hint="eastAsia"/>
+              <w:rFonts w:hint="eastAsia" w:ascii="宋体" w:hAnsi="宋体" w:eastAsia="宋体" w:cs="宋体"/>
               <w:szCs w:val="21"/>
             </w:rPr>
             <w:fldChar w:fldCharType="end"/>
@@ -2666,28 +2369,28 @@
         </w:p>
         <w:p>
           <w:pPr>
-            <w:pStyle w:val="TOC2"/>
+            <w:pStyle w:val="17"/>
             <w:tabs>
               <w:tab w:val="right" w:leader="dot" w:pos="8306"/>
             </w:tabs>
           </w:pPr>
           <w:r>
             <w:rPr>
-              <w:rFonts w:ascii="宋体" w:eastAsia="宋体" w:hAnsi="宋体" w:cs="宋体" w:hint="eastAsia"/>
+              <w:rFonts w:hint="eastAsia" w:ascii="宋体" w:hAnsi="宋体" w:eastAsia="宋体" w:cs="宋体"/>
               <w:szCs w:val="21"/>
             </w:rPr>
             <w:fldChar w:fldCharType="begin"/>
           </w:r>
           <w:r>
             <w:rPr>
-              <w:rFonts w:ascii="宋体" w:eastAsia="宋体" w:hAnsi="宋体" w:cs="宋体" w:hint="eastAsia"/>
+              <w:rFonts w:hint="eastAsia" w:ascii="宋体" w:hAnsi="宋体" w:eastAsia="宋体" w:cs="宋体"/>
               <w:szCs w:val="21"/>
             </w:rPr>
             <w:instrText xml:space="preserve"> HYPERLINK \l _Toc18065 </w:instrText>
           </w:r>
           <w:r>
             <w:rPr>
-              <w:rFonts w:ascii="宋体" w:eastAsia="宋体" w:hAnsi="宋体" w:cs="宋体" w:hint="eastAsia"/>
+              <w:rFonts w:hint="eastAsia" w:ascii="宋体" w:hAnsi="宋体" w:eastAsia="宋体" w:cs="宋体"/>
               <w:szCs w:val="21"/>
             </w:rPr>
             <w:fldChar w:fldCharType="separate"/>
@@ -2719,7 +2422,7 @@
           </w:r>
           <w:r>
             <w:rPr>
-              <w:rFonts w:ascii="宋体" w:eastAsia="宋体" w:hAnsi="宋体" w:cs="宋体" w:hint="eastAsia"/>
+              <w:rFonts w:hint="eastAsia" w:ascii="宋体" w:hAnsi="宋体" w:eastAsia="宋体" w:cs="宋体"/>
               <w:szCs w:val="21"/>
             </w:rPr>
             <w:fldChar w:fldCharType="end"/>
@@ -2727,28 +2430,28 @@
         </w:p>
         <w:p>
           <w:pPr>
-            <w:pStyle w:val="TOC2"/>
+            <w:pStyle w:val="17"/>
             <w:tabs>
               <w:tab w:val="right" w:leader="dot" w:pos="8306"/>
             </w:tabs>
           </w:pPr>
           <w:r>
             <w:rPr>
-              <w:rFonts w:ascii="宋体" w:eastAsia="宋体" w:hAnsi="宋体" w:cs="宋体" w:hint="eastAsia"/>
+              <w:rFonts w:hint="eastAsia" w:ascii="宋体" w:hAnsi="宋体" w:eastAsia="宋体" w:cs="宋体"/>
               <w:szCs w:val="21"/>
             </w:rPr>
             <w:fldChar w:fldCharType="begin"/>
           </w:r>
           <w:r>
             <w:rPr>
-              <w:rFonts w:ascii="宋体" w:eastAsia="宋体" w:hAnsi="宋体" w:cs="宋体" w:hint="eastAsia"/>
+              <w:rFonts w:hint="eastAsia" w:ascii="宋体" w:hAnsi="宋体" w:eastAsia="宋体" w:cs="宋体"/>
               <w:szCs w:val="21"/>
             </w:rPr>
             <w:instrText xml:space="preserve"> HYPERLINK \l _Toc10273 </w:instrText>
           </w:r>
           <w:r>
             <w:rPr>
-              <w:rFonts w:ascii="宋体" w:eastAsia="宋体" w:hAnsi="宋体" w:cs="宋体" w:hint="eastAsia"/>
+              <w:rFonts w:hint="eastAsia" w:ascii="宋体" w:hAnsi="宋体" w:eastAsia="宋体" w:cs="宋体"/>
               <w:szCs w:val="21"/>
             </w:rPr>
             <w:fldChar w:fldCharType="separate"/>
@@ -2780,7 +2483,7 @@
           </w:r>
           <w:r>
             <w:rPr>
-              <w:rFonts w:ascii="宋体" w:eastAsia="宋体" w:hAnsi="宋体" w:cs="宋体" w:hint="eastAsia"/>
+              <w:rFonts w:hint="eastAsia" w:ascii="宋体" w:hAnsi="宋体" w:eastAsia="宋体" w:cs="宋体"/>
               <w:szCs w:val="21"/>
             </w:rPr>
             <w:fldChar w:fldCharType="end"/>
@@ -2788,28 +2491,28 @@
         </w:p>
         <w:p>
           <w:pPr>
-            <w:pStyle w:val="TOC1"/>
+            <w:pStyle w:val="16"/>
             <w:tabs>
               <w:tab w:val="right" w:leader="dot" w:pos="8306"/>
             </w:tabs>
           </w:pPr>
           <w:r>
             <w:rPr>
-              <w:rFonts w:ascii="宋体" w:eastAsia="宋体" w:hAnsi="宋体" w:cs="宋体" w:hint="eastAsia"/>
+              <w:rFonts w:hint="eastAsia" w:ascii="宋体" w:hAnsi="宋体" w:eastAsia="宋体" w:cs="宋体"/>
               <w:szCs w:val="21"/>
             </w:rPr>
             <w:fldChar w:fldCharType="begin"/>
           </w:r>
           <w:r>
             <w:rPr>
-              <w:rFonts w:ascii="宋体" w:eastAsia="宋体" w:hAnsi="宋体" w:cs="宋体" w:hint="eastAsia"/>
+              <w:rFonts w:hint="eastAsia" w:ascii="宋体" w:hAnsi="宋体" w:eastAsia="宋体" w:cs="宋体"/>
               <w:szCs w:val="21"/>
             </w:rPr>
             <w:instrText xml:space="preserve"> HYPERLINK \l _Toc14733 </w:instrText>
           </w:r>
           <w:r>
             <w:rPr>
-              <w:rFonts w:ascii="宋体" w:eastAsia="宋体" w:hAnsi="宋体" w:cs="宋体" w:hint="eastAsia"/>
+              <w:rFonts w:hint="eastAsia" w:ascii="宋体" w:hAnsi="宋体" w:eastAsia="宋体" w:cs="宋体"/>
               <w:szCs w:val="21"/>
             </w:rPr>
             <w:fldChar w:fldCharType="separate"/>
@@ -2841,7 +2544,7 @@
           </w:r>
           <w:r>
             <w:rPr>
-              <w:rFonts w:ascii="宋体" w:eastAsia="宋体" w:hAnsi="宋体" w:cs="宋体" w:hint="eastAsia"/>
+              <w:rFonts w:hint="eastAsia" w:ascii="宋体" w:hAnsi="宋体" w:eastAsia="宋体" w:cs="宋体"/>
               <w:szCs w:val="21"/>
             </w:rPr>
             <w:fldChar w:fldCharType="end"/>
@@ -2849,28 +2552,28 @@
         </w:p>
         <w:p>
           <w:pPr>
-            <w:pStyle w:val="TOC2"/>
+            <w:pStyle w:val="17"/>
             <w:tabs>
               <w:tab w:val="right" w:leader="dot" w:pos="8306"/>
             </w:tabs>
           </w:pPr>
           <w:r>
             <w:rPr>
-              <w:rFonts w:ascii="宋体" w:eastAsia="宋体" w:hAnsi="宋体" w:cs="宋体" w:hint="eastAsia"/>
+              <w:rFonts w:hint="eastAsia" w:ascii="宋体" w:hAnsi="宋体" w:eastAsia="宋体" w:cs="宋体"/>
               <w:szCs w:val="21"/>
             </w:rPr>
             <w:fldChar w:fldCharType="begin"/>
           </w:r>
           <w:r>
             <w:rPr>
-              <w:rFonts w:ascii="宋体" w:eastAsia="宋体" w:hAnsi="宋体" w:cs="宋体" w:hint="eastAsia"/>
+              <w:rFonts w:hint="eastAsia" w:ascii="宋体" w:hAnsi="宋体" w:eastAsia="宋体" w:cs="宋体"/>
               <w:szCs w:val="21"/>
             </w:rPr>
             <w:instrText xml:space="preserve"> HYPERLINK \l _Toc13220 </w:instrText>
           </w:r>
           <w:r>
             <w:rPr>
-              <w:rFonts w:ascii="宋体" w:eastAsia="宋体" w:hAnsi="宋体" w:cs="宋体" w:hint="eastAsia"/>
+              <w:rFonts w:hint="eastAsia" w:ascii="宋体" w:hAnsi="宋体" w:eastAsia="宋体" w:cs="宋体"/>
               <w:szCs w:val="21"/>
             </w:rPr>
             <w:fldChar w:fldCharType="separate"/>
@@ -2902,7 +2605,7 @@
           </w:r>
           <w:r>
             <w:rPr>
-              <w:rFonts w:ascii="宋体" w:eastAsia="宋体" w:hAnsi="宋体" w:cs="宋体" w:hint="eastAsia"/>
+              <w:rFonts w:hint="eastAsia" w:ascii="宋体" w:hAnsi="宋体" w:eastAsia="宋体" w:cs="宋体"/>
               <w:szCs w:val="21"/>
             </w:rPr>
             <w:fldChar w:fldCharType="end"/>
@@ -2910,28 +2613,28 @@
         </w:p>
         <w:p>
           <w:pPr>
-            <w:pStyle w:val="TOC2"/>
+            <w:pStyle w:val="17"/>
             <w:tabs>
               <w:tab w:val="right" w:leader="dot" w:pos="8306"/>
             </w:tabs>
           </w:pPr>
           <w:r>
             <w:rPr>
-              <w:rFonts w:ascii="宋体" w:eastAsia="宋体" w:hAnsi="宋体" w:cs="宋体" w:hint="eastAsia"/>
+              <w:rFonts w:hint="eastAsia" w:ascii="宋体" w:hAnsi="宋体" w:eastAsia="宋体" w:cs="宋体"/>
               <w:szCs w:val="21"/>
             </w:rPr>
             <w:fldChar w:fldCharType="begin"/>
           </w:r>
           <w:r>
             <w:rPr>
-              <w:rFonts w:ascii="宋体" w:eastAsia="宋体" w:hAnsi="宋体" w:cs="宋体" w:hint="eastAsia"/>
+              <w:rFonts w:hint="eastAsia" w:ascii="宋体" w:hAnsi="宋体" w:eastAsia="宋体" w:cs="宋体"/>
               <w:szCs w:val="21"/>
             </w:rPr>
             <w:instrText xml:space="preserve"> HYPERLINK \l _Toc2111 </w:instrText>
           </w:r>
           <w:r>
             <w:rPr>
-              <w:rFonts w:ascii="宋体" w:eastAsia="宋体" w:hAnsi="宋体" w:cs="宋体" w:hint="eastAsia"/>
+              <w:rFonts w:hint="eastAsia" w:ascii="宋体" w:hAnsi="宋体" w:eastAsia="宋体" w:cs="宋体"/>
               <w:szCs w:val="21"/>
             </w:rPr>
             <w:fldChar w:fldCharType="separate"/>
@@ -2963,7 +2666,7 @@
           </w:r>
           <w:r>
             <w:rPr>
-              <w:rFonts w:ascii="宋体" w:eastAsia="宋体" w:hAnsi="宋体" w:cs="宋体" w:hint="eastAsia"/>
+              <w:rFonts w:hint="eastAsia" w:ascii="宋体" w:hAnsi="宋体" w:eastAsia="宋体" w:cs="宋体"/>
               <w:szCs w:val="21"/>
             </w:rPr>
             <w:fldChar w:fldCharType="end"/>
@@ -2971,28 +2674,28 @@
         </w:p>
         <w:p>
           <w:pPr>
-            <w:pStyle w:val="TOC2"/>
+            <w:pStyle w:val="17"/>
             <w:tabs>
               <w:tab w:val="right" w:leader="dot" w:pos="8306"/>
             </w:tabs>
           </w:pPr>
           <w:r>
             <w:rPr>
-              <w:rFonts w:ascii="宋体" w:eastAsia="宋体" w:hAnsi="宋体" w:cs="宋体" w:hint="eastAsia"/>
+              <w:rFonts w:hint="eastAsia" w:ascii="宋体" w:hAnsi="宋体" w:eastAsia="宋体" w:cs="宋体"/>
               <w:szCs w:val="21"/>
             </w:rPr>
             <w:fldChar w:fldCharType="begin"/>
           </w:r>
           <w:r>
             <w:rPr>
-              <w:rFonts w:ascii="宋体" w:eastAsia="宋体" w:hAnsi="宋体" w:cs="宋体" w:hint="eastAsia"/>
+              <w:rFonts w:hint="eastAsia" w:ascii="宋体" w:hAnsi="宋体" w:eastAsia="宋体" w:cs="宋体"/>
               <w:szCs w:val="21"/>
             </w:rPr>
             <w:instrText xml:space="preserve"> HYPERLINK \l _Toc6141 </w:instrText>
           </w:r>
           <w:r>
             <w:rPr>
-              <w:rFonts w:ascii="宋体" w:eastAsia="宋体" w:hAnsi="宋体" w:cs="宋体" w:hint="eastAsia"/>
+              <w:rFonts w:hint="eastAsia" w:ascii="宋体" w:hAnsi="宋体" w:eastAsia="宋体" w:cs="宋体"/>
               <w:szCs w:val="21"/>
             </w:rPr>
             <w:fldChar w:fldCharType="separate"/>
@@ -3024,7 +2727,7 @@
           </w:r>
           <w:r>
             <w:rPr>
-              <w:rFonts w:ascii="宋体" w:eastAsia="宋体" w:hAnsi="宋体" w:cs="宋体" w:hint="eastAsia"/>
+              <w:rFonts w:hint="eastAsia" w:ascii="宋体" w:hAnsi="宋体" w:eastAsia="宋体" w:cs="宋体"/>
               <w:szCs w:val="21"/>
             </w:rPr>
             <w:fldChar w:fldCharType="end"/>
@@ -3032,28 +2735,28 @@
         </w:p>
         <w:p>
           <w:pPr>
-            <w:pStyle w:val="TOC2"/>
+            <w:pStyle w:val="17"/>
             <w:tabs>
               <w:tab w:val="right" w:leader="dot" w:pos="8306"/>
             </w:tabs>
           </w:pPr>
           <w:r>
             <w:rPr>
-              <w:rFonts w:ascii="宋体" w:eastAsia="宋体" w:hAnsi="宋体" w:cs="宋体" w:hint="eastAsia"/>
+              <w:rFonts w:hint="eastAsia" w:ascii="宋体" w:hAnsi="宋体" w:eastAsia="宋体" w:cs="宋体"/>
               <w:szCs w:val="21"/>
             </w:rPr>
             <w:fldChar w:fldCharType="begin"/>
           </w:r>
           <w:r>
             <w:rPr>
-              <w:rFonts w:ascii="宋体" w:eastAsia="宋体" w:hAnsi="宋体" w:cs="宋体" w:hint="eastAsia"/>
+              <w:rFonts w:hint="eastAsia" w:ascii="宋体" w:hAnsi="宋体" w:eastAsia="宋体" w:cs="宋体"/>
               <w:szCs w:val="21"/>
             </w:rPr>
             <w:instrText xml:space="preserve"> HYPERLINK \l _Toc32130 </w:instrText>
           </w:r>
           <w:r>
             <w:rPr>
-              <w:rFonts w:ascii="宋体" w:eastAsia="宋体" w:hAnsi="宋体" w:cs="宋体" w:hint="eastAsia"/>
+              <w:rFonts w:hint="eastAsia" w:ascii="宋体" w:hAnsi="宋体" w:eastAsia="宋体" w:cs="宋体"/>
               <w:szCs w:val="21"/>
             </w:rPr>
             <w:fldChar w:fldCharType="separate"/>
@@ -3085,7 +2788,7 @@
           </w:r>
           <w:r>
             <w:rPr>
-              <w:rFonts w:ascii="宋体" w:eastAsia="宋体" w:hAnsi="宋体" w:cs="宋体" w:hint="eastAsia"/>
+              <w:rFonts w:hint="eastAsia" w:ascii="宋体" w:hAnsi="宋体" w:eastAsia="宋体" w:cs="宋体"/>
               <w:szCs w:val="21"/>
             </w:rPr>
             <w:fldChar w:fldCharType="end"/>
@@ -3093,28 +2796,28 @@
         </w:p>
         <w:p>
           <w:pPr>
-            <w:pStyle w:val="TOC1"/>
+            <w:pStyle w:val="16"/>
             <w:tabs>
               <w:tab w:val="right" w:leader="dot" w:pos="8306"/>
             </w:tabs>
           </w:pPr>
           <w:r>
             <w:rPr>
-              <w:rFonts w:ascii="宋体" w:eastAsia="宋体" w:hAnsi="宋体" w:cs="宋体" w:hint="eastAsia"/>
+              <w:rFonts w:hint="eastAsia" w:ascii="宋体" w:hAnsi="宋体" w:eastAsia="宋体" w:cs="宋体"/>
               <w:szCs w:val="21"/>
             </w:rPr>
             <w:fldChar w:fldCharType="begin"/>
           </w:r>
           <w:r>
             <w:rPr>
-              <w:rFonts w:ascii="宋体" w:eastAsia="宋体" w:hAnsi="宋体" w:cs="宋体" w:hint="eastAsia"/>
+              <w:rFonts w:hint="eastAsia" w:ascii="宋体" w:hAnsi="宋体" w:eastAsia="宋体" w:cs="宋体"/>
               <w:szCs w:val="21"/>
             </w:rPr>
             <w:instrText xml:space="preserve"> HYPERLINK \l _Toc5737 </w:instrText>
           </w:r>
           <w:r>
             <w:rPr>
-              <w:rFonts w:ascii="宋体" w:eastAsia="宋体" w:hAnsi="宋体" w:cs="宋体" w:hint="eastAsia"/>
+              <w:rFonts w:hint="eastAsia" w:ascii="宋体" w:hAnsi="宋体" w:eastAsia="宋体" w:cs="宋体"/>
               <w:szCs w:val="21"/>
             </w:rPr>
             <w:fldChar w:fldCharType="separate"/>
@@ -3146,7 +2849,7 @@
           </w:r>
           <w:r>
             <w:rPr>
-              <w:rFonts w:ascii="宋体" w:eastAsia="宋体" w:hAnsi="宋体" w:cs="宋体" w:hint="eastAsia"/>
+              <w:rFonts w:hint="eastAsia" w:ascii="宋体" w:hAnsi="宋体" w:eastAsia="宋体" w:cs="宋体"/>
               <w:szCs w:val="21"/>
             </w:rPr>
             <w:fldChar w:fldCharType="end"/>
@@ -3154,28 +2857,28 @@
         </w:p>
         <w:p>
           <w:pPr>
-            <w:pStyle w:val="TOC2"/>
+            <w:pStyle w:val="17"/>
             <w:tabs>
               <w:tab w:val="right" w:leader="dot" w:pos="8306"/>
             </w:tabs>
           </w:pPr>
           <w:r>
             <w:rPr>
-              <w:rFonts w:ascii="宋体" w:eastAsia="宋体" w:hAnsi="宋体" w:cs="宋体" w:hint="eastAsia"/>
+              <w:rFonts w:hint="eastAsia" w:ascii="宋体" w:hAnsi="宋体" w:eastAsia="宋体" w:cs="宋体"/>
               <w:szCs w:val="21"/>
             </w:rPr>
             <w:fldChar w:fldCharType="begin"/>
           </w:r>
           <w:r>
             <w:rPr>
-              <w:rFonts w:ascii="宋体" w:eastAsia="宋体" w:hAnsi="宋体" w:cs="宋体" w:hint="eastAsia"/>
+              <w:rFonts w:hint="eastAsia" w:ascii="宋体" w:hAnsi="宋体" w:eastAsia="宋体" w:cs="宋体"/>
               <w:szCs w:val="21"/>
             </w:rPr>
             <w:instrText xml:space="preserve"> HYPERLINK \l _Toc6209 </w:instrText>
           </w:r>
           <w:r>
             <w:rPr>
-              <w:rFonts w:ascii="宋体" w:eastAsia="宋体" w:hAnsi="宋体" w:cs="宋体" w:hint="eastAsia"/>
+              <w:rFonts w:hint="eastAsia" w:ascii="宋体" w:hAnsi="宋体" w:eastAsia="宋体" w:cs="宋体"/>
               <w:szCs w:val="21"/>
             </w:rPr>
             <w:fldChar w:fldCharType="separate"/>
@@ -3207,7 +2910,7 @@
           </w:r>
           <w:r>
             <w:rPr>
-              <w:rFonts w:ascii="宋体" w:eastAsia="宋体" w:hAnsi="宋体" w:cs="宋体" w:hint="eastAsia"/>
+              <w:rFonts w:hint="eastAsia" w:ascii="宋体" w:hAnsi="宋体" w:eastAsia="宋体" w:cs="宋体"/>
               <w:szCs w:val="21"/>
             </w:rPr>
             <w:fldChar w:fldCharType="end"/>
@@ -3215,28 +2918,28 @@
         </w:p>
         <w:p>
           <w:pPr>
-            <w:pStyle w:val="TOC2"/>
+            <w:pStyle w:val="17"/>
             <w:tabs>
               <w:tab w:val="right" w:leader="dot" w:pos="8306"/>
             </w:tabs>
           </w:pPr>
           <w:r>
             <w:rPr>
-              <w:rFonts w:ascii="宋体" w:eastAsia="宋体" w:hAnsi="宋体" w:cs="宋体" w:hint="eastAsia"/>
+              <w:rFonts w:hint="eastAsia" w:ascii="宋体" w:hAnsi="宋体" w:eastAsia="宋体" w:cs="宋体"/>
               <w:szCs w:val="21"/>
             </w:rPr>
             <w:fldChar w:fldCharType="begin"/>
           </w:r>
           <w:r>
             <w:rPr>
-              <w:rFonts w:ascii="宋体" w:eastAsia="宋体" w:hAnsi="宋体" w:cs="宋体" w:hint="eastAsia"/>
+              <w:rFonts w:hint="eastAsia" w:ascii="宋体" w:hAnsi="宋体" w:eastAsia="宋体" w:cs="宋体"/>
               <w:szCs w:val="21"/>
             </w:rPr>
             <w:instrText xml:space="preserve"> HYPERLINK \l _Toc29243 </w:instrText>
           </w:r>
           <w:r>
             <w:rPr>
-              <w:rFonts w:ascii="宋体" w:eastAsia="宋体" w:hAnsi="宋体" w:cs="宋体" w:hint="eastAsia"/>
+              <w:rFonts w:hint="eastAsia" w:ascii="宋体" w:hAnsi="宋体" w:eastAsia="宋体" w:cs="宋体"/>
               <w:szCs w:val="21"/>
             </w:rPr>
             <w:fldChar w:fldCharType="separate"/>
@@ -3268,7 +2971,7 @@
           </w:r>
           <w:r>
             <w:rPr>
-              <w:rFonts w:ascii="宋体" w:eastAsia="宋体" w:hAnsi="宋体" w:cs="宋体" w:hint="eastAsia"/>
+              <w:rFonts w:hint="eastAsia" w:ascii="宋体" w:hAnsi="宋体" w:eastAsia="宋体" w:cs="宋体"/>
               <w:szCs w:val="21"/>
             </w:rPr>
             <w:fldChar w:fldCharType="end"/>
@@ -3276,28 +2979,28 @@
         </w:p>
         <w:p>
           <w:pPr>
-            <w:pStyle w:val="TOC2"/>
+            <w:pStyle w:val="17"/>
             <w:tabs>
               <w:tab w:val="right" w:leader="dot" w:pos="8306"/>
             </w:tabs>
           </w:pPr>
           <w:r>
             <w:rPr>
-              <w:rFonts w:ascii="宋体" w:eastAsia="宋体" w:hAnsi="宋体" w:cs="宋体" w:hint="eastAsia"/>
+              <w:rFonts w:hint="eastAsia" w:ascii="宋体" w:hAnsi="宋体" w:eastAsia="宋体" w:cs="宋体"/>
               <w:szCs w:val="21"/>
             </w:rPr>
             <w:fldChar w:fldCharType="begin"/>
           </w:r>
           <w:r>
             <w:rPr>
-              <w:rFonts w:ascii="宋体" w:eastAsia="宋体" w:hAnsi="宋体" w:cs="宋体" w:hint="eastAsia"/>
+              <w:rFonts w:hint="eastAsia" w:ascii="宋体" w:hAnsi="宋体" w:eastAsia="宋体" w:cs="宋体"/>
               <w:szCs w:val="21"/>
             </w:rPr>
             <w:instrText xml:space="preserve"> HYPERLINK \l _Toc13882 </w:instrText>
           </w:r>
           <w:r>
             <w:rPr>
-              <w:rFonts w:ascii="宋体" w:eastAsia="宋体" w:hAnsi="宋体" w:cs="宋体" w:hint="eastAsia"/>
+              <w:rFonts w:hint="eastAsia" w:ascii="宋体" w:hAnsi="宋体" w:eastAsia="宋体" w:cs="宋体"/>
               <w:szCs w:val="21"/>
             </w:rPr>
             <w:fldChar w:fldCharType="separate"/>
@@ -3329,7 +3032,7 @@
           </w:r>
           <w:r>
             <w:rPr>
-              <w:rFonts w:ascii="宋体" w:eastAsia="宋体" w:hAnsi="宋体" w:cs="宋体" w:hint="eastAsia"/>
+              <w:rFonts w:hint="eastAsia" w:ascii="宋体" w:hAnsi="宋体" w:eastAsia="宋体" w:cs="宋体"/>
               <w:szCs w:val="21"/>
             </w:rPr>
             <w:fldChar w:fldCharType="end"/>
@@ -3337,28 +3040,28 @@
         </w:p>
         <w:p>
           <w:pPr>
-            <w:pStyle w:val="TOC2"/>
+            <w:pStyle w:val="17"/>
             <w:tabs>
               <w:tab w:val="right" w:leader="dot" w:pos="8306"/>
             </w:tabs>
           </w:pPr>
           <w:r>
             <w:rPr>
-              <w:rFonts w:ascii="宋体" w:eastAsia="宋体" w:hAnsi="宋体" w:cs="宋体" w:hint="eastAsia"/>
+              <w:rFonts w:hint="eastAsia" w:ascii="宋体" w:hAnsi="宋体" w:eastAsia="宋体" w:cs="宋体"/>
               <w:szCs w:val="21"/>
             </w:rPr>
             <w:fldChar w:fldCharType="begin"/>
           </w:r>
           <w:r>
             <w:rPr>
-              <w:rFonts w:ascii="宋体" w:eastAsia="宋体" w:hAnsi="宋体" w:cs="宋体" w:hint="eastAsia"/>
+              <w:rFonts w:hint="eastAsia" w:ascii="宋体" w:hAnsi="宋体" w:eastAsia="宋体" w:cs="宋体"/>
               <w:szCs w:val="21"/>
             </w:rPr>
             <w:instrText xml:space="preserve"> HYPERLINK \l _Toc25386 </w:instrText>
           </w:r>
           <w:r>
             <w:rPr>
-              <w:rFonts w:ascii="宋体" w:eastAsia="宋体" w:hAnsi="宋体" w:cs="宋体" w:hint="eastAsia"/>
+              <w:rFonts w:hint="eastAsia" w:ascii="宋体" w:hAnsi="宋体" w:eastAsia="宋体" w:cs="宋体"/>
               <w:szCs w:val="21"/>
             </w:rPr>
             <w:fldChar w:fldCharType="separate"/>
@@ -3390,7 +3093,7 @@
           </w:r>
           <w:r>
             <w:rPr>
-              <w:rFonts w:ascii="宋体" w:eastAsia="宋体" w:hAnsi="宋体" w:cs="宋体" w:hint="eastAsia"/>
+              <w:rFonts w:hint="eastAsia" w:ascii="宋体" w:hAnsi="宋体" w:eastAsia="宋体" w:cs="宋体"/>
               <w:szCs w:val="21"/>
             </w:rPr>
             <w:fldChar w:fldCharType="end"/>
@@ -3398,28 +3101,28 @@
         </w:p>
         <w:p>
           <w:pPr>
-            <w:pStyle w:val="TOC2"/>
+            <w:pStyle w:val="17"/>
             <w:tabs>
               <w:tab w:val="right" w:leader="dot" w:pos="8306"/>
             </w:tabs>
           </w:pPr>
           <w:r>
             <w:rPr>
-              <w:rFonts w:ascii="宋体" w:eastAsia="宋体" w:hAnsi="宋体" w:cs="宋体" w:hint="eastAsia"/>
+              <w:rFonts w:hint="eastAsia" w:ascii="宋体" w:hAnsi="宋体" w:eastAsia="宋体" w:cs="宋体"/>
               <w:szCs w:val="21"/>
             </w:rPr>
             <w:fldChar w:fldCharType="begin"/>
           </w:r>
           <w:r>
             <w:rPr>
-              <w:rFonts w:ascii="宋体" w:eastAsia="宋体" w:hAnsi="宋体" w:cs="宋体" w:hint="eastAsia"/>
+              <w:rFonts w:hint="eastAsia" w:ascii="宋体" w:hAnsi="宋体" w:eastAsia="宋体" w:cs="宋体"/>
               <w:szCs w:val="21"/>
             </w:rPr>
             <w:instrText xml:space="preserve"> HYPERLINK \l _Toc25987 </w:instrText>
           </w:r>
           <w:r>
             <w:rPr>
-              <w:rFonts w:ascii="宋体" w:eastAsia="宋体" w:hAnsi="宋体" w:cs="宋体" w:hint="eastAsia"/>
+              <w:rFonts w:hint="eastAsia" w:ascii="宋体" w:hAnsi="宋体" w:eastAsia="宋体" w:cs="宋体"/>
               <w:szCs w:val="21"/>
             </w:rPr>
             <w:fldChar w:fldCharType="separate"/>
@@ -3451,7 +3154,7 @@
           </w:r>
           <w:r>
             <w:rPr>
-              <w:rFonts w:ascii="宋体" w:eastAsia="宋体" w:hAnsi="宋体" w:cs="宋体" w:hint="eastAsia"/>
+              <w:rFonts w:hint="eastAsia" w:ascii="宋体" w:hAnsi="宋体" w:eastAsia="宋体" w:cs="宋体"/>
               <w:szCs w:val="21"/>
             </w:rPr>
             <w:fldChar w:fldCharType="end"/>
@@ -3459,28 +3162,28 @@
         </w:p>
         <w:p>
           <w:pPr>
-            <w:pStyle w:val="TOC1"/>
+            <w:pStyle w:val="16"/>
             <w:tabs>
               <w:tab w:val="right" w:leader="dot" w:pos="8306"/>
             </w:tabs>
           </w:pPr>
           <w:r>
             <w:rPr>
-              <w:rFonts w:ascii="宋体" w:eastAsia="宋体" w:hAnsi="宋体" w:cs="宋体" w:hint="eastAsia"/>
+              <w:rFonts w:hint="eastAsia" w:ascii="宋体" w:hAnsi="宋体" w:eastAsia="宋体" w:cs="宋体"/>
               <w:szCs w:val="21"/>
             </w:rPr>
             <w:fldChar w:fldCharType="begin"/>
           </w:r>
           <w:r>
             <w:rPr>
-              <w:rFonts w:ascii="宋体" w:eastAsia="宋体" w:hAnsi="宋体" w:cs="宋体" w:hint="eastAsia"/>
+              <w:rFonts w:hint="eastAsia" w:ascii="宋体" w:hAnsi="宋体" w:eastAsia="宋体" w:cs="宋体"/>
               <w:szCs w:val="21"/>
             </w:rPr>
             <w:instrText xml:space="preserve"> HYPERLINK \l _Toc10023 </w:instrText>
           </w:r>
           <w:r>
             <w:rPr>
-              <w:rFonts w:ascii="宋体" w:eastAsia="宋体" w:hAnsi="宋体" w:cs="宋体" w:hint="eastAsia"/>
+              <w:rFonts w:hint="eastAsia" w:ascii="宋体" w:hAnsi="宋体" w:eastAsia="宋体" w:cs="宋体"/>
               <w:szCs w:val="21"/>
             </w:rPr>
             <w:fldChar w:fldCharType="separate"/>
@@ -3512,7 +3215,7 @@
           </w:r>
           <w:r>
             <w:rPr>
-              <w:rFonts w:ascii="宋体" w:eastAsia="宋体" w:hAnsi="宋体" w:cs="宋体" w:hint="eastAsia"/>
+              <w:rFonts w:hint="eastAsia" w:ascii="宋体" w:hAnsi="宋体" w:eastAsia="宋体" w:cs="宋体"/>
               <w:szCs w:val="21"/>
             </w:rPr>
             <w:fldChar w:fldCharType="end"/>
@@ -3536,7 +3239,7 @@
             <w:spacing w:line="240" w:lineRule="atLeast"/>
             <w:textAlignment w:val="baseline"/>
             <w:rPr>
-              <w:rFonts w:ascii="宋体" w:eastAsia="宋体" w:hAnsi="宋体" w:cs="宋体" w:hint="eastAsia"/>
+              <w:rFonts w:hint="eastAsia" w:ascii="宋体" w:hAnsi="宋体" w:eastAsia="宋体" w:cs="宋体"/>
               <w:snapToGrid w:val="0"/>
               <w:color w:val="000000"/>
               <w:kern w:val="0"/>
@@ -3547,7 +3250,7 @@
           </w:pPr>
           <w:r>
             <w:rPr>
-              <w:rFonts w:ascii="宋体" w:eastAsia="宋体" w:hAnsi="宋体" w:cs="宋体" w:hint="eastAsia"/>
+              <w:rFonts w:hint="eastAsia" w:ascii="宋体" w:hAnsi="宋体" w:eastAsia="宋体" w:cs="宋体"/>
               <w:szCs w:val="21"/>
             </w:rPr>
             <w:fldChar w:fldCharType="end"/>
@@ -3566,7 +3269,7 @@
     </w:p>
     <w:p>
       <w:pPr>
-        <w:pStyle w:val="1"/>
+        <w:pStyle w:val="28"/>
         <w:bidi w:val="0"/>
         <w:rPr>
           <w:rFonts w:hint="default"/>
@@ -3585,7 +3288,7 @@
     </w:p>
     <w:p>
       <w:pPr>
-        <w:pStyle w:val="2"/>
+        <w:pStyle w:val="30"/>
         <w:bidi w:val="0"/>
         <w:rPr>
           <w:rFonts w:hint="default"/>
@@ -3604,7 +3307,7 @@
     </w:p>
     <w:p>
       <w:pPr>
-        <w:pStyle w:val="a1"/>
+        <w:pStyle w:val="29"/>
         <w:keepNext w:val="0"/>
         <w:keepLines w:val="0"/>
         <w:pageBreakBefore w:val="0"/>
@@ -3629,40 +3332,31 @@
           <w:rFonts w:hint="default"/>
           <w:lang w:val="en-US" w:eastAsia="zh-CN"/>
         </w:rPr>
-        <w:t>为规范公司员工入职、离职管理工作流程，明确各部门职责，确保人员有序、平稳地融入及退出组织，保障公司</w:t>
-      </w:r>
-      <w:bookmarkStart w:id="4" w:name="_GoBack"/>
+        <w:t>为规范公司员工入职、离职管理工作流程，明确各部门职责，确保人员有序、平稳地融入及退出组织，保障公司运维服务的业务连续性与核心知识资产的保全，特制定本制度。</w:t>
+      </w:r>
+    </w:p>
+    <w:p>
+      <w:pPr>
+        <w:pStyle w:val="30"/>
+        <w:bidi w:val="0"/>
+        <w:rPr>
+          <w:rFonts w:hint="default"/>
+          <w:lang w:val="en-US" w:eastAsia="zh-CN"/>
+        </w:rPr>
+      </w:pPr>
+      <w:bookmarkStart w:id="4" w:name="_Toc4647"/>
+      <w:r>
+        <w:rPr>
+          <w:rFonts w:hint="default"/>
+          <w:lang w:val="en-US" w:eastAsia="zh-CN"/>
+        </w:rPr>
+        <w:t>适用范围</w:t>
+      </w:r>
       <w:bookmarkEnd w:id="4"/>
-      <w:r>
-        <w:rPr>
-          <w:rFonts w:hint="default"/>
-          <w:lang w:val="en-US" w:eastAsia="zh-CN"/>
-        </w:rPr>
-        <w:t>运维服务的业务连续性与核心知识资产的保全，特制定本制度。</w:t>
-      </w:r>
-    </w:p>
-    <w:p>
-      <w:pPr>
-        <w:pStyle w:val="2"/>
-        <w:bidi w:val="0"/>
-        <w:rPr>
-          <w:rFonts w:hint="default"/>
-          <w:lang w:val="en-US" w:eastAsia="zh-CN"/>
-        </w:rPr>
-      </w:pPr>
-      <w:bookmarkStart w:id="5" w:name="_Toc4647"/>
-      <w:r>
-        <w:rPr>
-          <w:rFonts w:hint="default"/>
-          <w:lang w:val="en-US" w:eastAsia="zh-CN"/>
-        </w:rPr>
-        <w:t>适用范围</w:t>
-      </w:r>
-      <w:bookmarkEnd w:id="5"/>
-    </w:p>
-    <w:p>
-      <w:pPr>
-        <w:pStyle w:val="a1"/>
+    </w:p>
+    <w:p>
+      <w:pPr>
+        <w:pStyle w:val="29"/>
         <w:keepNext w:val="0"/>
         <w:keepLines w:val="0"/>
         <w:pageBreakBefore w:val="0"/>
@@ -3692,14 +3386,14 @@
     </w:p>
     <w:p>
       <w:pPr>
-        <w:pStyle w:val="2"/>
-        <w:bidi w:val="0"/>
-        <w:rPr>
-          <w:rFonts w:hint="default"/>
-          <w:lang w:val="en-US" w:eastAsia="zh-CN"/>
-        </w:rPr>
-      </w:pPr>
-      <w:bookmarkStart w:id="6" w:name="_Toc11715"/>
+        <w:pStyle w:val="30"/>
+        <w:bidi w:val="0"/>
+        <w:rPr>
+          <w:rFonts w:hint="default"/>
+          <w:lang w:val="en-US" w:eastAsia="zh-CN"/>
+        </w:rPr>
+      </w:pPr>
+      <w:bookmarkStart w:id="5" w:name="_Toc11715"/>
       <w:r>
         <w:rPr>
           <w:rFonts w:hint="default"/>
@@ -3707,11 +3401,11 @@
         </w:rPr>
         <w:t>原则</w:t>
       </w:r>
-      <w:bookmarkEnd w:id="6"/>
-    </w:p>
-    <w:p>
-      <w:pPr>
-        <w:pStyle w:val="a1"/>
+      <w:bookmarkEnd w:id="5"/>
+    </w:p>
+    <w:p>
+      <w:pPr>
+        <w:pStyle w:val="29"/>
         <w:keepNext w:val="0"/>
         <w:keepLines w:val="0"/>
         <w:pageBreakBefore w:val="0"/>
@@ -3741,7 +3435,7 @@
     </w:p>
     <w:p>
       <w:pPr>
-        <w:pStyle w:val="a1"/>
+        <w:pStyle w:val="29"/>
         <w:keepNext w:val="0"/>
         <w:keepLines w:val="0"/>
         <w:pageBreakBefore w:val="0"/>
@@ -3771,7 +3465,7 @@
     </w:p>
     <w:p>
       <w:pPr>
-        <w:pStyle w:val="a1"/>
+        <w:pStyle w:val="29"/>
         <w:keepNext w:val="0"/>
         <w:keepLines w:val="0"/>
         <w:pageBreakBefore w:val="0"/>
@@ -3801,7 +3495,7 @@
     </w:p>
     <w:p>
       <w:pPr>
-        <w:pStyle w:val="a1"/>
+        <w:pStyle w:val="29"/>
         <w:keepNext w:val="0"/>
         <w:keepLines w:val="0"/>
         <w:pageBreakBefore w:val="0"/>
@@ -3831,14 +3525,14 @@
     </w:p>
     <w:p>
       <w:pPr>
-        <w:pStyle w:val="1"/>
-        <w:bidi w:val="0"/>
-        <w:rPr>
-          <w:rFonts w:hint="default"/>
-          <w:lang w:val="en-US" w:eastAsia="zh-CN"/>
-        </w:rPr>
-      </w:pPr>
-      <w:bookmarkStart w:id="7" w:name="_Toc12598"/>
+        <w:pStyle w:val="28"/>
+        <w:bidi w:val="0"/>
+        <w:rPr>
+          <w:rFonts w:hint="default"/>
+          <w:lang w:val="en-US" w:eastAsia="zh-CN"/>
+        </w:rPr>
+      </w:pPr>
+      <w:bookmarkStart w:id="6" w:name="_Toc12598"/>
       <w:r>
         <w:rPr>
           <w:rFonts w:hint="default"/>
@@ -3846,30 +3540,30 @@
         </w:rPr>
         <w:t>职责分工</w:t>
       </w:r>
+      <w:bookmarkEnd w:id="6"/>
+    </w:p>
+    <w:p>
+      <w:pPr>
+        <w:pStyle w:val="30"/>
+        <w:bidi w:val="0"/>
+        <w:rPr>
+          <w:rFonts w:hint="default"/>
+          <w:lang w:val="en-US" w:eastAsia="zh-CN"/>
+        </w:rPr>
+      </w:pPr>
+      <w:bookmarkStart w:id="7" w:name="_Toc28087"/>
+      <w:r>
+        <w:rPr>
+          <w:rFonts w:hint="default"/>
+          <w:lang w:val="en-US" w:eastAsia="zh-CN"/>
+        </w:rPr>
+        <w:t>人力资源部</w:t>
+      </w:r>
       <w:bookmarkEnd w:id="7"/>
     </w:p>
     <w:p>
       <w:pPr>
-        <w:pStyle w:val="2"/>
-        <w:bidi w:val="0"/>
-        <w:rPr>
-          <w:rFonts w:hint="default"/>
-          <w:lang w:val="en-US" w:eastAsia="zh-CN"/>
-        </w:rPr>
-      </w:pPr>
-      <w:bookmarkStart w:id="8" w:name="_Toc28087"/>
-      <w:r>
-        <w:rPr>
-          <w:rFonts w:hint="default"/>
-          <w:lang w:val="en-US" w:eastAsia="zh-CN"/>
-        </w:rPr>
-        <w:t>人力资源部</w:t>
-      </w:r>
-      <w:bookmarkEnd w:id="8"/>
-    </w:p>
-    <w:p>
-      <w:pPr>
-        <w:pStyle w:val="a1"/>
+        <w:pStyle w:val="29"/>
         <w:keepNext w:val="0"/>
         <w:keepLines w:val="0"/>
         <w:pageBreakBefore w:val="0"/>
@@ -3899,7 +3593,7 @@
     </w:p>
     <w:p>
       <w:pPr>
-        <w:pStyle w:val="a1"/>
+        <w:pStyle w:val="29"/>
         <w:keepNext w:val="0"/>
         <w:keepLines w:val="0"/>
         <w:pageBreakBefore w:val="0"/>
@@ -3929,7 +3623,7 @@
     </w:p>
     <w:p>
       <w:pPr>
-        <w:pStyle w:val="a1"/>
+        <w:pStyle w:val="29"/>
         <w:keepNext w:val="0"/>
         <w:keepLines w:val="0"/>
         <w:pageBreakBefore w:val="0"/>
@@ -3959,7 +3653,7 @@
     </w:p>
     <w:p>
       <w:pPr>
-        <w:pStyle w:val="a1"/>
+        <w:pStyle w:val="29"/>
         <w:keepNext w:val="0"/>
         <w:keepLines w:val="0"/>
         <w:pageBreakBefore w:val="0"/>
@@ -3989,7 +3683,7 @@
     </w:p>
     <w:p>
       <w:pPr>
-        <w:pStyle w:val="a1"/>
+        <w:pStyle w:val="29"/>
         <w:keepNext w:val="0"/>
         <w:keepLines w:val="0"/>
         <w:pageBreakBefore w:val="0"/>
@@ -4019,7 +3713,7 @@
     </w:p>
     <w:p>
       <w:pPr>
-        <w:pStyle w:val="a1"/>
+        <w:pStyle w:val="29"/>
         <w:keepNext w:val="0"/>
         <w:keepLines w:val="0"/>
         <w:pageBreakBefore w:val="0"/>
@@ -4049,14 +3743,14 @@
     </w:p>
     <w:p>
       <w:pPr>
-        <w:pStyle w:val="2"/>
-        <w:bidi w:val="0"/>
-        <w:rPr>
-          <w:rFonts w:hint="default"/>
-          <w:lang w:val="en-US" w:eastAsia="zh-CN"/>
-        </w:rPr>
-      </w:pPr>
-      <w:bookmarkStart w:id="9" w:name="_Toc18065"/>
+        <w:pStyle w:val="30"/>
+        <w:bidi w:val="0"/>
+        <w:rPr>
+          <w:rFonts w:hint="default"/>
+          <w:lang w:val="en-US" w:eastAsia="zh-CN"/>
+        </w:rPr>
+      </w:pPr>
+      <w:bookmarkStart w:id="8" w:name="_Toc18065"/>
       <w:r>
         <w:rPr>
           <w:rFonts w:hint="default"/>
@@ -4064,11 +3758,11 @@
         </w:rPr>
         <w:t>各用人部门</w:t>
       </w:r>
-      <w:bookmarkEnd w:id="9"/>
-    </w:p>
-    <w:p>
-      <w:pPr>
-        <w:pStyle w:val="a1"/>
+      <w:bookmarkEnd w:id="8"/>
+    </w:p>
+    <w:p>
+      <w:pPr>
+        <w:pStyle w:val="29"/>
         <w:keepNext w:val="0"/>
         <w:keepLines w:val="0"/>
         <w:pageBreakBefore w:val="0"/>
@@ -4098,7 +3792,7 @@
     </w:p>
     <w:p>
       <w:pPr>
-        <w:pStyle w:val="a1"/>
+        <w:pStyle w:val="29"/>
         <w:keepNext w:val="0"/>
         <w:keepLines w:val="0"/>
         <w:pageBreakBefore w:val="0"/>
@@ -4128,7 +3822,7 @@
     </w:p>
     <w:p>
       <w:pPr>
-        <w:pStyle w:val="a1"/>
+        <w:pStyle w:val="29"/>
         <w:keepNext w:val="0"/>
         <w:keepLines w:val="0"/>
         <w:pageBreakBefore w:val="0"/>
@@ -4158,7 +3852,7 @@
     </w:p>
     <w:p>
       <w:pPr>
-        <w:pStyle w:val="a1"/>
+        <w:pStyle w:val="29"/>
         <w:keepNext w:val="0"/>
         <w:keepLines w:val="0"/>
         <w:pageBreakBefore w:val="0"/>
@@ -4188,7 +3882,7 @@
     </w:p>
     <w:p>
       <w:pPr>
-        <w:pStyle w:val="a1"/>
+        <w:pStyle w:val="29"/>
         <w:keepNext w:val="0"/>
         <w:keepLines w:val="0"/>
         <w:pageBreakBefore w:val="0"/>
@@ -4218,14 +3912,14 @@
     </w:p>
     <w:p>
       <w:pPr>
-        <w:pStyle w:val="2"/>
-        <w:bidi w:val="0"/>
-        <w:rPr>
-          <w:rFonts w:hint="default"/>
-          <w:lang w:val="en-US" w:eastAsia="zh-CN"/>
-        </w:rPr>
-      </w:pPr>
-      <w:bookmarkStart w:id="10" w:name="_Toc10273"/>
+        <w:pStyle w:val="30"/>
+        <w:bidi w:val="0"/>
+        <w:rPr>
+          <w:rFonts w:hint="default"/>
+          <w:lang w:val="en-US" w:eastAsia="zh-CN"/>
+        </w:rPr>
+      </w:pPr>
+      <w:bookmarkStart w:id="9" w:name="_Toc10273"/>
       <w:r>
         <w:rPr>
           <w:rFonts w:hint="default"/>
@@ -4233,11 +3927,11 @@
         </w:rPr>
         <w:t>运维部</w:t>
       </w:r>
-      <w:bookmarkEnd w:id="10"/>
-    </w:p>
-    <w:p>
-      <w:pPr>
-        <w:pStyle w:val="a1"/>
+      <w:bookmarkEnd w:id="9"/>
+    </w:p>
+    <w:p>
+      <w:pPr>
+        <w:pStyle w:val="29"/>
         <w:keepNext w:val="0"/>
         <w:keepLines w:val="0"/>
         <w:pageBreakBefore w:val="0"/>
@@ -4267,7 +3961,7 @@
     </w:p>
     <w:p>
       <w:pPr>
-        <w:pStyle w:val="a1"/>
+        <w:pStyle w:val="29"/>
         <w:keepNext w:val="0"/>
         <w:keepLines w:val="0"/>
         <w:pageBreakBefore w:val="0"/>
@@ -4297,14 +3991,14 @@
     </w:p>
     <w:p>
       <w:pPr>
-        <w:pStyle w:val="1"/>
-        <w:bidi w:val="0"/>
-        <w:rPr>
-          <w:rFonts w:hint="default"/>
-          <w:lang w:val="en-US" w:eastAsia="zh-CN"/>
-        </w:rPr>
-      </w:pPr>
-      <w:bookmarkStart w:id="11" w:name="_Toc14733"/>
+        <w:pStyle w:val="28"/>
+        <w:bidi w:val="0"/>
+        <w:rPr>
+          <w:rFonts w:hint="default"/>
+          <w:lang w:val="en-US" w:eastAsia="zh-CN"/>
+        </w:rPr>
+      </w:pPr>
+      <w:bookmarkStart w:id="10" w:name="_Toc14733"/>
       <w:r>
         <w:rPr>
           <w:rFonts w:hint="default"/>
@@ -4312,30 +4006,30 @@
         </w:rPr>
         <w:t>入职管理</w:t>
       </w:r>
+      <w:bookmarkEnd w:id="10"/>
+    </w:p>
+    <w:p>
+      <w:pPr>
+        <w:pStyle w:val="30"/>
+        <w:bidi w:val="0"/>
+        <w:rPr>
+          <w:rFonts w:hint="default"/>
+          <w:lang w:val="en-US" w:eastAsia="zh-CN"/>
+        </w:rPr>
+      </w:pPr>
+      <w:bookmarkStart w:id="11" w:name="_Toc13220"/>
+      <w:r>
+        <w:rPr>
+          <w:rFonts w:hint="default"/>
+          <w:lang w:val="en-US" w:eastAsia="zh-CN"/>
+        </w:rPr>
+        <w:t>入职前准备</w:t>
+      </w:r>
       <w:bookmarkEnd w:id="11"/>
     </w:p>
     <w:p>
       <w:pPr>
-        <w:pStyle w:val="2"/>
-        <w:bidi w:val="0"/>
-        <w:rPr>
-          <w:rFonts w:hint="default"/>
-          <w:lang w:val="en-US" w:eastAsia="zh-CN"/>
-        </w:rPr>
-      </w:pPr>
-      <w:bookmarkStart w:id="12" w:name="_Toc13220"/>
-      <w:r>
-        <w:rPr>
-          <w:rFonts w:hint="default"/>
-          <w:lang w:val="en-US" w:eastAsia="zh-CN"/>
-        </w:rPr>
-        <w:t>入职前准备</w:t>
-      </w:r>
-      <w:bookmarkEnd w:id="12"/>
-    </w:p>
-    <w:p>
-      <w:pPr>
-        <w:pStyle w:val="a1"/>
+        <w:pStyle w:val="29"/>
         <w:keepNext w:val="0"/>
         <w:keepLines w:val="0"/>
         <w:pageBreakBefore w:val="0"/>
@@ -4365,7 +4059,7 @@
     </w:p>
     <w:p>
       <w:pPr>
-        <w:pStyle w:val="a1"/>
+        <w:pStyle w:val="29"/>
         <w:keepNext w:val="0"/>
         <w:keepLines w:val="0"/>
         <w:pageBreakBefore w:val="0"/>
@@ -4395,14 +4089,14 @@
     </w:p>
     <w:p>
       <w:pPr>
-        <w:pStyle w:val="2"/>
-        <w:bidi w:val="0"/>
-        <w:rPr>
-          <w:rFonts w:hint="default"/>
-          <w:lang w:val="en-US" w:eastAsia="zh-CN"/>
-        </w:rPr>
-      </w:pPr>
-      <w:bookmarkStart w:id="13" w:name="_Toc2111"/>
+        <w:pStyle w:val="30"/>
+        <w:bidi w:val="0"/>
+        <w:rPr>
+          <w:rFonts w:hint="default"/>
+          <w:lang w:val="en-US" w:eastAsia="zh-CN"/>
+        </w:rPr>
+      </w:pPr>
+      <w:bookmarkStart w:id="12" w:name="_Toc2111"/>
       <w:r>
         <w:rPr>
           <w:rFonts w:hint="default"/>
@@ -4410,11 +4104,11 @@
         </w:rPr>
         <w:t>报到手续办理</w:t>
       </w:r>
-      <w:bookmarkEnd w:id="13"/>
-    </w:p>
-    <w:p>
-      <w:pPr>
-        <w:pStyle w:val="a1"/>
+      <w:bookmarkEnd w:id="12"/>
+    </w:p>
+    <w:p>
+      <w:pPr>
+        <w:pStyle w:val="29"/>
         <w:keepNext w:val="0"/>
         <w:keepLines w:val="0"/>
         <w:pageBreakBefore w:val="0"/>
@@ -4444,7 +4138,7 @@
     </w:p>
     <w:p>
       <w:pPr>
-        <w:pStyle w:val="a1"/>
+        <w:pStyle w:val="29"/>
         <w:keepNext w:val="0"/>
         <w:keepLines w:val="0"/>
         <w:pageBreakBefore w:val="0"/>
@@ -4474,7 +4168,7 @@
     </w:p>
     <w:p>
       <w:pPr>
-        <w:pStyle w:val="a1"/>
+        <w:pStyle w:val="29"/>
         <w:keepNext w:val="0"/>
         <w:keepLines w:val="0"/>
         <w:pageBreakBefore w:val="0"/>
@@ -4504,7 +4198,7 @@
     </w:p>
     <w:p>
       <w:pPr>
-        <w:pStyle w:val="a1"/>
+        <w:pStyle w:val="29"/>
         <w:keepNext w:val="0"/>
         <w:keepLines w:val="0"/>
         <w:pageBreakBefore w:val="0"/>
@@ -4534,14 +4228,14 @@
     </w:p>
     <w:p>
       <w:pPr>
-        <w:pStyle w:val="2"/>
-        <w:bidi w:val="0"/>
-        <w:rPr>
-          <w:rFonts w:hint="default"/>
-          <w:lang w:val="en-US" w:eastAsia="zh-CN"/>
-        </w:rPr>
-      </w:pPr>
-      <w:bookmarkStart w:id="14" w:name="_Toc6141"/>
+        <w:pStyle w:val="30"/>
+        <w:bidi w:val="0"/>
+        <w:rPr>
+          <w:rFonts w:hint="default"/>
+          <w:lang w:val="en-US" w:eastAsia="zh-CN"/>
+        </w:rPr>
+      </w:pPr>
+      <w:bookmarkStart w:id="13" w:name="_Toc6141"/>
       <w:r>
         <w:rPr>
           <w:rFonts w:hint="default"/>
@@ -4549,11 +4243,11 @@
         </w:rPr>
         <w:t>入职引导与培训</w:t>
       </w:r>
-      <w:bookmarkEnd w:id="14"/>
-    </w:p>
-    <w:p>
-      <w:pPr>
-        <w:pStyle w:val="a1"/>
+      <w:bookmarkEnd w:id="13"/>
+    </w:p>
+    <w:p>
+      <w:pPr>
+        <w:pStyle w:val="29"/>
         <w:keepNext w:val="0"/>
         <w:keepLines w:val="0"/>
         <w:pageBreakBefore w:val="0"/>
@@ -4583,7 +4277,7 @@
     </w:p>
     <w:p>
       <w:pPr>
-        <w:pStyle w:val="a1"/>
+        <w:pStyle w:val="29"/>
         <w:keepNext w:val="0"/>
         <w:keepLines w:val="0"/>
         <w:pageBreakBefore w:val="0"/>
@@ -4613,7 +4307,7 @@
     </w:p>
     <w:p>
       <w:pPr>
-        <w:pStyle w:val="a1"/>
+        <w:pStyle w:val="29"/>
         <w:keepNext w:val="0"/>
         <w:keepLines w:val="0"/>
         <w:pageBreakBefore w:val="0"/>
@@ -4643,14 +4337,14 @@
     </w:p>
     <w:p>
       <w:pPr>
-        <w:pStyle w:val="2"/>
-        <w:bidi w:val="0"/>
-        <w:rPr>
-          <w:rFonts w:hint="default"/>
-          <w:lang w:val="en-US" w:eastAsia="zh-CN"/>
-        </w:rPr>
-      </w:pPr>
-      <w:bookmarkStart w:id="15" w:name="_Toc32130"/>
+        <w:pStyle w:val="30"/>
+        <w:bidi w:val="0"/>
+        <w:rPr>
+          <w:rFonts w:hint="default"/>
+          <w:lang w:val="en-US" w:eastAsia="zh-CN"/>
+        </w:rPr>
+      </w:pPr>
+      <w:bookmarkStart w:id="14" w:name="_Toc32130"/>
       <w:r>
         <w:rPr>
           <w:rFonts w:hint="default"/>
@@ -4658,11 +4352,11 @@
         </w:rPr>
         <w:t>试用期管理</w:t>
       </w:r>
-      <w:bookmarkEnd w:id="15"/>
-    </w:p>
-    <w:p>
-      <w:pPr>
-        <w:pStyle w:val="a1"/>
+      <w:bookmarkEnd w:id="14"/>
+    </w:p>
+    <w:p>
+      <w:pPr>
+        <w:pStyle w:val="29"/>
         <w:keepNext w:val="0"/>
         <w:keepLines w:val="0"/>
         <w:pageBreakBefore w:val="0"/>
@@ -4692,7 +4386,7 @@
     </w:p>
     <w:p>
       <w:pPr>
-        <w:pStyle w:val="a1"/>
+        <w:pStyle w:val="29"/>
         <w:keepNext w:val="0"/>
         <w:keepLines w:val="0"/>
         <w:pageBreakBefore w:val="0"/>
@@ -4722,7 +4416,7 @@
     </w:p>
     <w:p>
       <w:pPr>
-        <w:pStyle w:val="a1"/>
+        <w:pStyle w:val="29"/>
         <w:keepNext w:val="0"/>
         <w:keepLines w:val="0"/>
         <w:pageBreakBefore w:val="0"/>
@@ -4752,14 +4446,14 @@
     </w:p>
     <w:p>
       <w:pPr>
-        <w:pStyle w:val="1"/>
-        <w:bidi w:val="0"/>
-        <w:rPr>
-          <w:rFonts w:hint="default"/>
-          <w:lang w:val="en-US" w:eastAsia="zh-CN"/>
-        </w:rPr>
-      </w:pPr>
-      <w:bookmarkStart w:id="16" w:name="_Toc5737"/>
+        <w:pStyle w:val="28"/>
+        <w:bidi w:val="0"/>
+        <w:rPr>
+          <w:rFonts w:hint="default"/>
+          <w:lang w:val="en-US" w:eastAsia="zh-CN"/>
+        </w:rPr>
+      </w:pPr>
+      <w:bookmarkStart w:id="15" w:name="_Toc5737"/>
       <w:r>
         <w:rPr>
           <w:rFonts w:hint="default"/>
@@ -4767,30 +4461,30 @@
         </w:rPr>
         <w:t>离职管理</w:t>
       </w:r>
+      <w:bookmarkEnd w:id="15"/>
+    </w:p>
+    <w:p>
+      <w:pPr>
+        <w:pStyle w:val="30"/>
+        <w:bidi w:val="0"/>
+        <w:rPr>
+          <w:rFonts w:hint="default"/>
+          <w:lang w:val="en-US" w:eastAsia="zh-CN"/>
+        </w:rPr>
+      </w:pPr>
+      <w:bookmarkStart w:id="16" w:name="_Toc6209"/>
+      <w:r>
+        <w:rPr>
+          <w:rFonts w:hint="default"/>
+          <w:lang w:val="en-US" w:eastAsia="zh-CN"/>
+        </w:rPr>
+        <w:t>离职类型与申请</w:t>
+      </w:r>
       <w:bookmarkEnd w:id="16"/>
     </w:p>
     <w:p>
       <w:pPr>
-        <w:pStyle w:val="2"/>
-        <w:bidi w:val="0"/>
-        <w:rPr>
-          <w:rFonts w:hint="default"/>
-          <w:lang w:val="en-US" w:eastAsia="zh-CN"/>
-        </w:rPr>
-      </w:pPr>
-      <w:bookmarkStart w:id="17" w:name="_Toc6209"/>
-      <w:r>
-        <w:rPr>
-          <w:rFonts w:hint="default"/>
-          <w:lang w:val="en-US" w:eastAsia="zh-CN"/>
-        </w:rPr>
-        <w:t>离职类型与申请</w:t>
-      </w:r>
-      <w:bookmarkEnd w:id="17"/>
-    </w:p>
-    <w:p>
-      <w:pPr>
-        <w:pStyle w:val="a1"/>
+        <w:pStyle w:val="29"/>
         <w:keepNext w:val="0"/>
         <w:keepLines w:val="0"/>
         <w:pageBreakBefore w:val="0"/>
@@ -4820,7 +4514,7 @@
     </w:p>
     <w:p>
       <w:pPr>
-        <w:pStyle w:val="a1"/>
+        <w:pStyle w:val="29"/>
         <w:keepNext w:val="0"/>
         <w:keepLines w:val="0"/>
         <w:pageBreakBefore w:val="0"/>
@@ -4850,7 +4544,7 @@
     </w:p>
     <w:p>
       <w:pPr>
-        <w:pStyle w:val="a1"/>
+        <w:pStyle w:val="29"/>
         <w:keepNext w:val="0"/>
         <w:keepLines w:val="0"/>
         <w:pageBreakBefore w:val="0"/>
@@ -4880,14 +4574,14 @@
     </w:p>
     <w:p>
       <w:pPr>
-        <w:pStyle w:val="2"/>
-        <w:bidi w:val="0"/>
-        <w:rPr>
-          <w:rFonts w:hint="default"/>
-          <w:lang w:val="en-US" w:eastAsia="zh-CN"/>
-        </w:rPr>
-      </w:pPr>
-      <w:bookmarkStart w:id="18" w:name="_Toc29243"/>
+        <w:pStyle w:val="30"/>
+        <w:bidi w:val="0"/>
+        <w:rPr>
+          <w:rFonts w:hint="default"/>
+          <w:lang w:val="en-US" w:eastAsia="zh-CN"/>
+        </w:rPr>
+      </w:pPr>
+      <w:bookmarkStart w:id="17" w:name="_Toc29243"/>
       <w:r>
         <w:rPr>
           <w:rFonts w:hint="default"/>
@@ -4895,11 +4589,11 @@
         </w:rPr>
         <w:t>离职审批流程</w:t>
       </w:r>
-      <w:bookmarkEnd w:id="18"/>
-    </w:p>
-    <w:p>
-      <w:pPr>
-        <w:pStyle w:val="a1"/>
+      <w:bookmarkEnd w:id="17"/>
+    </w:p>
+    <w:p>
+      <w:pPr>
+        <w:pStyle w:val="29"/>
         <w:keepNext w:val="0"/>
         <w:keepLines w:val="0"/>
         <w:pageBreakBefore w:val="0"/>
@@ -4929,7 +4623,7 @@
     </w:p>
     <w:p>
       <w:pPr>
-        <w:pStyle w:val="a1"/>
+        <w:pStyle w:val="29"/>
         <w:keepNext w:val="0"/>
         <w:keepLines w:val="0"/>
         <w:pageBreakBefore w:val="0"/>
@@ -4959,7 +4653,7 @@
     </w:p>
     <w:p>
       <w:pPr>
-        <w:pStyle w:val="a1"/>
+        <w:pStyle w:val="29"/>
         <w:keepNext w:val="0"/>
         <w:keepLines w:val="0"/>
         <w:pageBreakBefore w:val="0"/>
@@ -4989,7 +4683,7 @@
     </w:p>
     <w:p>
       <w:pPr>
-        <w:pStyle w:val="a1"/>
+        <w:pStyle w:val="29"/>
         <w:keepNext w:val="0"/>
         <w:keepLines w:val="0"/>
         <w:pageBreakBefore w:val="0"/>
@@ -5019,14 +4713,14 @@
     </w:p>
     <w:p>
       <w:pPr>
-        <w:pStyle w:val="2"/>
-        <w:bidi w:val="0"/>
-        <w:rPr>
-          <w:rFonts w:hint="default"/>
-          <w:lang w:val="en-US" w:eastAsia="zh-CN"/>
-        </w:rPr>
-      </w:pPr>
-      <w:bookmarkStart w:id="19" w:name="_Toc13882"/>
+        <w:pStyle w:val="30"/>
+        <w:bidi w:val="0"/>
+        <w:rPr>
+          <w:rFonts w:hint="default"/>
+          <w:lang w:val="en-US" w:eastAsia="zh-CN"/>
+        </w:rPr>
+      </w:pPr>
+      <w:bookmarkStart w:id="18" w:name="_Toc13882"/>
       <w:r>
         <w:rPr>
           <w:rFonts w:hint="default"/>
@@ -5034,11 +4728,11 @@
         </w:rPr>
         <w:t>工作交接（核心环节）</w:t>
       </w:r>
-      <w:bookmarkEnd w:id="19"/>
-    </w:p>
-    <w:p>
-      <w:pPr>
-        <w:pStyle w:val="a1"/>
+      <w:bookmarkEnd w:id="18"/>
+    </w:p>
+    <w:p>
+      <w:pPr>
+        <w:pStyle w:val="29"/>
         <w:keepNext w:val="0"/>
         <w:keepLines w:val="0"/>
         <w:pageBreakBefore w:val="0"/>
@@ -5068,7 +4762,7 @@
     </w:p>
     <w:p>
       <w:pPr>
-        <w:pStyle w:val="a1"/>
+        <w:pStyle w:val="29"/>
         <w:keepNext w:val="0"/>
         <w:keepLines w:val="0"/>
         <w:pageBreakBefore w:val="0"/>
@@ -5098,7 +4792,7 @@
     </w:p>
     <w:p>
       <w:pPr>
-        <w:pStyle w:val="a1"/>
+        <w:pStyle w:val="29"/>
         <w:keepNext w:val="0"/>
         <w:keepLines w:val="0"/>
         <w:pageBreakBefore w:val="0"/>
@@ -5128,7 +4822,7 @@
     </w:p>
     <w:p>
       <w:pPr>
-        <w:pStyle w:val="a1"/>
+        <w:pStyle w:val="29"/>
         <w:keepNext w:val="0"/>
         <w:keepLines w:val="0"/>
         <w:pageBreakBefore w:val="0"/>
@@ -5158,7 +4852,7 @@
     </w:p>
     <w:p>
       <w:pPr>
-        <w:pStyle w:val="a1"/>
+        <w:pStyle w:val="29"/>
         <w:keepNext w:val="0"/>
         <w:keepLines w:val="0"/>
         <w:pageBreakBefore w:val="0"/>
@@ -5188,7 +4882,7 @@
     </w:p>
     <w:p>
       <w:pPr>
-        <w:pStyle w:val="a1"/>
+        <w:pStyle w:val="29"/>
         <w:keepNext w:val="0"/>
         <w:keepLines w:val="0"/>
         <w:pageBreakBefore w:val="0"/>
@@ -5218,7 +4912,7 @@
     </w:p>
     <w:p>
       <w:pPr>
-        <w:pStyle w:val="a1"/>
+        <w:pStyle w:val="29"/>
         <w:keepNext w:val="0"/>
         <w:keepLines w:val="0"/>
         <w:pageBreakBefore w:val="0"/>
@@ -5248,7 +4942,7 @@
     </w:p>
     <w:p>
       <w:pPr>
-        <w:pStyle w:val="a1"/>
+        <w:pStyle w:val="29"/>
         <w:keepNext w:val="0"/>
         <w:keepLines w:val="0"/>
         <w:pageBreakBefore w:val="0"/>
@@ -5278,7 +4972,7 @@
     </w:p>
     <w:p>
       <w:pPr>
-        <w:pStyle w:val="a1"/>
+        <w:pStyle w:val="29"/>
         <w:keepNext w:val="0"/>
         <w:keepLines w:val="0"/>
         <w:pageBreakBefore w:val="0"/>
@@ -5308,7 +5002,7 @@
     </w:p>
     <w:p>
       <w:pPr>
-        <w:pStyle w:val="a1"/>
+        <w:pStyle w:val="29"/>
         <w:keepNext w:val="0"/>
         <w:keepLines w:val="0"/>
         <w:pageBreakBefore w:val="0"/>
@@ -5338,14 +5032,14 @@
     </w:p>
     <w:p>
       <w:pPr>
-        <w:pStyle w:val="2"/>
-        <w:bidi w:val="0"/>
-        <w:rPr>
-          <w:rFonts w:hint="default"/>
-          <w:lang w:val="en-US" w:eastAsia="zh-CN"/>
-        </w:rPr>
-      </w:pPr>
-      <w:bookmarkStart w:id="20" w:name="_Toc25386"/>
+        <w:pStyle w:val="30"/>
+        <w:bidi w:val="0"/>
+        <w:rPr>
+          <w:rFonts w:hint="default"/>
+          <w:lang w:val="en-US" w:eastAsia="zh-CN"/>
+        </w:rPr>
+      </w:pPr>
+      <w:bookmarkStart w:id="19" w:name="_Toc25386"/>
       <w:r>
         <w:rPr>
           <w:rFonts w:hint="default"/>
@@ -5353,11 +5047,11 @@
         </w:rPr>
         <w:t>离职手续会签</w:t>
       </w:r>
-      <w:bookmarkEnd w:id="20"/>
-    </w:p>
-    <w:p>
-      <w:pPr>
-        <w:pStyle w:val="a1"/>
+      <w:bookmarkEnd w:id="19"/>
+    </w:p>
+    <w:p>
+      <w:pPr>
+        <w:pStyle w:val="29"/>
         <w:keepNext w:val="0"/>
         <w:keepLines w:val="0"/>
         <w:pageBreakBefore w:val="0"/>
@@ -5387,7 +5081,7 @@
     </w:p>
     <w:p>
       <w:pPr>
-        <w:pStyle w:val="a1"/>
+        <w:pStyle w:val="29"/>
         <w:keepNext w:val="0"/>
         <w:keepLines w:val="0"/>
         <w:pageBreakBefore w:val="0"/>
@@ -5417,7 +5111,7 @@
     </w:p>
     <w:p>
       <w:pPr>
-        <w:pStyle w:val="a1"/>
+        <w:pStyle w:val="29"/>
         <w:keepNext w:val="0"/>
         <w:keepLines w:val="0"/>
         <w:pageBreakBefore w:val="0"/>
@@ -5447,7 +5141,7 @@
     </w:p>
     <w:p>
       <w:pPr>
-        <w:pStyle w:val="a1"/>
+        <w:pStyle w:val="29"/>
         <w:keepNext w:val="0"/>
         <w:keepLines w:val="0"/>
         <w:pageBreakBefore w:val="0"/>
@@ -5484,7 +5178,7 @@
     </w:p>
     <w:p>
       <w:pPr>
-        <w:pStyle w:val="a1"/>
+        <w:pStyle w:val="29"/>
         <w:keepNext w:val="0"/>
         <w:keepLines w:val="0"/>
         <w:pageBreakBefore w:val="0"/>
@@ -5514,7 +5208,7 @@
     </w:p>
     <w:p>
       <w:pPr>
-        <w:pStyle w:val="a1"/>
+        <w:pStyle w:val="29"/>
         <w:keepNext w:val="0"/>
         <w:keepLines w:val="0"/>
         <w:pageBreakBefore w:val="0"/>
@@ -5544,14 +5238,14 @@
     </w:p>
     <w:p>
       <w:pPr>
-        <w:pStyle w:val="2"/>
-        <w:bidi w:val="0"/>
-        <w:rPr>
-          <w:rFonts w:hint="default"/>
-          <w:lang w:val="en-US" w:eastAsia="zh-CN"/>
-        </w:rPr>
-      </w:pPr>
-      <w:bookmarkStart w:id="21" w:name="_Toc25987"/>
+        <w:pStyle w:val="30"/>
+        <w:bidi w:val="0"/>
+        <w:rPr>
+          <w:rFonts w:hint="default"/>
+          <w:lang w:val="en-US" w:eastAsia="zh-CN"/>
+        </w:rPr>
+      </w:pPr>
+      <w:bookmarkStart w:id="20" w:name="_Toc25987"/>
       <w:r>
         <w:rPr>
           <w:rFonts w:hint="default"/>
@@ -5559,11 +5253,11 @@
         </w:rPr>
         <w:t>离职后管理</w:t>
       </w:r>
-      <w:bookmarkEnd w:id="21"/>
-    </w:p>
-    <w:p>
-      <w:pPr>
-        <w:pStyle w:val="a1"/>
+      <w:bookmarkEnd w:id="20"/>
+    </w:p>
+    <w:p>
+      <w:pPr>
+        <w:pStyle w:val="29"/>
         <w:keepNext w:val="0"/>
         <w:keepLines w:val="0"/>
         <w:pageBreakBefore w:val="0"/>
@@ -5593,7 +5287,7 @@
     </w:p>
     <w:p>
       <w:pPr>
-        <w:pStyle w:val="a1"/>
+        <w:pStyle w:val="29"/>
         <w:keepNext w:val="0"/>
         <w:keepLines w:val="0"/>
         <w:pageBreakBefore w:val="0"/>
@@ -5623,7 +5317,7 @@
     </w:p>
     <w:p>
       <w:pPr>
-        <w:pStyle w:val="a1"/>
+        <w:pStyle w:val="29"/>
         <w:keepNext w:val="0"/>
         <w:keepLines w:val="0"/>
         <w:pageBreakBefore w:val="0"/>
@@ -5653,14 +5347,14 @@
     </w:p>
     <w:p>
       <w:pPr>
-        <w:pStyle w:val="1"/>
-        <w:bidi w:val="0"/>
-        <w:rPr>
-          <w:rFonts w:hint="default"/>
-          <w:lang w:val="en-US" w:eastAsia="zh-CN"/>
-        </w:rPr>
-      </w:pPr>
-      <w:bookmarkStart w:id="22" w:name="_Toc10023"/>
+        <w:pStyle w:val="28"/>
+        <w:bidi w:val="0"/>
+        <w:rPr>
+          <w:rFonts w:hint="default"/>
+          <w:lang w:val="en-US" w:eastAsia="zh-CN"/>
+        </w:rPr>
+      </w:pPr>
+      <w:bookmarkStart w:id="21" w:name="_Toc10023"/>
       <w:r>
         <w:rPr>
           <w:rFonts w:hint="default"/>
@@ -5668,11 +5362,11 @@
         </w:rPr>
         <w:t>附则</w:t>
       </w:r>
-      <w:bookmarkEnd w:id="22"/>
-    </w:p>
-    <w:p>
-      <w:pPr>
-        <w:pStyle w:val="a1"/>
+      <w:bookmarkEnd w:id="21"/>
+    </w:p>
+    <w:p>
+      <w:pPr>
+        <w:pStyle w:val="29"/>
         <w:keepNext w:val="0"/>
         <w:keepLines w:val="0"/>
         <w:pageBreakBefore w:val="0"/>
@@ -5702,7 +5396,7 @@
     </w:p>
     <w:p>
       <w:pPr>
-        <w:pStyle w:val="a1"/>
+        <w:pStyle w:val="29"/>
         <w:keepNext w:val="0"/>
         <w:keepLines w:val="0"/>
         <w:pageBreakBefore w:val="0"/>
@@ -5732,7 +5426,7 @@
     </w:p>
     <w:p>
       <w:pPr>
-        <w:pStyle w:val="a1"/>
+        <w:pStyle w:val="29"/>
         <w:keepNext w:val="0"/>
         <w:keepLines w:val="0"/>
         <w:pageBreakBefore w:val="0"/>
@@ -5761,23 +5455,73 @@
       </w:r>
     </w:p>
     <w:sectPr>
-      <w:headerReference w:type="default" r:id="rId7"/>
+      <w:headerReference r:id="rId5" w:type="default"/>
       <w:pgSz w:w="11906" w:h="16838"/>
       <w:pgMar w:top="1417" w:right="1800" w:bottom="1440" w:left="1800" w:header="1140" w:footer="992" w:gutter="0"/>
-      <w:cols w:num="1" w:space="425"/>
+      <w:cols w:space="425" w:num="1"/>
       <w:docGrid w:type="lines" w:linePitch="312" w:charSpace="0"/>
     </w:sectPr>
   </w:body>
 </w:document>
 </file>
 
+<file path=word/endnotes.xml><?xml version="1.0" encoding="utf-8"?>
+<w:endnotes xmlns:wpc="http://schemas.microsoft.com/office/word/2010/wordprocessingCanvas" xmlns:mc="http://schemas.openxmlformats.org/markup-compatibility/2006" xmlns:o="urn:schemas-microsoft-com:office:office" xmlns:r="http://schemas.openxmlformats.org/officeDocument/2006/relationships" xmlns:m="http://schemas.openxmlformats.org/officeDocument/2006/math" xmlns:v="urn:schemas-microsoft-com:vml" xmlns:wp14="http://schemas.microsoft.com/office/word/2010/wordprocessingDrawing" xmlns:wp="http://schemas.openxmlformats.org/drawingml/2006/wordprocessingDrawing" xmlns:w="http://schemas.openxmlformats.org/wordprocessingml/2006/main" xmlns:w14="http://schemas.microsoft.com/office/word/2010/wordml" xmlns:w15="http://schemas.microsoft.com/office/word/2012/wordml" xmlns:w10="urn:schemas-microsoft-com:office:word" xmlns:wpg="http://schemas.microsoft.com/office/word/2010/wordprocessingGroup" xmlns:wpi="http://schemas.microsoft.com/office/word/2010/wordprocessingInk" xmlns:wne="http://schemas.microsoft.com/office/word/2006/wordml" xmlns:wps="http://schemas.microsoft.com/office/word/2010/wordprocessingShape" xmlns:wpsCustomData="http://www.wps.cn/officeDocument/2013/wpsCustomData" mc:Ignorable="w14 w15 wp14">
+  <w:endnote w:type="separator" w:id="0">
+    <w:p>
+      <w:pPr>
+        <w:spacing w:line="240" w:lineRule="auto"/>
+      </w:pPr>
+      <w:r>
+        <w:separator/>
+      </w:r>
+    </w:p>
+  </w:endnote>
+  <w:endnote w:type="continuationSeparator" w:id="1">
+    <w:p>
+      <w:pPr>
+        <w:spacing w:line="240" w:lineRule="auto"/>
+      </w:pPr>
+      <w:r>
+        <w:continuationSeparator/>
+      </w:r>
+    </w:p>
+  </w:endnote>
+</w:endnotes>
+</file>
+
+<file path=word/footnotes.xml><?xml version="1.0" encoding="utf-8"?>
+<w:footnotes xmlns:wpc="http://schemas.microsoft.com/office/word/2010/wordprocessingCanvas" xmlns:mc="http://schemas.openxmlformats.org/markup-compatibility/2006" xmlns:o="urn:schemas-microsoft-com:office:office" xmlns:r="http://schemas.openxmlformats.org/officeDocument/2006/relationships" xmlns:m="http://schemas.openxmlformats.org/officeDocument/2006/math" xmlns:v="urn:schemas-microsoft-com:vml" xmlns:wp14="http://schemas.microsoft.com/office/word/2010/wordprocessingDrawing" xmlns:wp="http://schemas.openxmlformats.org/drawingml/2006/wordprocessingDrawing" xmlns:w="http://schemas.openxmlformats.org/wordprocessingml/2006/main" xmlns:w14="http://schemas.microsoft.com/office/word/2010/wordml" xmlns:w15="http://schemas.microsoft.com/office/word/2012/wordml" xmlns:w10="urn:schemas-microsoft-com:office:word" xmlns:wpg="http://schemas.microsoft.com/office/word/2010/wordprocessingGroup" xmlns:wpi="http://schemas.microsoft.com/office/word/2010/wordprocessingInk" xmlns:wne="http://schemas.microsoft.com/office/word/2006/wordml" xmlns:wps="http://schemas.microsoft.com/office/word/2010/wordprocessingShape" xmlns:wpsCustomData="http://www.wps.cn/officeDocument/2013/wpsCustomData" mc:Ignorable="w14 w15 wp14">
+  <w:footnote w:type="separator" w:id="0">
+    <w:p>
+      <w:pPr>
+        <w:spacing w:line="360" w:lineRule="auto"/>
+      </w:pPr>
+      <w:r>
+        <w:separator/>
+      </w:r>
+    </w:p>
+  </w:footnote>
+  <w:footnote w:type="continuationSeparator" w:id="1">
+    <w:p>
+      <w:pPr>
+        <w:spacing w:line="360" w:lineRule="auto"/>
+      </w:pPr>
+      <w:r>
+        <w:continuationSeparator/>
+      </w:r>
+    </w:p>
+  </w:footnote>
+</w:footnotes>
+</file>
+
 <file path=word/header1.xml><?xml version="1.0" encoding="utf-8"?>
-<w:hdr xmlns:wpc="http://schemas.microsoft.com/office/word/2010/wordprocessingCanvas" xmlns:mc="http://schemas.openxmlformats.org/markup-compatibility/2006" xmlns:o="urn:schemas-microsoft-com:office:office" xmlns:r="http://schemas.openxmlformats.org/officeDocument/2006/relationships" xmlns:m="http://schemas.openxmlformats.org/officeDocument/2006/math" xmlns:v="urn:schemas-microsoft-com:vml" xmlns:wp14="http://schemas.microsoft.com/office/word/2010/wordprocessingDrawing" xmlns:wp="http://schemas.openxmlformats.org/drawingml/2006/wordprocessingDrawing" xmlns:w10="urn:schemas-microsoft-com:office:word" xmlns:w="http://schemas.openxmlformats.org/wordprocessingml/2006/main" xmlns:w14="http://schemas.microsoft.com/office/word/2010/wordml" xmlns:w15="http://schemas.microsoft.com/office/word/2012/wordml" xmlns:wne="http://schemas.microsoft.com/office/word/2006/wordml" xmlns:wpg="http://schemas.microsoft.com/office/word/2010/wordprocessingGroup" xmlns:wpi="http://schemas.microsoft.com/office/word/2010/wordprocessingInk" xmlns:wps="http://schemas.microsoft.com/office/word/2010/wordprocessingShape" mc:Ignorable="w14 w15 wp14">
+<w:hdr xmlns:wpc="http://schemas.microsoft.com/office/word/2010/wordprocessingCanvas" xmlns:mc="http://schemas.openxmlformats.org/markup-compatibility/2006" xmlns:o="urn:schemas-microsoft-com:office:office" xmlns:r="http://schemas.openxmlformats.org/officeDocument/2006/relationships" xmlns:m="http://schemas.openxmlformats.org/officeDocument/2006/math" xmlns:v="urn:schemas-microsoft-com:vml" xmlns:wp14="http://schemas.microsoft.com/office/word/2010/wordprocessingDrawing" xmlns:wp="http://schemas.openxmlformats.org/drawingml/2006/wordprocessingDrawing" xmlns:w10="urn:schemas-microsoft-com:office:word" xmlns:w="http://schemas.openxmlformats.org/wordprocessingml/2006/main" xmlns:w14="http://schemas.microsoft.com/office/word/2010/wordml" xmlns:w15="http://schemas.microsoft.com/office/word/2012/wordml" xmlns:wpg="http://schemas.microsoft.com/office/word/2010/wordprocessingGroup" xmlns:wpi="http://schemas.microsoft.com/office/word/2010/wordprocessingInk" xmlns:wne="http://schemas.microsoft.com/office/word/2006/wordml" xmlns:wps="http://schemas.microsoft.com/office/word/2010/wordprocessingShape" xmlns:wpsCustomData="http://www.wps.cn/officeDocument/2013/wpsCustomData" mc:Ignorable="w14 w15 wp14">
   <w:p>
     <w:pPr>
-      <w:pStyle w:val="Header"/>
+      <w:pStyle w:val="15"/>
       <w:pBdr>
-        <w:bottom w:val="single" w:sz="4" w:space="1" w:color="auto"/>
+        <w:bottom w:val="single" w:color="auto" w:sz="4" w:space="1"/>
       </w:pBdr>
       <w:tabs>
         <w:tab w:val="left" w:pos="335"/>
@@ -5785,27 +5529,27 @@
       </w:tabs>
       <w:jc w:val="right"/>
       <w:rPr>
-        <w:rFonts w:eastAsiaTheme="minorEastAsia" w:hint="eastAsia"/>
+        <w:rFonts w:hint="eastAsia" w:eastAsiaTheme="minorEastAsia"/>
         <w:lang w:eastAsia="zh-CN"/>
       </w:rPr>
     </w:pPr>
     <w:r>
       <w:rPr>
-        <w:rFonts w:eastAsiaTheme="minorEastAsia" w:hint="eastAsia"/>
+        <w:rFonts w:hint="eastAsia" w:eastAsiaTheme="minorEastAsia"/>
         <w:lang w:val="en-US" w:eastAsia="zh-CN"/>
       </w:rPr>
       <w:tab/>
     </w:r>
     <w:r>
       <w:rPr>
-        <w:rFonts w:eastAsiaTheme="minorEastAsia" w:hint="eastAsia"/>
+        <w:rFonts w:hint="eastAsia" w:eastAsiaTheme="minorEastAsia"/>
         <w:lang w:val="en-US" w:eastAsia="zh-CN"/>
       </w:rPr>
       <w:tab/>
     </w:r>
     <w:r>
       <w:rPr>
-        <w:rFonts w:eastAsiaTheme="minorEastAsia" w:hint="eastAsia"/>
+        <w:rFonts w:hint="eastAsia" w:eastAsiaTheme="minorEastAsia"/>
         <w:lang w:val="en-US" w:eastAsia="zh-CN"/>
       </w:rPr>
       <w:t>桐乡华数广电网络有限公司</w:t>
@@ -5815,15 +5559,15 @@
 </file>
 
 <file path=word/numbering.xml><?xml version="1.0" encoding="utf-8"?>
-<w:numbering xmlns:wpc="http://schemas.microsoft.com/office/word/2010/wordprocessingCanvas" xmlns:mc="http://schemas.openxmlformats.org/markup-compatibility/2006" xmlns:o="urn:schemas-microsoft-com:office:office" xmlns:r="http://schemas.openxmlformats.org/officeDocument/2006/relationships" xmlns:m="http://schemas.openxmlformats.org/officeDocument/2006/math" xmlns:v="urn:schemas-microsoft-com:vml" xmlns:wp14="http://schemas.microsoft.com/office/word/2010/wordprocessingDrawing" xmlns:wp="http://schemas.openxmlformats.org/drawingml/2006/wordprocessingDrawing" xmlns:w10="urn:schemas-microsoft-com:office:word" xmlns:w="http://schemas.openxmlformats.org/wordprocessingml/2006/main" xmlns:w14="http://schemas.microsoft.com/office/word/2010/wordml" xmlns:w15="http://schemas.microsoft.com/office/word/2012/wordml" xmlns:wne="http://schemas.microsoft.com/office/word/2006/wordml" xmlns:wpg="http://schemas.microsoft.com/office/word/2010/wordprocessingGroup" xmlns:wpi="http://schemas.microsoft.com/office/word/2010/wordprocessingInk" xmlns:wps="http://schemas.microsoft.com/office/word/2010/wordprocessingShape" mc:Ignorable="w14 w15 wp14">
+<w:numbering xmlns:wpc="http://schemas.microsoft.com/office/word/2010/wordprocessingCanvas" xmlns:mc="http://schemas.openxmlformats.org/markup-compatibility/2006" xmlns:o="urn:schemas-microsoft-com:office:office" xmlns:r="http://schemas.openxmlformats.org/officeDocument/2006/relationships" xmlns:m="http://schemas.openxmlformats.org/officeDocument/2006/math" xmlns:v="urn:schemas-microsoft-com:vml" xmlns:wp14="http://schemas.microsoft.com/office/word/2010/wordprocessingDrawing" xmlns:wp="http://schemas.openxmlformats.org/drawingml/2006/wordprocessingDrawing" xmlns:w10="urn:schemas-microsoft-com:office:word" xmlns:w="http://schemas.openxmlformats.org/wordprocessingml/2006/main" xmlns:w14="http://schemas.microsoft.com/office/word/2010/wordml" xmlns:wpg="http://schemas.microsoft.com/office/word/2010/wordprocessingGroup" xmlns:wpi="http://schemas.microsoft.com/office/word/2010/wordprocessingInk" xmlns:wne="http://schemas.microsoft.com/office/word/2006/wordml" xmlns:wps="http://schemas.microsoft.com/office/word/2010/wordprocessingShape" xmlns:wpsCustomData="http://www.wps.cn/officeDocument/2013/wpsCustomData" mc:Ignorable="w14 wp14">
   <w:abstractNum w:abstractNumId="0">
     <w:nsid w:val="8E964DCE"/>
     <w:multiLevelType w:val="multilevel"/>
     <w:tmpl w:val="8E964DCE"/>
-    <w:lvl w:ilvl="0">
+    <w:lvl w:ilvl="0" w:tentative="0">
       <w:start w:val="1"/>
       <w:numFmt w:val="decimal"/>
-      <w:pStyle w:val="Heading1"/>
+      <w:pStyle w:val="2"/>
       <w:lvlText w:val="%1."/>
       <w:lvlJc w:val="left"/>
       <w:pPr>
@@ -5833,10 +5577,10 @@
         <w:rFonts w:hint="default"/>
       </w:rPr>
     </w:lvl>
-    <w:lvl w:ilvl="1">
+    <w:lvl w:ilvl="1" w:tentative="0">
       <w:start w:val="1"/>
       <w:numFmt w:val="decimal"/>
-      <w:pStyle w:val="Heading2"/>
+      <w:pStyle w:val="3"/>
       <w:lvlText w:val="%1.%2."/>
       <w:lvlJc w:val="left"/>
       <w:pPr>
@@ -5846,10 +5590,10 @@
         <w:rFonts w:hint="default"/>
       </w:rPr>
     </w:lvl>
-    <w:lvl w:ilvl="2">
+    <w:lvl w:ilvl="2" w:tentative="0">
       <w:start w:val="1"/>
       <w:numFmt w:val="decimal"/>
-      <w:pStyle w:val="Heading3"/>
+      <w:pStyle w:val="4"/>
       <w:lvlText w:val="%1.%2.%3."/>
       <w:lvlJc w:val="left"/>
       <w:pPr>
@@ -5859,10 +5603,10 @@
         <w:rFonts w:hint="default"/>
       </w:rPr>
     </w:lvl>
-    <w:lvl w:ilvl="3">
+    <w:lvl w:ilvl="3" w:tentative="0">
       <w:start w:val="1"/>
       <w:numFmt w:val="decimal"/>
-      <w:pStyle w:val="Heading4"/>
+      <w:pStyle w:val="5"/>
       <w:lvlText w:val="%1.%2.%3.%4."/>
       <w:lvlJc w:val="left"/>
       <w:pPr>
@@ -5872,10 +5616,10 @@
         <w:rFonts w:hint="default"/>
       </w:rPr>
     </w:lvl>
-    <w:lvl w:ilvl="4">
+    <w:lvl w:ilvl="4" w:tentative="0">
       <w:start w:val="1"/>
       <w:numFmt w:val="decimal"/>
-      <w:pStyle w:val="Heading5"/>
+      <w:pStyle w:val="6"/>
       <w:lvlText w:val="%1.%2.%3.%4.%5."/>
       <w:lvlJc w:val="left"/>
       <w:pPr>
@@ -5885,10 +5629,10 @@
         <w:rFonts w:hint="default"/>
       </w:rPr>
     </w:lvl>
-    <w:lvl w:ilvl="5">
+    <w:lvl w:ilvl="5" w:tentative="0">
       <w:start w:val="1"/>
       <w:numFmt w:val="decimal"/>
-      <w:pStyle w:val="Heading6"/>
+      <w:pStyle w:val="7"/>
       <w:lvlText w:val="%1.%2.%3.%4.%5.%6."/>
       <w:lvlJc w:val="left"/>
       <w:pPr>
@@ -5898,10 +5642,10 @@
         <w:rFonts w:hint="default"/>
       </w:rPr>
     </w:lvl>
-    <w:lvl w:ilvl="6">
+    <w:lvl w:ilvl="6" w:tentative="0">
       <w:start w:val="1"/>
       <w:numFmt w:val="decimal"/>
-      <w:pStyle w:val="Heading7"/>
+      <w:pStyle w:val="8"/>
       <w:lvlText w:val="%1.%2.%3.%4.%5.%6.%7."/>
       <w:lvlJc w:val="left"/>
       <w:pPr>
@@ -5911,10 +5655,10 @@
         <w:rFonts w:hint="default"/>
       </w:rPr>
     </w:lvl>
-    <w:lvl w:ilvl="7">
+    <w:lvl w:ilvl="7" w:tentative="0">
       <w:start w:val="1"/>
       <w:numFmt w:val="decimal"/>
-      <w:pStyle w:val="Heading8"/>
+      <w:pStyle w:val="9"/>
       <w:lvlText w:val="%1.%2.%3.%4.%5.%6.%7.%8."/>
       <w:lvlJc w:val="left"/>
       <w:pPr>
@@ -5924,10 +5668,10 @@
         <w:rFonts w:hint="default"/>
       </w:rPr>
     </w:lvl>
-    <w:lvl w:ilvl="8">
+    <w:lvl w:ilvl="8" w:tentative="0">
       <w:start w:val="1"/>
       <w:numFmt w:val="decimal"/>
-      <w:pStyle w:val="Heading9"/>
+      <w:pStyle w:val="10"/>
       <w:lvlText w:val="%1.%2.%3.%4.%5.%6.%7.%8.%9."/>
       <w:lvlJc w:val="left"/>
       <w:pPr>
@@ -5945,267 +5689,269 @@
 </file>
 
 <file path=word/styles.xml><?xml version="1.0" encoding="utf-8"?>
-<w:styles xmlns:mc="http://schemas.openxmlformats.org/markup-compatibility/2006" xmlns:r="http://schemas.openxmlformats.org/officeDocument/2006/relationships" xmlns:w="http://schemas.openxmlformats.org/wordprocessingml/2006/main" xmlns:w14="http://schemas.microsoft.com/office/word/2010/wordml" xmlns:w15="http://schemas.microsoft.com/office/word/2012/wordml" mc:Ignorable="w14 w15">
+<w:styles xmlns:mc="http://schemas.openxmlformats.org/markup-compatibility/2006" xmlns:o="urn:schemas-microsoft-com:office:office" xmlns:r="http://schemas.openxmlformats.org/officeDocument/2006/relationships" xmlns:m="http://schemas.openxmlformats.org/officeDocument/2006/math" xmlns:v="urn:schemas-microsoft-com:vml" xmlns:w="http://schemas.openxmlformats.org/wordprocessingml/2006/main" xmlns:w14="http://schemas.microsoft.com/office/word/2010/wordml" xmlns:w10="urn:schemas-microsoft-com:office:word" xmlns:sl="http://schemas.openxmlformats.org/schemaLibrary/2006/main" xmlns:wpsCustomData="http://www.wps.cn/officeDocument/2013/wpsCustomData" mc:Ignorable="w14">
   <w:docDefaults>
     <w:rPrDefault>
       <w:rPr>
-        <w:rFonts w:ascii="Times New Roman" w:eastAsia="宋体" w:hAnsi="Times New Roman" w:cs="Times New Roman"/>
+        <w:rFonts w:ascii="Times New Roman" w:hAnsi="Times New Roman" w:eastAsia="宋体" w:cs="Times New Roman"/>
       </w:rPr>
     </w:rPrDefault>
     <w:pPrDefault/>
   </w:docDefaults>
-  <w:latentStyles w:defLockedState="0" w:defUIPriority="99" w:defSemiHidden="1" w:defUnhideWhenUsed="1" w:defQFormat="0" w:count="260">
-    <w:lsdException w:name="Normal" w:semiHidden="0" w:uiPriority="0" w:unhideWhenUsed="0" w:qFormat="1"/>
-    <w:lsdException w:name="heading 1" w:semiHidden="0" w:uiPriority="0" w:unhideWhenUsed="0" w:qFormat="1"/>
-    <w:lsdException w:name="heading 2" w:semiHidden="0" w:uiPriority="0" w:qFormat="1"/>
-    <w:lsdException w:name="heading 3" w:uiPriority="0" w:qFormat="1"/>
-    <w:lsdException w:name="heading 4" w:semiHidden="0" w:uiPriority="0" w:qFormat="1"/>
-    <w:lsdException w:name="heading 5" w:uiPriority="0" w:qFormat="1"/>
-    <w:lsdException w:name="heading 6" w:uiPriority="0" w:qFormat="1"/>
-    <w:lsdException w:name="heading 7" w:uiPriority="0" w:qFormat="1"/>
-    <w:lsdException w:name="heading 8" w:uiPriority="0" w:qFormat="1"/>
-    <w:lsdException w:name="heading 9" w:uiPriority="0" w:qFormat="1"/>
-    <w:lsdException w:name="index 1" w:semiHidden="0" w:uiPriority="0" w:unhideWhenUsed="0"/>
-    <w:lsdException w:name="index 2" w:semiHidden="0" w:uiPriority="0" w:unhideWhenUsed="0"/>
-    <w:lsdException w:name="index 3" w:semiHidden="0" w:uiPriority="0" w:unhideWhenUsed="0"/>
-    <w:lsdException w:name="index 4" w:semiHidden="0" w:uiPriority="0" w:unhideWhenUsed="0"/>
-    <w:lsdException w:name="index 5" w:semiHidden="0" w:uiPriority="0" w:unhideWhenUsed="0"/>
-    <w:lsdException w:name="index 6" w:semiHidden="0" w:uiPriority="0" w:unhideWhenUsed="0"/>
-    <w:lsdException w:name="index 7" w:semiHidden="0" w:uiPriority="0" w:unhideWhenUsed="0"/>
-    <w:lsdException w:name="index 8" w:semiHidden="0" w:uiPriority="0" w:unhideWhenUsed="0"/>
-    <w:lsdException w:name="index 9" w:semiHidden="0" w:uiPriority="0" w:unhideWhenUsed="0"/>
-    <w:lsdException w:name="toc 1" w:semiHidden="0" w:uiPriority="0" w:unhideWhenUsed="0" w:qFormat="1"/>
-    <w:lsdException w:name="toc 2" w:semiHidden="0" w:uiPriority="0" w:unhideWhenUsed="0" w:qFormat="1"/>
-    <w:lsdException w:name="toc 3" w:semiHidden="0" w:uiPriority="0" w:unhideWhenUsed="0" w:qFormat="1"/>
-    <w:lsdException w:name="toc 4" w:semiHidden="0" w:uiPriority="0" w:unhideWhenUsed="0"/>
-    <w:lsdException w:name="toc 5" w:semiHidden="0" w:uiPriority="0" w:unhideWhenUsed="0"/>
-    <w:lsdException w:name="toc 6" w:semiHidden="0" w:uiPriority="0" w:unhideWhenUsed="0"/>
-    <w:lsdException w:name="toc 7" w:semiHidden="0" w:uiPriority="0" w:unhideWhenUsed="0"/>
-    <w:lsdException w:name="toc 8" w:semiHidden="0" w:uiPriority="0" w:unhideWhenUsed="0"/>
-    <w:lsdException w:name="toc 9" w:semiHidden="0" w:uiPriority="0" w:unhideWhenUsed="0"/>
-    <w:lsdException w:name="Normal Indent" w:semiHidden="0" w:uiPriority="0" w:unhideWhenUsed="0"/>
-    <w:lsdException w:name="footnote text" w:semiHidden="0" w:uiPriority="0" w:unhideWhenUsed="0"/>
-    <w:lsdException w:name="annotation text" w:semiHidden="0" w:uiPriority="0" w:unhideWhenUsed="0" w:qFormat="1"/>
-    <w:lsdException w:name="header" w:semiHidden="0" w:uiPriority="0" w:unhideWhenUsed="0" w:qFormat="1"/>
-    <w:lsdException w:name="footer" w:semiHidden="0" w:uiPriority="0" w:unhideWhenUsed="0" w:qFormat="1"/>
-    <w:lsdException w:name="index heading" w:semiHidden="0" w:uiPriority="0" w:unhideWhenUsed="0"/>
-    <w:lsdException w:name="caption" w:uiPriority="0" w:qFormat="1"/>
-    <w:lsdException w:name="table of figures" w:semiHidden="0" w:uiPriority="0" w:unhideWhenUsed="0"/>
-    <w:lsdException w:name="envelope address" w:semiHidden="0" w:uiPriority="0" w:unhideWhenUsed="0"/>
-    <w:lsdException w:name="envelope return" w:semiHidden="0" w:uiPriority="0" w:unhideWhenUsed="0"/>
-    <w:lsdException w:name="footnote reference" w:semiHidden="0" w:uiPriority="0" w:unhideWhenUsed="0"/>
-    <w:lsdException w:name="annotation reference" w:semiHidden="0" w:uiPriority="0" w:unhideWhenUsed="0"/>
-    <w:lsdException w:name="line number" w:semiHidden="0" w:uiPriority="0" w:unhideWhenUsed="0"/>
-    <w:lsdException w:name="page number" w:semiHidden="0" w:uiPriority="0" w:unhideWhenUsed="0"/>
-    <w:lsdException w:name="endnote reference" w:semiHidden="0" w:uiPriority="0" w:unhideWhenUsed="0"/>
-    <w:lsdException w:name="endnote text" w:semiHidden="0" w:uiPriority="0" w:unhideWhenUsed="0"/>
-    <w:lsdException w:name="table of authorities" w:semiHidden="0" w:uiPriority="0" w:unhideWhenUsed="0"/>
-    <w:lsdException w:name="macro" w:semiHidden="0" w:uiPriority="0" w:unhideWhenUsed="0"/>
-    <w:lsdException w:name="toa heading" w:semiHidden="0" w:uiPriority="0" w:unhideWhenUsed="0"/>
-    <w:lsdException w:name="List" w:semiHidden="0" w:uiPriority="0" w:unhideWhenUsed="0"/>
-    <w:lsdException w:name="List Bullet" w:semiHidden="0" w:uiPriority="0" w:unhideWhenUsed="0"/>
-    <w:lsdException w:name="List Number" w:semiHidden="0" w:uiPriority="0" w:unhideWhenUsed="0"/>
-    <w:lsdException w:name="List 2" w:semiHidden="0" w:uiPriority="0" w:unhideWhenUsed="0"/>
-    <w:lsdException w:name="List 3" w:semiHidden="0" w:uiPriority="0" w:unhideWhenUsed="0"/>
-    <w:lsdException w:name="List 4" w:semiHidden="0" w:uiPriority="0" w:unhideWhenUsed="0"/>
-    <w:lsdException w:name="List 5" w:semiHidden="0" w:uiPriority="0" w:unhideWhenUsed="0"/>
-    <w:lsdException w:name="List Bullet 2" w:semiHidden="0" w:uiPriority="0" w:unhideWhenUsed="0"/>
-    <w:lsdException w:name="List Bullet 3" w:semiHidden="0" w:uiPriority="0" w:unhideWhenUsed="0"/>
-    <w:lsdException w:name="List Bullet 4" w:semiHidden="0" w:uiPriority="0" w:unhideWhenUsed="0"/>
-    <w:lsdException w:name="List Bullet 5" w:semiHidden="0" w:uiPriority="0" w:unhideWhenUsed="0"/>
-    <w:lsdException w:name="List Number 2" w:semiHidden="0" w:uiPriority="0" w:unhideWhenUsed="0"/>
-    <w:lsdException w:name="List Number 3" w:semiHidden="0" w:uiPriority="0" w:unhideWhenUsed="0"/>
-    <w:lsdException w:name="List Number 4" w:semiHidden="0" w:uiPriority="0" w:unhideWhenUsed="0"/>
-    <w:lsdException w:name="List Number 5" w:semiHidden="0" w:uiPriority="0" w:unhideWhenUsed="0"/>
-    <w:lsdException w:name="Title" w:semiHidden="0" w:uiPriority="0" w:unhideWhenUsed="0" w:qFormat="1"/>
-    <w:lsdException w:name="Closing" w:semiHidden="0" w:uiPriority="0" w:unhideWhenUsed="0"/>
-    <w:lsdException w:name="Signature" w:semiHidden="0" w:uiPriority="0" w:unhideWhenUsed="0"/>
-    <w:lsdException w:name="Default Paragraph Font" w:uiPriority="0" w:unhideWhenUsed="0" w:qFormat="1"/>
-    <w:lsdException w:name="Body Text" w:uiPriority="0" w:unhideWhenUsed="0" w:qFormat="1"/>
-    <w:lsdException w:name="Body Text Indent" w:semiHidden="0" w:uiPriority="0" w:unhideWhenUsed="0"/>
-    <w:lsdException w:name="List Continue" w:semiHidden="0" w:uiPriority="0" w:unhideWhenUsed="0"/>
-    <w:lsdException w:name="List Continue 2" w:semiHidden="0" w:uiPriority="0" w:unhideWhenUsed="0"/>
-    <w:lsdException w:name="List Continue 3" w:semiHidden="0" w:uiPriority="0" w:unhideWhenUsed="0"/>
-    <w:lsdException w:name="List Continue 4" w:semiHidden="0" w:uiPriority="0" w:unhideWhenUsed="0"/>
-    <w:lsdException w:name="List Continue 5" w:semiHidden="0" w:uiPriority="0" w:unhideWhenUsed="0"/>
-    <w:lsdException w:name="Message Header" w:semiHidden="0" w:uiPriority="0" w:unhideWhenUsed="0"/>
-    <w:lsdException w:name="Subtitle" w:semiHidden="0" w:uiPriority="0" w:unhideWhenUsed="0" w:qFormat="1"/>
-    <w:lsdException w:name="Salutation" w:semiHidden="0" w:uiPriority="0" w:unhideWhenUsed="0"/>
-    <w:lsdException w:name="Date" w:semiHidden="0" w:uiPriority="0" w:unhideWhenUsed="0"/>
-    <w:lsdException w:name="Body Text First Indent" w:semiHidden="0" w:uiPriority="0" w:unhideWhenUsed="0"/>
-    <w:lsdException w:name="Body Text First Indent 2" w:semiHidden="0" w:uiPriority="0" w:unhideWhenUsed="0"/>
-    <w:lsdException w:name="Body Text 2" w:semiHidden="0" w:uiPriority="0" w:unhideWhenUsed="0"/>
-    <w:lsdException w:name="Body Text 3" w:semiHidden="0" w:uiPriority="0" w:unhideWhenUsed="0"/>
-    <w:lsdException w:name="Body Text Indent 2" w:semiHidden="0" w:uiPriority="0" w:unhideWhenUsed="0"/>
-    <w:lsdException w:name="Body Text Indent 3" w:semiHidden="0" w:uiPriority="0" w:unhideWhenUsed="0"/>
-    <w:lsdException w:name="Block Text" w:semiHidden="0" w:uiPriority="0" w:unhideWhenUsed="0"/>
-    <w:lsdException w:name="Hyperlink" w:semiHidden="0" w:uiPriority="0" w:unhideWhenUsed="0"/>
-    <w:lsdException w:name="FollowedHyperlink" w:semiHidden="0" w:uiPriority="0" w:unhideWhenUsed="0"/>
-    <w:lsdException w:name="Strong" w:semiHidden="0" w:uiPriority="0" w:unhideWhenUsed="0" w:qFormat="1"/>
-    <w:lsdException w:name="Emphasis" w:semiHidden="0" w:uiPriority="0" w:unhideWhenUsed="0" w:qFormat="1"/>
-    <w:lsdException w:name="Document Map" w:semiHidden="0" w:uiPriority="0" w:unhideWhenUsed="0"/>
-    <w:lsdException w:name="Plain Text" w:semiHidden="0" w:uiPriority="0" w:unhideWhenUsed="0"/>
-    <w:lsdException w:name="E-mail Signature" w:semiHidden="0" w:uiPriority="0" w:unhideWhenUsed="0"/>
-    <w:lsdException w:name="Normal (Web)" w:semiHidden="0" w:uiPriority="0" w:unhideWhenUsed="0" w:qFormat="1"/>
-    <w:lsdException w:name="HTML Acronym" w:semiHidden="0" w:uiPriority="0" w:unhideWhenUsed="0"/>
-    <w:lsdException w:name="HTML Address" w:semiHidden="0" w:uiPriority="0" w:unhideWhenUsed="0"/>
-    <w:lsdException w:name="HTML Cite" w:semiHidden="0" w:uiPriority="0" w:unhideWhenUsed="0"/>
-    <w:lsdException w:name="HTML Code" w:semiHidden="0" w:uiPriority="0" w:unhideWhenUsed="0"/>
-    <w:lsdException w:name="HTML Definition" w:semiHidden="0" w:uiPriority="0" w:unhideWhenUsed="0"/>
-    <w:lsdException w:name="HTML Keyboard" w:semiHidden="0" w:uiPriority="0" w:unhideWhenUsed="0"/>
-    <w:lsdException w:name="HTML Preformatted" w:semiHidden="0" w:uiPriority="0" w:unhideWhenUsed="0"/>
-    <w:lsdException w:name="HTML Sample" w:semiHidden="0" w:uiPriority="0" w:unhideWhenUsed="0"/>
-    <w:lsdException w:name="HTML Typewriter" w:semiHidden="0" w:uiPriority="0" w:unhideWhenUsed="0"/>
-    <w:lsdException w:name="HTML Variable" w:semiHidden="0" w:uiPriority="0" w:unhideWhenUsed="0"/>
-    <w:lsdException w:name="Normal Table" w:uiPriority="0" w:unhideWhenUsed="0" w:qFormat="1"/>
-    <w:lsdException w:name="annotation subject" w:semiHidden="0" w:uiPriority="0" w:unhideWhenUsed="0"/>
-    <w:lsdException w:name="Table Simple 1" w:semiHidden="0" w:uiPriority="0" w:unhideWhenUsed="0"/>
-    <w:lsdException w:name="Table Simple 2" w:semiHidden="0" w:uiPriority="0" w:unhideWhenUsed="0"/>
-    <w:lsdException w:name="Table Simple 3" w:semiHidden="0" w:uiPriority="0" w:unhideWhenUsed="0"/>
-    <w:lsdException w:name="Table Classic 1" w:semiHidden="0" w:uiPriority="0" w:unhideWhenUsed="0"/>
-    <w:lsdException w:name="Table Classic 2" w:semiHidden="0" w:uiPriority="0" w:unhideWhenUsed="0"/>
-    <w:lsdException w:name="Table Classic 3" w:semiHidden="0" w:uiPriority="0" w:unhideWhenUsed="0"/>
-    <w:lsdException w:name="Table Classic 4" w:semiHidden="0" w:uiPriority="0" w:unhideWhenUsed="0"/>
-    <w:lsdException w:name="Table Colorful 1" w:semiHidden="0" w:uiPriority="0" w:unhideWhenUsed="0"/>
-    <w:lsdException w:name="Table Colorful 2" w:semiHidden="0" w:uiPriority="0" w:unhideWhenUsed="0"/>
-    <w:lsdException w:name="Table Colorful 3" w:semiHidden="0" w:uiPriority="0" w:unhideWhenUsed="0"/>
-    <w:lsdException w:name="Table Columns 1" w:semiHidden="0" w:uiPriority="0" w:unhideWhenUsed="0"/>
-    <w:lsdException w:name="Table Columns 2" w:semiHidden="0" w:uiPriority="0" w:unhideWhenUsed="0"/>
-    <w:lsdException w:name="Table Columns 3" w:semiHidden="0" w:uiPriority="0" w:unhideWhenUsed="0"/>
-    <w:lsdException w:name="Table Columns 4" w:semiHidden="0" w:uiPriority="0" w:unhideWhenUsed="0"/>
-    <w:lsdException w:name="Table Columns 5" w:semiHidden="0" w:uiPriority="0" w:unhideWhenUsed="0"/>
-    <w:lsdException w:name="Table Grid 1" w:semiHidden="0" w:uiPriority="0" w:unhideWhenUsed="0"/>
-    <w:lsdException w:name="Table Grid 2" w:semiHidden="0" w:uiPriority="0" w:unhideWhenUsed="0"/>
-    <w:lsdException w:name="Table Grid 3" w:semiHidden="0" w:uiPriority="0" w:unhideWhenUsed="0"/>
-    <w:lsdException w:name="Table Grid 4" w:semiHidden="0" w:uiPriority="0" w:unhideWhenUsed="0"/>
-    <w:lsdException w:name="Table Grid 5" w:semiHidden="0" w:uiPriority="0" w:unhideWhenUsed="0"/>
-    <w:lsdException w:name="Table Grid 6" w:semiHidden="0" w:uiPriority="0" w:unhideWhenUsed="0"/>
-    <w:lsdException w:name="Table Grid 7" w:semiHidden="0" w:uiPriority="0" w:unhideWhenUsed="0"/>
-    <w:lsdException w:name="Table Grid 8" w:semiHidden="0" w:uiPriority="0" w:unhideWhenUsed="0"/>
-    <w:lsdException w:name="Table List 1" w:semiHidden="0" w:uiPriority="0" w:unhideWhenUsed="0"/>
-    <w:lsdException w:name="Table List 2" w:semiHidden="0" w:uiPriority="0" w:unhideWhenUsed="0"/>
-    <w:lsdException w:name="Table List 3" w:semiHidden="0" w:uiPriority="0" w:unhideWhenUsed="0"/>
-    <w:lsdException w:name="Table List 4" w:semiHidden="0" w:uiPriority="0" w:unhideWhenUsed="0"/>
-    <w:lsdException w:name="Table List 5" w:semiHidden="0" w:uiPriority="0" w:unhideWhenUsed="0"/>
-    <w:lsdException w:name="Table List 6" w:semiHidden="0" w:uiPriority="0" w:unhideWhenUsed="0"/>
-    <w:lsdException w:name="Table List 7" w:semiHidden="0" w:uiPriority="0" w:unhideWhenUsed="0"/>
-    <w:lsdException w:name="Table List 8" w:semiHidden="0" w:uiPriority="0" w:unhideWhenUsed="0"/>
-    <w:lsdException w:name="Table 3D effects 1" w:semiHidden="0" w:uiPriority="0" w:unhideWhenUsed="0"/>
-    <w:lsdException w:name="Table 3D effects 2" w:semiHidden="0" w:uiPriority="0" w:unhideWhenUsed="0"/>
-    <w:lsdException w:name="Table 3D effects 3" w:semiHidden="0" w:uiPriority="0" w:unhideWhenUsed="0"/>
-    <w:lsdException w:name="Table Contemporary" w:semiHidden="0" w:uiPriority="0" w:unhideWhenUsed="0"/>
-    <w:lsdException w:name="Table Elegant" w:semiHidden="0" w:uiPriority="0" w:unhideWhenUsed="0"/>
-    <w:lsdException w:name="Table Professional" w:semiHidden="0" w:uiPriority="0" w:unhideWhenUsed="0"/>
-    <w:lsdException w:name="Table Subtle 1" w:semiHidden="0" w:uiPriority="0" w:unhideWhenUsed="0"/>
-    <w:lsdException w:name="Table Subtle 2" w:semiHidden="0" w:uiPriority="0" w:unhideWhenUsed="0"/>
-    <w:lsdException w:name="Table Web 1" w:semiHidden="0" w:uiPriority="0" w:unhideWhenUsed="0"/>
-    <w:lsdException w:name="Table Web 2" w:semiHidden="0" w:uiPriority="0" w:unhideWhenUsed="0"/>
-    <w:lsdException w:name="Table Web 3" w:semiHidden="0" w:uiPriority="0" w:unhideWhenUsed="0"/>
-    <w:lsdException w:name="Balloon Text" w:semiHidden="0" w:uiPriority="0" w:unhideWhenUsed="0"/>
-    <w:lsdException w:name="Table Grid" w:semiHidden="0" w:uiPriority="0" w:unhideWhenUsed="0" w:qFormat="1"/>
-    <w:lsdException w:name="Table Theme" w:semiHidden="0" w:uiPriority="0" w:unhideWhenUsed="0"/>
-    <w:lsdException w:name="Light Shading" w:semiHidden="0" w:uiPriority="60" w:unhideWhenUsed="0"/>
-    <w:lsdException w:name="Light List" w:semiHidden="0" w:uiPriority="61" w:unhideWhenUsed="0"/>
-    <w:lsdException w:name="Light Grid" w:semiHidden="0" w:uiPriority="62" w:unhideWhenUsed="0"/>
-    <w:lsdException w:name="Medium Shading 1" w:semiHidden="0" w:uiPriority="63" w:unhideWhenUsed="0"/>
-    <w:lsdException w:name="Medium Shading 2" w:semiHidden="0" w:uiPriority="64" w:unhideWhenUsed="0"/>
-    <w:lsdException w:name="Medium List 1" w:semiHidden="0" w:uiPriority="65" w:unhideWhenUsed="0"/>
-    <w:lsdException w:name="Medium List 2" w:semiHidden="0" w:uiPriority="66" w:unhideWhenUsed="0"/>
-    <w:lsdException w:name="Medium Grid 1" w:semiHidden="0" w:uiPriority="67" w:unhideWhenUsed="0"/>
-    <w:lsdException w:name="Medium Grid 2" w:semiHidden="0" w:uiPriority="68" w:unhideWhenUsed="0"/>
-    <w:lsdException w:name="Medium Grid 3" w:semiHidden="0" w:uiPriority="69" w:unhideWhenUsed="0"/>
-    <w:lsdException w:name="Dark List" w:semiHidden="0" w:uiPriority="70" w:unhideWhenUsed="0"/>
-    <w:lsdException w:name="Colorful Shading" w:semiHidden="0" w:uiPriority="71" w:unhideWhenUsed="0"/>
-    <w:lsdException w:name="Colorful List" w:semiHidden="0" w:uiPriority="72" w:unhideWhenUsed="0"/>
-    <w:lsdException w:name="Colorful Grid" w:semiHidden="0" w:uiPriority="73" w:unhideWhenUsed="0"/>
-    <w:lsdException w:name="Light Shading Accent 1" w:semiHidden="0" w:uiPriority="60" w:unhideWhenUsed="0"/>
-    <w:lsdException w:name="Light List Accent 1" w:semiHidden="0" w:uiPriority="61" w:unhideWhenUsed="0"/>
-    <w:lsdException w:name="Light Grid Accent 1" w:semiHidden="0" w:uiPriority="62" w:unhideWhenUsed="0"/>
-    <w:lsdException w:name="Medium Shading 1 Accent 1" w:semiHidden="0" w:uiPriority="63" w:unhideWhenUsed="0"/>
-    <w:lsdException w:name="Medium Shading 2 Accent 1" w:semiHidden="0" w:uiPriority="64" w:unhideWhenUsed="0"/>
-    <w:lsdException w:name="Medium List 1 Accent 1" w:semiHidden="0" w:uiPriority="65" w:unhideWhenUsed="0"/>
-    <w:lsdException w:name="Medium List 2 Accent 1" w:semiHidden="0" w:uiPriority="66" w:unhideWhenUsed="0"/>
-    <w:lsdException w:name="Medium Grid 1 Accent 1" w:semiHidden="0" w:uiPriority="67" w:unhideWhenUsed="0"/>
-    <w:lsdException w:name="Medium Grid 2 Accent 1" w:semiHidden="0" w:uiPriority="68" w:unhideWhenUsed="0"/>
-    <w:lsdException w:name="Medium Grid 3 Accent 1" w:semiHidden="0" w:uiPriority="69" w:unhideWhenUsed="0"/>
-    <w:lsdException w:name="Dark List Accent 1" w:semiHidden="0" w:uiPriority="70" w:unhideWhenUsed="0"/>
-    <w:lsdException w:name="Colorful Shading Accent 1" w:semiHidden="0" w:uiPriority="71" w:unhideWhenUsed="0"/>
-    <w:lsdException w:name="Colorful List Accent 1" w:semiHidden="0" w:uiPriority="72" w:unhideWhenUsed="0"/>
-    <w:lsdException w:name="Colorful Grid Accent 1" w:semiHidden="0" w:uiPriority="73" w:unhideWhenUsed="0"/>
-    <w:lsdException w:name="Light Shading Accent 2" w:semiHidden="0" w:uiPriority="60" w:unhideWhenUsed="0"/>
-    <w:lsdException w:name="Light List Accent 2" w:semiHidden="0" w:uiPriority="61" w:unhideWhenUsed="0"/>
-    <w:lsdException w:name="Light Grid Accent 2" w:semiHidden="0" w:uiPriority="62" w:unhideWhenUsed="0"/>
-    <w:lsdException w:name="Medium Shading 1 Accent 2" w:semiHidden="0" w:uiPriority="63" w:unhideWhenUsed="0"/>
-    <w:lsdException w:name="Medium Shading 2 Accent 2" w:semiHidden="0" w:uiPriority="64" w:unhideWhenUsed="0"/>
-    <w:lsdException w:name="Medium List 1 Accent 2" w:semiHidden="0" w:uiPriority="65" w:unhideWhenUsed="0"/>
-    <w:lsdException w:name="Medium List 2 Accent 2" w:semiHidden="0" w:uiPriority="66" w:unhideWhenUsed="0"/>
-    <w:lsdException w:name="Medium Grid 1 Accent 2" w:semiHidden="0" w:uiPriority="67" w:unhideWhenUsed="0"/>
-    <w:lsdException w:name="Medium Grid 2 Accent 2" w:semiHidden="0" w:uiPriority="68" w:unhideWhenUsed="0"/>
-    <w:lsdException w:name="Medium Grid 3 Accent 2" w:semiHidden="0" w:uiPriority="69" w:unhideWhenUsed="0"/>
-    <w:lsdException w:name="Dark List Accent 2" w:semiHidden="0" w:uiPriority="70" w:unhideWhenUsed="0"/>
-    <w:lsdException w:name="Colorful Shading Accent 2" w:semiHidden="0" w:uiPriority="71" w:unhideWhenUsed="0"/>
-    <w:lsdException w:name="Colorful List Accent 2" w:semiHidden="0" w:uiPriority="72" w:unhideWhenUsed="0"/>
-    <w:lsdException w:name="Colorful Grid Accent 2" w:semiHidden="0" w:uiPriority="73" w:unhideWhenUsed="0"/>
-    <w:lsdException w:name="Light Shading Accent 3" w:semiHidden="0" w:uiPriority="60" w:unhideWhenUsed="0"/>
-    <w:lsdException w:name="Light List Accent 3" w:semiHidden="0" w:uiPriority="61" w:unhideWhenUsed="0"/>
-    <w:lsdException w:name="Light Grid Accent 3" w:semiHidden="0" w:uiPriority="62" w:unhideWhenUsed="0"/>
-    <w:lsdException w:name="Medium Shading 1 Accent 3" w:semiHidden="0" w:uiPriority="63" w:unhideWhenUsed="0"/>
-    <w:lsdException w:name="Medium Shading 2 Accent 3" w:semiHidden="0" w:uiPriority="64" w:unhideWhenUsed="0"/>
-    <w:lsdException w:name="Medium List 1 Accent 3" w:semiHidden="0" w:uiPriority="65" w:unhideWhenUsed="0"/>
-    <w:lsdException w:name="Medium List 2 Accent 3" w:semiHidden="0" w:uiPriority="66" w:unhideWhenUsed="0"/>
-    <w:lsdException w:name="Medium Grid 1 Accent 3" w:semiHidden="0" w:uiPriority="67" w:unhideWhenUsed="0"/>
-    <w:lsdException w:name="Medium Grid 2 Accent 3" w:semiHidden="0" w:uiPriority="68" w:unhideWhenUsed="0"/>
-    <w:lsdException w:name="Medium Grid 3 Accent 3" w:semiHidden="0" w:uiPriority="69" w:unhideWhenUsed="0"/>
-    <w:lsdException w:name="Dark List Accent 3" w:semiHidden="0" w:uiPriority="70" w:unhideWhenUsed="0"/>
-    <w:lsdException w:name="Colorful Shading Accent 3" w:semiHidden="0" w:uiPriority="71" w:unhideWhenUsed="0"/>
-    <w:lsdException w:name="Colorful List Accent 3" w:semiHidden="0" w:uiPriority="72" w:unhideWhenUsed="0"/>
-    <w:lsdException w:name="Colorful Grid Accent 3" w:semiHidden="0" w:uiPriority="73" w:unhideWhenUsed="0"/>
-    <w:lsdException w:name="Light Shading Accent 4" w:semiHidden="0" w:uiPriority="60" w:unhideWhenUsed="0"/>
-    <w:lsdException w:name="Light List Accent 4" w:semiHidden="0" w:uiPriority="61" w:unhideWhenUsed="0"/>
-    <w:lsdException w:name="Light Grid Accent 4" w:semiHidden="0" w:uiPriority="62" w:unhideWhenUsed="0"/>
-    <w:lsdException w:name="Medium Shading 1 Accent 4" w:semiHidden="0" w:uiPriority="63" w:unhideWhenUsed="0"/>
-    <w:lsdException w:name="Medium Shading 2 Accent 4" w:semiHidden="0" w:uiPriority="64" w:unhideWhenUsed="0"/>
-    <w:lsdException w:name="Medium List 1 Accent 4" w:semiHidden="0" w:uiPriority="65" w:unhideWhenUsed="0"/>
-    <w:lsdException w:name="Medium List 2 Accent 4" w:semiHidden="0" w:uiPriority="66" w:unhideWhenUsed="0"/>
-    <w:lsdException w:name="Medium Grid 1 Accent 4" w:semiHidden="0" w:uiPriority="67" w:unhideWhenUsed="0"/>
-    <w:lsdException w:name="Medium Grid 2 Accent 4" w:semiHidden="0" w:uiPriority="68" w:unhideWhenUsed="0"/>
-    <w:lsdException w:name="Medium Grid 3 Accent 4" w:semiHidden="0" w:uiPriority="69" w:unhideWhenUsed="0"/>
-    <w:lsdException w:name="Dark List Accent 4" w:semiHidden="0" w:uiPriority="70" w:unhideWhenUsed="0"/>
-    <w:lsdException w:name="Colorful Shading Accent 4" w:semiHidden="0" w:uiPriority="71" w:unhideWhenUsed="0"/>
-    <w:lsdException w:name="Colorful List Accent 4" w:semiHidden="0" w:uiPriority="72" w:unhideWhenUsed="0"/>
-    <w:lsdException w:name="Colorful Grid Accent 4" w:semiHidden="0" w:uiPriority="73" w:unhideWhenUsed="0"/>
-    <w:lsdException w:name="Light Shading Accent 5" w:semiHidden="0" w:uiPriority="60" w:unhideWhenUsed="0"/>
-    <w:lsdException w:name="Light List Accent 5" w:semiHidden="0" w:uiPriority="61" w:unhideWhenUsed="0"/>
-    <w:lsdException w:name="Light Grid Accent 5" w:semiHidden="0" w:uiPriority="62" w:unhideWhenUsed="0"/>
-    <w:lsdException w:name="Medium Shading 1 Accent 5" w:semiHidden="0" w:uiPriority="63" w:unhideWhenUsed="0"/>
-    <w:lsdException w:name="Medium Shading 2 Accent 5" w:semiHidden="0" w:uiPriority="64" w:unhideWhenUsed="0"/>
-    <w:lsdException w:name="Medium List 1 Accent 5" w:semiHidden="0" w:uiPriority="65" w:unhideWhenUsed="0"/>
-    <w:lsdException w:name="Medium List 2 Accent 5" w:semiHidden="0" w:uiPriority="66" w:unhideWhenUsed="0"/>
-    <w:lsdException w:name="Medium Grid 1 Accent 5" w:semiHidden="0" w:uiPriority="67" w:unhideWhenUsed="0"/>
-    <w:lsdException w:name="Medium Grid 2 Accent 5" w:semiHidden="0" w:uiPriority="68" w:unhideWhenUsed="0"/>
-    <w:lsdException w:name="Medium Grid 3 Accent 5" w:semiHidden="0" w:uiPriority="69" w:unhideWhenUsed="0"/>
-    <w:lsdException w:name="Dark List Accent 5" w:semiHidden="0" w:uiPriority="70" w:unhideWhenUsed="0"/>
-    <w:lsdException w:name="Colorful Shading Accent 5" w:semiHidden="0" w:uiPriority="71" w:unhideWhenUsed="0"/>
-    <w:lsdException w:name="Colorful List Accent 5" w:semiHidden="0" w:uiPriority="72" w:unhideWhenUsed="0"/>
-    <w:lsdException w:name="Colorful Grid Accent 5" w:semiHidden="0" w:uiPriority="73" w:unhideWhenUsed="0"/>
-    <w:lsdException w:name="Light Shading Accent 6" w:semiHidden="0" w:uiPriority="60" w:unhideWhenUsed="0"/>
-    <w:lsdException w:name="Light List Accent 6" w:semiHidden="0" w:uiPriority="61" w:unhideWhenUsed="0"/>
-    <w:lsdException w:name="Light Grid Accent 6" w:semiHidden="0" w:uiPriority="62" w:unhideWhenUsed="0"/>
-    <w:lsdException w:name="Medium Shading 1 Accent 6" w:semiHidden="0" w:uiPriority="63" w:unhideWhenUsed="0"/>
-    <w:lsdException w:name="Medium Shading 2 Accent 6" w:semiHidden="0" w:uiPriority="64" w:unhideWhenUsed="0"/>
-    <w:lsdException w:name="Medium List 1 Accent 6" w:semiHidden="0" w:uiPriority="65" w:unhideWhenUsed="0"/>
-    <w:lsdException w:name="Medium List 2 Accent 6" w:semiHidden="0" w:uiPriority="66" w:unhideWhenUsed="0"/>
-    <w:lsdException w:name="Medium Grid 1 Accent 6" w:semiHidden="0" w:uiPriority="67" w:unhideWhenUsed="0"/>
-    <w:lsdException w:name="Medium Grid 2 Accent 6" w:semiHidden="0" w:uiPriority="68" w:unhideWhenUsed="0"/>
-    <w:lsdException w:name="Medium Grid 3 Accent 6" w:semiHidden="0" w:uiPriority="69" w:unhideWhenUsed="0"/>
-    <w:lsdException w:name="Dark List Accent 6" w:semiHidden="0" w:uiPriority="70" w:unhideWhenUsed="0"/>
-    <w:lsdException w:name="Colorful Shading Accent 6" w:semiHidden="0" w:uiPriority="71" w:unhideWhenUsed="0"/>
-    <w:lsdException w:name="Colorful List Accent 6" w:semiHidden="0" w:uiPriority="72" w:unhideWhenUsed="0"/>
-    <w:lsdException w:name="Colorful Grid Accent 6" w:semiHidden="0" w:uiPriority="73" w:unhideWhenUsed="0"/>
+  <w:latentStyles w:count="260" w:defQFormat="0" w:defUnhideWhenUsed="1" w:defSemiHidden="1" w:defUIPriority="99" w:defLockedState="0">
+    <w:lsdException w:qFormat="1" w:unhideWhenUsed="0" w:uiPriority="0" w:semiHidden="0" w:name="Normal"/>
+    <w:lsdException w:qFormat="1" w:unhideWhenUsed="0" w:uiPriority="0" w:semiHidden="0" w:name="heading 1"/>
+    <w:lsdException w:qFormat="1" w:uiPriority="0" w:semiHidden="0" w:name="heading 2"/>
+    <w:lsdException w:qFormat="1" w:uiPriority="0" w:name="heading 3"/>
+    <w:lsdException w:qFormat="1" w:uiPriority="0" w:semiHidden="0" w:name="heading 4"/>
+    <w:lsdException w:qFormat="1" w:uiPriority="0" w:name="heading 5"/>
+    <w:lsdException w:qFormat="1" w:uiPriority="0" w:name="heading 6"/>
+    <w:lsdException w:qFormat="1" w:uiPriority="0" w:name="heading 7"/>
+    <w:lsdException w:qFormat="1" w:uiPriority="0" w:name="heading 8"/>
+    <w:lsdException w:qFormat="1" w:uiPriority="0" w:name="heading 9"/>
+    <w:lsdException w:unhideWhenUsed="0" w:uiPriority="0" w:semiHidden="0" w:name="index 1"/>
+    <w:lsdException w:unhideWhenUsed="0" w:uiPriority="0" w:semiHidden="0" w:name="index 2"/>
+    <w:lsdException w:unhideWhenUsed="0" w:uiPriority="0" w:semiHidden="0" w:name="index 3"/>
+    <w:lsdException w:unhideWhenUsed="0" w:uiPriority="0" w:semiHidden="0" w:name="index 4"/>
+    <w:lsdException w:unhideWhenUsed="0" w:uiPriority="0" w:semiHidden="0" w:name="index 5"/>
+    <w:lsdException w:unhideWhenUsed="0" w:uiPriority="0" w:semiHidden="0" w:name="index 6"/>
+    <w:lsdException w:unhideWhenUsed="0" w:uiPriority="0" w:semiHidden="0" w:name="index 7"/>
+    <w:lsdException w:unhideWhenUsed="0" w:uiPriority="0" w:semiHidden="0" w:name="index 8"/>
+    <w:lsdException w:unhideWhenUsed="0" w:uiPriority="0" w:semiHidden="0" w:name="index 9"/>
+    <w:lsdException w:qFormat="1" w:unhideWhenUsed="0" w:uiPriority="0" w:semiHidden="0" w:name="toc 1"/>
+    <w:lsdException w:qFormat="1" w:unhideWhenUsed="0" w:uiPriority="0" w:semiHidden="0" w:name="toc 2"/>
+    <w:lsdException w:qFormat="1" w:unhideWhenUsed="0" w:uiPriority="0" w:semiHidden="0" w:name="toc 3"/>
+    <w:lsdException w:unhideWhenUsed="0" w:uiPriority="0" w:semiHidden="0" w:name="toc 4"/>
+    <w:lsdException w:unhideWhenUsed="0" w:uiPriority="0" w:semiHidden="0" w:name="toc 5"/>
+    <w:lsdException w:unhideWhenUsed="0" w:uiPriority="0" w:semiHidden="0" w:name="toc 6"/>
+    <w:lsdException w:unhideWhenUsed="0" w:uiPriority="0" w:semiHidden="0" w:name="toc 7"/>
+    <w:lsdException w:unhideWhenUsed="0" w:uiPriority="0" w:semiHidden="0" w:name="toc 8"/>
+    <w:lsdException w:unhideWhenUsed="0" w:uiPriority="0" w:semiHidden="0" w:name="toc 9"/>
+    <w:lsdException w:unhideWhenUsed="0" w:uiPriority="0" w:semiHidden="0" w:name="Normal Indent"/>
+    <w:lsdException w:unhideWhenUsed="0" w:uiPriority="0" w:semiHidden="0" w:name="footnote text"/>
+    <w:lsdException w:qFormat="1" w:unhideWhenUsed="0" w:uiPriority="0" w:semiHidden="0" w:name="annotation text"/>
+    <w:lsdException w:qFormat="1" w:unhideWhenUsed="0" w:uiPriority="0" w:semiHidden="0" w:name="header"/>
+    <w:lsdException w:qFormat="1" w:unhideWhenUsed="0" w:uiPriority="0" w:semiHidden="0" w:name="footer"/>
+    <w:lsdException w:unhideWhenUsed="0" w:uiPriority="0" w:semiHidden="0" w:name="index heading"/>
+    <w:lsdException w:qFormat="1" w:uiPriority="0" w:name="caption"/>
+    <w:lsdException w:unhideWhenUsed="0" w:uiPriority="0" w:semiHidden="0" w:name="table of figures"/>
+    <w:lsdException w:unhideWhenUsed="0" w:uiPriority="0" w:semiHidden="0" w:name="envelope address"/>
+    <w:lsdException w:unhideWhenUsed="0" w:uiPriority="0" w:semiHidden="0" w:name="envelope return"/>
+    <w:lsdException w:unhideWhenUsed="0" w:uiPriority="0" w:semiHidden="0" w:name="footnote reference"/>
+    <w:lsdException w:unhideWhenUsed="0" w:uiPriority="0" w:semiHidden="0" w:name="annotation reference"/>
+    <w:lsdException w:unhideWhenUsed="0" w:uiPriority="0" w:semiHidden="0" w:name="line number"/>
+    <w:lsdException w:unhideWhenUsed="0" w:uiPriority="0" w:semiHidden="0" w:name="page number"/>
+    <w:lsdException w:unhideWhenUsed="0" w:uiPriority="0" w:semiHidden="0" w:name="endnote reference"/>
+    <w:lsdException w:unhideWhenUsed="0" w:uiPriority="0" w:semiHidden="0" w:name="endnote text"/>
+    <w:lsdException w:unhideWhenUsed="0" w:uiPriority="0" w:semiHidden="0" w:name="table of authorities"/>
+    <w:lsdException w:unhideWhenUsed="0" w:uiPriority="0" w:semiHidden="0" w:name="macro"/>
+    <w:lsdException w:unhideWhenUsed="0" w:uiPriority="0" w:semiHidden="0" w:name="toa heading"/>
+    <w:lsdException w:unhideWhenUsed="0" w:uiPriority="0" w:semiHidden="0" w:name="List"/>
+    <w:lsdException w:unhideWhenUsed="0" w:uiPriority="0" w:semiHidden="0" w:name="List Bullet"/>
+    <w:lsdException w:unhideWhenUsed="0" w:uiPriority="0" w:semiHidden="0" w:name="List Number"/>
+    <w:lsdException w:unhideWhenUsed="0" w:uiPriority="0" w:semiHidden="0" w:name="List 2"/>
+    <w:lsdException w:unhideWhenUsed="0" w:uiPriority="0" w:semiHidden="0" w:name="List 3"/>
+    <w:lsdException w:unhideWhenUsed="0" w:uiPriority="0" w:semiHidden="0" w:name="List 4"/>
+    <w:lsdException w:unhideWhenUsed="0" w:uiPriority="0" w:semiHidden="0" w:name="List 5"/>
+    <w:lsdException w:unhideWhenUsed="0" w:uiPriority="0" w:semiHidden="0" w:name="List Bullet 2"/>
+    <w:lsdException w:unhideWhenUsed="0" w:uiPriority="0" w:semiHidden="0" w:name="List Bullet 3"/>
+    <w:lsdException w:unhideWhenUsed="0" w:uiPriority="0" w:semiHidden="0" w:name="List Bullet 4"/>
+    <w:lsdException w:unhideWhenUsed="0" w:uiPriority="0" w:semiHidden="0" w:name="List Bullet 5"/>
+    <w:lsdException w:unhideWhenUsed="0" w:uiPriority="0" w:semiHidden="0" w:name="List Number 2"/>
+    <w:lsdException w:unhideWhenUsed="0" w:uiPriority="0" w:semiHidden="0" w:name="List Number 3"/>
+    <w:lsdException w:unhideWhenUsed="0" w:uiPriority="0" w:semiHidden="0" w:name="List Number 4"/>
+    <w:lsdException w:unhideWhenUsed="0" w:uiPriority="0" w:semiHidden="0" w:name="List Number 5"/>
+    <w:lsdException w:qFormat="1" w:unhideWhenUsed="0" w:uiPriority="0" w:semiHidden="0" w:name="Title"/>
+    <w:lsdException w:unhideWhenUsed="0" w:uiPriority="0" w:semiHidden="0" w:name="Closing"/>
+    <w:lsdException w:unhideWhenUsed="0" w:uiPriority="0" w:semiHidden="0" w:name="Signature"/>
+    <w:lsdException w:qFormat="1" w:unhideWhenUsed="0" w:uiPriority="0" w:name="Default Paragraph Font"/>
+    <w:lsdException w:qFormat="1" w:unhideWhenUsed="0" w:uiPriority="0" w:name="Body Text"/>
+    <w:lsdException w:unhideWhenUsed="0" w:uiPriority="0" w:semiHidden="0" w:name="Body Text Indent"/>
+    <w:lsdException w:unhideWhenUsed="0" w:uiPriority="0" w:semiHidden="0" w:name="List Continue"/>
+    <w:lsdException w:unhideWhenUsed="0" w:uiPriority="0" w:semiHidden="0" w:name="List Continue 2"/>
+    <w:lsdException w:unhideWhenUsed="0" w:uiPriority="0" w:semiHidden="0" w:name="List Continue 3"/>
+    <w:lsdException w:unhideWhenUsed="0" w:uiPriority="0" w:semiHidden="0" w:name="List Continue 4"/>
+    <w:lsdException w:unhideWhenUsed="0" w:uiPriority="0" w:semiHidden="0" w:name="List Continue 5"/>
+    <w:lsdException w:unhideWhenUsed="0" w:uiPriority="0" w:semiHidden="0" w:name="Message Header"/>
+    <w:lsdException w:qFormat="1" w:unhideWhenUsed="0" w:uiPriority="0" w:semiHidden="0" w:name="Subtitle"/>
+    <w:lsdException w:unhideWhenUsed="0" w:uiPriority="0" w:semiHidden="0" w:name="Salutation"/>
+    <w:lsdException w:unhideWhenUsed="0" w:uiPriority="0" w:semiHidden="0" w:name="Date"/>
+    <w:lsdException w:unhideWhenUsed="0" w:uiPriority="0" w:semiHidden="0" w:name="Body Text First Indent"/>
+    <w:lsdException w:unhideWhenUsed="0" w:uiPriority="0" w:semiHidden="0" w:name="Body Text First Indent 2"/>
+    <w:lsdException w:uiPriority="99" w:name="Note Heading"/>
+    <w:lsdException w:unhideWhenUsed="0" w:uiPriority="0" w:semiHidden="0" w:name="Body Text 2"/>
+    <w:lsdException w:unhideWhenUsed="0" w:uiPriority="0" w:semiHidden="0" w:name="Body Text 3"/>
+    <w:lsdException w:unhideWhenUsed="0" w:uiPriority="0" w:semiHidden="0" w:name="Body Text Indent 2"/>
+    <w:lsdException w:unhideWhenUsed="0" w:uiPriority="0" w:semiHidden="0" w:name="Body Text Indent 3"/>
+    <w:lsdException w:unhideWhenUsed="0" w:uiPriority="0" w:semiHidden="0" w:name="Block Text"/>
+    <w:lsdException w:unhideWhenUsed="0" w:uiPriority="0" w:semiHidden="0" w:name="Hyperlink"/>
+    <w:lsdException w:unhideWhenUsed="0" w:uiPriority="0" w:semiHidden="0" w:name="FollowedHyperlink"/>
+    <w:lsdException w:qFormat="1" w:unhideWhenUsed="0" w:uiPriority="0" w:semiHidden="0" w:name="Strong"/>
+    <w:lsdException w:qFormat="1" w:unhideWhenUsed="0" w:uiPriority="0" w:semiHidden="0" w:name="Emphasis"/>
+    <w:lsdException w:unhideWhenUsed="0" w:uiPriority="0" w:semiHidden="0" w:name="Document Map"/>
+    <w:lsdException w:unhideWhenUsed="0" w:uiPriority="0" w:semiHidden="0" w:name="Plain Text"/>
+    <w:lsdException w:unhideWhenUsed="0" w:uiPriority="0" w:semiHidden="0" w:name="E-mail Signature"/>
+    <w:lsdException w:qFormat="1" w:unhideWhenUsed="0" w:uiPriority="0" w:semiHidden="0" w:name="Normal (Web)"/>
+    <w:lsdException w:unhideWhenUsed="0" w:uiPriority="0" w:semiHidden="0" w:name="HTML Acronym"/>
+    <w:lsdException w:unhideWhenUsed="0" w:uiPriority="0" w:semiHidden="0" w:name="HTML Address"/>
+    <w:lsdException w:unhideWhenUsed="0" w:uiPriority="0" w:semiHidden="0" w:name="HTML Cite"/>
+    <w:lsdException w:unhideWhenUsed="0" w:uiPriority="0" w:semiHidden="0" w:name="HTML Code"/>
+    <w:lsdException w:unhideWhenUsed="0" w:uiPriority="0" w:semiHidden="0" w:name="HTML Definition"/>
+    <w:lsdException w:unhideWhenUsed="0" w:uiPriority="0" w:semiHidden="0" w:name="HTML Keyboard"/>
+    <w:lsdException w:unhideWhenUsed="0" w:uiPriority="0" w:semiHidden="0" w:name="HTML Preformatted"/>
+    <w:lsdException w:unhideWhenUsed="0" w:uiPriority="0" w:semiHidden="0" w:name="HTML Sample"/>
+    <w:lsdException w:unhideWhenUsed="0" w:uiPriority="0" w:semiHidden="0" w:name="HTML Typewriter"/>
+    <w:lsdException w:unhideWhenUsed="0" w:uiPriority="0" w:semiHidden="0" w:name="HTML Variable"/>
+    <w:lsdException w:qFormat="1" w:unhideWhenUsed="0" w:uiPriority="0" w:name="Normal Table"/>
+    <w:lsdException w:unhideWhenUsed="0" w:uiPriority="0" w:semiHidden="0" w:name="annotation subject"/>
+    <w:lsdException w:unhideWhenUsed="0" w:uiPriority="0" w:semiHidden="0" w:name="Table Simple 1"/>
+    <w:lsdException w:unhideWhenUsed="0" w:uiPriority="0" w:semiHidden="0" w:name="Table Simple 2"/>
+    <w:lsdException w:unhideWhenUsed="0" w:uiPriority="0" w:semiHidden="0" w:name="Table Simple 3"/>
+    <w:lsdException w:unhideWhenUsed="0" w:uiPriority="0" w:semiHidden="0" w:name="Table Classic 1"/>
+    <w:lsdException w:unhideWhenUsed="0" w:uiPriority="0" w:semiHidden="0" w:name="Table Classic 2"/>
+    <w:lsdException w:unhideWhenUsed="0" w:uiPriority="0" w:semiHidden="0" w:name="Table Classic 3"/>
+    <w:lsdException w:unhideWhenUsed="0" w:uiPriority="0" w:semiHidden="0" w:name="Table Classic 4"/>
+    <w:lsdException w:unhideWhenUsed="0" w:uiPriority="0" w:semiHidden="0" w:name="Table Colorful 1"/>
+    <w:lsdException w:unhideWhenUsed="0" w:uiPriority="0" w:semiHidden="0" w:name="Table Colorful 2"/>
+    <w:lsdException w:unhideWhenUsed="0" w:uiPriority="0" w:semiHidden="0" w:name="Table Colorful 3"/>
+    <w:lsdException w:unhideWhenUsed="0" w:uiPriority="0" w:semiHidden="0" w:name="Table Columns 1"/>
+    <w:lsdException w:unhideWhenUsed="0" w:uiPriority="0" w:semiHidden="0" w:name="Table Columns 2"/>
+    <w:lsdException w:unhideWhenUsed="0" w:uiPriority="0" w:semiHidden="0" w:name="Table Columns 3"/>
+    <w:lsdException w:unhideWhenUsed="0" w:uiPriority="0" w:semiHidden="0" w:name="Table Columns 4"/>
+    <w:lsdException w:unhideWhenUsed="0" w:uiPriority="0" w:semiHidden="0" w:name="Table Columns 5"/>
+    <w:lsdException w:unhideWhenUsed="0" w:uiPriority="0" w:semiHidden="0" w:name="Table Grid 1"/>
+    <w:lsdException w:unhideWhenUsed="0" w:uiPriority="0" w:semiHidden="0" w:name="Table Grid 2"/>
+    <w:lsdException w:unhideWhenUsed="0" w:uiPriority="0" w:semiHidden="0" w:name="Table Grid 3"/>
+    <w:lsdException w:unhideWhenUsed="0" w:uiPriority="0" w:semiHidden="0" w:name="Table Grid 4"/>
+    <w:lsdException w:unhideWhenUsed="0" w:uiPriority="0" w:semiHidden="0" w:name="Table Grid 5"/>
+    <w:lsdException w:unhideWhenUsed="0" w:uiPriority="0" w:semiHidden="0" w:name="Table Grid 6"/>
+    <w:lsdException w:unhideWhenUsed="0" w:uiPriority="0" w:semiHidden="0" w:name="Table Grid 7"/>
+    <w:lsdException w:unhideWhenUsed="0" w:uiPriority="0" w:semiHidden="0" w:name="Table Grid 8"/>
+    <w:lsdException w:unhideWhenUsed="0" w:uiPriority="0" w:semiHidden="0" w:name="Table List 1"/>
+    <w:lsdException w:unhideWhenUsed="0" w:uiPriority="0" w:semiHidden="0" w:name="Table List 2"/>
+    <w:lsdException w:unhideWhenUsed="0" w:uiPriority="0" w:semiHidden="0" w:name="Table List 3"/>
+    <w:lsdException w:unhideWhenUsed="0" w:uiPriority="0" w:semiHidden="0" w:name="Table List 4"/>
+    <w:lsdException w:unhideWhenUsed="0" w:uiPriority="0" w:semiHidden="0" w:name="Table List 5"/>
+    <w:lsdException w:unhideWhenUsed="0" w:uiPriority="0" w:semiHidden="0" w:name="Table List 6"/>
+    <w:lsdException w:unhideWhenUsed="0" w:uiPriority="0" w:semiHidden="0" w:name="Table List 7"/>
+    <w:lsdException w:unhideWhenUsed="0" w:uiPriority="0" w:semiHidden="0" w:name="Table List 8"/>
+    <w:lsdException w:unhideWhenUsed="0" w:uiPriority="0" w:semiHidden="0" w:name="Table 3D effects 1"/>
+    <w:lsdException w:unhideWhenUsed="0" w:uiPriority="0" w:semiHidden="0" w:name="Table 3D effects 2"/>
+    <w:lsdException w:unhideWhenUsed="0" w:uiPriority="0" w:semiHidden="0" w:name="Table 3D effects 3"/>
+    <w:lsdException w:unhideWhenUsed="0" w:uiPriority="0" w:semiHidden="0" w:name="Table Contemporary"/>
+    <w:lsdException w:unhideWhenUsed="0" w:uiPriority="0" w:semiHidden="0" w:name="Table Elegant"/>
+    <w:lsdException w:unhideWhenUsed="0" w:uiPriority="0" w:semiHidden="0" w:name="Table Professional"/>
+    <w:lsdException w:unhideWhenUsed="0" w:uiPriority="0" w:semiHidden="0" w:name="Table Subtle 1"/>
+    <w:lsdException w:unhideWhenUsed="0" w:uiPriority="0" w:semiHidden="0" w:name="Table Subtle 2"/>
+    <w:lsdException w:unhideWhenUsed="0" w:uiPriority="0" w:semiHidden="0" w:name="Table Web 1"/>
+    <w:lsdException w:unhideWhenUsed="0" w:uiPriority="0" w:semiHidden="0" w:name="Table Web 2"/>
+    <w:lsdException w:unhideWhenUsed="0" w:uiPriority="0" w:semiHidden="0" w:name="Table Web 3"/>
+    <w:lsdException w:unhideWhenUsed="0" w:uiPriority="0" w:semiHidden="0" w:name="Balloon Text"/>
+    <w:lsdException w:qFormat="1" w:unhideWhenUsed="0" w:uiPriority="0" w:semiHidden="0" w:name="Table Grid"/>
+    <w:lsdException w:unhideWhenUsed="0" w:uiPriority="0" w:semiHidden="0" w:name="Table Theme"/>
+    <w:lsdException w:unhideWhenUsed="0" w:uiPriority="60" w:semiHidden="0" w:name="Light Shading"/>
+    <w:lsdException w:unhideWhenUsed="0" w:uiPriority="61" w:semiHidden="0" w:name="Light List"/>
+    <w:lsdException w:unhideWhenUsed="0" w:uiPriority="62" w:semiHidden="0" w:name="Light Grid"/>
+    <w:lsdException w:unhideWhenUsed="0" w:uiPriority="63" w:semiHidden="0" w:name="Medium Shading 1"/>
+    <w:lsdException w:unhideWhenUsed="0" w:uiPriority="64" w:semiHidden="0" w:name="Medium Shading 2"/>
+    <w:lsdException w:unhideWhenUsed="0" w:uiPriority="65" w:semiHidden="0" w:name="Medium List 1"/>
+    <w:lsdException w:unhideWhenUsed="0" w:uiPriority="66" w:semiHidden="0" w:name="Medium List 2"/>
+    <w:lsdException w:unhideWhenUsed="0" w:uiPriority="67" w:semiHidden="0" w:name="Medium Grid 1"/>
+    <w:lsdException w:unhideWhenUsed="0" w:uiPriority="68" w:semiHidden="0" w:name="Medium Grid 2"/>
+    <w:lsdException w:unhideWhenUsed="0" w:uiPriority="69" w:semiHidden="0" w:name="Medium Grid 3"/>
+    <w:lsdException w:unhideWhenUsed="0" w:uiPriority="70" w:semiHidden="0" w:name="Dark List"/>
+    <w:lsdException w:unhideWhenUsed="0" w:uiPriority="71" w:semiHidden="0" w:name="Colorful Shading"/>
+    <w:lsdException w:unhideWhenUsed="0" w:uiPriority="72" w:semiHidden="0" w:name="Colorful List"/>
+    <w:lsdException w:unhideWhenUsed="0" w:uiPriority="73" w:semiHidden="0" w:name="Colorful Grid"/>
+    <w:lsdException w:unhideWhenUsed="0" w:uiPriority="60" w:semiHidden="0" w:name="Light Shading Accent 1"/>
+    <w:lsdException w:unhideWhenUsed="0" w:uiPriority="61" w:semiHidden="0" w:name="Light List Accent 1"/>
+    <w:lsdException w:unhideWhenUsed="0" w:uiPriority="62" w:semiHidden="0" w:name="Light Grid Accent 1"/>
+    <w:lsdException w:unhideWhenUsed="0" w:uiPriority="63" w:semiHidden="0" w:name="Medium Shading 1 Accent 1"/>
+    <w:lsdException w:unhideWhenUsed="0" w:uiPriority="64" w:semiHidden="0" w:name="Medium Shading 2 Accent 1"/>
+    <w:lsdException w:unhideWhenUsed="0" w:uiPriority="65" w:semiHidden="0" w:name="Medium List 1 Accent 1"/>
+    <w:lsdException w:unhideWhenUsed="0" w:uiPriority="66" w:semiHidden="0" w:name="Medium List 2 Accent 1"/>
+    <w:lsdException w:unhideWhenUsed="0" w:uiPriority="67" w:semiHidden="0" w:name="Medium Grid 1 Accent 1"/>
+    <w:lsdException w:unhideWhenUsed="0" w:uiPriority="68" w:semiHidden="0" w:name="Medium Grid 2 Accent 1"/>
+    <w:lsdException w:unhideWhenUsed="0" w:uiPriority="69" w:semiHidden="0" w:name="Medium Grid 3 Accent 1"/>
+    <w:lsdException w:unhideWhenUsed="0" w:uiPriority="70" w:semiHidden="0" w:name="Dark List Accent 1"/>
+    <w:lsdException w:unhideWhenUsed="0" w:uiPriority="71" w:semiHidden="0" w:name="Colorful Shading Accent 1"/>
+    <w:lsdException w:unhideWhenUsed="0" w:uiPriority="72" w:semiHidden="0" w:name="Colorful List Accent 1"/>
+    <w:lsdException w:unhideWhenUsed="0" w:uiPriority="73" w:semiHidden="0" w:name="Colorful Grid Accent 1"/>
+    <w:lsdException w:unhideWhenUsed="0" w:uiPriority="60" w:semiHidden="0" w:name="Light Shading Accent 2"/>
+    <w:lsdException w:unhideWhenUsed="0" w:uiPriority="61" w:semiHidden="0" w:name="Light List Accent 2"/>
+    <w:lsdException w:unhideWhenUsed="0" w:uiPriority="62" w:semiHidden="0" w:name="Light Grid Accent 2"/>
+    <w:lsdException w:unhideWhenUsed="0" w:uiPriority="63" w:semiHidden="0" w:name="Medium Shading 1 Accent 2"/>
+    <w:lsdException w:unhideWhenUsed="0" w:uiPriority="64" w:semiHidden="0" w:name="Medium Shading 2 Accent 2"/>
+    <w:lsdException w:unhideWhenUsed="0" w:uiPriority="65" w:semiHidden="0" w:name="Medium List 1 Accent 2"/>
+    <w:lsdException w:unhideWhenUsed="0" w:uiPriority="66" w:semiHidden="0" w:name="Medium List 2 Accent 2"/>
+    <w:lsdException w:unhideWhenUsed="0" w:uiPriority="67" w:semiHidden="0" w:name="Medium Grid 1 Accent 2"/>
+    <w:lsdException w:unhideWhenUsed="0" w:uiPriority="68" w:semiHidden="0" w:name="Medium Grid 2 Accent 2"/>
+    <w:lsdException w:unhideWhenUsed="0" w:uiPriority="69" w:semiHidden="0" w:name="Medium Grid 3 Accent 2"/>
+    <w:lsdException w:unhideWhenUsed="0" w:uiPriority="70" w:semiHidden="0" w:name="Dark List Accent 2"/>
+    <w:lsdException w:unhideWhenUsed="0" w:uiPriority="71" w:semiHidden="0" w:name="Colorful Shading Accent 2"/>
+    <w:lsdException w:unhideWhenUsed="0" w:uiPriority="72" w:semiHidden="0" w:name="Colorful List Accent 2"/>
+    <w:lsdException w:unhideWhenUsed="0" w:uiPriority="73" w:semiHidden="0" w:name="Colorful Grid Accent 2"/>
+    <w:lsdException w:unhideWhenUsed="0" w:uiPriority="60" w:semiHidden="0" w:name="Light Shading Accent 3"/>
+    <w:lsdException w:unhideWhenUsed="0" w:uiPriority="61" w:semiHidden="0" w:name="Light List Accent 3"/>
+    <w:lsdException w:unhideWhenUsed="0" w:uiPriority="62" w:semiHidden="0" w:name="Light Grid Accent 3"/>
+    <w:lsdException w:unhideWhenUsed="0" w:uiPriority="63" w:semiHidden="0" w:name="Medium Shading 1 Accent 3"/>
+    <w:lsdException w:unhideWhenUsed="0" w:uiPriority="64" w:semiHidden="0" w:name="Medium Shading 2 Accent 3"/>
+    <w:lsdException w:unhideWhenUsed="0" w:uiPriority="65" w:semiHidden="0" w:name="Medium List 1 Accent 3"/>
+    <w:lsdException w:unhideWhenUsed="0" w:uiPriority="66" w:semiHidden="0" w:name="Medium List 2 Accent 3"/>
+    <w:lsdException w:unhideWhenUsed="0" w:uiPriority="67" w:semiHidden="0" w:name="Medium Grid 1 Accent 3"/>
+    <w:lsdException w:unhideWhenUsed="0" w:uiPriority="68" w:semiHidden="0" w:name="Medium Grid 2 Accent 3"/>
+    <w:lsdException w:unhideWhenUsed="0" w:uiPriority="69" w:semiHidden="0" w:name="Medium Grid 3 Accent 3"/>
+    <w:lsdException w:unhideWhenUsed="0" w:uiPriority="70" w:semiHidden="0" w:name="Dark List Accent 3"/>
+    <w:lsdException w:unhideWhenUsed="0" w:uiPriority="71" w:semiHidden="0" w:name="Colorful Shading Accent 3"/>
+    <w:lsdException w:unhideWhenUsed="0" w:uiPriority="72" w:semiHidden="0" w:name="Colorful List Accent 3"/>
+    <w:lsdException w:unhideWhenUsed="0" w:uiPriority="73" w:semiHidden="0" w:name="Colorful Grid Accent 3"/>
+    <w:lsdException w:unhideWhenUsed="0" w:uiPriority="60" w:semiHidden="0" w:name="Light Shading Accent 4"/>
+    <w:lsdException w:unhideWhenUsed="0" w:uiPriority="61" w:semiHidden="0" w:name="Light List Accent 4"/>
+    <w:lsdException w:unhideWhenUsed="0" w:uiPriority="62" w:semiHidden="0" w:name="Light Grid Accent 4"/>
+    <w:lsdException w:unhideWhenUsed="0" w:uiPriority="63" w:semiHidden="0" w:name="Medium Shading 1 Accent 4"/>
+    <w:lsdException w:unhideWhenUsed="0" w:uiPriority="64" w:semiHidden="0" w:name="Medium Shading 2 Accent 4"/>
+    <w:lsdException w:unhideWhenUsed="0" w:uiPriority="65" w:semiHidden="0" w:name="Medium List 1 Accent 4"/>
+    <w:lsdException w:unhideWhenUsed="0" w:uiPriority="66" w:semiHidden="0" w:name="Medium List 2 Accent 4"/>
+    <w:lsdException w:unhideWhenUsed="0" w:uiPriority="67" w:semiHidden="0" w:name="Medium Grid 1 Accent 4"/>
+    <w:lsdException w:unhideWhenUsed="0" w:uiPriority="68" w:semiHidden="0" w:name="Medium Grid 2 Accent 4"/>
+    <w:lsdException w:unhideWhenUsed="0" w:uiPriority="69" w:semiHidden="0" w:name="Medium Grid 3 Accent 4"/>
+    <w:lsdException w:unhideWhenUsed="0" w:uiPriority="70" w:semiHidden="0" w:name="Dark List Accent 4"/>
+    <w:lsdException w:unhideWhenUsed="0" w:uiPriority="71" w:semiHidden="0" w:name="Colorful Shading Accent 4"/>
+    <w:lsdException w:unhideWhenUsed="0" w:uiPriority="72" w:semiHidden="0" w:name="Colorful List Accent 4"/>
+    <w:lsdException w:unhideWhenUsed="0" w:uiPriority="73" w:semiHidden="0" w:name="Colorful Grid Accent 4"/>
+    <w:lsdException w:unhideWhenUsed="0" w:uiPriority="60" w:semiHidden="0" w:name="Light Shading Accent 5"/>
+    <w:lsdException w:unhideWhenUsed="0" w:uiPriority="61" w:semiHidden="0" w:name="Light List Accent 5"/>
+    <w:lsdException w:unhideWhenUsed="0" w:uiPriority="62" w:semiHidden="0" w:name="Light Grid Accent 5"/>
+    <w:lsdException w:unhideWhenUsed="0" w:uiPriority="63" w:semiHidden="0" w:name="Medium Shading 1 Accent 5"/>
+    <w:lsdException w:unhideWhenUsed="0" w:uiPriority="64" w:semiHidden="0" w:name="Medium Shading 2 Accent 5"/>
+    <w:lsdException w:unhideWhenUsed="0" w:uiPriority="65" w:semiHidden="0" w:name="Medium List 1 Accent 5"/>
+    <w:lsdException w:unhideWhenUsed="0" w:uiPriority="66" w:semiHidden="0" w:name="Medium List 2 Accent 5"/>
+    <w:lsdException w:unhideWhenUsed="0" w:uiPriority="67" w:semiHidden="0" w:name="Medium Grid 1 Accent 5"/>
+    <w:lsdException w:unhideWhenUsed="0" w:uiPriority="68" w:semiHidden="0" w:name="Medium Grid 2 Accent 5"/>
+    <w:lsdException w:unhideWhenUsed="0" w:uiPriority="69" w:semiHidden="0" w:name="Medium Grid 3 Accent 5"/>
+    <w:lsdException w:unhideWhenUsed="0" w:uiPriority="70" w:semiHidden="0" w:name="Dark List Accent 5"/>
+    <w:lsdException w:unhideWhenUsed="0" w:uiPriority="71" w:semiHidden="0" w:name="Colorful Shading Accent 5"/>
+    <w:lsdException w:unhideWhenUsed="0" w:uiPriority="72" w:semiHidden="0" w:name="Colorful List Accent 5"/>
+    <w:lsdException w:unhideWhenUsed="0" w:uiPriority="73" w:semiHidden="0" w:name="Colorful Grid Accent 5"/>
+    <w:lsdException w:unhideWhenUsed="0" w:uiPriority="60" w:semiHidden="0" w:name="Light Shading Accent 6"/>
+    <w:lsdException w:unhideWhenUsed="0" w:uiPriority="61" w:semiHidden="0" w:name="Light List Accent 6"/>
+    <w:lsdException w:unhideWhenUsed="0" w:uiPriority="62" w:semiHidden="0" w:name="Light Grid Accent 6"/>
+    <w:lsdException w:unhideWhenUsed="0" w:uiPriority="63" w:semiHidden="0" w:name="Medium Shading 1 Accent 6"/>
+    <w:lsdException w:unhideWhenUsed="0" w:uiPriority="64" w:semiHidden="0" w:name="Medium Shading 2 Accent 6"/>
+    <w:lsdException w:unhideWhenUsed="0" w:uiPriority="65" w:semiHidden="0" w:name="Medium List 1 Accent 6"/>
+    <w:lsdException w:unhideWhenUsed="0" w:uiPriority="66" w:semiHidden="0" w:name="Medium List 2 Accent 6"/>
+    <w:lsdException w:unhideWhenUsed="0" w:uiPriority="67" w:semiHidden="0" w:name="Medium Grid 1 Accent 6"/>
+    <w:lsdException w:unhideWhenUsed="0" w:uiPriority="68" w:semiHidden="0" w:name="Medium Grid 2 Accent 6"/>
+    <w:lsdException w:unhideWhenUsed="0" w:uiPriority="69" w:semiHidden="0" w:name="Medium Grid 3 Accent 6"/>
+    <w:lsdException w:unhideWhenUsed="0" w:uiPriority="70" w:semiHidden="0" w:name="Dark List Accent 6"/>
+    <w:lsdException w:unhideWhenUsed="0" w:uiPriority="71" w:semiHidden="0" w:name="Colorful Shading Accent 6"/>
+    <w:lsdException w:unhideWhenUsed="0" w:uiPriority="72" w:semiHidden="0" w:name="Colorful List Accent 6"/>
+    <w:lsdException w:unhideWhenUsed="0" w:uiPriority="73" w:semiHidden="0" w:name="Colorful Grid Accent 6"/>
   </w:latentStyles>
-  <w:style w:type="paragraph" w:default="1" w:styleId="Normal">
+  <w:style w:type="paragraph" w:default="1" w:styleId="1">
     <w:name w:val="Normal"/>
     <w:qFormat/>
+    <w:uiPriority w:val="0"/>
     <w:pPr>
       <w:kinsoku w:val="0"/>
       <w:autoSpaceDE w:val="0"/>
@@ -6217,7 +5963,7 @@
       <w:textAlignment w:val="baseline"/>
     </w:pPr>
     <w:rPr>
-      <w:rFonts w:ascii="Arial" w:eastAsia="宋体" w:hAnsi="Arial" w:cs="Arial"/>
+      <w:rFonts w:ascii="Arial" w:hAnsi="Arial" w:eastAsia="宋体" w:cs="Arial"/>
       <w:snapToGrid w:val="0"/>
       <w:color w:val="000000"/>
       <w:kern w:val="0"/>
@@ -6226,11 +5972,12 @@
       <w:lang w:val="en-US" w:eastAsia="en-US" w:bidi="ar-SA"/>
     </w:rPr>
   </w:style>
-  <w:style w:type="paragraph" w:styleId="Heading1">
+  <w:style w:type="paragraph" w:styleId="2">
     <w:name w:val="heading 1"/>
-    <w:basedOn w:val="Normal"/>
-    <w:next w:val="Normal"/>
+    <w:basedOn w:val="1"/>
+    <w:next w:val="1"/>
     <w:qFormat/>
+    <w:uiPriority w:val="0"/>
     <w:pPr>
       <w:keepNext/>
       <w:keepLines/>
@@ -6248,12 +5995,13 @@
       <w:sz w:val="44"/>
     </w:rPr>
   </w:style>
-  <w:style w:type="paragraph" w:styleId="Heading2">
+  <w:style w:type="paragraph" w:styleId="3">
     <w:name w:val="heading 2"/>
-    <w:basedOn w:val="Normal"/>
-    <w:next w:val="Normal"/>
+    <w:basedOn w:val="1"/>
+    <w:next w:val="1"/>
     <w:unhideWhenUsed/>
     <w:qFormat/>
+    <w:uiPriority w:val="0"/>
     <w:pPr>
       <w:keepNext/>
       <w:keepLines/>
@@ -6266,18 +6014,19 @@
       <w:outlineLvl w:val="1"/>
     </w:pPr>
     <w:rPr>
-      <w:rFonts w:ascii="Arial" w:eastAsia="黑体" w:hAnsi="Arial"/>
+      <w:rFonts w:ascii="Arial" w:hAnsi="Arial" w:eastAsia="黑体"/>
       <w:b/>
       <w:sz w:val="32"/>
     </w:rPr>
   </w:style>
-  <w:style w:type="paragraph" w:styleId="Heading3">
+  <w:style w:type="paragraph" w:styleId="4">
     <w:name w:val="heading 3"/>
-    <w:basedOn w:val="Normal"/>
-    <w:next w:val="Normal"/>
+    <w:basedOn w:val="1"/>
+    <w:next w:val="1"/>
     <w:semiHidden/>
     <w:unhideWhenUsed/>
     <w:qFormat/>
+    <w:uiPriority w:val="0"/>
     <w:pPr>
       <w:keepNext/>
       <w:keepLines/>
@@ -6294,12 +6043,13 @@
       <w:sz w:val="32"/>
     </w:rPr>
   </w:style>
-  <w:style w:type="paragraph" w:styleId="Heading4">
+  <w:style w:type="paragraph" w:styleId="5">
     <w:name w:val="heading 4"/>
-    <w:basedOn w:val="Normal"/>
-    <w:next w:val="Normal"/>
+    <w:basedOn w:val="1"/>
+    <w:next w:val="1"/>
     <w:unhideWhenUsed/>
     <w:qFormat/>
+    <w:uiPriority w:val="0"/>
     <w:pPr>
       <w:keepNext/>
       <w:keepLines/>
@@ -6312,18 +6062,19 @@
       <w:outlineLvl w:val="3"/>
     </w:pPr>
     <w:rPr>
-      <w:rFonts w:ascii="Arial" w:eastAsia="黑体" w:hAnsi="Arial"/>
+      <w:rFonts w:ascii="Arial" w:hAnsi="Arial" w:eastAsia="黑体"/>
       <w:b/>
       <w:sz w:val="28"/>
     </w:rPr>
   </w:style>
-  <w:style w:type="paragraph" w:styleId="Heading5">
+  <w:style w:type="paragraph" w:styleId="6">
     <w:name w:val="heading 5"/>
-    <w:basedOn w:val="Normal"/>
-    <w:next w:val="Normal"/>
+    <w:basedOn w:val="1"/>
+    <w:next w:val="1"/>
     <w:semiHidden/>
     <w:unhideWhenUsed/>
     <w:qFormat/>
+    <w:uiPriority w:val="0"/>
     <w:pPr>
       <w:keepNext/>
       <w:keepLines/>
@@ -6340,13 +6091,14 @@
       <w:sz w:val="28"/>
     </w:rPr>
   </w:style>
-  <w:style w:type="paragraph" w:styleId="Heading6">
+  <w:style w:type="paragraph" w:styleId="7">
     <w:name w:val="heading 6"/>
-    <w:basedOn w:val="Normal"/>
-    <w:next w:val="Normal"/>
+    <w:basedOn w:val="1"/>
+    <w:next w:val="1"/>
     <w:semiHidden/>
     <w:unhideWhenUsed/>
     <w:qFormat/>
+    <w:uiPriority w:val="0"/>
     <w:pPr>
       <w:keepNext/>
       <w:keepLines/>
@@ -6359,18 +6111,19 @@
       <w:outlineLvl w:val="5"/>
     </w:pPr>
     <w:rPr>
-      <w:rFonts w:ascii="Arial" w:eastAsia="黑体" w:hAnsi="Arial"/>
+      <w:rFonts w:ascii="Arial" w:hAnsi="Arial" w:eastAsia="黑体"/>
       <w:b/>
       <w:sz w:val="24"/>
     </w:rPr>
   </w:style>
-  <w:style w:type="paragraph" w:styleId="Heading7">
+  <w:style w:type="paragraph" w:styleId="8">
     <w:name w:val="heading 7"/>
-    <w:basedOn w:val="Normal"/>
-    <w:next w:val="Normal"/>
+    <w:basedOn w:val="1"/>
+    <w:next w:val="1"/>
     <w:semiHidden/>
     <w:unhideWhenUsed/>
     <w:qFormat/>
+    <w:uiPriority w:val="0"/>
     <w:pPr>
       <w:keepNext/>
       <w:keepLines/>
@@ -6387,13 +6140,14 @@
       <w:sz w:val="24"/>
     </w:rPr>
   </w:style>
-  <w:style w:type="paragraph" w:styleId="Heading8">
+  <w:style w:type="paragraph" w:styleId="9">
     <w:name w:val="heading 8"/>
-    <w:basedOn w:val="Normal"/>
-    <w:next w:val="Normal"/>
+    <w:basedOn w:val="1"/>
+    <w:next w:val="1"/>
     <w:semiHidden/>
     <w:unhideWhenUsed/>
     <w:qFormat/>
+    <w:uiPriority w:val="0"/>
     <w:pPr>
       <w:keepNext/>
       <w:keepLines/>
@@ -6406,17 +6160,18 @@
       <w:outlineLvl w:val="7"/>
     </w:pPr>
     <w:rPr>
-      <w:rFonts w:ascii="Arial" w:eastAsia="黑体" w:hAnsi="Arial"/>
+      <w:rFonts w:ascii="Arial" w:hAnsi="Arial" w:eastAsia="黑体"/>
       <w:sz w:val="24"/>
     </w:rPr>
   </w:style>
-  <w:style w:type="paragraph" w:styleId="Heading9">
+  <w:style w:type="paragraph" w:styleId="10">
     <w:name w:val="heading 9"/>
-    <w:basedOn w:val="Normal"/>
-    <w:next w:val="Normal"/>
+    <w:basedOn w:val="1"/>
+    <w:next w:val="1"/>
     <w:semiHidden/>
     <w:unhideWhenUsed/>
     <w:qFormat/>
+    <w:uiPriority w:val="0"/>
     <w:pPr>
       <w:keepNext/>
       <w:keepLines/>
@@ -6429,19 +6184,21 @@
       <w:outlineLvl w:val="8"/>
     </w:pPr>
     <w:rPr>
-      <w:rFonts w:ascii="Arial" w:eastAsia="黑体" w:hAnsi="Arial"/>
+      <w:rFonts w:ascii="Arial" w:hAnsi="Arial" w:eastAsia="黑体"/>
       <w:sz w:val="21"/>
     </w:rPr>
   </w:style>
-  <w:style w:type="character" w:default="1" w:styleId="DefaultParagraphFont">
+  <w:style w:type="character" w:default="1" w:styleId="22">
     <w:name w:val="Default Paragraph Font"/>
     <w:semiHidden/>
     <w:qFormat/>
+    <w:uiPriority w:val="0"/>
   </w:style>
-  <w:style w:type="table" w:default="1" w:styleId="TableNormal">
+  <w:style w:type="table" w:default="1" w:styleId="20">
     <w:name w:val="Normal Table"/>
     <w:semiHidden/>
     <w:qFormat/>
+    <w:uiPriority w:val="0"/>
     <w:tblPr>
       <w:tblCellMar>
         <w:top w:w="0" w:type="dxa"/>
@@ -6451,39 +6208,43 @@
       </w:tblCellMar>
     </w:tblPr>
   </w:style>
-  <w:style w:type="paragraph" w:styleId="CommentText">
+  <w:style w:type="paragraph" w:styleId="11">
     <w:name w:val="annotation text"/>
-    <w:basedOn w:val="Normal"/>
+    <w:basedOn w:val="1"/>
     <w:qFormat/>
+    <w:uiPriority w:val="0"/>
     <w:pPr>
       <w:jc w:val="left"/>
     </w:pPr>
   </w:style>
-  <w:style w:type="paragraph" w:styleId="BodyText">
+  <w:style w:type="paragraph" w:styleId="12">
     <w:name w:val="Body Text"/>
-    <w:basedOn w:val="Normal"/>
+    <w:basedOn w:val="1"/>
     <w:semiHidden/>
     <w:qFormat/>
+    <w:uiPriority w:val="0"/>
     <w:rPr>
-      <w:rFonts w:ascii="Arial" w:eastAsia="Arial" w:hAnsi="Arial" w:cs="Arial"/>
+      <w:rFonts w:ascii="Arial" w:hAnsi="Arial" w:eastAsia="Arial" w:cs="Arial"/>
       <w:sz w:val="21"/>
       <w:szCs w:val="21"/>
       <w:lang w:val="en-US" w:eastAsia="en-US" w:bidi="ar-SA"/>
     </w:rPr>
   </w:style>
-  <w:style w:type="paragraph" w:styleId="TOC3">
+  <w:style w:type="paragraph" w:styleId="13">
     <w:name w:val="toc 3"/>
-    <w:basedOn w:val="Normal"/>
-    <w:next w:val="Normal"/>
+    <w:basedOn w:val="1"/>
+    <w:next w:val="1"/>
     <w:qFormat/>
+    <w:uiPriority w:val="0"/>
     <w:pPr>
       <w:ind w:left="840" w:leftChars="400"/>
     </w:pPr>
   </w:style>
-  <w:style w:type="paragraph" w:styleId="Footer">
+  <w:style w:type="paragraph" w:styleId="14">
     <w:name w:val="footer"/>
-    <w:basedOn w:val="Normal"/>
+    <w:basedOn w:val="1"/>
     <w:qFormat/>
+    <w:uiPriority w:val="0"/>
     <w:pPr>
       <w:tabs>
         <w:tab w:val="center" w:pos="4153"/>
@@ -6496,16 +6257,17 @@
       <w:sz w:val="18"/>
     </w:rPr>
   </w:style>
-  <w:style w:type="paragraph" w:styleId="Header">
+  <w:style w:type="paragraph" w:styleId="15">
     <w:name w:val="header"/>
-    <w:basedOn w:val="Normal"/>
+    <w:basedOn w:val="1"/>
     <w:qFormat/>
+    <w:uiPriority w:val="0"/>
     <w:pPr>
       <w:pBdr>
-        <w:top w:val="nil"/>
-        <w:left w:val="nil"/>
-        <w:bottom w:val="nil"/>
-        <w:right w:val="nil"/>
+        <w:top w:val="none" w:color="auto" w:sz="0" w:space="0"/>
+        <w:left w:val="none" w:color="auto" w:sz="0" w:space="0"/>
+        <w:bottom w:val="none" w:color="auto" w:sz="0" w:space="0"/>
+        <w:right w:val="none" w:color="auto" w:sz="0" w:space="0"/>
       </w:pBdr>
       <w:tabs>
         <w:tab w:val="center" w:pos="4153"/>
@@ -6520,37 +6282,41 @@
       <w:sz w:val="18"/>
     </w:rPr>
   </w:style>
-  <w:style w:type="paragraph" w:styleId="TOC1">
+  <w:style w:type="paragraph" w:styleId="16">
     <w:name w:val="toc 1"/>
-    <w:basedOn w:val="Normal"/>
-    <w:next w:val="Normal"/>
+    <w:basedOn w:val="1"/>
+    <w:next w:val="1"/>
     <w:qFormat/>
+    <w:uiPriority w:val="0"/>
     <w:rPr>
-      <w:rFonts w:ascii="Arial" w:eastAsia="Microsoft JhengHei" w:hAnsi="Arial"/>
+      <w:rFonts w:ascii="Arial" w:hAnsi="Arial" w:eastAsia="Microsoft JhengHei"/>
       <w:sz w:val="24"/>
     </w:rPr>
   </w:style>
-  <w:style w:type="paragraph" w:styleId="TOC2">
+  <w:style w:type="paragraph" w:styleId="17">
     <w:name w:val="toc 2"/>
-    <w:basedOn w:val="Normal"/>
-    <w:next w:val="Normal"/>
+    <w:basedOn w:val="1"/>
+    <w:next w:val="1"/>
     <w:qFormat/>
+    <w:uiPriority w:val="0"/>
     <w:pPr>
       <w:ind w:left="420" w:leftChars="200"/>
     </w:pPr>
   </w:style>
-  <w:style w:type="paragraph" w:styleId="NormalWeb">
+  <w:style w:type="paragraph" w:styleId="18">
     <w:name w:val="Normal (Web)"/>
-    <w:basedOn w:val="Normal"/>
+    <w:basedOn w:val="1"/>
     <w:qFormat/>
+    <w:uiPriority w:val="0"/>
     <w:rPr>
       <w:sz w:val="24"/>
     </w:rPr>
   </w:style>
-  <w:style w:type="paragraph" w:styleId="Title">
+  <w:style w:type="paragraph" w:styleId="19">
     <w:name w:val="Title"/>
-    <w:basedOn w:val="Normal"/>
+    <w:basedOn w:val="1"/>
     <w:qFormat/>
+    <w:uiPriority w:val="0"/>
     <w:pPr>
       <w:spacing w:before="240" w:beforeLines="0" w:beforeAutospacing="0" w:after="60" w:afterLines="0" w:afterAutospacing="0"/>
       <w:jc w:val="center"/>
@@ -6562,68 +6328,73 @@
       <w:sz w:val="32"/>
     </w:rPr>
   </w:style>
-  <w:style w:type="table" w:styleId="TableGrid">
+  <w:style w:type="table" w:styleId="21">
     <w:name w:val="Table Grid"/>
-    <w:basedOn w:val="TableNormal"/>
+    <w:basedOn w:val="20"/>
     <w:qFormat/>
+    <w:uiPriority w:val="0"/>
     <w:pPr>
       <w:widowControl w:val="0"/>
       <w:jc w:val="both"/>
     </w:pPr>
     <w:tblPr>
       <w:tblBorders>
-        <w:top w:val="single" w:sz="4" w:space="0" w:color="auto"/>
-        <w:left w:val="single" w:sz="4" w:space="0" w:color="auto"/>
-        <w:bottom w:val="single" w:sz="4" w:space="0" w:color="auto"/>
-        <w:right w:val="single" w:sz="4" w:space="0" w:color="auto"/>
-        <w:insideH w:val="single" w:sz="4" w:space="0" w:color="auto"/>
-        <w:insideV w:val="single" w:sz="4" w:space="0" w:color="auto"/>
+        <w:top w:val="single" w:color="auto" w:sz="4" w:space="0"/>
+        <w:left w:val="single" w:color="auto" w:sz="4" w:space="0"/>
+        <w:bottom w:val="single" w:color="auto" w:sz="4" w:space="0"/>
+        <w:right w:val="single" w:color="auto" w:sz="4" w:space="0"/>
+        <w:insideH w:val="single" w:color="auto" w:sz="4" w:space="0"/>
+        <w:insideV w:val="single" w:color="auto" w:sz="4" w:space="0"/>
       </w:tblBorders>
     </w:tblPr>
   </w:style>
-  <w:style w:type="character" w:styleId="Strong">
+  <w:style w:type="character" w:styleId="23">
     <w:name w:val="Strong"/>
-    <w:basedOn w:val="DefaultParagraphFont"/>
+    <w:basedOn w:val="22"/>
     <w:qFormat/>
+    <w:uiPriority w:val="0"/>
     <w:rPr>
       <w:b/>
     </w:rPr>
   </w:style>
-  <w:style w:type="paragraph" w:customStyle="1" w:styleId="a">
+  <w:style w:type="paragraph" w:customStyle="1" w:styleId="24">
     <w:name w:val="柴_公司名"/>
-    <w:basedOn w:val="Title"/>
+    <w:basedOn w:val="19"/>
     <w:qFormat/>
+    <w:uiPriority w:val="0"/>
     <w:pPr>
       <w:spacing w:after="600" w:afterLines="600"/>
     </w:pPr>
     <w:rPr>
-      <w:rFonts w:ascii="宋体" w:eastAsia="宋体" w:hAnsi="宋体" w:cs="宋体" w:hint="eastAsia"/>
+      <w:rFonts w:hint="eastAsia" w:ascii="宋体" w:hAnsi="宋体" w:eastAsia="宋体" w:cs="宋体"/>
       <w:bCs/>
       <w:spacing w:val="-6"/>
       <w:sz w:val="52"/>
       <w:szCs w:val="52"/>
     </w:rPr>
   </w:style>
-  <w:style w:type="paragraph" w:customStyle="1" w:styleId="a0">
+  <w:style w:type="paragraph" w:customStyle="1" w:styleId="25">
     <w:name w:val="柴_文档名"/>
-    <w:basedOn w:val="Title"/>
+    <w:basedOn w:val="19"/>
     <w:qFormat/>
+    <w:uiPriority w:val="0"/>
     <w:pPr>
       <w:spacing w:after="900" w:afterLines="900"/>
     </w:pPr>
     <w:rPr>
-      <w:rFonts w:ascii="黑体" w:eastAsia="黑体" w:hAnsi="黑体" w:cs="黑体"/>
+      <w:rFonts w:ascii="黑体" w:hAnsi="黑体" w:eastAsia="黑体" w:cs="黑体"/>
       <w:bCs/>
       <w:spacing w:val="-7"/>
       <w:sz w:val="52"/>
       <w:szCs w:val="52"/>
     </w:rPr>
   </w:style>
-  <w:style w:type="table" w:customStyle="1" w:styleId="TableNormal0">
+  <w:style w:type="table" w:customStyle="1" w:styleId="26">
     <w:name w:val="Table Normal_0"/>
     <w:semiHidden/>
     <w:unhideWhenUsed/>
     <w:qFormat/>
+    <w:uiPriority w:val="0"/>
     <w:tblPr>
       <w:tblCellMar>
         <w:top w:w="0" w:type="dxa"/>
@@ -6633,81 +6404,87 @@
       </w:tblCellMar>
     </w:tblPr>
   </w:style>
-  <w:style w:type="paragraph" w:customStyle="1" w:styleId="TableText">
+  <w:style w:type="paragraph" w:customStyle="1" w:styleId="27">
     <w:name w:val="Table Text"/>
-    <w:basedOn w:val="Normal"/>
+    <w:basedOn w:val="1"/>
     <w:semiHidden/>
     <w:qFormat/>
+    <w:uiPriority w:val="0"/>
     <w:rPr>
-      <w:rFonts w:ascii="宋体" w:eastAsia="宋体" w:hAnsi="宋体" w:cs="宋体"/>
+      <w:rFonts w:ascii="宋体" w:hAnsi="宋体" w:eastAsia="宋体" w:cs="宋体"/>
       <w:sz w:val="21"/>
       <w:szCs w:val="21"/>
       <w:lang w:val="en-US" w:eastAsia="en-US" w:bidi="ar-SA"/>
     </w:rPr>
   </w:style>
-  <w:style w:type="paragraph" w:customStyle="1" w:styleId="1">
+  <w:style w:type="paragraph" w:customStyle="1" w:styleId="28">
     <w:name w:val="柴_标题1"/>
-    <w:basedOn w:val="Heading1"/>
-    <w:next w:val="a1"/>
-    <w:link w:val="1Char"/>
+    <w:basedOn w:val="2"/>
+    <w:next w:val="29"/>
+    <w:link w:val="38"/>
     <w:qFormat/>
+    <w:uiPriority w:val="0"/>
     <w:pPr>
       <w:spacing w:before="100" w:after="90" w:line="360" w:lineRule="auto"/>
     </w:pPr>
     <w:rPr>
-      <w:rFonts w:ascii="Arial" w:eastAsia="宋体" w:hAnsi="Arial"/>
+      <w:rFonts w:ascii="Arial" w:hAnsi="Arial" w:eastAsia="宋体"/>
       <w:sz w:val="32"/>
     </w:rPr>
   </w:style>
-  <w:style w:type="paragraph" w:customStyle="1" w:styleId="a1">
+  <w:style w:type="paragraph" w:customStyle="1" w:styleId="29">
     <w:name w:val="柴_正文"/>
-    <w:basedOn w:val="BodyText"/>
-    <w:link w:val="Char"/>
+    <w:basedOn w:val="12"/>
+    <w:link w:val="42"/>
     <w:qFormat/>
+    <w:uiPriority w:val="0"/>
     <w:pPr>
       <w:spacing w:line="360" w:lineRule="auto"/>
       <w:ind w:firstLine="470" w:firstLineChars="200"/>
     </w:pPr>
     <w:rPr>
-      <w:rFonts w:ascii="Arial" w:eastAsia="宋体" w:hAnsi="Arial"/>
+      <w:rFonts w:ascii="Arial" w:hAnsi="Arial" w:eastAsia="宋体"/>
       <w:sz w:val="24"/>
       <w:lang w:eastAsia="zh-CN"/>
     </w:rPr>
   </w:style>
-  <w:style w:type="paragraph" w:customStyle="1" w:styleId="2">
+  <w:style w:type="paragraph" w:customStyle="1" w:styleId="30">
     <w:name w:val="柴_标题2"/>
-    <w:basedOn w:val="Heading2"/>
-    <w:next w:val="a1"/>
+    <w:basedOn w:val="3"/>
+    <w:next w:val="29"/>
     <w:qFormat/>
+    <w:uiPriority w:val="0"/>
     <w:pPr>
       <w:spacing w:line="360" w:lineRule="auto"/>
     </w:pPr>
     <w:rPr>
-      <w:rFonts w:ascii="Arial" w:eastAsia="宋体" w:hAnsi="Arial"/>
+      <w:rFonts w:ascii="Arial" w:hAnsi="Arial" w:eastAsia="宋体"/>
       <w:sz w:val="28"/>
     </w:rPr>
   </w:style>
-  <w:style w:type="paragraph" w:customStyle="1" w:styleId="3">
+  <w:style w:type="paragraph" w:customStyle="1" w:styleId="31">
     <w:name w:val="柴_标题3"/>
-    <w:basedOn w:val="Heading3"/>
-    <w:next w:val="a1"/>
+    <w:basedOn w:val="4"/>
+    <w:next w:val="29"/>
     <w:qFormat/>
+    <w:uiPriority w:val="0"/>
     <w:pPr>
       <w:spacing w:line="360" w:lineRule="auto"/>
       <w:ind w:left="0" w:firstLine="472" w:firstLineChars="200"/>
     </w:pPr>
     <w:rPr>
-      <w:rFonts w:ascii="宋体" w:eastAsia="宋体" w:hAnsi="宋体" w:cs="宋体"/>
+      <w:rFonts w:ascii="宋体" w:hAnsi="宋体" w:eastAsia="宋体" w:cs="宋体"/>
       <w:spacing w:val="-2"/>
       <w:sz w:val="24"/>
       <w:szCs w:val="24"/>
     </w:rPr>
   </w:style>
-  <w:style w:type="paragraph" w:customStyle="1" w:styleId="a2">
+  <w:style w:type="paragraph" w:customStyle="1" w:styleId="32">
     <w:name w:val="柴_目录"/>
-    <w:basedOn w:val="Normal"/>
-    <w:next w:val="BodyText"/>
+    <w:basedOn w:val="1"/>
+    <w:next w:val="12"/>
     <w:qFormat/>
+    <w:uiPriority w:val="0"/>
     <w:pPr>
       <w:tabs>
         <w:tab w:val="right" w:leader="dot" w:pos="8442"/>
@@ -6715,59 +6492,64 @@
       <w:ind w:left="0" w:leftChars="0"/>
     </w:pPr>
     <w:rPr>
-      <w:rFonts w:ascii="Arial" w:eastAsia="Microsoft JhengHei" w:hAnsi="Arial"/>
+      <w:rFonts w:ascii="Arial" w:hAnsi="Arial" w:eastAsia="Microsoft JhengHei"/>
       <w:sz w:val="24"/>
     </w:rPr>
   </w:style>
-  <w:style w:type="paragraph" w:customStyle="1" w:styleId="WPSOffice1">
+  <w:style w:type="paragraph" w:customStyle="1" w:styleId="33">
     <w:name w:val="WPSOffice手动目录 1"/>
     <w:qFormat/>
+    <w:uiPriority w:val="0"/>
     <w:pPr>
       <w:ind w:leftChars="0"/>
     </w:pPr>
     <w:rPr>
-      <w:rFonts w:ascii="Times New Roman" w:eastAsia="宋体" w:hAnsi="Times New Roman" w:cs="Times New Roman"/>
+      <w:rFonts w:ascii="Times New Roman" w:hAnsi="Times New Roman" w:eastAsia="宋体" w:cs="Times New Roman"/>
       <w:sz w:val="20"/>
       <w:szCs w:val="20"/>
     </w:rPr>
   </w:style>
-  <w:style w:type="paragraph" w:customStyle="1" w:styleId="WPSOffice2">
+  <w:style w:type="paragraph" w:customStyle="1" w:styleId="34">
     <w:name w:val="WPSOffice手动目录 2"/>
     <w:qFormat/>
+    <w:uiPriority w:val="0"/>
     <w:pPr>
       <w:ind w:leftChars="200"/>
     </w:pPr>
     <w:rPr>
-      <w:rFonts w:ascii="Times New Roman" w:eastAsia="宋体" w:hAnsi="Times New Roman" w:cs="Times New Roman"/>
+      <w:rFonts w:ascii="Times New Roman" w:hAnsi="Times New Roman" w:eastAsia="宋体" w:cs="Times New Roman"/>
       <w:sz w:val="20"/>
       <w:szCs w:val="20"/>
     </w:rPr>
   </w:style>
-  <w:style w:type="paragraph" w:customStyle="1" w:styleId="WPSOffice3">
+  <w:style w:type="paragraph" w:customStyle="1" w:styleId="35">
     <w:name w:val="WPSOffice手动目录 3"/>
     <w:qFormat/>
+    <w:uiPriority w:val="0"/>
     <w:pPr>
       <w:ind w:leftChars="400"/>
     </w:pPr>
     <w:rPr>
-      <w:rFonts w:ascii="Times New Roman" w:eastAsia="宋体" w:hAnsi="Times New Roman" w:cs="Times New Roman"/>
+      <w:rFonts w:ascii="Times New Roman" w:hAnsi="Times New Roman" w:eastAsia="宋体" w:cs="Times New Roman"/>
       <w:sz w:val="20"/>
       <w:szCs w:val="20"/>
     </w:rPr>
   </w:style>
-  <w:style w:type="paragraph" w:customStyle="1" w:styleId="Compact">
+  <w:style w:type="paragraph" w:customStyle="1" w:styleId="36">
     <w:name w:val="Compact"/>
-    <w:basedOn w:val="BodyText"/>
+    <w:basedOn w:val="12"/>
     <w:qFormat/>
+    <w:uiPriority w:val="0"/>
     <w:pPr>
       <w:spacing w:before="36" w:after="36"/>
     </w:pPr>
   </w:style>
-  <w:style w:type="table" w:customStyle="1" w:styleId="Table">
+  <w:style w:type="table" w:customStyle="1" w:styleId="37">
     <w:name w:val="Table"/>
     <w:semiHidden/>
     <w:unhideWhenUsed/>
     <w:qFormat/>
+    <w:uiPriority w:val="0"/>
     <w:tblPr>
       <w:tblCellMar>
         <w:top w:w="0" w:type="dxa"/>
@@ -6779,26 +6561,28 @@
     <w:tblStylePr w:type="firstRow">
       <w:tcPr>
         <w:tcBorders>
-          <w:bottom w:val="single" w:sz="0" w:space="0" w:color="auto"/>
+          <w:bottom w:val="single" w:color="auto" w:sz="0" w:space="0"/>
         </w:tcBorders>
         <w:vAlign w:val="bottom"/>
       </w:tcPr>
     </w:tblStylePr>
   </w:style>
-  <w:style w:type="character" w:customStyle="1" w:styleId="1Char">
+  <w:style w:type="character" w:customStyle="1" w:styleId="38">
     <w:name w:val="柴_标题1 Char"/>
-    <w:link w:val="1"/>
+    <w:link w:val="28"/>
     <w:qFormat/>
+    <w:uiPriority w:val="0"/>
     <w:rPr>
-      <w:rFonts w:ascii="Arial" w:eastAsia="宋体" w:hAnsi="Arial"/>
+      <w:rFonts w:ascii="Arial" w:hAnsi="Arial" w:eastAsia="宋体"/>
       <w:sz w:val="32"/>
     </w:rPr>
   </w:style>
-  <w:style w:type="table" w:customStyle="1" w:styleId="TableNormal1">
+  <w:style w:type="table" w:customStyle="1" w:styleId="39">
     <w:name w:val="Table Normal_1"/>
     <w:semiHidden/>
     <w:unhideWhenUsed/>
     <w:qFormat/>
+    <w:uiPriority w:val="0"/>
     <w:tblPr>
       <w:tblCellMar>
         <w:top w:w="0" w:type="dxa"/>
@@ -6808,10 +6592,11 @@
       </w:tblCellMar>
     </w:tblPr>
   </w:style>
-  <w:style w:type="paragraph" w:customStyle="1" w:styleId="a3">
+  <w:style w:type="paragraph" w:customStyle="1" w:styleId="40">
     <w:name w:val="柴_正文_无缩进"/>
-    <w:basedOn w:val="Normal"/>
+    <w:basedOn w:val="1"/>
     <w:qFormat/>
+    <w:uiPriority w:val="0"/>
     <w:pPr>
       <w:ind w:firstLine="0" w:firstLineChars="0"/>
     </w:pPr>
@@ -6821,29 +6606,31 @@
       <w:lang w:eastAsia="zh-CN"/>
     </w:rPr>
   </w:style>
-  <w:style w:type="paragraph" w:customStyle="1" w:styleId="4">
+  <w:style w:type="paragraph" w:customStyle="1" w:styleId="41">
     <w:name w:val="柴_标题4"/>
-    <w:basedOn w:val="Heading4"/>
-    <w:next w:val="Normal"/>
+    <w:basedOn w:val="5"/>
+    <w:next w:val="1"/>
     <w:qFormat/>
+    <w:uiPriority w:val="0"/>
     <w:pPr>
       <w:widowControl w:val="0"/>
       <w:spacing w:before="160" w:line="360" w:lineRule="auto"/>
-      <w:ind w:left="981" w:hanging="862" w:leftChars="300"/>
+      <w:ind w:left="981" w:leftChars="300" w:hanging="862"/>
     </w:pPr>
     <w:rPr>
-      <w:rFonts w:ascii="Calibri" w:eastAsia="宋体" w:hAnsi="Calibri" w:cs="宋体" w:hint="eastAsia"/>
+      <w:rFonts w:hint="eastAsia" w:ascii="Calibri" w:hAnsi="Calibri" w:eastAsia="宋体" w:cs="宋体"/>
       <w:sz w:val="24"/>
       <w:szCs w:val="24"/>
       <w:lang w:eastAsia="zh-CN" w:bidi="zh-CN"/>
     </w:rPr>
   </w:style>
-  <w:style w:type="character" w:customStyle="1" w:styleId="Char">
+  <w:style w:type="character" w:customStyle="1" w:styleId="42">
     <w:name w:val="柴_正文 Char"/>
-    <w:link w:val="a1"/>
+    <w:link w:val="29"/>
     <w:qFormat/>
+    <w:uiPriority w:val="0"/>
     <w:rPr>
-      <w:rFonts w:ascii="Arial" w:eastAsia="宋体" w:hAnsi="Arial"/>
+      <w:rFonts w:ascii="Arial" w:hAnsi="Arial" w:eastAsia="宋体"/>
       <w:sz w:val="24"/>
       <w:lang w:eastAsia="zh-CN"/>
     </w:rPr>
